--- a/inbox/Application Aware Networking/Book_00_FedAAN_Executive_Summary.docx
+++ b/inbox/Application Aware Networking/Book_00_FedAAN_Executive_Summary.docx
@@ -85,7 +85,131 @@
         <w:pStyle w:val="BodyText"/>
       </w:pPr>
       <w:r>
-        <w:t xml:space="preserve">This document summarizes nineteen companion implementation guides that together constitute the Federal Application-Aware Networking program. Books 01–04 lay the substrate: the DDI/IPAM naming-and-addressing plane (16 controls), 802.1X network access control closing the device-identity gap at the network port, the certificate-and-token cryptographic identity layer that every session-less architecture depends on, and the HRIT identity and organizational single source of truth — the SaaS-delivered HR system of record whose worker and organizational records are what every token, account, and access decision ultimately asserts. Books 05–09 deliver the modernization tracks — network and identity architecture (Entra ID + ZTNA + Active Governance), telecommunications (SD-WAN + SASE), SQL Server authentication, and database architecture and network physics — closing</w:t>
+        <w:t xml:space="preserve">This series comprises nineteen companion implementation guides for the Federal Application-Aware Networking program, organized in four bands:</w:t>
+      </w:r>
+    </w:p>
+    <w:p>
+      <w:pPr>
+        <w:pStyle w:val="BodyText"/>
+      </w:pPr>
+      <w:r>
+        <w:rPr>
+          <w:b/>
+          <w:bCs/>
+        </w:rPr>
+        <w:t xml:space="preserve">Books 01–04 — Substrate</w:t>
+      </w:r>
+      <w:r>
+        <w:t xml:space="preserve"> </w:t>
+      </w:r>
+      <w:r>
+        <w:t xml:space="preserve">(naming, identity, and trust foundations):</w:t>
+      </w:r>
+    </w:p>
+    <w:p>
+      <w:pPr>
+        <w:pStyle w:val="Compact"/>
+        <w:numPr>
+          <w:ilvl w:val="0"/>
+          <w:numId w:val="1001"/>
+        </w:numPr>
+      </w:pPr>
+      <w:r>
+        <w:rPr>
+          <w:b/>
+          <w:bCs/>
+        </w:rPr>
+        <w:t xml:space="preserve">Book 01</w:t>
+      </w:r>
+      <w:r>
+        <w:t xml:space="preserve"> </w:t>
+      </w:r>
+      <w:r>
+        <w:t xml:space="preserve">— DDI/IPAM naming-and-addressing plane — 16 NIST SP 800-53 Rev 5 controls</w:t>
+      </w:r>
+    </w:p>
+    <w:p>
+      <w:pPr>
+        <w:pStyle w:val="Compact"/>
+        <w:numPr>
+          <w:ilvl w:val="0"/>
+          <w:numId w:val="1001"/>
+        </w:numPr>
+      </w:pPr>
+      <w:r>
+        <w:rPr>
+          <w:b/>
+          <w:bCs/>
+        </w:rPr>
+        <w:t xml:space="preserve">Book 02</w:t>
+      </w:r>
+      <w:r>
+        <w:t xml:space="preserve"> </w:t>
+      </w:r>
+      <w:r>
+        <w:t xml:space="preserve">— Network Access Control (802.1X EAP-TLS, RADIUS, device identity at the port)</w:t>
+      </w:r>
+    </w:p>
+    <w:p>
+      <w:pPr>
+        <w:pStyle w:val="Compact"/>
+        <w:numPr>
+          <w:ilvl w:val="0"/>
+          <w:numId w:val="1001"/>
+        </w:numPr>
+      </w:pPr>
+      <w:r>
+        <w:rPr>
+          <w:b/>
+          <w:bCs/>
+        </w:rPr>
+        <w:t xml:space="preserve">Book 03</w:t>
+      </w:r>
+      <w:r>
+        <w:t xml:space="preserve"> </w:t>
+      </w:r>
+      <w:r>
+        <w:t xml:space="preserve">— Certificates &amp; Tokens — the cryptographic identity layer every session-less architecture depends on</w:t>
+      </w:r>
+    </w:p>
+    <w:p>
+      <w:pPr>
+        <w:pStyle w:val="Compact"/>
+        <w:numPr>
+          <w:ilvl w:val="0"/>
+          <w:numId w:val="1001"/>
+        </w:numPr>
+      </w:pPr>
+      <w:r>
+        <w:rPr>
+          <w:b/>
+          <w:bCs/>
+        </w:rPr>
+        <w:t xml:space="preserve">Book 04</w:t>
+      </w:r>
+      <w:r>
+        <w:t xml:space="preserve"> </w:t>
+      </w:r>
+      <w:r>
+        <w:t xml:space="preserve">— HRIT Identity &amp; Org SSOT — the HR system of record whose worker records underpin every token, account, and access decision</w:t>
+      </w:r>
+    </w:p>
+    <w:p>
+      <w:pPr>
+        <w:pStyle w:val="FirstParagraph"/>
+      </w:pPr>
+      <w:r>
+        <w:rPr>
+          <w:b/>
+          <w:bCs/>
+        </w:rPr>
+        <w:t xml:space="preserve">Books 05–09 — Modernization Tracks</w:t>
+      </w:r>
+      <w:r>
+        <w:t xml:space="preserve"> </w:t>
+      </w:r>
+      <w:r>
+        <w:t xml:space="preserve">— closing</w:t>
       </w:r>
       <w:r>
         <w:t xml:space="preserve"> </w:t>
@@ -101,7 +225,113 @@
         <w:t xml:space="preserve"> </w:t>
       </w:r>
       <w:r>
-        <w:t xml:space="preserve">across the original six tracks. Books 10–14 extend coverage to privileged access management, vulnerability management, data protection, SIEM/XDR detection engineering, and business continuity — adding approximately</w:t>
+        <w:t xml:space="preserve">across the original six tracks:</w:t>
+      </w:r>
+    </w:p>
+    <w:p>
+      <w:pPr>
+        <w:pStyle w:val="Compact"/>
+        <w:numPr>
+          <w:ilvl w:val="0"/>
+          <w:numId w:val="1002"/>
+        </w:numPr>
+      </w:pPr>
+      <w:r>
+        <w:rPr>
+          <w:b/>
+          <w:bCs/>
+        </w:rPr>
+        <w:t xml:space="preserve">Book 05</w:t>
+      </w:r>
+      <w:r>
+        <w:t xml:space="preserve"> </w:t>
+      </w:r>
+      <w:r>
+        <w:t xml:space="preserve">— Network and Identity Modernization (Entra ID, ZTNA, Active Governance)</w:t>
+      </w:r>
+    </w:p>
+    <w:p>
+      <w:pPr>
+        <w:pStyle w:val="Compact"/>
+        <w:numPr>
+          <w:ilvl w:val="0"/>
+          <w:numId w:val="1002"/>
+        </w:numPr>
+      </w:pPr>
+      <w:r>
+        <w:rPr>
+          <w:b/>
+          <w:bCs/>
+        </w:rPr>
+        <w:t xml:space="preserve">Book 06</w:t>
+      </w:r>
+      <w:r>
+        <w:t xml:space="preserve"> </w:t>
+      </w:r>
+      <w:r>
+        <w:t xml:space="preserve">— Federal Telecommunications Modernization (SD-WAN, SASE)</w:t>
+      </w:r>
+    </w:p>
+    <w:p>
+      <w:pPr>
+        <w:pStyle w:val="Compact"/>
+        <w:numPr>
+          <w:ilvl w:val="0"/>
+          <w:numId w:val="1002"/>
+        </w:numPr>
+      </w:pPr>
+      <w:r>
+        <w:rPr>
+          <w:b/>
+          <w:bCs/>
+        </w:rPr>
+        <w:t xml:space="preserve">Books 07–08</w:t>
+      </w:r>
+      <w:r>
+        <w:t xml:space="preserve"> </w:t>
+      </w:r>
+      <w:r>
+        <w:t xml:space="preserve">— SQL Server Authentication Modernization and Implementation Guide</w:t>
+      </w:r>
+    </w:p>
+    <w:p>
+      <w:pPr>
+        <w:pStyle w:val="Compact"/>
+        <w:numPr>
+          <w:ilvl w:val="0"/>
+          <w:numId w:val="1002"/>
+        </w:numPr>
+      </w:pPr>
+      <w:r>
+        <w:rPr>
+          <w:b/>
+          <w:bCs/>
+        </w:rPr>
+        <w:t xml:space="preserve">Book 09</w:t>
+      </w:r>
+      <w:r>
+        <w:t xml:space="preserve"> </w:t>
+      </w:r>
+      <w:r>
+        <w:t xml:space="preserve">— Database Consolidation and Network Physics</w:t>
+      </w:r>
+    </w:p>
+    <w:p>
+      <w:pPr>
+        <w:pStyle w:val="FirstParagraph"/>
+      </w:pPr>
+      <w:r>
+        <w:rPr>
+          <w:b/>
+          <w:bCs/>
+        </w:rPr>
+        <w:t xml:space="preserve">Books 10–14 — Security Operations</w:t>
+      </w:r>
+      <w:r>
+        <w:t xml:space="preserve"> </w:t>
+      </w:r>
+      <w:r>
+        <w:t xml:space="preserve">— approximately</w:t>
       </w:r>
       <w:r>
         <w:t xml:space="preserve"> </w:t>
@@ -117,7 +347,245 @@
         <w:t xml:space="preserve"> </w:t>
       </w:r>
       <w:r>
-        <w:t xml:space="preserve">across the AC, RA, MP, SC, AU, SI, IR, and CP families. Books 15–17 close the remaining SR, PM, and PT control families — supply chain risk management (SBOM/VDR/VEX pipeline), program management governance (POA&amp;M/SCRM/ISPP), and PII processing transparency (PT family templates and Purview enforcement). Book 18 delivers the AT family cybersecurity training program — activating KSI-022 (KSI-CED-RAT) and making all 29 FedRAMP 20x CR26 KSIs evaluable at high confidence. Book 19 assembles the complete FedRAMP 20x authorization package — OSCAL AP+AR+POA&amp;M bundle (29/29 KSIs self-assessed as satisfied, 0 open risks, pending independent 3PAO validation), continuous monitoring program, and BOD 26-04 VDR/VER submission procedure — closing CA-2, CA-5, CA-6, CA-7, RA-3, and SA-15. Together the series constitutes the complete evidence generation and authorization layer required for FedRAMP 20x continuous monitoring authorization.</w:t>
+        <w:t xml:space="preserve">across the AC, RA, MP, SC, AU, SI, IR, and CP families:</w:t>
+      </w:r>
+    </w:p>
+    <w:p>
+      <w:pPr>
+        <w:pStyle w:val="Compact"/>
+        <w:numPr>
+          <w:ilvl w:val="0"/>
+          <w:numId w:val="1003"/>
+        </w:numPr>
+      </w:pPr>
+      <w:r>
+        <w:rPr>
+          <w:b/>
+          <w:bCs/>
+        </w:rPr>
+        <w:t xml:space="preserve">Book 10</w:t>
+      </w:r>
+      <w:r>
+        <w:t xml:space="preserve"> </w:t>
+      </w:r>
+      <w:r>
+        <w:t xml:space="preserve">— Privileged Access Management</w:t>
+      </w:r>
+    </w:p>
+    <w:p>
+      <w:pPr>
+        <w:pStyle w:val="Compact"/>
+        <w:numPr>
+          <w:ilvl w:val="0"/>
+          <w:numId w:val="1003"/>
+        </w:numPr>
+      </w:pPr>
+      <w:r>
+        <w:rPr>
+          <w:b/>
+          <w:bCs/>
+        </w:rPr>
+        <w:t xml:space="preserve">Book 11</w:t>
+      </w:r>
+      <w:r>
+        <w:t xml:space="preserve"> </w:t>
+      </w:r>
+      <w:r>
+        <w:t xml:space="preserve">— Vulnerability Management</w:t>
+      </w:r>
+    </w:p>
+    <w:p>
+      <w:pPr>
+        <w:pStyle w:val="Compact"/>
+        <w:numPr>
+          <w:ilvl w:val="0"/>
+          <w:numId w:val="1003"/>
+        </w:numPr>
+      </w:pPr>
+      <w:r>
+        <w:rPr>
+          <w:b/>
+          <w:bCs/>
+        </w:rPr>
+        <w:t xml:space="preserve">Book 12</w:t>
+      </w:r>
+      <w:r>
+        <w:t xml:space="preserve"> </w:t>
+      </w:r>
+      <w:r>
+        <w:t xml:space="preserve">— Data Protection and Purview</w:t>
+      </w:r>
+    </w:p>
+    <w:p>
+      <w:pPr>
+        <w:pStyle w:val="Compact"/>
+        <w:numPr>
+          <w:ilvl w:val="0"/>
+          <w:numId w:val="1003"/>
+        </w:numPr>
+      </w:pPr>
+      <w:r>
+        <w:rPr>
+          <w:b/>
+          <w:bCs/>
+        </w:rPr>
+        <w:t xml:space="preserve">Book 13</w:t>
+      </w:r>
+      <w:r>
+        <w:t xml:space="preserve"> </w:t>
+      </w:r>
+      <w:r>
+        <w:t xml:space="preserve">— SIEM/XDR Detection Engineering</w:t>
+      </w:r>
+    </w:p>
+    <w:p>
+      <w:pPr>
+        <w:pStyle w:val="Compact"/>
+        <w:numPr>
+          <w:ilvl w:val="0"/>
+          <w:numId w:val="1003"/>
+        </w:numPr>
+      </w:pPr>
+      <w:r>
+        <w:rPr>
+          <w:b/>
+          <w:bCs/>
+        </w:rPr>
+        <w:t xml:space="preserve">Book 14</w:t>
+      </w:r>
+      <w:r>
+        <w:t xml:space="preserve"> </w:t>
+      </w:r>
+      <w:r>
+        <w:t xml:space="preserve">— Business Continuity</w:t>
+      </w:r>
+    </w:p>
+    <w:p>
+      <w:pPr>
+        <w:pStyle w:val="FirstParagraph"/>
+      </w:pPr>
+      <w:r>
+        <w:rPr>
+          <w:b/>
+          <w:bCs/>
+        </w:rPr>
+        <w:t xml:space="preserve">Books 15–17 — Risk and Program Governance</w:t>
+      </w:r>
+      <w:r>
+        <w:t xml:space="preserve"> </w:t>
+      </w:r>
+      <w:r>
+        <w:t xml:space="preserve">(SR, PM, and PT control families):</w:t>
+      </w:r>
+    </w:p>
+    <w:p>
+      <w:pPr>
+        <w:pStyle w:val="Compact"/>
+        <w:numPr>
+          <w:ilvl w:val="0"/>
+          <w:numId w:val="1004"/>
+        </w:numPr>
+      </w:pPr>
+      <w:r>
+        <w:rPr>
+          <w:b/>
+          <w:bCs/>
+        </w:rPr>
+        <w:t xml:space="preserve">Book 15</w:t>
+      </w:r>
+      <w:r>
+        <w:t xml:space="preserve"> </w:t>
+      </w:r>
+      <w:r>
+        <w:t xml:space="preserve">— Supply Chain Risk Management (SBOM/VDR/VEX pipeline)</w:t>
+      </w:r>
+    </w:p>
+    <w:p>
+      <w:pPr>
+        <w:pStyle w:val="Compact"/>
+        <w:numPr>
+          <w:ilvl w:val="0"/>
+          <w:numId w:val="1004"/>
+        </w:numPr>
+      </w:pPr>
+      <w:r>
+        <w:rPr>
+          <w:b/>
+          <w:bCs/>
+        </w:rPr>
+        <w:t xml:space="preserve">Book 16</w:t>
+      </w:r>
+      <w:r>
+        <w:t xml:space="preserve"> </w:t>
+      </w:r>
+      <w:r>
+        <w:t xml:space="preserve">— Program Management and Governance (POA&amp;M/SCRM/ISPP)</w:t>
+      </w:r>
+    </w:p>
+    <w:p>
+      <w:pPr>
+        <w:pStyle w:val="Compact"/>
+        <w:numPr>
+          <w:ilvl w:val="0"/>
+          <w:numId w:val="1004"/>
+        </w:numPr>
+      </w:pPr>
+      <w:r>
+        <w:rPr>
+          <w:b/>
+          <w:bCs/>
+        </w:rPr>
+        <w:t xml:space="preserve">Book 17</w:t>
+      </w:r>
+      <w:r>
+        <w:t xml:space="preserve"> </w:t>
+      </w:r>
+      <w:r>
+        <w:t xml:space="preserve">— PII Processing and Transparency (PT family templates, Purview enforcement)</w:t>
+      </w:r>
+    </w:p>
+    <w:p>
+      <w:pPr>
+        <w:pStyle w:val="FirstParagraph"/>
+      </w:pPr>
+      <w:r>
+        <w:rPr>
+          <w:b/>
+          <w:bCs/>
+        </w:rPr>
+        <w:t xml:space="preserve">Book 18 — Training and Awareness</w:t>
+      </w:r>
+      <w:r>
+        <w:t xml:space="preserve"> </w:t>
+      </w:r>
+      <w:r>
+        <w:t xml:space="preserve">— AT family cybersecurity training program — activates KSI-022 (KSI-CED-RAT), making all 29 FedRAMP 20x CR26 KSIs evaluable at high confidence.</w:t>
+      </w:r>
+    </w:p>
+    <w:p>
+      <w:pPr>
+        <w:pStyle w:val="BodyText"/>
+      </w:pPr>
+      <w:r>
+        <w:rPr>
+          <w:b/>
+          <w:bCs/>
+        </w:rPr>
+        <w:t xml:space="preserve">Book 19 — Authorization Package and ConMon</w:t>
+      </w:r>
+      <w:r>
+        <w:t xml:space="preserve"> </w:t>
+      </w:r>
+      <w:r>
+        <w:t xml:space="preserve">— OSCAL AP+AR+POA&amp;M bundle (29/29 KSIs self-assessed, pending 3PAO validation), continuous monitoring program, and BOD 26-04 VDR/VER submission — closing CA-2, CA-5, CA-6, CA-7, RA-3, and SA-15.</w:t>
+      </w:r>
+    </w:p>
+    <w:p>
+      <w:pPr>
+        <w:pStyle w:val="BodyText"/>
+      </w:pPr>
+      <w:r>
+        <w:t xml:space="preserve">Together the series constitutes the complete evidence-generation and authorization layer required for FedRAMP 20x continuous monitoring authorization.</w:t>
       </w:r>
     </w:p>
     <w:p>
@@ -2496,7 +2964,7 @@
               <w:pStyle w:val="Compact"/>
               <w:numPr>
                 <w:ilvl w:val="0"/>
-                <w:numId w:val="1001"/>
+                <w:numId w:val="1005"/>
               </w:numPr>
             </w:pPr>
             <w:r>
@@ -2530,7 +2998,7 @@
               <w:pStyle w:val="Compact"/>
               <w:numPr>
                 <w:ilvl w:val="0"/>
-                <w:numId w:val="1001"/>
+                <w:numId w:val="1005"/>
               </w:numPr>
             </w:pPr>
             <w:r>
@@ -2570,7 +3038,7 @@
               <w:pStyle w:val="Compact"/>
               <w:numPr>
                 <w:ilvl w:val="0"/>
-                <w:numId w:val="1001"/>
+                <w:numId w:val="1005"/>
               </w:numPr>
             </w:pPr>
             <w:r>
@@ -3089,7 +3557,7 @@
         <w:pStyle w:val="Compact"/>
         <w:numPr>
           <w:ilvl w:val="0"/>
-          <w:numId w:val="1002"/>
+          <w:numId w:val="1006"/>
         </w:numPr>
       </w:pPr>
       <w:r>
@@ -3123,7 +3591,7 @@
         <w:pStyle w:val="Compact"/>
         <w:numPr>
           <w:ilvl w:val="0"/>
-          <w:numId w:val="1002"/>
+          <w:numId w:val="1006"/>
         </w:numPr>
       </w:pPr>
       <w:r>
@@ -3181,7 +3649,7 @@
         <w:pStyle w:val="Compact"/>
         <w:numPr>
           <w:ilvl w:val="0"/>
-          <w:numId w:val="1002"/>
+          <w:numId w:val="1006"/>
         </w:numPr>
       </w:pPr>
       <w:r>
@@ -3221,7 +3689,7 @@
         <w:pStyle w:val="Compact"/>
         <w:numPr>
           <w:ilvl w:val="0"/>
-          <w:numId w:val="1002"/>
+          <w:numId w:val="1006"/>
         </w:numPr>
       </w:pPr>
       <w:r>
@@ -3725,7 +4193,7 @@
         <w:pStyle w:val="Compact"/>
         <w:numPr>
           <w:ilvl w:val="0"/>
-          <w:numId w:val="1003"/>
+          <w:numId w:val="1007"/>
         </w:numPr>
       </w:pPr>
       <w:r>
@@ -3747,7 +4215,7 @@
         <w:pStyle w:val="Compact"/>
         <w:numPr>
           <w:ilvl w:val="0"/>
-          <w:numId w:val="1003"/>
+          <w:numId w:val="1007"/>
         </w:numPr>
       </w:pPr>
       <w:r>
@@ -3769,7 +4237,7 @@
         <w:pStyle w:val="Compact"/>
         <w:numPr>
           <w:ilvl w:val="0"/>
-          <w:numId w:val="1003"/>
+          <w:numId w:val="1007"/>
         </w:numPr>
       </w:pPr>
       <w:r>
@@ -3791,7 +4259,7 @@
         <w:pStyle w:val="Compact"/>
         <w:numPr>
           <w:ilvl w:val="0"/>
-          <w:numId w:val="1003"/>
+          <w:numId w:val="1007"/>
         </w:numPr>
       </w:pPr>
       <w:r>
@@ -3813,7 +4281,7 @@
         <w:pStyle w:val="Compact"/>
         <w:numPr>
           <w:ilvl w:val="0"/>
-          <w:numId w:val="1003"/>
+          <w:numId w:val="1007"/>
         </w:numPr>
       </w:pPr>
       <w:r>
@@ -3835,7 +4303,7 @@
         <w:pStyle w:val="Compact"/>
         <w:numPr>
           <w:ilvl w:val="0"/>
-          <w:numId w:val="1003"/>
+          <w:numId w:val="1007"/>
         </w:numPr>
       </w:pPr>
       <w:r>
@@ -3857,7 +4325,7 @@
         <w:pStyle w:val="Compact"/>
         <w:numPr>
           <w:ilvl w:val="0"/>
-          <w:numId w:val="1003"/>
+          <w:numId w:val="1007"/>
         </w:numPr>
       </w:pPr>
       <w:r>
@@ -3949,7 +4417,7 @@
         <w:pStyle w:val="Compact"/>
         <w:numPr>
           <w:ilvl w:val="0"/>
-          <w:numId w:val="1004"/>
+          <w:numId w:val="1008"/>
         </w:numPr>
       </w:pPr>
       <w:r>
@@ -3983,7 +4451,7 @@
         <w:pStyle w:val="Compact"/>
         <w:numPr>
           <w:ilvl w:val="0"/>
-          <w:numId w:val="1004"/>
+          <w:numId w:val="1008"/>
         </w:numPr>
       </w:pPr>
       <w:r>
@@ -4011,7 +4479,7 @@
         <w:pStyle w:val="Compact"/>
         <w:numPr>
           <w:ilvl w:val="0"/>
-          <w:numId w:val="1004"/>
+          <w:numId w:val="1008"/>
         </w:numPr>
       </w:pPr>
       <w:r>
@@ -4039,7 +4507,7 @@
         <w:pStyle w:val="Compact"/>
         <w:numPr>
           <w:ilvl w:val="0"/>
-          <w:numId w:val="1004"/>
+          <w:numId w:val="1008"/>
         </w:numPr>
       </w:pPr>
       <w:r>
@@ -4133,7 +4601,7 @@
         <w:pStyle w:val="Compact"/>
         <w:numPr>
           <w:ilvl w:val="0"/>
-          <w:numId w:val="1005"/>
+          <w:numId w:val="1009"/>
         </w:numPr>
       </w:pPr>
       <w:r>
@@ -4201,7 +4669,7 @@
         <w:pStyle w:val="Compact"/>
         <w:numPr>
           <w:ilvl w:val="0"/>
-          <w:numId w:val="1005"/>
+          <w:numId w:val="1009"/>
         </w:numPr>
       </w:pPr>
       <w:r>
@@ -7411,55 +7879,131 @@
         <w:t xml:space="preserve"> </w:t>
       </w:r>
       <w:r>
-        <w:t xml:space="preserve">is requesting. Part 2 closes that assumption:</w:t>
-      </w:r>
-      <w:r>
-        <w:t xml:space="preserve"> </w:t>
-      </w:r>
-      <w:r>
-        <w:t xml:space="preserve">802.1X EAP-TLS port authentication, RADIUS with real-time change of</w:t>
-      </w:r>
-      <w:r>
-        <w:t xml:space="preserve"> </w:t>
-      </w:r>
-      <w:r>
-        <w:t xml:space="preserve">authorization, certificate enrollment via Intune SCEP to TPM-backed machine</w:t>
-      </w:r>
-      <w:r>
-        <w:t xml:space="preserve"> </w:t>
-      </w:r>
-      <w:r>
-        <w:t xml:space="preserve">certificates, NAC policy tiers (production, remediation, quarantine, guest,</w:t>
-      </w:r>
-      <w:r>
-        <w:t xml:space="preserve"> </w:t>
-      </w:r>
-      <w:r>
-        <w:t xml:space="preserve">IoT), and DHCP fingerprinting that feeds IPAM as the authoritative device</w:t>
-      </w:r>
-      <w:r>
-        <w:t xml:space="preserve"> </w:t>
-      </w:r>
-      <w:r>
-        <w:t xml:space="preserve">inventory. The book opens with the Voice VLAN precedent — DHCP option-based</w:t>
-      </w:r>
-      <w:r>
-        <w:t xml:space="preserve"> </w:t>
-      </w:r>
-      <w:r>
-        <w:t xml:space="preserve">device steering as the earliest production proto-NAC — and closes with the</w:t>
-      </w:r>
-      <w:r>
-        <w:t xml:space="preserve"> </w:t>
-      </w:r>
-      <w:r>
-        <w:t xml:space="preserve">NAC → ZTNA continuum: posture asserted at the port evolving into posture</w:t>
-      </w:r>
-      <w:r>
-        <w:t xml:space="preserve"> </w:t>
-      </w:r>
-      <w:r>
-        <w:t xml:space="preserve">asserted in the token (Part 3).</w:t>
+        <w:t xml:space="preserve">is requesting. Part 2 closes that assumption</w:t>
+      </w:r>
+      <w:r>
+        <w:t xml:space="preserve"> </w:t>
+      </w:r>
+      <w:r>
+        <w:t xml:space="preserve">with five interlocking mechanisms:</w:t>
+      </w:r>
+    </w:p>
+    <w:p>
+      <w:pPr>
+        <w:pStyle w:val="Compact"/>
+        <w:numPr>
+          <w:ilvl w:val="0"/>
+          <w:numId w:val="1010"/>
+        </w:numPr>
+      </w:pPr>
+      <w:r>
+        <w:rPr>
+          <w:b/>
+          <w:bCs/>
+        </w:rPr>
+        <w:t xml:space="preserve">802.1X EAP-TLS</w:t>
+      </w:r>
+      <w:r>
+        <w:t xml:space="preserve"> </w:t>
+      </w:r>
+      <w:r>
+        <w:t xml:space="preserve">— port authentication with TPM-backed machine certificates issued via Intune SCEP</w:t>
+      </w:r>
+    </w:p>
+    <w:p>
+      <w:pPr>
+        <w:pStyle w:val="Compact"/>
+        <w:numPr>
+          <w:ilvl w:val="0"/>
+          <w:numId w:val="1010"/>
+        </w:numPr>
+      </w:pPr>
+      <w:r>
+        <w:rPr>
+          <w:b/>
+          <w:bCs/>
+        </w:rPr>
+        <w:t xml:space="preserve">RADIUS with Change of Authorization (CoA)</w:t>
+      </w:r>
+      <w:r>
+        <w:t xml:space="preserve"> </w:t>
+      </w:r>
+      <w:r>
+        <w:t xml:space="preserve">— real-time policy enforcement; non-compliant devices moved to the remediation VLAN without requiring re-authentication</w:t>
+      </w:r>
+    </w:p>
+    <w:p>
+      <w:pPr>
+        <w:pStyle w:val="Compact"/>
+        <w:numPr>
+          <w:ilvl w:val="0"/>
+          <w:numId w:val="1010"/>
+        </w:numPr>
+      </w:pPr>
+      <w:r>
+        <w:rPr>
+          <w:b/>
+          <w:bCs/>
+        </w:rPr>
+        <w:t xml:space="preserve">NAC policy tiers</w:t>
+      </w:r>
+      <w:r>
+        <w:t xml:space="preserve"> </w:t>
+      </w:r>
+      <w:r>
+        <w:t xml:space="preserve">— production, remediation, quarantine, guest, and IoT lanes with distinct access rights</w:t>
+      </w:r>
+    </w:p>
+    <w:p>
+      <w:pPr>
+        <w:pStyle w:val="Compact"/>
+        <w:numPr>
+          <w:ilvl w:val="0"/>
+          <w:numId w:val="1010"/>
+        </w:numPr>
+      </w:pPr>
+      <w:r>
+        <w:rPr>
+          <w:b/>
+          <w:bCs/>
+        </w:rPr>
+        <w:t xml:space="preserve">DHCP fingerprinting</w:t>
+      </w:r>
+      <w:r>
+        <w:t xml:space="preserve"> </w:t>
+      </w:r>
+      <w:r>
+        <w:t xml:space="preserve">— device classification feeding IPAM as the authoritative device inventory</w:t>
+      </w:r>
+    </w:p>
+    <w:p>
+      <w:pPr>
+        <w:pStyle w:val="Compact"/>
+        <w:numPr>
+          <w:ilvl w:val="0"/>
+          <w:numId w:val="1010"/>
+        </w:numPr>
+      </w:pPr>
+      <w:r>
+        <w:rPr>
+          <w:b/>
+          <w:bCs/>
+        </w:rPr>
+        <w:t xml:space="preserve">NAC → ZTNA continuum</w:t>
+      </w:r>
+      <w:r>
+        <w:t xml:space="preserve"> </w:t>
+      </w:r>
+      <w:r>
+        <w:t xml:space="preserve">— posture asserted at the port evolves into posture asserted in the token (Part 3)</w:t>
+      </w:r>
+    </w:p>
+    <w:p>
+      <w:pPr>
+        <w:pStyle w:val="FirstParagraph"/>
+      </w:pPr>
+      <w:r>
+        <w:t xml:space="preserve">The book opens with the Voice VLAN precedent — DHCP option-based device steering as the earliest production proto-NAC — to ground the architecture in operational history before extending to the full EAP-TLS model.</w:t>
       </w:r>
     </w:p>
     <w:p>
@@ -7547,37 +8091,103 @@
         <w:t xml:space="preserve"> </w:t>
       </w:r>
       <w:r>
-        <w:t xml:space="preserve">it — PKI as a naming-plane function (issuance, revocation, CAA, and ACME</w:t>
-      </w:r>
-      <w:r>
-        <w:t xml:space="preserve"> </w:t>
-      </w:r>
-      <w:r>
-        <w:t xml:space="preserve">DNS-01 live in the same substrate as Part 1’s DDI), certificate lifecycle</w:t>
-      </w:r>
-      <w:r>
-        <w:t xml:space="preserve"> </w:t>
-      </w:r>
-      <w:r>
-        <w:t xml:space="preserve">automation with short-lived certificates, token-based identity (OAuth</w:t>
-      </w:r>
-      <w:r>
-        <w:t xml:space="preserve"> </w:t>
-      </w:r>
-      <w:r>
-        <w:t xml:space="preserve">2.0/OIDC, certificate-based authentication, phishing-resistant MFA per BOD</w:t>
-      </w:r>
-      <w:r>
-        <w:t xml:space="preserve"> </w:t>
-      </w:r>
-      <w:r>
-        <w:t xml:space="preserve">25-01), and machine/workload identity. Parts 7–8’s SQL Server authentication</w:t>
-      </w:r>
-      <w:r>
-        <w:t xml:space="preserve"> </w:t>
-      </w:r>
-      <w:r>
-        <w:t xml:space="preserve">modernization is an application of this book’s doctrine to the database tier.</w:t>
+        <w:t xml:space="preserve">it:</w:t>
+      </w:r>
+    </w:p>
+    <w:p>
+      <w:pPr>
+        <w:pStyle w:val="Compact"/>
+        <w:numPr>
+          <w:ilvl w:val="0"/>
+          <w:numId w:val="1011"/>
+        </w:numPr>
+      </w:pPr>
+      <w:r>
+        <w:rPr>
+          <w:b/>
+          <w:bCs/>
+        </w:rPr>
+        <w:t xml:space="preserve">PKI as a naming-plane function</w:t>
+      </w:r>
+      <w:r>
+        <w:t xml:space="preserve"> </w:t>
+      </w:r>
+      <w:r>
+        <w:t xml:space="preserve">— certificate issuance, revocation, CAA, and ACME DNS-01 live in the same substrate as Part 1’s DDI</w:t>
+      </w:r>
+    </w:p>
+    <w:p>
+      <w:pPr>
+        <w:pStyle w:val="Compact"/>
+        <w:numPr>
+          <w:ilvl w:val="0"/>
+          <w:numId w:val="1011"/>
+        </w:numPr>
+      </w:pPr>
+      <w:r>
+        <w:rPr>
+          <w:b/>
+          <w:bCs/>
+        </w:rPr>
+        <w:t xml:space="preserve">Certificate lifecycle automation</w:t>
+      </w:r>
+      <w:r>
+        <w:t xml:space="preserve"> </w:t>
+      </w:r>
+      <w:r>
+        <w:t xml:space="preserve">— short-lived certificates with automated ACME renewal; expiry linked to IP host records</w:t>
+      </w:r>
+    </w:p>
+    <w:p>
+      <w:pPr>
+        <w:pStyle w:val="Compact"/>
+        <w:numPr>
+          <w:ilvl w:val="0"/>
+          <w:numId w:val="1011"/>
+        </w:numPr>
+      </w:pPr>
+      <w:r>
+        <w:rPr>
+          <w:b/>
+          <w:bCs/>
+        </w:rPr>
+        <w:t xml:space="preserve">Token-based identity</w:t>
+      </w:r>
+      <w:r>
+        <w:t xml:space="preserve"> </w:t>
+      </w:r>
+      <w:r>
+        <w:t xml:space="preserve">— OAuth 2.0/OIDC, certificate-based authentication (CBA), and phishing-resistant MFA per BOD 25-01</w:t>
+      </w:r>
+    </w:p>
+    <w:p>
+      <w:pPr>
+        <w:pStyle w:val="Compact"/>
+        <w:numPr>
+          <w:ilvl w:val="0"/>
+          <w:numId w:val="1011"/>
+        </w:numPr>
+      </w:pPr>
+      <w:r>
+        <w:rPr>
+          <w:b/>
+          <w:bCs/>
+        </w:rPr>
+        <w:t xml:space="preserve">Machine and workload identity</w:t>
+      </w:r>
+      <w:r>
+        <w:t xml:space="preserve"> </w:t>
+      </w:r>
+      <w:r>
+        <w:t xml:space="preserve">— managed identity for non-human principals that cannot hold passwords</w:t>
+      </w:r>
+    </w:p>
+    <w:p>
+      <w:pPr>
+        <w:pStyle w:val="FirstParagraph"/>
+      </w:pPr>
+      <w:r>
+        <w:t xml:space="preserve">Parts 7–8’s SQL Server authentication modernization is a direct application of this book’s cryptographic identity doctrine to the database tier.</w:t>
       </w:r>
     </w:p>
     <w:p>
@@ -7653,66 +8263,106 @@
         <w:t xml:space="preserve"> </w:t>
       </w:r>
       <w:r>
-        <w:t xml:space="preserve">the system that makes those assertions true — the SaaS-delivered HR system of</w:t>
-      </w:r>
-      <w:r>
-        <w:t xml:space="preserve"> </w:t>
-      </w:r>
-      <w:r>
-        <w:t xml:space="preserve">record (Oracle HCM Cloud) as the authoritative source for worker identity and</w:t>
-      </w:r>
-      <w:r>
-        <w:t xml:space="preserve"> </w:t>
-      </w:r>
-      <w:r>
-        <w:t xml:space="preserve">organizational structure. It covers the joiner/mover/leaver lifecycle driven by</w:t>
-      </w:r>
-      <w:r>
-        <w:t xml:space="preserve"> </w:t>
-      </w:r>
-      <w:r>
-        <w:t xml:space="preserve">HR events, HR-driven provisioning into Entra ID, identifier management, and the</w:t>
-      </w:r>
-      <w:r>
-        <w:t xml:space="preserve"> </w:t>
-      </w:r>
-      <w:r>
-        <w:t xml:space="preserve">organizational SSOT: supervisory hierarchy, positions, and cost centers as</w:t>
-      </w:r>
-      <w:r>
-        <w:t xml:space="preserve"> </w:t>
-      </w:r>
-      <w:r>
-        <w:t xml:space="preserve">queryable records that derive dynamic groups and access packages instead of</w:t>
-      </w:r>
-      <w:r>
-        <w:t xml:space="preserve"> </w:t>
-      </w:r>
-      <w:r>
-        <w:t xml:space="preserve">living in OU trees and drawings. Its integration surface — federation, SCIM</w:t>
-      </w:r>
-      <w:r>
-        <w:t xml:space="preserve"> </w:t>
-      </w:r>
-      <w:r>
-        <w:t xml:space="preserve">provisioning, DNS, and evidence export — is an identity-plane and naming-plane</w:t>
-      </w:r>
-      <w:r>
-        <w:t xml:space="preserve"> </w:t>
-      </w:r>
-      <w:r>
-        <w:t xml:space="preserve">surface, which is why it belongs to the substrate and not to any</w:t>
-      </w:r>
-      <w:r>
-        <w:t xml:space="preserve"> </w:t>
-      </w:r>
-      <w:r>
-        <w:t xml:space="preserve">infrastructure-hosting track.</w:t>
-      </w:r>
-    </w:p>
-    <w:p>
-      <w:pPr>
-        <w:pStyle w:val="BodyText"/>
+        <w:t xml:space="preserve">the system that makes those assertions true — Oracle HCM Cloud as the</w:t>
+      </w:r>
+      <w:r>
+        <w:t xml:space="preserve"> </w:t>
+      </w:r>
+      <w:r>
+        <w:t xml:space="preserve">authoritative source for worker identity and organizational structure:</w:t>
+      </w:r>
+    </w:p>
+    <w:p>
+      <w:pPr>
+        <w:pStyle w:val="Compact"/>
+        <w:numPr>
+          <w:ilvl w:val="0"/>
+          <w:numId w:val="1012"/>
+        </w:numPr>
+      </w:pPr>
+      <w:r>
+        <w:rPr>
+          <w:b/>
+          <w:bCs/>
+        </w:rPr>
+        <w:t xml:space="preserve">Joiner/mover/leaver lifecycle</w:t>
+      </w:r>
+      <w:r>
+        <w:t xml:space="preserve"> </w:t>
+      </w:r>
+      <w:r>
+        <w:t xml:space="preserve">— HR events drive same-day account creation, role change, and deprovisioning into Entra ID via SCIM</w:t>
+      </w:r>
+    </w:p>
+    <w:p>
+      <w:pPr>
+        <w:pStyle w:val="Compact"/>
+        <w:numPr>
+          <w:ilvl w:val="0"/>
+          <w:numId w:val="1012"/>
+        </w:numPr>
+      </w:pPr>
+      <w:r>
+        <w:rPr>
+          <w:b/>
+          <w:bCs/>
+        </w:rPr>
+        <w:t xml:space="preserve">Organizational SSOT</w:t>
+      </w:r>
+      <w:r>
+        <w:t xml:space="preserve"> </w:t>
+      </w:r>
+      <w:r>
+        <w:t xml:space="preserve">— supervisory hierarchy, positions, and cost centers as queryable records that derive dynamic groups and access packages instead of living in OU trees and static drawings</w:t>
+      </w:r>
+    </w:p>
+    <w:p>
+      <w:pPr>
+        <w:pStyle w:val="Compact"/>
+        <w:numPr>
+          <w:ilvl w:val="0"/>
+          <w:numId w:val="1012"/>
+        </w:numPr>
+      </w:pPr>
+      <w:r>
+        <w:rPr>
+          <w:b/>
+          <w:bCs/>
+        </w:rPr>
+        <w:t xml:space="preserve">Identifier management</w:t>
+      </w:r>
+      <w:r>
+        <w:t xml:space="preserve"> </w:t>
+      </w:r>
+      <w:r>
+        <w:t xml:space="preserve">— canonical identifiers anchored to the HR record flow through all downstream systems</w:t>
+      </w:r>
+    </w:p>
+    <w:p>
+      <w:pPr>
+        <w:pStyle w:val="Compact"/>
+        <w:numPr>
+          <w:ilvl w:val="0"/>
+          <w:numId w:val="1012"/>
+        </w:numPr>
+      </w:pPr>
+      <w:r>
+        <w:rPr>
+          <w:b/>
+          <w:bCs/>
+        </w:rPr>
+        <w:t xml:space="preserve">Identity-plane and naming-plane integration</w:t>
+      </w:r>
+      <w:r>
+        <w:t xml:space="preserve"> </w:t>
+      </w:r>
+      <w:r>
+        <w:t xml:space="preserve">— federation, SCIM provisioning, DNS, and evidence export make this a substrate function, not a hosting-track function</w:t>
+      </w:r>
+    </w:p>
+    <w:p>
+      <w:pPr>
+        <w:pStyle w:val="FirstParagraph"/>
       </w:pPr>
       <w:r>
         <w:rPr>
@@ -7812,7 +8462,7 @@
         <w:pStyle w:val="Compact"/>
         <w:numPr>
           <w:ilvl w:val="0"/>
-          <w:numId w:val="1006"/>
+          <w:numId w:val="1013"/>
         </w:numPr>
       </w:pPr>
       <w:r>
@@ -7834,7 +8484,7 @@
         <w:pStyle w:val="Compact"/>
         <w:numPr>
           <w:ilvl w:val="0"/>
-          <w:numId w:val="1006"/>
+          <w:numId w:val="1013"/>
         </w:numPr>
       </w:pPr>
       <w:r>
@@ -7856,7 +8506,7 @@
         <w:pStyle w:val="Compact"/>
         <w:numPr>
           <w:ilvl w:val="0"/>
-          <w:numId w:val="1006"/>
+          <w:numId w:val="1013"/>
         </w:numPr>
       </w:pPr>
       <w:r>
@@ -7878,7 +8528,7 @@
         <w:pStyle w:val="Compact"/>
         <w:numPr>
           <w:ilvl w:val="0"/>
-          <w:numId w:val="1006"/>
+          <w:numId w:val="1013"/>
         </w:numPr>
       </w:pPr>
       <w:r>
@@ -13778,7 +14428,7 @@
         <w:pStyle w:val="Compact"/>
         <w:numPr>
           <w:ilvl w:val="0"/>
-          <w:numId w:val="1007"/>
+          <w:numId w:val="1014"/>
         </w:numPr>
       </w:pPr>
       <w:r>
@@ -13806,7 +14456,7 @@
         <w:pStyle w:val="Compact"/>
         <w:numPr>
           <w:ilvl w:val="0"/>
-          <w:numId w:val="1007"/>
+          <w:numId w:val="1014"/>
         </w:numPr>
       </w:pPr>
       <w:r>
@@ -13834,7 +14484,7 @@
         <w:pStyle w:val="Compact"/>
         <w:numPr>
           <w:ilvl w:val="0"/>
-          <w:numId w:val="1007"/>
+          <w:numId w:val="1014"/>
         </w:numPr>
       </w:pPr>
       <w:r>
@@ -13862,7 +14512,7 @@
         <w:pStyle w:val="Compact"/>
         <w:numPr>
           <w:ilvl w:val="0"/>
-          <w:numId w:val="1007"/>
+          <w:numId w:val="1014"/>
         </w:numPr>
       </w:pPr>
       <w:r>
@@ -13898,7 +14548,7 @@
         <w:pStyle w:val="Compact"/>
         <w:numPr>
           <w:ilvl w:val="0"/>
-          <w:numId w:val="1008"/>
+          <w:numId w:val="1015"/>
         </w:numPr>
       </w:pPr>
       <w:r>
@@ -13920,7 +14570,7 @@
         <w:pStyle w:val="Compact"/>
         <w:numPr>
           <w:ilvl w:val="0"/>
-          <w:numId w:val="1008"/>
+          <w:numId w:val="1015"/>
         </w:numPr>
       </w:pPr>
       <w:r>
@@ -13942,7 +14592,7 @@
         <w:pStyle w:val="Compact"/>
         <w:numPr>
           <w:ilvl w:val="0"/>
-          <w:numId w:val="1008"/>
+          <w:numId w:val="1015"/>
         </w:numPr>
       </w:pPr>
       <w:r>
@@ -13964,7 +14614,7 @@
         <w:pStyle w:val="Compact"/>
         <w:numPr>
           <w:ilvl w:val="0"/>
-          <w:numId w:val="1008"/>
+          <w:numId w:val="1015"/>
         </w:numPr>
       </w:pPr>
       <w:r>
@@ -13986,7 +14636,7 @@
         <w:pStyle w:val="Compact"/>
         <w:numPr>
           <w:ilvl w:val="0"/>
-          <w:numId w:val="1008"/>
+          <w:numId w:val="1015"/>
         </w:numPr>
       </w:pPr>
       <w:r>
@@ -15818,7 +16468,7 @@
               <w:pStyle w:val="Compact"/>
             </w:pPr>
             <w:r>
-              <w:t xml:space="preserve">BOD 26-04 VDR/VER submission (Dec 7); Authorization package filed; OSCAL AP+AR+POAM bundle (29/29 satisfied)</w:t>
+              <w:t xml:space="preserve">BOD 26-04 VDR/VER submission (Dec 7); Authorization package filed; OSCAL AP+AR+POAM bundle (29/29 self-assessed, pending 3PAO validation)</w:t>
             </w:r>
           </w:p>
         </w:tc>
@@ -16753,7 +17403,7 @@
               <w:pStyle w:val="Compact"/>
             </w:pPr>
             <w:r>
-              <w:t xml:space="preserve">Part 19: FedRAMP 20x authorization package structure, OSCAL AP+AR+POA&amp;M bundle (29/29 satisfied), CA-7 ConMon program, BOD 26-04 VDR/VER submission, AO checklist, day-of-submission procedure</w:t>
+              <w:t xml:space="preserve">Part 19: FedRAMP 20x authorization package structure, OSCAL AP+AR+POA&amp;M bundle (29/29 self-assessed, pending 3PAO validation), CA-7 ConMon program, BOD 26-04 VDR/VER submission, AO checklist, day-of-submission procedure</w:t>
             </w:r>
           </w:p>
         </w:tc>
@@ -17038,6 +17688,109 @@
       </w:pPr>
     </w:lvl>
   </w:abstractNum>
+  <w:abstractNum w:abstractNumId="991">
+    <w:nsid w:val="0000A991"/>
+    <w:multiLevelType w:val="multilevel"/>
+    <w:lvl w:ilvl="0">
+      <w:numFmt w:val="bullet"/>
+      <w:lvlText w:val=""/>
+      <w:lvlJc w:val="left"/>
+      <w:pPr>
+        <w:ind w:left="720" w:hanging="360"/>
+      </w:pPr>
+      <w:rPr>
+        <w:rFonts w:ascii="Symbol" w:hAnsi="Symbol" w:cs="Symbol" w:hint="default"/>
+      </w:rPr>
+    </w:lvl>
+    <w:lvl w:ilvl="1">
+      <w:numFmt w:val="bullet"/>
+      <w:lvlText w:val="o"/>
+      <w:lvlJc w:val="left"/>
+      <w:pPr>
+        <w:ind w:left="1440" w:hanging="360"/>
+      </w:pPr>
+      <w:rPr>
+        <w:rFonts w:ascii="Courier New" w:hAnsi="Courier New" w:cs="Courier New" w:hint="default"/>
+      </w:rPr>
+    </w:lvl>
+    <w:lvl w:ilvl="2">
+      <w:numFmt w:val="bullet"/>
+      <w:lvlText w:val=""/>
+      <w:lvlJc w:val="left"/>
+      <w:pPr>
+        <w:ind w:left="2160" w:hanging="360"/>
+      </w:pPr>
+      <w:rPr>
+        <w:rFonts w:ascii="Wingdings" w:hAnsi="Wingdings" w:cs="Wingdings" w:hint="default"/>
+      </w:rPr>
+    </w:lvl>
+    <w:lvl w:ilvl="3">
+      <w:numFmt w:val="bullet"/>
+      <w:lvlText w:val=""/>
+      <w:lvlJc w:val="left"/>
+      <w:pPr>
+        <w:ind w:left="2880" w:hanging="360"/>
+      </w:pPr>
+      <w:rPr>
+        <w:rFonts w:ascii="Symbol" w:hAnsi="Symbol" w:cs="Symbol" w:hint="default"/>
+      </w:rPr>
+    </w:lvl>
+    <w:lvl w:ilvl="4">
+      <w:numFmt w:val="bullet"/>
+      <w:lvlText w:val="o"/>
+      <w:lvlJc w:val="left"/>
+      <w:pPr>
+        <w:ind w:left="3600" w:hanging="360"/>
+      </w:pPr>
+      <w:rPr>
+        <w:rFonts w:ascii="Courier New" w:hAnsi="Courier New" w:cs="Courier New" w:hint="default"/>
+      </w:rPr>
+    </w:lvl>
+    <w:lvl w:ilvl="5">
+      <w:numFmt w:val="bullet"/>
+      <w:lvlText w:val=""/>
+      <w:lvlJc w:val="left"/>
+      <w:pPr>
+        <w:ind w:left="4320" w:hanging="360"/>
+      </w:pPr>
+      <w:rPr>
+        <w:rFonts w:ascii="Wingdings" w:hAnsi="Wingdings" w:cs="Wingdings" w:hint="default"/>
+      </w:rPr>
+    </w:lvl>
+    <w:lvl w:ilvl="6">
+      <w:numFmt w:val="bullet"/>
+      <w:lvlText w:val=""/>
+      <w:lvlJc w:val="left"/>
+      <w:pPr>
+        <w:ind w:left="5040" w:hanging="360"/>
+      </w:pPr>
+      <w:rPr>
+        <w:rFonts w:ascii="Symbol" w:hAnsi="Symbol" w:cs="Symbol" w:hint="default"/>
+      </w:rPr>
+    </w:lvl>
+    <w:lvl w:ilvl="7">
+      <w:numFmt w:val="bullet"/>
+      <w:lvlText w:val="o"/>
+      <w:lvlJc w:val="left"/>
+      <w:pPr>
+        <w:ind w:left="5760" w:hanging="360"/>
+      </w:pPr>
+      <w:rPr>
+        <w:rFonts w:ascii="Courier New" w:hAnsi="Courier New" w:cs="Courier New" w:hint="default"/>
+      </w:rPr>
+    </w:lvl>
+    <w:lvl w:ilvl="8">
+      <w:numFmt w:val="bullet"/>
+      <w:lvlText w:val=""/>
+      <w:lvlJc w:val="left"/>
+      <w:pPr>
+        <w:ind w:left="6480" w:hanging="360"/>
+      </w:pPr>
+      <w:rPr>
+        <w:rFonts w:ascii="Wingdings" w:hAnsi="Wingdings" w:cs="Wingdings" w:hint="default"/>
+      </w:rPr>
+    </w:lvl>
+  </w:abstractNum>
   <w:abstractNum w:abstractNumId="99411">
     <w:nsid w:val="00A99411"/>
     <w:multiLevelType w:val="multilevel"/>
@@ -17123,113 +17876,22 @@
       </w:pPr>
     </w:lvl>
   </w:abstractNum>
-  <w:abstractNum w:abstractNumId="991">
-    <w:nsid w:val="0000A991"/>
-    <w:multiLevelType w:val="multilevel"/>
-    <w:lvl w:ilvl="0">
-      <w:numFmt w:val="bullet"/>
-      <w:lvlText w:val=""/>
-      <w:lvlJc w:val="left"/>
-      <w:pPr>
-        <w:ind w:left="720" w:hanging="360"/>
-      </w:pPr>
-      <w:rPr>
-        <w:rFonts w:ascii="Symbol" w:hAnsi="Symbol" w:cs="Symbol" w:hint="default"/>
-      </w:rPr>
-    </w:lvl>
-    <w:lvl w:ilvl="1">
-      <w:numFmt w:val="bullet"/>
-      <w:lvlText w:val="o"/>
-      <w:lvlJc w:val="left"/>
-      <w:pPr>
-        <w:ind w:left="1440" w:hanging="360"/>
-      </w:pPr>
-      <w:rPr>
-        <w:rFonts w:ascii="Courier New" w:hAnsi="Courier New" w:cs="Courier New" w:hint="default"/>
-      </w:rPr>
-    </w:lvl>
-    <w:lvl w:ilvl="2">
-      <w:numFmt w:val="bullet"/>
-      <w:lvlText w:val=""/>
-      <w:lvlJc w:val="left"/>
-      <w:pPr>
-        <w:ind w:left="2160" w:hanging="360"/>
-      </w:pPr>
-      <w:rPr>
-        <w:rFonts w:ascii="Wingdings" w:hAnsi="Wingdings" w:cs="Wingdings" w:hint="default"/>
-      </w:rPr>
-    </w:lvl>
-    <w:lvl w:ilvl="3">
-      <w:numFmt w:val="bullet"/>
-      <w:lvlText w:val=""/>
-      <w:lvlJc w:val="left"/>
-      <w:pPr>
-        <w:ind w:left="2880" w:hanging="360"/>
-      </w:pPr>
-      <w:rPr>
-        <w:rFonts w:ascii="Symbol" w:hAnsi="Symbol" w:cs="Symbol" w:hint="default"/>
-      </w:rPr>
-    </w:lvl>
-    <w:lvl w:ilvl="4">
-      <w:numFmt w:val="bullet"/>
-      <w:lvlText w:val="o"/>
-      <w:lvlJc w:val="left"/>
-      <w:pPr>
-        <w:ind w:left="3600" w:hanging="360"/>
-      </w:pPr>
-      <w:rPr>
-        <w:rFonts w:ascii="Courier New" w:hAnsi="Courier New" w:cs="Courier New" w:hint="default"/>
-      </w:rPr>
-    </w:lvl>
-    <w:lvl w:ilvl="5">
-      <w:numFmt w:val="bullet"/>
-      <w:lvlText w:val=""/>
-      <w:lvlJc w:val="left"/>
-      <w:pPr>
-        <w:ind w:left="4320" w:hanging="360"/>
-      </w:pPr>
-      <w:rPr>
-        <w:rFonts w:ascii="Wingdings" w:hAnsi="Wingdings" w:cs="Wingdings" w:hint="default"/>
-      </w:rPr>
-    </w:lvl>
-    <w:lvl w:ilvl="6">
-      <w:numFmt w:val="bullet"/>
-      <w:lvlText w:val=""/>
-      <w:lvlJc w:val="left"/>
-      <w:pPr>
-        <w:ind w:left="5040" w:hanging="360"/>
-      </w:pPr>
-      <w:rPr>
-        <w:rFonts w:ascii="Symbol" w:hAnsi="Symbol" w:cs="Symbol" w:hint="default"/>
-      </w:rPr>
-    </w:lvl>
-    <w:lvl w:ilvl="7">
-      <w:numFmt w:val="bullet"/>
-      <w:lvlText w:val="o"/>
-      <w:lvlJc w:val="left"/>
-      <w:pPr>
-        <w:ind w:left="5760" w:hanging="360"/>
-      </w:pPr>
-      <w:rPr>
-        <w:rFonts w:ascii="Courier New" w:hAnsi="Courier New" w:cs="Courier New" w:hint="default"/>
-      </w:rPr>
-    </w:lvl>
-    <w:lvl w:ilvl="8">
-      <w:numFmt w:val="bullet"/>
-      <w:lvlText w:val=""/>
-      <w:lvlJc w:val="left"/>
-      <w:pPr>
-        <w:ind w:left="6480" w:hanging="360"/>
-      </w:pPr>
-      <w:rPr>
-        <w:rFonts w:ascii="Wingdings" w:hAnsi="Wingdings" w:cs="Wingdings" w:hint="default"/>
-      </w:rPr>
-    </w:lvl>
-  </w:abstractNum>
   <w:num w:numId="1000">
     <w:abstractNumId w:val="990"/>
   </w:num>
   <w:num w:numId="1001">
+    <w:abstractNumId w:val="991"/>
+  </w:num>
+  <w:num w:numId="1002">
+    <w:abstractNumId w:val="991"/>
+  </w:num>
+  <w:num w:numId="1003">
+    <w:abstractNumId w:val="991"/>
+  </w:num>
+  <w:num w:numId="1004">
+    <w:abstractNumId w:val="991"/>
+  </w:num>
+  <w:num w:numId="1005">
     <w:abstractNumId w:val="99411"/>
     <w:lvlOverride w:ilvl="0">
       <w:startOverride w:val="1"/>
@@ -17259,19 +17921,28 @@
       <w:startOverride w:val="1"/>
     </w:lvlOverride>
   </w:num>
-  <w:num w:numId="1002">
+  <w:num w:numId="1006">
     <w:abstractNumId w:val="991"/>
   </w:num>
-  <w:num w:numId="1003">
+  <w:num w:numId="1007">
     <w:abstractNumId w:val="991"/>
   </w:num>
-  <w:num w:numId="1004">
+  <w:num w:numId="1008">
     <w:abstractNumId w:val="991"/>
   </w:num>
-  <w:num w:numId="1005">
+  <w:num w:numId="1009">
     <w:abstractNumId w:val="991"/>
   </w:num>
-  <w:num w:numId="1006">
+  <w:num w:numId="1010">
+    <w:abstractNumId w:val="991"/>
+  </w:num>
+  <w:num w:numId="1011">
+    <w:abstractNumId w:val="991"/>
+  </w:num>
+  <w:num w:numId="1012">
+    <w:abstractNumId w:val="991"/>
+  </w:num>
+  <w:num w:numId="1013">
     <w:abstractNumId w:val="99411"/>
     <w:lvlOverride w:ilvl="0">
       <w:startOverride w:val="1"/>
@@ -17301,7 +17972,7 @@
       <w:startOverride w:val="1"/>
     </w:lvlOverride>
   </w:num>
-  <w:num w:numId="1007">
+  <w:num w:numId="1014">
     <w:abstractNumId w:val="99411"/>
     <w:lvlOverride w:ilvl="0">
       <w:startOverride w:val="1"/>
@@ -17331,7 +18002,7 @@
       <w:startOverride w:val="1"/>
     </w:lvlOverride>
   </w:num>
-  <w:num w:numId="1008">
+  <w:num w:numId="1015">
     <w:abstractNumId w:val="991"/>
   </w:num>
 </w:numbering>

--- a/inbox/Application Aware Networking/Book_00_FedAAN_Executive_Summary.docx
+++ b/inbox/Application Aware Networking/Book_00_FedAAN_Executive_Summary.docx
@@ -68,9 +68,372 @@
         <w:t xml:space="preserve">INTERNAL — NOT FOR PUBLIC DISTRIBUTION</w:t>
       </w:r>
     </w:p>
+    <w:tbl>
+      <w:tblPr>
+        <w:tblStyle w:val="Table"/>
+        <w:tblLook w:firstRow="0" w:lastRow="0" w:firstColumn="0" w:lastColumn="0" w:noHBand="0" w:noVBand="0" w:val="0000"/>
+        <w:tblBorders>
+          <w:top w:val="single" w:sz="4" w:space="0" w:color="EB9113"/>
+          <w:left w:val="single" w:sz="24" w:space="0" w:color="EB9113"/>
+          <w:bottom w:val="single" w:sz="4" w:space="0" w:color="EB9113"/>
+          <w:right w:val="single" w:sz="4" w:space="0" w:color="EB9113"/>
+        </w:tblBorders>
+        <w:tblCellMar>
+          <w:left w:w="144" w:type="dxa"/>
+          <w:right w:w="144" w:type="dxa"/>
+        </w:tblCellMar>
+        <w:tblLook w:firstRow="0" w:lastRow="0" w:firstColumn="0" w:lastColumn="0" w:noHBand="0" w:noVBand="0" w:val="0000"/>
+      </w:tblPr>
+      <w:tr>
+        <w:trPr>
+          <w:cantSplit/>
+        </w:trPr>
+        <w:tc>
+          <w:tcPr>
+            <w:shd w:color="auto" w:fill="fcefdc" w:val="clear"/>
+            <w:tcMar>
+              <w:top w:w="92" w:type="dxa"/>
+              <w:bottom w:w="92" w:type="dxa"/>
+            </w:tcMar>
+          </w:tcPr>
+          <w:p>
+            <w:pPr>
+              <w:pStyle w:val="BodyText"/>
+            </w:pPr>
+            <w:pPr>
+              <w:spacing w:before="0" w:after="0"/>
+              <w:textAlignment w:val="center"/>
+            </w:pPr>
+            <w:r>
+              <w:drawing>
+                <wp:inline>
+                  <wp:extent cx="152400" cy="152400"/>
+                  <wp:effectExtent b="0" l="0" r="0" t="0"/>
+                  <wp:docPr descr="" title="" id="10" name="Picture"/>
+                  <a:graphic>
+                    <a:graphicData uri="http://schemas.openxmlformats.org/drawingml/2006/picture">
+                      <pic:pic>
+                        <pic:nvPicPr>
+                          <pic:cNvPr descr="/opt/quarto/share/formats/docx/warning.png" id="11" name="Picture"/>
+                          <pic:cNvPicPr>
+                            <a:picLocks noChangeArrowheads="1" noChangeAspect="1"/>
+                          </pic:cNvPicPr>
+                        </pic:nvPicPr>
+                        <pic:blipFill>
+                          <a:blip r:embed="rId9"/>
+                          <a:stretch>
+                            <a:fillRect/>
+                          </a:stretch>
+                        </pic:blipFill>
+                        <pic:spPr bwMode="auto">
+                          <a:xfrm>
+                            <a:off x="0" y="0"/>
+                            <a:ext cx="152400" cy="152400"/>
+                          </a:xfrm>
+                          <a:prstGeom prst="rect">
+                            <a:avLst/>
+                          </a:prstGeom>
+                          <a:noFill/>
+                          <a:ln w="9525">
+                            <a:noFill/>
+                            <a:headEnd/>
+                            <a:tailEnd/>
+                          </a:ln>
+                        </pic:spPr>
+                      </pic:pic>
+                    </a:graphicData>
+                  </a:graphic>
+                </wp:inline>
+              </w:drawing>
+            </w:r>
+            <w:r>
+              <w:t xml:space="preserve"> </w:t>
+            </w:r>
+            <w:r>
+              <w:t xml:space="preserve"> </w:t>
+            </w:r>
+            <w:r>
+              <w:t xml:space="preserve">Draft Proposal — Subject to Review</w:t>
+            </w:r>
+          </w:p>
+        </w:tc>
+      </w:tr>
+      <w:tr>
+        <w:trPr>
+          <w:cantSplit/>
+        </w:trPr>
+        <w:tc>
+          <w:tcPr>
+            <w:tcMar>
+              <w:top w:w="108" w:type="dxa"/>
+              <w:bottom w:w="108" w:type="dxa"/>
+            </w:tcMar>
+          </w:tcPr>
+          <w:p>
+            <w:pPr>
+              <w:pStyle w:val="BodyText"/>
+            </w:pPr>
+            <w:pPr>
+              <w:spacing w:before="16" w:after="16"/>
+            </w:pPr>
+            <w:r>
+              <w:t xml:space="preserve">This document is a</w:t>
+            </w:r>
+            <w:r>
+              <w:t xml:space="preserve"> </w:t>
+            </w:r>
+            <w:r>
+              <w:rPr>
+                <w:b/>
+                <w:bCs/>
+              </w:rPr>
+              <w:t xml:space="preserve">draft proposal</w:t>
+            </w:r>
+            <w:r>
+              <w:t xml:space="preserve"> </w:t>
+            </w:r>
+            <w:r>
+              <w:t xml:space="preserve">developed by the</w:t>
+            </w:r>
+            <w:r>
+              <w:t xml:space="preserve"> </w:t>
+            </w:r>
+            <w:r>
+              <w:rPr>
+                <w:b/>
+                <w:bCs/>
+              </w:rPr>
+              <w:t xml:space="preserve">CSI Team (Cloud Services Infrastructure)</w:t>
+            </w:r>
+            <w:r>
+              <w:t xml:space="preserve">. It is an attempt at a comprehensive SSA-wide technical roadmap and has not been reviewed or approved by the SSA CIO Office, the Office of Information Security (OIS), or organizational leadership. All recommendations, vendor selections, control mappings, and implementation timelines are subject to revision pending formal review by the SSA CIO Office and organizational components.</w:t>
+            </w:r>
+          </w:p>
+          <w:p/>
+        </w:tc>
+      </w:tr>
+    </w:tbl>
+    <w:bookmarkStart w:id="12" w:name="about-this-document"/>
+    <w:p>
+      <w:pPr>
+        <w:pStyle w:val="Heading2"/>
+      </w:pPr>
+      <w:r>
+        <w:t xml:space="preserve">About This Document</w:t>
+      </w:r>
+    </w:p>
+    <w:p>
+      <w:pPr>
+        <w:pStyle w:val="FirstParagraph"/>
+      </w:pPr>
+      <w:r>
+        <w:t xml:space="preserve">This series was developed by the</w:t>
+      </w:r>
+      <w:r>
+        <w:t xml:space="preserve"> </w:t>
+      </w:r>
+      <w:r>
+        <w:rPr>
+          <w:b/>
+          <w:bCs/>
+        </w:rPr>
+        <w:t xml:space="preserve">CSI Team (Cloud Services Infrastructure)</w:t>
+      </w:r>
+      <w:r>
+        <w:t xml:space="preserve"> </w:t>
+      </w:r>
+      <w:r>
+        <w:t xml:space="preserve">as a technical planning document for SSA’s FedRAMP 20x compliance transition. It represents an SSA-wide analysis of the architectural work required to satisfy NIST SP 800-53 Rev 5 controls and FedRAMP 20x Key Security Indicators under the Consolidated Rules effective January 1, 2027.</w:t>
+      </w:r>
+    </w:p>
     <w:p>
       <w:pPr>
         <w:pStyle w:val="BodyText"/>
+      </w:pPr>
+      <w:r>
+        <w:rPr>
+          <w:b/>
+          <w:bCs/>
+        </w:rPr>
+        <w:t xml:space="preserve">What this is:</w:t>
+      </w:r>
+      <w:r>
+        <w:t xml:space="preserve"> </w:t>
+      </w:r>
+      <w:r>
+        <w:t xml:space="preserve">A comprehensive technical roadmap — mapping twenty implementation areas to specific control families, identifying closure mechanisms, and sequencing the work against the regulatory timeline. It is an attempt at a true enterprise-wide view, not a CSI-scoped one.</w:t>
+      </w:r>
+    </w:p>
+    <w:p>
+      <w:pPr>
+        <w:pStyle w:val="BodyText"/>
+      </w:pPr>
+      <w:r>
+        <w:rPr>
+          <w:b/>
+          <w:bCs/>
+        </w:rPr>
+        <w:t xml:space="preserve">What this is not:</w:t>
+      </w:r>
+      <w:r>
+        <w:t xml:space="preserve"> </w:t>
+      </w:r>
+      <w:r>
+        <w:t xml:space="preserve">A final implementation mandate, an organizational assignment of responsibilities, or a procurement decision. The CSI Team does not hold authority over the full scope of what this series describes. Security policy authority, control ownership, budget authority, and implementation accountability span multiple organizations and must be established through a formal alignment process.</w:t>
+      </w:r>
+    </w:p>
+    <w:p>
+      <w:pPr>
+        <w:pStyle w:val="BodyText"/>
+      </w:pPr>
+      <w:r>
+        <w:rPr>
+          <w:b/>
+          <w:bCs/>
+        </w:rPr>
+        <w:t xml:space="preserve">OIS and security leadership:</w:t>
+      </w:r>
+      <w:r>
+        <w:t xml:space="preserve"> </w:t>
+      </w:r>
+      <w:r>
+        <w:t xml:space="preserve">The Office of Information Security (OIS) will have substantial influence over the security architecture, policy framework, and control ownership decisions described in this series. This document has not yet been reviewed by OIS. That review — and OIS’s active participation in shaping the implementation approach — is a required step before any commitments are made.</w:t>
+      </w:r>
+    </w:p>
+    <w:p>
+      <w:pPr>
+        <w:pStyle w:val="BodyText"/>
+      </w:pPr>
+      <w:r>
+        <w:rPr>
+          <w:b/>
+          <w:bCs/>
+        </w:rPr>
+        <w:t xml:space="preserve">Expected revision process:</w:t>
+      </w:r>
+      <w:r>
+        <w:t xml:space="preserve"> </w:t>
+      </w:r>
+      <w:r>
+        <w:t xml:space="preserve">This roadmap will necessarily be modified as it is reviewed by:</w:t>
+      </w:r>
+    </w:p>
+    <w:p>
+      <w:pPr>
+        <w:pStyle w:val="Compact"/>
+        <w:numPr>
+          <w:ilvl w:val="0"/>
+          <w:numId w:val="1001"/>
+        </w:numPr>
+      </w:pPr>
+      <w:r>
+        <w:rPr>
+          <w:b/>
+          <w:bCs/>
+        </w:rPr>
+        <w:t xml:space="preserve">CIO Office</w:t>
+      </w:r>
+      <w:r>
+        <w:t xml:space="preserve"> </w:t>
+      </w:r>
+      <w:r>
+        <w:t xml:space="preserve">— strategic direction, enterprise architecture alignment, and prioritization</w:t>
+      </w:r>
+    </w:p>
+    <w:p>
+      <w:pPr>
+        <w:pStyle w:val="Compact"/>
+        <w:numPr>
+          <w:ilvl w:val="0"/>
+          <w:numId w:val="1001"/>
+        </w:numPr>
+      </w:pPr>
+      <w:r>
+        <w:rPr>
+          <w:b/>
+          <w:bCs/>
+        </w:rPr>
+        <w:t xml:space="preserve">Office of Information Security (OIS)</w:t>
+      </w:r>
+      <w:r>
+        <w:t xml:space="preserve"> </w:t>
+      </w:r>
+      <w:r>
+        <w:t xml:space="preserve">— security policy, control ownership, assessment methodology, and risk acceptance authority</w:t>
+      </w:r>
+    </w:p>
+    <w:p>
+      <w:pPr>
+        <w:pStyle w:val="Compact"/>
+        <w:numPr>
+          <w:ilvl w:val="0"/>
+          <w:numId w:val="1001"/>
+        </w:numPr>
+      </w:pPr>
+      <w:r>
+        <w:rPr>
+          <w:b/>
+          <w:bCs/>
+        </w:rPr>
+        <w:t xml:space="preserve">Organizational leaders</w:t>
+      </w:r>
+      <w:r>
+        <w:t xml:space="preserve"> </w:t>
+      </w:r>
+      <w:r>
+        <w:t xml:space="preserve">— operational feasibility, resource capacity, and accountability mapping across SSA’s organizational units</w:t>
+      </w:r>
+    </w:p>
+    <w:p>
+      <w:pPr>
+        <w:pStyle w:val="Compact"/>
+        <w:numPr>
+          <w:ilvl w:val="0"/>
+          <w:numId w:val="1001"/>
+        </w:numPr>
+      </w:pPr>
+      <w:r>
+        <w:rPr>
+          <w:b/>
+          <w:bCs/>
+        </w:rPr>
+        <w:t xml:space="preserve">Program offices</w:t>
+      </w:r>
+      <w:r>
+        <w:t xml:space="preserve"> </w:t>
+      </w:r>
+      <w:r>
+        <w:t xml:space="preserve">— system-specific applicability of the recommended controls and implementation sequencing</w:t>
+      </w:r>
+    </w:p>
+    <w:p>
+      <w:pPr>
+        <w:pStyle w:val="FirstParagraph"/>
+      </w:pPr>
+      <w:r>
+        <w:rPr>
+          <w:b/>
+          <w:bCs/>
+        </w:rPr>
+        <w:t xml:space="preserve">The compliance timeline is not advisory.</w:t>
+      </w:r>
+      <w:r>
+        <w:t xml:space="preserve"> </w:t>
+      </w:r>
+      <w:r>
+        <w:t xml:space="preserve">The FedRAMP 20x mandatory date of January 1, 2027 is a regulatory requirement, not an internal target. The architectural gap this series describes is real, and the window to close it is closing. This roadmap does not reduce that urgency — it maps the path. Closing it requires alignment and action across all of the organizations named above.</w:t>
+      </w:r>
+    </w:p>
+    <w:p>
+      <w:r>
+        <w:pict>
+          <v:rect style="width:0;height:1.5pt" o:hralign="center" o:hrstd="t" o:hr="t"/>
+        </w:pict>
+      </w:r>
+    </w:p>
+    <w:p>
+      <w:pPr>
+        <w:pStyle w:val="FirstParagraph"/>
       </w:pPr>
       <w:r>
         <w:rPr>
@@ -111,7 +474,7 @@
         <w:pStyle w:val="Compact"/>
         <w:numPr>
           <w:ilvl w:val="0"/>
-          <w:numId w:val="1001"/>
+          <w:numId w:val="1002"/>
         </w:numPr>
       </w:pPr>
       <w:r>
@@ -133,7 +496,7 @@
         <w:pStyle w:val="Compact"/>
         <w:numPr>
           <w:ilvl w:val="0"/>
-          <w:numId w:val="1001"/>
+          <w:numId w:val="1002"/>
         </w:numPr>
       </w:pPr>
       <w:r>
@@ -155,7 +518,7 @@
         <w:pStyle w:val="Compact"/>
         <w:numPr>
           <w:ilvl w:val="0"/>
-          <w:numId w:val="1001"/>
+          <w:numId w:val="1002"/>
         </w:numPr>
       </w:pPr>
       <w:r>
@@ -177,7 +540,7 @@
         <w:pStyle w:val="Compact"/>
         <w:numPr>
           <w:ilvl w:val="0"/>
-          <w:numId w:val="1001"/>
+          <w:numId w:val="1002"/>
         </w:numPr>
       </w:pPr>
       <w:r>
@@ -233,7 +596,7 @@
         <w:pStyle w:val="Compact"/>
         <w:numPr>
           <w:ilvl w:val="0"/>
-          <w:numId w:val="1002"/>
+          <w:numId w:val="1003"/>
         </w:numPr>
       </w:pPr>
       <w:r>
@@ -255,7 +618,7 @@
         <w:pStyle w:val="Compact"/>
         <w:numPr>
           <w:ilvl w:val="0"/>
-          <w:numId w:val="1002"/>
+          <w:numId w:val="1003"/>
         </w:numPr>
       </w:pPr>
       <w:r>
@@ -277,7 +640,7 @@
         <w:pStyle w:val="Compact"/>
         <w:numPr>
           <w:ilvl w:val="0"/>
-          <w:numId w:val="1002"/>
+          <w:numId w:val="1003"/>
         </w:numPr>
       </w:pPr>
       <w:r>
@@ -299,7 +662,7 @@
         <w:pStyle w:val="Compact"/>
         <w:numPr>
           <w:ilvl w:val="0"/>
-          <w:numId w:val="1002"/>
+          <w:numId w:val="1003"/>
         </w:numPr>
       </w:pPr>
       <w:r>
@@ -355,7 +718,7 @@
         <w:pStyle w:val="Compact"/>
         <w:numPr>
           <w:ilvl w:val="0"/>
-          <w:numId w:val="1003"/>
+          <w:numId w:val="1004"/>
         </w:numPr>
       </w:pPr>
       <w:r>
@@ -377,7 +740,7 @@
         <w:pStyle w:val="Compact"/>
         <w:numPr>
           <w:ilvl w:val="0"/>
-          <w:numId w:val="1003"/>
+          <w:numId w:val="1004"/>
         </w:numPr>
       </w:pPr>
       <w:r>
@@ -399,7 +762,7 @@
         <w:pStyle w:val="Compact"/>
         <w:numPr>
           <w:ilvl w:val="0"/>
-          <w:numId w:val="1003"/>
+          <w:numId w:val="1004"/>
         </w:numPr>
       </w:pPr>
       <w:r>
@@ -421,7 +784,7 @@
         <w:pStyle w:val="Compact"/>
         <w:numPr>
           <w:ilvl w:val="0"/>
-          <w:numId w:val="1003"/>
+          <w:numId w:val="1004"/>
         </w:numPr>
       </w:pPr>
       <w:r>
@@ -443,7 +806,7 @@
         <w:pStyle w:val="Compact"/>
         <w:numPr>
           <w:ilvl w:val="0"/>
-          <w:numId w:val="1003"/>
+          <w:numId w:val="1004"/>
         </w:numPr>
       </w:pPr>
       <w:r>
@@ -483,7 +846,7 @@
         <w:pStyle w:val="Compact"/>
         <w:numPr>
           <w:ilvl w:val="0"/>
-          <w:numId w:val="1004"/>
+          <w:numId w:val="1005"/>
         </w:numPr>
       </w:pPr>
       <w:r>
@@ -505,7 +868,7 @@
         <w:pStyle w:val="Compact"/>
         <w:numPr>
           <w:ilvl w:val="0"/>
-          <w:numId w:val="1004"/>
+          <w:numId w:val="1005"/>
         </w:numPr>
       </w:pPr>
       <w:r>
@@ -527,7 +890,7 @@
         <w:pStyle w:val="Compact"/>
         <w:numPr>
           <w:ilvl w:val="0"/>
-          <w:numId w:val="1004"/>
+          <w:numId w:val="1005"/>
         </w:numPr>
       </w:pPr>
       <w:r>
@@ -709,7 +1072,8 @@
         </w:pict>
       </w:r>
     </w:p>
-    <w:bookmarkStart w:id="12" w:name="series-overview"/>
+    <w:bookmarkEnd w:id="12"/>
+    <w:bookmarkStart w:id="16" w:name="series-overview"/>
     <w:p>
       <w:pPr>
         <w:pStyle w:val="Heading2"/>
@@ -727,18 +1091,18 @@
           <wp:inline>
             <wp:extent cx="5334000" cy="3000375"/>
             <wp:effectExtent b="0" l="0" r="0" t="0"/>
-            <wp:docPr descr="Federal Application-Aware Networking Series — Substrate, Modernization, Operations: One Compliance Architecture" title="" id="10" name="Picture"/>
+            <wp:docPr descr="Federal Application-Aware Networking Series — Substrate, Modernization, Operations: One Compliance Architecture" title="" id="14" name="Picture"/>
             <a:graphic>
               <a:graphicData uri="http://schemas.openxmlformats.org/drawingml/2006/picture">
                 <pic:pic>
                   <pic:nvPicPr>
-                    <pic:cNvPr descr="figs/es-fig-01-series-overview.png" id="11" name="Picture"/>
+                    <pic:cNvPr descr="figs/es-fig-01-series-overview.png" id="15" name="Picture"/>
                     <pic:cNvPicPr>
                       <a:picLocks noChangeArrowheads="1" noChangeAspect="1"/>
                     </pic:cNvPicPr>
                   </pic:nvPicPr>
                   <pic:blipFill>
-                    <a:blip r:embed="rId9"/>
+                    <a:blip r:embed="rId13"/>
                     <a:stretch>
                       <a:fillRect/>
                     </a:stretch>
@@ -1719,8 +2083,8 @@
         </w:tc>
       </w:tr>
     </w:tbl>
-    <w:bookmarkEnd w:id="12"/>
-    <w:bookmarkStart w:id="13" w:name="fedramp-20x-hard-deadlines"/>
+    <w:bookmarkEnd w:id="16"/>
+    <w:bookmarkStart w:id="17" w:name="fedramp-20x-hard-deadlines"/>
     <w:p>
       <w:pPr>
         <w:pStyle w:val="Heading2"/>
@@ -1991,8 +2355,8 @@
         </w:pict>
       </w:r>
     </w:p>
-    <w:bookmarkEnd w:id="13"/>
-    <w:bookmarkStart w:id="14" w:name="the-functional-plane-model"/>
+    <w:bookmarkEnd w:id="17"/>
+    <w:bookmarkStart w:id="18" w:name="the-functional-plane-model"/>
     <w:p>
       <w:pPr>
         <w:pStyle w:val="Heading1"/>
@@ -2557,8 +2921,8 @@
         <w:t xml:space="preserve">authority lives; the enforcement planes are where its will is done.</w:t>
       </w:r>
     </w:p>
-    <w:bookmarkEnd w:id="14"/>
-    <w:bookmarkStart w:id="18" w:name="the-closure-necessity-doctrine"/>
+    <w:bookmarkEnd w:id="18"/>
+    <w:bookmarkStart w:id="22" w:name="the-closure-necessity-doctrine"/>
     <w:p>
       <w:pPr>
         <w:pStyle w:val="Heading1"/>
@@ -2852,10 +3216,20 @@
     </w:tbl>
     <w:p>
       <w:pPr>
-        <w:pStyle w:val="BodyText"/>
-      </w:pPr>
-      <w:r>
-        <w:t xml:space="preserve"> </w:t>
+        <w:pStyle w:val="BlockText"/>
+      </w:pPr>
+      <w:r>
+        <w:rPr>
+          <w:b/>
+          <w:bCs/>
+        </w:rPr>
+        <w:t xml:space="preserve">Baseline caveat:</w:t>
+      </w:r>
+      <w:r>
+        <w:t xml:space="preserve"> </w:t>
+      </w:r>
+      <w:r>
+        <w:t xml:space="preserve">These closure claims are made against the NIST SP 800-53 Rev 5 control baseline and FedRAMP 20x CR26 rules effective June 25, 2026. Changes to the control baseline, new FedRAMP-authorized product entries, or revised assessment guidance may alter these closure paths. Validate with OIS and the agency’s 3PAO before using these claims as the basis for authorization decisions.</w:t>
       </w:r>
     </w:p>
     <w:tbl>
@@ -2888,7 +3262,7 @@
           </w:tcPr>
           <w:p>
             <w:pPr>
-              <w:pStyle w:val="BodyText"/>
+              <w:pStyle w:val="FirstParagraph"/>
             </w:pPr>
             <w:pPr>
               <w:spacing w:before="0" w:after="0"/>
@@ -2899,18 +3273,18 @@
                 <wp:inline>
                   <wp:extent cx="152400" cy="152400"/>
                   <wp:effectExtent b="0" l="0" r="0" t="0"/>
-                  <wp:docPr descr="" title="" id="16" name="Picture"/>
+                  <wp:docPr descr="" title="" id="20" name="Picture"/>
                   <a:graphic>
                     <a:graphicData uri="http://schemas.openxmlformats.org/drawingml/2006/picture">
                       <pic:pic>
                         <pic:nvPicPr>
-                          <pic:cNvPr descr="/opt/quarto/share/formats/docx/important.png" id="17" name="Picture"/>
+                          <pic:cNvPr descr="/opt/quarto/share/formats/docx/important.png" id="21" name="Picture"/>
                           <pic:cNvPicPr>
                             <a:picLocks noChangeArrowheads="1" noChangeAspect="1"/>
                           </pic:cNvPicPr>
                         </pic:nvPicPr>
                         <pic:blipFill>
-                          <a:blip r:embed="rId15"/>
+                          <a:blip r:embed="rId19"/>
                           <a:stretch>
                             <a:fillRect/>
                           </a:stretch>
@@ -2964,7 +3338,7 @@
               <w:pStyle w:val="Compact"/>
               <w:numPr>
                 <w:ilvl w:val="0"/>
-                <w:numId w:val="1005"/>
+                <w:numId w:val="1006"/>
               </w:numPr>
             </w:pPr>
             <w:r>
@@ -2998,7 +3372,7 @@
               <w:pStyle w:val="Compact"/>
               <w:numPr>
                 <w:ilvl w:val="0"/>
-                <w:numId w:val="1005"/>
+                <w:numId w:val="1006"/>
               </w:numPr>
             </w:pPr>
             <w:r>
@@ -3038,7 +3412,7 @@
               <w:pStyle w:val="Compact"/>
               <w:numPr>
                 <w:ilvl w:val="0"/>
-                <w:numId w:val="1005"/>
+                <w:numId w:val="1006"/>
               </w:numPr>
             </w:pPr>
             <w:r>
@@ -3099,8 +3473,8 @@
         </w:tc>
       </w:tr>
     </w:tbl>
-    <w:bookmarkEnd w:id="18"/>
-    <w:bookmarkStart w:id="19" w:name="Xf8de29cfeb422b4472c7c7d92bb03b44a5c864b"/>
+    <w:bookmarkEnd w:id="22"/>
+    <w:bookmarkStart w:id="23" w:name="Xf8de29cfeb422b4472c7c7d92bb03b44a5c864b"/>
     <w:p>
       <w:pPr>
         <w:pStyle w:val="Heading1"/>
@@ -3440,8 +3814,8 @@
         </w:pict>
       </w:r>
     </w:p>
-    <w:bookmarkEnd w:id="19"/>
-    <w:bookmarkStart w:id="25" w:name="X61a7a87a6a804b656956b0680aba9e198648b99"/>
+    <w:bookmarkEnd w:id="23"/>
+    <w:bookmarkStart w:id="32" w:name="X61a7a87a6a804b656956b0680aba9e198648b99"/>
     <w:p>
       <w:pPr>
         <w:pStyle w:val="Heading1"/>
@@ -3482,7 +3856,7 @@
         <w:t xml:space="preserve">architectural work is done.</w:t>
       </w:r>
     </w:p>
-    <w:bookmarkStart w:id="20" w:name="what-assessment-tools-actually-do"/>
+    <w:bookmarkStart w:id="24" w:name="what-assessment-tools-actually-do"/>
     <w:p>
       <w:pPr>
         <w:pStyle w:val="Heading2"/>
@@ -3557,7 +3931,7 @@
         <w:pStyle w:val="Compact"/>
         <w:numPr>
           <w:ilvl w:val="0"/>
-          <w:numId w:val="1006"/>
+          <w:numId w:val="1007"/>
         </w:numPr>
       </w:pPr>
       <w:r>
@@ -3591,7 +3965,7 @@
         <w:pStyle w:val="Compact"/>
         <w:numPr>
           <w:ilvl w:val="0"/>
-          <w:numId w:val="1006"/>
+          <w:numId w:val="1007"/>
         </w:numPr>
       </w:pPr>
       <w:r>
@@ -3649,7 +4023,7 @@
         <w:pStyle w:val="Compact"/>
         <w:numPr>
           <w:ilvl w:val="0"/>
-          <w:numId w:val="1006"/>
+          <w:numId w:val="1007"/>
         </w:numPr>
       </w:pPr>
       <w:r>
@@ -3689,7 +4063,7 @@
         <w:pStyle w:val="Compact"/>
         <w:numPr>
           <w:ilvl w:val="0"/>
-          <w:numId w:val="1006"/>
+          <w:numId w:val="1007"/>
         </w:numPr>
       </w:pPr>
       <w:r>
@@ -3756,8 +4130,8 @@
         <w:t xml:space="preserve">your cardiovascular system.</w:t>
       </w:r>
     </w:p>
-    <w:bookmarkEnd w:id="20"/>
-    <w:bookmarkStart w:id="21" w:name="the-correct-sequencing"/>
+    <w:bookmarkEnd w:id="24"/>
+    <w:bookmarkStart w:id="25" w:name="the-correct-sequencing"/>
     <w:p>
       <w:pPr>
         <w:pStyle w:val="Heading2"/>
@@ -4138,8 +4512,8 @@
         <w:t xml:space="preserve">run. The assessment tool confirms what the architecture already guarantees.</w:t>
       </w:r>
     </w:p>
-    <w:bookmarkEnd w:id="21"/>
-    <w:bookmarkStart w:id="22" w:name="Xbeccda7f0395df87220c304250d30fffcfba132"/>
+    <w:bookmarkEnd w:id="25"/>
+    <w:bookmarkStart w:id="29" w:name="Xbeccda7f0395df87220c304250d30fffcfba132"/>
     <w:p>
       <w:pPr>
         <w:pStyle w:val="Heading2"/>
@@ -4172,2009 +4546,6 @@
       </w:r>
       <w:r>
         <w:t xml:space="preserve">model. These are the right tools for those surfaces.</w:t>
-      </w:r>
-    </w:p>
-    <w:p>
-      <w:pPr>
-        <w:pStyle w:val="BodyText"/>
-      </w:pPr>
-      <w:r>
-        <w:t xml:space="preserve">Federal compliance, however, does not live on a single vendor’s surface. The</w:t>
-      </w:r>
-      <w:r>
-        <w:t xml:space="preserve"> </w:t>
-      </w:r>
-      <w:r>
-        <w:t xml:space="preserve">34 NIST SP 800-53 controls closed by this series span:</w:t>
-      </w:r>
-    </w:p>
-    <w:p>
-      <w:pPr>
-        <w:pStyle w:val="Compact"/>
-        <w:numPr>
-          <w:ilvl w:val="0"/>
-          <w:numId w:val="1007"/>
-        </w:numPr>
-      </w:pPr>
-      <w:r>
-        <w:rPr>
-          <w:b/>
-          <w:bCs/>
-        </w:rPr>
-        <w:t xml:space="preserve">Network layer</w:t>
-      </w:r>
-      <w:r>
-        <w:t xml:space="preserve"> </w:t>
-      </w:r>
-      <w:r>
-        <w:t xml:space="preserve">— DDI, DNS, DHCP, IPAM, DNSSEC, RPZ (InfoBlox)</w:t>
-      </w:r>
-    </w:p>
-    <w:p>
-      <w:pPr>
-        <w:pStyle w:val="Compact"/>
-        <w:numPr>
-          <w:ilvl w:val="0"/>
-          <w:numId w:val="1007"/>
-        </w:numPr>
-      </w:pPr>
-      <w:r>
-        <w:rPr>
-          <w:b/>
-          <w:bCs/>
-        </w:rPr>
-        <w:t xml:space="preserve">Transport layer</w:t>
-      </w:r>
-      <w:r>
-        <w:t xml:space="preserve"> </w:t>
-      </w:r>
-      <w:r>
-        <w:t xml:space="preserve">— IPsec overlays, SD-WAN QoS, DIA vs. SASE path selection</w:t>
-      </w:r>
-    </w:p>
-    <w:p>
-      <w:pPr>
-        <w:pStyle w:val="Compact"/>
-        <w:numPr>
-          <w:ilvl w:val="0"/>
-          <w:numId w:val="1007"/>
-        </w:numPr>
-      </w:pPr>
-      <w:r>
-        <w:rPr>
-          <w:b/>
-          <w:bCs/>
-        </w:rPr>
-        <w:t xml:space="preserve">Application layer</w:t>
-      </w:r>
-      <w:r>
-        <w:t xml:space="preserve"> </w:t>
-      </w:r>
-      <w:r>
-        <w:t xml:space="preserve">— CASB, SWG, FWaaS, SSL inspection (SASE stack)</w:t>
-      </w:r>
-    </w:p>
-    <w:p>
-      <w:pPr>
-        <w:pStyle w:val="Compact"/>
-        <w:numPr>
-          <w:ilvl w:val="0"/>
-          <w:numId w:val="1007"/>
-        </w:numPr>
-      </w:pPr>
-      <w:r>
-        <w:rPr>
-          <w:b/>
-          <w:bCs/>
-        </w:rPr>
-        <w:t xml:space="preserve">Identity layer</w:t>
-      </w:r>
-      <w:r>
-        <w:t xml:space="preserve"> </w:t>
-      </w:r>
-      <w:r>
-        <w:t xml:space="preserve">— Entra ID, Conditional Access, Arc Managed Identity, NTLM elimination</w:t>
-      </w:r>
-    </w:p>
-    <w:p>
-      <w:pPr>
-        <w:pStyle w:val="Compact"/>
-        <w:numPr>
-          <w:ilvl w:val="0"/>
-          <w:numId w:val="1007"/>
-        </w:numPr>
-      </w:pPr>
-      <w:r>
-        <w:rPr>
-          <w:b/>
-          <w:bCs/>
-        </w:rPr>
-        <w:t xml:space="preserve">Data layer</w:t>
-      </w:r>
-      <w:r>
-        <w:t xml:space="preserve"> </w:t>
-      </w:r>
-      <w:r>
-        <w:t xml:space="preserve">— SQL Server, TDE, consistency classes, replication physics</w:t>
-      </w:r>
-    </w:p>
-    <w:p>
-      <w:pPr>
-        <w:pStyle w:val="Compact"/>
-        <w:numPr>
-          <w:ilvl w:val="0"/>
-          <w:numId w:val="1007"/>
-        </w:numPr>
-      </w:pPr>
-      <w:r>
-        <w:rPr>
-          <w:b/>
-          <w:bCs/>
-        </w:rPr>
-        <w:t xml:space="preserve">Operations layer</w:t>
-      </w:r>
-      <w:r>
-        <w:t xml:space="preserve"> </w:t>
-      </w:r>
-      <w:r>
-        <w:t xml:space="preserve">— Sentinel, Defender XDR, KQL, Logic App playbooks</w:t>
-      </w:r>
-    </w:p>
-    <w:p>
-      <w:pPr>
-        <w:pStyle w:val="Compact"/>
-        <w:numPr>
-          <w:ilvl w:val="0"/>
-          <w:numId w:val="1007"/>
-        </w:numPr>
-      </w:pPr>
-      <w:r>
-        <w:rPr>
-          <w:b/>
-          <w:bCs/>
-        </w:rPr>
-        <w:t xml:space="preserve">Governance layer</w:t>
-      </w:r>
-      <w:r>
-        <w:t xml:space="preserve"> </w:t>
-      </w:r>
-      <w:r>
-        <w:t xml:space="preserve">— POA&amp;M, SCRM Charter, ISPP, RACI, SBOM/VDR pipeline</w:t>
-      </w:r>
-    </w:p>
-    <w:p>
-      <w:pPr>
-        <w:pStyle w:val="FirstParagraph"/>
-      </w:pPr>
-      <w:r>
-        <w:t xml:space="preserve">No single-vendor assessment tool spans all seven layers. A tool optimized for</w:t>
-      </w:r>
-      <w:r>
-        <w:t xml:space="preserve"> </w:t>
-      </w:r>
-      <w:r>
-        <w:t xml:space="preserve">Layer 7 (Microsoft 365) will not score your Layer 3 DNSSEC posture, your</w:t>
-      </w:r>
-      <w:r>
-        <w:t xml:space="preserve"> </w:t>
-      </w:r>
-      <w:r>
-        <w:t xml:space="preserve">Layer 4 SD-WAN encryption state, or your database consolidation physics model.</w:t>
-      </w:r>
-    </w:p>
-    <w:p>
-      <w:pPr>
-        <w:pStyle w:val="BodyText"/>
-      </w:pPr>
-      <w:r>
-        <w:rPr>
-          <w:b/>
-          <w:bCs/>
-        </w:rPr>
-        <w:t xml:space="preserve">An agency that relies solely on SCuBA or ZTTT has assessed one part of the</w:t>
-      </w:r>
-      <w:r>
-        <w:rPr>
-          <w:b/>
-          <w:bCs/>
-        </w:rPr>
-        <w:t xml:space="preserve"> </w:t>
-      </w:r>
-      <w:r>
-        <w:rPr>
-          <w:b/>
-          <w:bCs/>
-        </w:rPr>
-        <w:t xml:space="preserve">surface and left the rest unmeasured and undefended.</w:t>
-      </w:r>
-    </w:p>
-    <w:bookmarkEnd w:id="22"/>
-    <w:bookmarkStart w:id="23" w:name="the-role-of-this-series"/>
-    <w:p>
-      <w:pPr>
-        <w:pStyle w:val="Heading2"/>
-      </w:pPr>
-      <w:r>
-        <w:t xml:space="preserve">4.4 The Role of This Series</w:t>
-      </w:r>
-    </w:p>
-    <w:p>
-      <w:pPr>
-        <w:pStyle w:val="FirstParagraph"/>
-      </w:pPr>
-      <w:r>
-        <w:t xml:space="preserve">This series is the architectural planning and implementation layer that makes</w:t>
-      </w:r>
-      <w:r>
-        <w:t xml:space="preserve"> </w:t>
-      </w:r>
-      <w:r>
-        <w:t xml:space="preserve">assessment tools meaningful. It answers:</w:t>
-      </w:r>
-    </w:p>
-    <w:p>
-      <w:pPr>
-        <w:pStyle w:val="Compact"/>
-        <w:numPr>
-          <w:ilvl w:val="0"/>
-          <w:numId w:val="1008"/>
-        </w:numPr>
-      </w:pPr>
-      <w:r>
-        <w:rPr>
-          <w:b/>
-          <w:bCs/>
-        </w:rPr>
-        <w:t xml:space="preserve">Why</w:t>
-      </w:r>
-      <w:r>
-        <w:t xml:space="preserve"> </w:t>
-      </w:r>
-      <w:r>
-        <w:t xml:space="preserve">the current architecture cannot satisfy the controls — not as a</w:t>
-      </w:r>
-      <w:r>
-        <w:t xml:space="preserve"> </w:t>
-      </w:r>
-      <w:r>
-        <w:t xml:space="preserve">configuration problem, but as a structural mismatch between the perimeter</w:t>
-      </w:r>
-      <w:r>
-        <w:t xml:space="preserve"> </w:t>
-      </w:r>
-      <w:r>
-        <w:t xml:space="preserve">model and the Zero Trust control requirements</w:t>
-      </w:r>
-    </w:p>
-    <w:p>
-      <w:pPr>
-        <w:pStyle w:val="Compact"/>
-        <w:numPr>
-          <w:ilvl w:val="0"/>
-          <w:numId w:val="1008"/>
-        </w:numPr>
-      </w:pPr>
-      <w:r>
-        <w:rPr>
-          <w:b/>
-          <w:bCs/>
-        </w:rPr>
-        <w:t xml:space="preserve">What</w:t>
-      </w:r>
-      <w:r>
-        <w:t xml:space="preserve"> </w:t>
-      </w:r>
-      <w:r>
-        <w:t xml:space="preserve">architectural patterns close each control family with continuously-</w:t>
-      </w:r>
-      <w:r>
-        <w:t xml:space="preserve"> </w:t>
-      </w:r>
-      <w:r>
-        <w:t xml:space="preserve">generated, machine-readable evidence</w:t>
-      </w:r>
-    </w:p>
-    <w:p>
-      <w:pPr>
-        <w:pStyle w:val="Compact"/>
-        <w:numPr>
-          <w:ilvl w:val="0"/>
-          <w:numId w:val="1008"/>
-        </w:numPr>
-      </w:pPr>
-      <w:r>
-        <w:rPr>
-          <w:b/>
-          <w:bCs/>
-        </w:rPr>
-        <w:t xml:space="preserve">How</w:t>
-      </w:r>
-      <w:r>
-        <w:t xml:space="preserve"> </w:t>
-      </w:r>
-      <w:r>
-        <w:t xml:space="preserve">to sequence the implementation across the network, identity, data,</w:t>
-      </w:r>
-      <w:r>
-        <w:t xml:space="preserve"> </w:t>
-      </w:r>
-      <w:r>
-        <w:t xml:space="preserve">operations, and governance planes without creating new gaps in the process</w:t>
-      </w:r>
-    </w:p>
-    <w:p>
-      <w:pPr>
-        <w:pStyle w:val="Compact"/>
-        <w:numPr>
-          <w:ilvl w:val="0"/>
-          <w:numId w:val="1008"/>
-        </w:numPr>
-      </w:pPr>
-      <w:r>
-        <w:rPr>
-          <w:b/>
-          <w:bCs/>
-        </w:rPr>
-        <w:t xml:space="preserve">When</w:t>
-      </w:r>
-      <w:r>
-        <w:t xml:space="preserve"> </w:t>
-      </w:r>
-      <w:r>
-        <w:t xml:space="preserve">the KSI evidence becomes evaluable under FedRAMP 20x rules</w:t>
-      </w:r>
-      <w:r>
-        <w:t xml:space="preserve"> </w:t>
-      </w:r>
-      <w:r>
-        <w:t xml:space="preserve">(BOD 26-04 deadlines, Class A/B/C authorization windows)</w:t>
-      </w:r>
-    </w:p>
-    <w:p>
-      <w:pPr>
-        <w:pStyle w:val="FirstParagraph"/>
-      </w:pPr>
-      <w:r>
-        <w:t xml:space="preserve">When this series is implemented, SCuBAGear and ZTTT become the final</w:t>
-      </w:r>
-      <w:r>
-        <w:t xml:space="preserve"> </w:t>
-      </w:r>
-      <w:r>
-        <w:t xml:space="preserve">confirmation step — a validation that the architecture is producing the</w:t>
-      </w:r>
-      <w:r>
-        <w:t xml:space="preserve"> </w:t>
-      </w:r>
-      <w:r>
-        <w:t xml:space="preserve">compliance state it was designed to produce. That is the correct role for</w:t>
-      </w:r>
-      <w:r>
-        <w:t xml:space="preserve"> </w:t>
-      </w:r>
-      <w:r>
-        <w:t xml:space="preserve">assessment tools:</w:t>
-      </w:r>
-      <w:r>
-        <w:t xml:space="preserve"> </w:t>
-      </w:r>
-      <w:r>
-        <w:rPr>
-          <w:b/>
-          <w:bCs/>
-        </w:rPr>
-        <w:t xml:space="preserve">the final proof, not the starting point.</w:t>
-      </w:r>
-    </w:p>
-    <w:bookmarkEnd w:id="23"/>
-    <w:bookmarkStart w:id="24" w:name="the-coverage-arithmetic-10-of-29"/>
-    <w:p>
-      <w:pPr>
-        <w:pStyle w:val="Heading2"/>
-      </w:pPr>
-      <w:r>
-        <w:t xml:space="preserve">4.5 The Coverage Arithmetic — 10 of 29</w:t>
-      </w:r>
-    </w:p>
-    <w:p>
-      <w:pPr>
-        <w:pStyle w:val="FirstParagraph"/>
-      </w:pPr>
-      <w:r>
-        <w:t xml:space="preserve">The claim that conformance tooling cannot substitute for architecture is not</w:t>
-      </w:r>
-      <w:r>
-        <w:t xml:space="preserve"> </w:t>
-      </w:r>
-      <w:r>
-        <w:t xml:space="preserve">rhetorical. It is arithmetic, and the numbers come from this program’s own</w:t>
-      </w:r>
-      <w:r>
-        <w:t xml:space="preserve"> </w:t>
-      </w:r>
-      <w:r>
-        <w:t xml:space="preserve">evaluation engine:</w:t>
-      </w:r>
-    </w:p>
-    <w:p>
-      <w:pPr>
-        <w:pStyle w:val="Compact"/>
-        <w:numPr>
-          <w:ilvl w:val="0"/>
-          <w:numId w:val="1009"/>
-        </w:numPr>
-      </w:pPr>
-      <w:r>
-        <w:rPr>
-          <w:b/>
-          <w:bCs/>
-        </w:rPr>
-        <w:t xml:space="preserve">ScuBA-based rules attest 10 of the 29 active FedRAMP 20x CR26 KSI rules</w:t>
-      </w:r>
-      <w:r>
-        <w:t xml:space="preserve"> </w:t>
-      </w:r>
-      <w:r>
-        <w:t xml:space="preserve">(KSI-001 through KSI-010) — the rules that reduce to Microsoft 365 GCC tenant</w:t>
-      </w:r>
-      <w:r>
-        <w:t xml:space="preserve"> </w:t>
-      </w:r>
-      <w:r>
-        <w:t xml:space="preserve">configuration state, which is exactly the surface SCuBAGear measures. Even</w:t>
-      </w:r>
-      <w:r>
-        <w:t xml:space="preserve"> </w:t>
-      </w:r>
-      <w:r>
-        <w:t xml:space="preserve">these ten are not point-in-time scans in this architecture:</w:t>
-      </w:r>
-      <w:r>
-        <w:t xml:space="preserve"> </w:t>
-      </w:r>
-      <w:r>
-        <w:rPr>
-          <w:b/>
-          <w:bCs/>
-        </w:rPr>
-        <w:t xml:space="preserve">ScubaDrift</w:t>
-      </w:r>
-      <w:r>
-        <w:t xml:space="preserve"> </w:t>
-      </w:r>
-      <w:r>
-        <w:t xml:space="preserve">adds the operational lifecycle — run-to-run drift, risk-acceptance</w:t>
-      </w:r>
-      <w:r>
-        <w:t xml:space="preserve"> </w:t>
-      </w:r>
-      <w:r>
-        <w:t xml:space="preserve">dispositions with expiry, and a pipeline gate — so each verdict in the OSCAL</w:t>
-      </w:r>
-      <w:r>
-        <w:t xml:space="preserve"> </w:t>
-      </w:r>
-      <w:r>
-        <w:t xml:space="preserve">AR carries its result, disposition, governing POA&amp;M ticket, and expiry date</w:t>
-      </w:r>
-      <w:r>
-        <w:t xml:space="preserve"> </w:t>
-      </w:r>
-      <w:r>
-        <w:t xml:space="preserve">(Book 19 §3.2 documents the pipeline).</w:t>
-      </w:r>
-    </w:p>
-    <w:p>
-      <w:pPr>
-        <w:pStyle w:val="Compact"/>
-        <w:numPr>
-          <w:ilvl w:val="0"/>
-          <w:numId w:val="1009"/>
-        </w:numPr>
-      </w:pPr>
-      <w:r>
-        <w:rPr>
-          <w:b/>
-          <w:bCs/>
-        </w:rPr>
-        <w:t xml:space="preserve">The other 19 rules bind to evidence slots that exist only because the</w:t>
-      </w:r>
-      <w:r>
-        <w:rPr>
-          <w:b/>
-          <w:bCs/>
-        </w:rPr>
-        <w:t xml:space="preserve"> </w:t>
-      </w:r>
-      <w:r>
-        <w:rPr>
-          <w:b/>
-          <w:bCs/>
-        </w:rPr>
-        <w:t xml:space="preserve">architecture in Parts 1–19 was built</w:t>
-      </w:r>
-      <w:r>
-        <w:t xml:space="preserve"> </w:t>
-      </w:r>
-      <w:r>
-        <w:t xml:space="preserve">— supply-chain evidence from the SBOM</w:t>
-      </w:r>
-      <w:r>
-        <w:t xml:space="preserve"> </w:t>
-      </w:r>
-      <w:r>
-        <w:t xml:space="preserve">pipeline, privacy evidence from the data-flow maps, training-effectiveness</w:t>
-      </w:r>
-      <w:r>
-        <w:t xml:space="preserve"> </w:t>
-      </w:r>
-      <w:r>
-        <w:t xml:space="preserve">records from the LMS schema, continuity evidence from the DR architecture,</w:t>
-      </w:r>
-      <w:r>
-        <w:t xml:space="preserve"> </w:t>
-      </w:r>
-      <w:r>
-        <w:t xml:space="preserve">and the identity, network, and telemetry evidence that the substrate parts</w:t>
-      </w:r>
-      <w:r>
-        <w:t xml:space="preserve"> </w:t>
-      </w:r>
-      <w:r>
-        <w:t xml:space="preserve">generate natively.</w:t>
-      </w:r>
-    </w:p>
-    <w:p>
-      <w:pPr>
-        <w:pStyle w:val="FirstParagraph"/>
-      </w:pPr>
-      <w:r>
-        <w:t xml:space="preserve">A conformance tool</w:t>
-      </w:r>
-      <w:r>
-        <w:t xml:space="preserve"> </w:t>
-      </w:r>
-      <w:r>
-        <w:rPr>
-          <w:b/>
-          <w:bCs/>
-        </w:rPr>
-        <w:t xml:space="preserve">measures drift from an intended state; it cannot author</w:t>
-      </w:r>
-      <w:r>
-        <w:rPr>
-          <w:b/>
-          <w:bCs/>
-        </w:rPr>
-        <w:t xml:space="preserve"> </w:t>
-      </w:r>
-      <w:r>
-        <w:rPr>
-          <w:b/>
-          <w:bCs/>
-        </w:rPr>
-        <w:t xml:space="preserve">one.</w:t>
-      </w:r>
-      <w:r>
-        <w:t xml:space="preserve"> </w:t>
-      </w:r>
-      <w:r>
-        <w:t xml:space="preserve">Run against an environment with no architecture, it measures drift from</w:t>
-      </w:r>
-      <w:r>
-        <w:t xml:space="preserve"> </w:t>
-      </w:r>
-      <w:r>
-        <w:t xml:space="preserve">nothing. An agency whose KSI strategy is</w:t>
-      </w:r>
-      <w:r>
-        <w:t xml:space="preserve"> </w:t>
-      </w:r>
-      <w:r>
-        <w:t xml:space="preserve">“run SCuBA and the Zero Trust toolkit”</w:t>
-      </w:r>
-      <w:r>
-        <w:t xml:space="preserve"> </w:t>
-      </w:r>
-      <w:r>
-        <w:t xml:space="preserve">arrives at the January 1, 2027 mandatory date able to attest one third of the</w:t>
-      </w:r>
-      <w:r>
-        <w:t xml:space="preserve"> </w:t>
-      </w:r>
-      <w:r>
-        <w:t xml:space="preserve">catalog — with no evidence pipeline for the rest.</w:t>
-      </w:r>
-    </w:p>
-    <w:p>
-      <w:r>
-        <w:pict>
-          <v:rect style="width:0;height:1.5pt" o:hralign="center" o:hrstd="t" o:hr="t"/>
-        </w:pict>
-      </w:r>
-    </w:p>
-    <w:bookmarkEnd w:id="24"/>
-    <w:bookmarkEnd w:id="25"/>
-    <w:bookmarkStart w:id="26" w:name="the-ksi-closure-necessity-matrix"/>
-    <w:p>
-      <w:pPr>
-        <w:pStyle w:val="Heading1"/>
-      </w:pPr>
-      <w:r>
-        <w:t xml:space="preserve">5. The KSI Closure Necessity Matrix</w:t>
-      </w:r>
-    </w:p>
-    <w:p>
-      <w:pPr>
-        <w:pStyle w:val="FirstParagraph"/>
-      </w:pPr>
-      <w:r>
-        <w:t xml:space="preserve">The authoritative closure-necessity view for all 29 FedRAMP 20x CR26 KSI rules.</w:t>
-      </w:r>
-      <w:r>
-        <w:t xml:space="preserve"> </w:t>
-      </w:r>
-      <w:r>
-        <w:t xml:space="preserve">Each row states what closes the rule set, whether conformance tooling alone can</w:t>
-      </w:r>
-      <w:r>
-        <w:t xml:space="preserve"> </w:t>
-      </w:r>
-      <w:r>
-        <w:t xml:space="preserve">attest it, and which evidence slot and series part carry it. Book 19 documents</w:t>
-      </w:r>
-      <w:r>
-        <w:t xml:space="preserve"> </w:t>
-      </w:r>
-      <w:r>
-        <w:t xml:space="preserve">the evidence procedures; this matrix is the citable summary. All verdicts are</w:t>
-      </w:r>
-      <w:r>
-        <w:t xml:space="preserve"> </w:t>
-      </w:r>
-      <w:r>
-        <w:t xml:space="preserve">self-assessed pending independent 3PAO validation.</w:t>
-      </w:r>
-    </w:p>
-    <w:p>
-      <w:pPr>
-        <w:pStyle w:val="TableCaption"/>
-      </w:pPr>
-      <w:r>
-        <w:t xml:space="preserve">KSI Closure Necessity Matrix — 29 CR26 Rules</w:t>
-      </w:r>
-    </w:p>
-    <w:tbl>
-      <w:tblPr>
-        <w:tblStyle w:val="Table"/>
-        <w:tblW w:type="pct" w:w="5000"/>
-        <w:tblLayout w:type="fixed"/>
-        <w:tblLook w:firstRow="1" w:lastRow="0" w:firstColumn="0" w:lastColumn="0" w:noHBand="0" w:noVBand="0" w:val="0020"/>
-        <w:tblCaption w:val="KSI Closure Necessity Matrix — 29 CR26 Rules"/>
-      </w:tblPr>
-      <w:tblGrid>
-        <w:gridCol w:w="1320"/>
-        <w:gridCol w:w="1320"/>
-        <w:gridCol w:w="1320"/>
-        <w:gridCol w:w="1320"/>
-        <w:gridCol w:w="1320"/>
-        <w:gridCol w:w="1320"/>
-      </w:tblGrid>
-      <w:tr>
-        <w:trPr>
-          <w:tblHeader w:val="on"/>
-        </w:trPr>
-        <w:tc>
-          <w:tcPr/>
-          <w:p>
-            <w:pPr>
-              <w:pStyle w:val="Compact"/>
-            </w:pPr>
-            <w:r>
-              <w:t xml:space="preserve">KSI rules</w:t>
-            </w:r>
-          </w:p>
-        </w:tc>
-        <w:tc>
-          <w:tcPr/>
-          <w:p>
-            <w:pPr>
-              <w:pStyle w:val="Compact"/>
-            </w:pPr>
-            <w:r>
-              <w:t xml:space="preserve">Theme</w:t>
-            </w:r>
-          </w:p>
-        </w:tc>
-        <w:tc>
-          <w:tcPr/>
-          <w:p>
-            <w:pPr>
-              <w:pStyle w:val="Compact"/>
-            </w:pPr>
-            <w:r>
-              <w:t xml:space="preserve">What closes it</w:t>
-            </w:r>
-          </w:p>
-        </w:tc>
-        <w:tc>
-          <w:tcPr/>
-          <w:p>
-            <w:pPr>
-              <w:pStyle w:val="Compact"/>
-            </w:pPr>
-            <w:r>
-              <w:t xml:space="preserve">Attestable by conformance tooling alone?</w:t>
-            </w:r>
-          </w:p>
-        </w:tc>
-        <w:tc>
-          <w:tcPr/>
-          <w:p>
-            <w:pPr>
-              <w:pStyle w:val="Compact"/>
-            </w:pPr>
-            <w:r>
-              <w:t xml:space="preserve">Evidence slot</w:t>
-            </w:r>
-          </w:p>
-        </w:tc>
-        <w:tc>
-          <w:tcPr/>
-          <w:p>
-            <w:pPr>
-              <w:pStyle w:val="Compact"/>
-            </w:pPr>
-            <w:r>
-              <w:t xml:space="preserve">Series part</w:t>
-            </w:r>
-          </w:p>
-        </w:tc>
-      </w:tr>
-      <w:tr>
-        <w:tc>
-          <w:tcPr/>
-          <w:p>
-            <w:pPr>
-              <w:pStyle w:val="Compact"/>
-            </w:pPr>
-            <w:r>
-              <w:t xml:space="preserve">KSI-001..010 (10)</w:t>
-            </w:r>
-          </w:p>
-        </w:tc>
-        <w:tc>
-          <w:tcPr/>
-          <w:p>
-            <w:pPr>
-              <w:pStyle w:val="Compact"/>
-            </w:pPr>
-            <w:r>
-              <w:t xml:space="preserve">M365 baseline (IAM/MLA/CNA/SVC configuration surface)</w:t>
-            </w:r>
-          </w:p>
-        </w:tc>
-        <w:tc>
-          <w:tcPr/>
-          <w:p>
-            <w:pPr>
-              <w:pStyle w:val="Compact"/>
-            </w:pPr>
-            <w:r>
-              <w:t xml:space="preserve">Microsoft 365 GCC tenant configuration against the CISA SCuBA baseline, drift- and exception-gated by ScubaDrift</w:t>
-            </w:r>
-          </w:p>
-        </w:tc>
-        <w:tc>
-          <w:tcPr/>
-          <w:p>
-            <w:pPr>
-              <w:pStyle w:val="Compact"/>
-            </w:pPr>
-            <w:r>
-              <w:rPr>
-                <w:b/>
-                <w:bCs/>
-              </w:rPr>
-              <w:t xml:space="preserve">Yes — ScuBAGear + ScubaDrift dispositions</w:t>
-            </w:r>
-          </w:p>
-        </w:tc>
-        <w:tc>
-          <w:tcPr/>
-          <w:p>
-            <w:pPr>
-              <w:pStyle w:val="Compact"/>
-            </w:pPr>
-            <w:r>
-              <w:t xml:space="preserve">ScuBA adapter (no slot binding)</w:t>
-            </w:r>
-          </w:p>
-        </w:tc>
-        <w:tc>
-          <w:tcPr/>
-          <w:p>
-            <w:pPr>
-              <w:pStyle w:val="Compact"/>
-            </w:pPr>
-            <w:r>
-              <w:t xml:space="preserve">Validation phase (after Parts 1–6 make the baseline the natural steady state)</w:t>
-            </w:r>
-          </w:p>
-        </w:tc>
-      </w:tr>
-      <w:tr>
-        <w:tc>
-          <w:tcPr/>
-          <w:p>
-            <w:pPr>
-              <w:pStyle w:val="Compact"/>
-            </w:pPr>
-            <w:r>
-              <w:t xml:space="preserve">KSI-011..014 (4)</w:t>
-            </w:r>
-          </w:p>
-        </w:tc>
-        <w:tc>
-          <w:tcPr/>
-          <w:p>
-            <w:pPr>
-              <w:pStyle w:val="Compact"/>
-            </w:pPr>
-            <w:r>
-              <w:t xml:space="preserve">SCR — VDR/VER contract</w:t>
-            </w:r>
-          </w:p>
-        </w:tc>
-        <w:tc>
-          <w:tcPr/>
-          <w:p>
-            <w:pPr>
-              <w:pStyle w:val="Compact"/>
-            </w:pPr>
-            <w:r>
-              <w:t xml:space="preserve">SBOM/VDR/VEX pipeline (Syft, Grype, OpenVEX) under BOD 26-04</w:t>
-            </w:r>
-          </w:p>
-        </w:tc>
-        <w:tc>
-          <w:tcPr/>
-          <w:p>
-            <w:pPr>
-              <w:pStyle w:val="Compact"/>
-            </w:pPr>
-            <w:r>
-              <w:t xml:space="preserve">No</w:t>
-            </w:r>
-          </w:p>
-        </w:tc>
-        <w:tc>
-          <w:tcPr/>
-          <w:p>
-            <w:pPr>
-              <w:pStyle w:val="Compact"/>
-            </w:pPr>
-            <w:r>
-              <w:t xml:space="preserve">slot-06 security</w:t>
-            </w:r>
-          </w:p>
-        </w:tc>
-        <w:tc>
-          <w:tcPr/>
-          <w:p>
-            <w:pPr>
-              <w:pStyle w:val="Compact"/>
-            </w:pPr>
-            <w:r>
-              <w:t xml:space="preserve">Part 15</w:t>
-            </w:r>
-          </w:p>
-        </w:tc>
-      </w:tr>
-      <w:tr>
-        <w:tc>
-          <w:tcPr/>
-          <w:p>
-            <w:pPr>
-              <w:pStyle w:val="Compact"/>
-            </w:pPr>
-            <w:r>
-              <w:t xml:space="preserve">KSI-015..016 (2)</w:t>
-            </w:r>
-          </w:p>
-        </w:tc>
-        <w:tc>
-          <w:tcPr/>
-          <w:p>
-            <w:pPr>
-              <w:pStyle w:val="Compact"/>
-            </w:pPr>
-            <w:r>
-              <w:t xml:space="preserve">SCR-MIT / SCR-MON</w:t>
-            </w:r>
-          </w:p>
-        </w:tc>
-        <w:tc>
-          <w:tcPr/>
-          <w:p>
-            <w:pPr>
-              <w:pStyle w:val="Compact"/>
-            </w:pPr>
-            <w:r>
-              <w:t xml:space="preserve">SCRM charter + continuous supply-chain monitoring</w:t>
-            </w:r>
-          </w:p>
-        </w:tc>
-        <w:tc>
-          <w:tcPr/>
-          <w:p>
-            <w:pPr>
-              <w:pStyle w:val="Compact"/>
-            </w:pPr>
-            <w:r>
-              <w:t xml:space="preserve">No</w:t>
-            </w:r>
-          </w:p>
-        </w:tc>
-        <w:tc>
-          <w:tcPr/>
-          <w:p>
-            <w:pPr>
-              <w:pStyle w:val="Compact"/>
-            </w:pPr>
-            <w:r>
-              <w:t xml:space="preserve">slot-06 security</w:t>
-            </w:r>
-          </w:p>
-        </w:tc>
-        <w:tc>
-          <w:tcPr/>
-          <w:p>
-            <w:pPr>
-              <w:pStyle w:val="Compact"/>
-            </w:pPr>
-            <w:r>
-              <w:t xml:space="preserve">Parts 15–16</w:t>
-            </w:r>
-          </w:p>
-        </w:tc>
-      </w:tr>
-      <w:tr>
-        <w:tc>
-          <w:tcPr/>
-          <w:p>
-            <w:pPr>
-              <w:pStyle w:val="Compact"/>
-            </w:pPr>
-            <w:r>
-              <w:t xml:space="preserve">KSI-017..021 (5)</w:t>
-            </w:r>
-          </w:p>
-        </w:tc>
-        <w:tc>
-          <w:tcPr/>
-          <w:p>
-            <w:pPr>
-              <w:pStyle w:val="Compact"/>
-            </w:pPr>
-            <w:r>
-              <w:t xml:space="preserve">PIY (GIV/RES/RIS/RSD/RVD)</w:t>
-            </w:r>
-          </w:p>
-        </w:tc>
-        <w:tc>
-          <w:tcPr/>
-          <w:p>
-            <w:pPr>
-              <w:pStyle w:val="Compact"/>
-            </w:pPr>
-            <w:r>
-              <w:t xml:space="preserve">Privacy program, PII data-flow maps, Purview Data Map integration</w:t>
-            </w:r>
-          </w:p>
-        </w:tc>
-        <w:tc>
-          <w:tcPr/>
-          <w:p>
-            <w:pPr>
-              <w:pStyle w:val="Compact"/>
-            </w:pPr>
-            <w:r>
-              <w:t xml:space="preserve">No</w:t>
-            </w:r>
-          </w:p>
-        </w:tc>
-        <w:tc>
-          <w:tcPr/>
-          <w:p>
-            <w:pPr>
-              <w:pStyle w:val="Compact"/>
-            </w:pPr>
-            <w:r>
-              <w:t xml:space="preserve">slot-05 endpoint</w:t>
-            </w:r>
-          </w:p>
-        </w:tc>
-        <w:tc>
-          <w:tcPr/>
-          <w:p>
-            <w:pPr>
-              <w:pStyle w:val="Compact"/>
-            </w:pPr>
-            <w:r>
-              <w:t xml:space="preserve">Part 17</w:t>
-            </w:r>
-          </w:p>
-        </w:tc>
-      </w:tr>
-      <w:tr>
-        <w:tc>
-          <w:tcPr/>
-          <w:p>
-            <w:pPr>
-              <w:pStyle w:val="Compact"/>
-            </w:pPr>
-            <w:r>
-              <w:t xml:space="preserve">KSI-022 (1)</w:t>
-            </w:r>
-          </w:p>
-        </w:tc>
-        <w:tc>
-          <w:tcPr/>
-          <w:p>
-            <w:pPr>
-              <w:pStyle w:val="Compact"/>
-            </w:pPr>
-            <w:r>
-              <w:t xml:space="preserve">CED-RAT</w:t>
-            </w:r>
-          </w:p>
-        </w:tc>
-        <w:tc>
-          <w:tcPr/>
-          <w:p>
-            <w:pPr>
-              <w:pStyle w:val="Compact"/>
-            </w:pPr>
-            <w:r>
-              <w:t xml:space="preserve">Machine-readable training-effectiveness record (LMS → Graph API export)</w:t>
-            </w:r>
-          </w:p>
-        </w:tc>
-        <w:tc>
-          <w:tcPr/>
-          <w:p>
-            <w:pPr>
-              <w:pStyle w:val="Compact"/>
-            </w:pPr>
-            <w:r>
-              <w:t xml:space="preserve">No</w:t>
-            </w:r>
-          </w:p>
-        </w:tc>
-        <w:tc>
-          <w:tcPr/>
-          <w:p>
-            <w:pPr>
-              <w:pStyle w:val="Compact"/>
-            </w:pPr>
-            <w:r>
-              <w:t xml:space="preserve">slot-08 training</w:t>
-            </w:r>
-          </w:p>
-        </w:tc>
-        <w:tc>
-          <w:tcPr/>
-          <w:p>
-            <w:pPr>
-              <w:pStyle w:val="Compact"/>
-            </w:pPr>
-            <w:r>
-              <w:t xml:space="preserve">Part 18</w:t>
-            </w:r>
-          </w:p>
-        </w:tc>
-      </w:tr>
-      <w:tr>
-        <w:tc>
-          <w:tcPr/>
-          <w:p>
-            <w:pPr>
-              <w:pStyle w:val="Compact"/>
-            </w:pPr>
-            <w:r>
-              <w:t xml:space="preserve">KSI-023..029 (7)</w:t>
-            </w:r>
-          </w:p>
-        </w:tc>
-        <w:tc>
-          <w:tcPr/>
-          <w:p>
-            <w:pPr>
-              <w:pStyle w:val="Compact"/>
-            </w:pPr>
-            <w:r>
-              <w:t xml:space="preserve">CED / INR / RPL</w:t>
-            </w:r>
-          </w:p>
-        </w:tc>
-        <w:tc>
-          <w:tcPr/>
-          <w:p>
-            <w:pPr>
-              <w:pStyle w:val="Compact"/>
-            </w:pPr>
-            <w:r>
-              <w:t xml:space="preserve">Sentinel/XDR incident playbooks + DR/continuity architecture</w:t>
-            </w:r>
-          </w:p>
-        </w:tc>
-        <w:tc>
-          <w:tcPr/>
-          <w:p>
-            <w:pPr>
-              <w:pStyle w:val="Compact"/>
-            </w:pPr>
-            <w:r>
-              <w:t xml:space="preserve">No</w:t>
-            </w:r>
-          </w:p>
-        </w:tc>
-        <w:tc>
-          <w:tcPr/>
-          <w:p>
-            <w:pPr>
-              <w:pStyle w:val="Compact"/>
-            </w:pPr>
-            <w:r>
-              <w:t xml:space="preserve">slot-07 continuity, slot-04 telemetry</w:t>
-            </w:r>
-          </w:p>
-        </w:tc>
-        <w:tc>
-          <w:tcPr/>
-          <w:p>
-            <w:pPr>
-              <w:pStyle w:val="Compact"/>
-            </w:pPr>
-            <w:r>
-              <w:t xml:space="preserve">Parts 13–14</w:t>
-            </w:r>
-          </w:p>
-        </w:tc>
-      </w:tr>
-    </w:tbl>
-    <w:p>
-      <w:pPr>
-        <w:pStyle w:val="BodyText"/>
-      </w:pPr>
-      <w:r>
-        <w:rPr>
-          <w:b/>
-          <w:bCs/>
-        </w:rPr>
-        <w:t xml:space="preserve">Bottom line: 10 of 29 rules are attestable by conformance tooling alone; 19</w:t>
-      </w:r>
-      <w:r>
-        <w:rPr>
-          <w:b/>
-          <w:bCs/>
-        </w:rPr>
-        <w:t xml:space="preserve"> </w:t>
-      </w:r>
-      <w:r>
-        <w:rPr>
-          <w:b/>
-          <w:bCs/>
-        </w:rPr>
-        <w:t xml:space="preserve">of 29 exist as evaluable rules only because the series built the evidence</w:t>
-      </w:r>
-      <w:r>
-        <w:rPr>
-          <w:b/>
-          <w:bCs/>
-        </w:rPr>
-        <w:t xml:space="preserve"> </w:t>
-      </w:r>
-      <w:r>
-        <w:rPr>
-          <w:b/>
-          <w:bCs/>
-        </w:rPr>
-        <w:t xml:space="preserve">architecture underneath them.</w:t>
-      </w:r>
-      <w:r>
-        <w:t xml:space="preserve"> </w:t>
-      </w:r>
-      <w:r>
-        <w:t xml:space="preserve">The substrate parts feed the whole table: the</w:t>
-      </w:r>
-      <w:r>
-        <w:t xml:space="preserve"> </w:t>
-      </w:r>
-      <w:r>
-        <w:t xml:space="preserve">identity slot (slot-01) draws on Parts 3, 4, 5, and 10; the network slot (slot-03)</w:t>
-      </w:r>
-      <w:r>
-        <w:t xml:space="preserve"> </w:t>
-      </w:r>
-      <w:r>
-        <w:t xml:space="preserve">on Parts 1, 2, and 6; the data and telemetry slots (slot-02, slot-04) on Parts</w:t>
-      </w:r>
-      <w:r>
-        <w:t xml:space="preserve"> </w:t>
-      </w:r>
-      <w:r>
-        <w:t xml:space="preserve">10–12. Remove the substrate and the 19 slot-bound rules do not degrade — they</w:t>
-      </w:r>
-      <w:r>
-        <w:t xml:space="preserve"> </w:t>
-      </w:r>
-      <w:r>
-        <w:t xml:space="preserve">become unevaluable.</w:t>
-      </w:r>
-    </w:p>
-    <w:p>
-      <w:r>
-        <w:pict>
-          <v:rect style="width:0;height:1.5pt" o:hralign="center" o:hrstd="t" o:hr="t"/>
-        </w:pict>
-      </w:r>
-    </w:p>
-    <w:bookmarkEnd w:id="26"/>
-    <w:bookmarkStart w:id="30" w:name="Xd8412075ae72a1334f7aea052d8fa68fa2dbbc2"/>
-    <w:p>
-      <w:pPr>
-        <w:pStyle w:val="Heading1"/>
-      </w:pPr>
-      <w:r>
-        <w:t xml:space="preserve">6. Residual Compliance Risk Under Current Architecture</w:t>
-      </w:r>
-    </w:p>
-    <w:p>
-      <w:pPr>
-        <w:pStyle w:val="FirstParagraph"/>
-      </w:pPr>
-      <w:r>
-        <w:t xml:space="preserve">The table below identifies the specific NIST SP 800-53 Rev 5 findings a FedRAMP assessor would document under current SSA architecture. Each row represents an expected POA&amp;M item — an open finding that requires a Plan of Action and Milestones and must be tracked through closure at every assessment cycle. The final column identifies the architectural element that closes the finding.</w:t>
-      </w:r>
-    </w:p>
-    <w:p>
-      <w:pPr>
-        <w:pStyle w:val="BodyText"/>
-      </w:pPr>
-      <w:r>
-        <w:t xml:space="preserve">This is not a complete audit finding list. It presents the findings most directly attributable to the specific architectural gaps this series addresses.</w:t>
-      </w:r>
-    </w:p>
-    <w:p>
-      <w:pPr>
-        <w:pStyle w:val="TableCaption"/>
-      </w:pPr>
-      <w:r>
-        <w:t xml:space="preserve">Expected POA&amp;M Items Under Current Architecture and the Technology That Closes Each</w:t>
-      </w:r>
-    </w:p>
-    <w:tbl>
-      <w:tblPr>
-        <w:tblStyle w:val="Table"/>
-        <w:tblW w:type="pct" w:w="5000"/>
-        <w:tblLayout w:type="fixed"/>
-        <w:tblLook w:firstRow="1" w:lastRow="0" w:firstColumn="0" w:lastColumn="0" w:noHBand="0" w:noVBand="0" w:val="0020"/>
-        <w:tblCaption w:val="Expected POA&amp;M Items Under Current Architecture and the Technology That Closes Each"/>
-      </w:tblPr>
-      <w:tblGrid>
-        <w:gridCol w:w="1980"/>
-        <w:gridCol w:w="1980"/>
-        <w:gridCol w:w="1980"/>
-        <w:gridCol w:w="1980"/>
-      </w:tblGrid>
-      <w:tr>
-        <w:trPr>
-          <w:tblHeader w:val="on"/>
-        </w:trPr>
-        <w:tc>
-          <w:tcPr/>
-          <w:p>
-            <w:pPr>
-              <w:pStyle w:val="Compact"/>
-            </w:pPr>
-            <w:r>
-              <w:t xml:space="preserve">Expected Finding</w:t>
-            </w:r>
-          </w:p>
-        </w:tc>
-        <w:tc>
-          <w:tcPr/>
-          <w:p>
-            <w:pPr>
-              <w:pStyle w:val="Compact"/>
-            </w:pPr>
-            <w:r>
-              <w:t xml:space="preserve">Assessment Condition</w:t>
-            </w:r>
-          </w:p>
-        </w:tc>
-        <w:tc>
-          <w:tcPr/>
-          <w:p>
-            <w:pPr>
-              <w:pStyle w:val="Compact"/>
-            </w:pPr>
-            <w:r>
-              <w:t xml:space="preserve">Root Cause</w:t>
-            </w:r>
-          </w:p>
-        </w:tc>
-        <w:tc>
-          <w:tcPr/>
-          <w:p>
-            <w:pPr>
-              <w:pStyle w:val="Compact"/>
-            </w:pPr>
-            <w:r>
-              <w:t xml:space="preserve">Closed By</w:t>
-            </w:r>
-          </w:p>
-        </w:tc>
-      </w:tr>
-      <w:tr>
-        <w:tc>
-          <w:tcPr/>
-          <w:p>
-            <w:pPr>
-              <w:pStyle w:val="Compact"/>
-            </w:pPr>
-            <w:r>
-              <w:rPr>
-                <w:b/>
-                <w:bCs/>
-              </w:rPr>
-              <w:t xml:space="preserve">CM-8: Component inventory incomplete</w:t>
-            </w:r>
-          </w:p>
-        </w:tc>
-        <w:tc>
-          <w:tcPr/>
-          <w:p>
-            <w:pPr>
-              <w:pStyle w:val="Compact"/>
-            </w:pPr>
-            <w:r>
-              <w:t xml:space="preserve">IP inventory assembled manually per environment; no continuous discovery; VM additions not captured at provisioning; four separate CMDB feeds with inconsistent update cycles</w:t>
-            </w:r>
-          </w:p>
-        </w:tc>
-        <w:tc>
-          <w:tcPr/>
-          <w:p>
-            <w:pPr>
-              <w:pStyle w:val="Compact"/>
-            </w:pPr>
-            <w:r>
-              <w:t xml:space="preserve">No unified IP Address Management system; inventory diverges from actual state between scans</w:t>
-            </w:r>
-          </w:p>
-        </w:tc>
-        <w:tc>
-          <w:tcPr/>
-          <w:p>
-            <w:pPr>
-              <w:pStyle w:val="Compact"/>
-            </w:pPr>
-            <w:r>
-              <w:t xml:space="preserve">InfoBlox IPAM — atomic provisioning creates IP, DNS, and inventory record simultaneously at workload creation</w:t>
-            </w:r>
-          </w:p>
-        </w:tc>
-      </w:tr>
-      <w:tr>
-        <w:tc>
-          <w:tcPr/>
-          <w:p>
-            <w:pPr>
-              <w:pStyle w:val="Compact"/>
-            </w:pPr>
-            <w:r>
-              <w:rPr>
-                <w:b/>
-                <w:bCs/>
-              </w:rPr>
-              <w:t xml:space="preserve">SC-20 / SC-21: DNSSEC not implemented</w:t>
-            </w:r>
-          </w:p>
-        </w:tc>
-        <w:tc>
-          <w:tcPr/>
-          <w:p>
-            <w:pPr>
-              <w:pStyle w:val="Compact"/>
-            </w:pPr>
-            <w:r>
-              <w:t xml:space="preserve">AWS Route 53 private zones cannot be DNSSEC-signed (documented platform gap); SDN segments not covered by any signed zone; no recursive DNSSEC validation on client-side resolvers</w:t>
-            </w:r>
-          </w:p>
-        </w:tc>
-        <w:tc>
-          <w:tcPr/>
-          <w:p>
-            <w:pPr>
-              <w:pStyle w:val="Compact"/>
-            </w:pPr>
-            <w:r>
-              <w:t xml:space="preserve">No authoritative DNSSEC-capable resolver spanning all four environments</w:t>
-            </w:r>
-          </w:p>
-        </w:tc>
-        <w:tc>
-          <w:tcPr/>
-          <w:p>
-            <w:pPr>
-              <w:pStyle w:val="Compact"/>
-            </w:pPr>
-            <w:r>
-              <w:t xml:space="preserve">InfoBlox DNSSEC Grid — signs all zones including internal SDN segments; provides recursive DNSSEC validation across all environments</w:t>
-            </w:r>
-          </w:p>
-        </w:tc>
-      </w:tr>
-      <w:tr>
-        <w:tc>
-          <w:tcPr/>
-          <w:p>
-            <w:pPr>
-              <w:pStyle w:val="Compact"/>
-            </w:pPr>
-            <w:r>
-              <w:rPr>
-                <w:b/>
-                <w:bCs/>
-              </w:rPr>
-              <w:t xml:space="preserve">SC-7: DNS-layer boundary control absent</w:t>
-            </w:r>
-          </w:p>
-        </w:tc>
-        <w:tc>
-          <w:tcPr/>
-          <w:p>
-            <w:pPr>
-              <w:pStyle w:val="Compact"/>
-            </w:pPr>
-            <w:r>
-              <w:t xml:space="preserve">C2 callback domains resolvable via standard resolver; DNS exfiltration undetected; no enforcement of GCC-only Microsoft 365 endpoint resolution</w:t>
-            </w:r>
-          </w:p>
-        </w:tc>
-        <w:tc>
-          <w:tcPr/>
-          <w:p>
-            <w:pPr>
-              <w:pStyle w:val="Compact"/>
-            </w:pPr>
-            <w:r>
-              <w:t xml:space="preserve">No DNS Response Policy Zone (RPZ) enforcement</w:t>
-            </w:r>
-          </w:p>
-        </w:tc>
-        <w:tc>
-          <w:tcPr/>
-          <w:p>
-            <w:pPr>
-              <w:pStyle w:val="Compact"/>
-            </w:pPr>
-            <w:r>
-              <w:t xml:space="preserve">InfoBlox RPZ + CISA Protective DNS feed — blocks C2 domains, exfiltration patterns, and non-GCC M365 endpoints at the resolver</w:t>
-            </w:r>
-          </w:p>
-        </w:tc>
-      </w:tr>
-      <w:tr>
-        <w:tc>
-          <w:tcPr/>
-          <w:p>
-            <w:pPr>
-              <w:pStyle w:val="Compact"/>
-            </w:pPr>
-            <w:r>
-              <w:rPr>
-                <w:b/>
-                <w:bCs/>
-              </w:rPr>
-              <w:t xml:space="preserve">AU-2 / AU-12: DNS and DHCP events not in SIEM</w:t>
-            </w:r>
-          </w:p>
-        </w:tc>
-        <w:tc>
-          <w:tcPr/>
-          <w:p>
-            <w:pPr>
-              <w:pStyle w:val="Compact"/>
-            </w:pPr>
-            <w:r>
-              <w:t xml:space="preserve">Four separate DNS log formats; DHCP lease events not captured; no unified audit trail for IP allocation and resolution events; correlation across environments impossible</w:t>
-            </w:r>
-          </w:p>
-        </w:tc>
-        <w:tc>
-          <w:tcPr/>
-          <w:p>
-            <w:pPr>
-              <w:pStyle w:val="Compact"/>
-            </w:pPr>
-            <w:r>
-              <w:t xml:space="preserve">Per-environment logging without unified syslog pipeline</w:t>
-            </w:r>
-          </w:p>
-        </w:tc>
-        <w:tc>
-          <w:tcPr/>
-          <w:p>
-            <w:pPr>
-              <w:pStyle w:val="Compact"/>
-            </w:pPr>
-            <w:r>
-              <w:t xml:space="preserve">InfoBlox unified syslog — single RFC 5424 stream across all Grid Members to agency SIEM</w:t>
-            </w:r>
-          </w:p>
-        </w:tc>
-      </w:tr>
-      <w:tr>
-        <w:tc>
-          <w:tcPr/>
-          <w:p>
-            <w:pPr>
-              <w:pStyle w:val="Compact"/>
-            </w:pPr>
-            <w:r>
-              <w:rPr>
-                <w:b/>
-                <w:bCs/>
-              </w:rPr>
-              <w:t xml:space="preserve">IA-9 / SC-8: Certificate-to-IP binding undocumented</w:t>
-            </w:r>
-          </w:p>
-        </w:tc>
-        <w:tc>
-          <w:tcPr/>
-          <w:p>
-            <w:pPr>
-              <w:pStyle w:val="Compact"/>
-            </w:pPr>
-            <w:r>
-              <w:t xml:space="preserve">mTLS enrollment is manual and untracked; certificate inventory not linked to IP host records; SCEP/EST enrollment not enforced at provisioning</w:t>
-            </w:r>
-          </w:p>
-        </w:tc>
-        <w:tc>
-          <w:tcPr/>
-          <w:p>
-            <w:pPr>
-              <w:pStyle w:val="Compact"/>
-            </w:pPr>
-            <w:r>
-              <w:t xml:space="preserve">No PKI integration with IP management</w:t>
-            </w:r>
-          </w:p>
-        </w:tc>
-        <w:tc>
-          <w:tcPr/>
-          <w:p>
-            <w:pPr>
-              <w:pStyle w:val="Compact"/>
-            </w:pPr>
-            <w:r>
-              <w:t xml:space="preserve">InfoBlox PKI / SCEP/EST — certificate issued at provisioning, revoked at decommission, linked to IP host record</w:t>
-            </w:r>
-          </w:p>
-        </w:tc>
-      </w:tr>
-      <w:tr>
-        <w:tc>
-          <w:tcPr/>
-          <w:p>
-            <w:pPr>
-              <w:pStyle w:val="Compact"/>
-            </w:pPr>
-            <w:r>
-              <w:rPr>
-                <w:b/>
-                <w:bCs/>
-              </w:rPr>
-              <w:t xml:space="preserve">SC-8: Network-layer encryption absent on DIA circuits</w:t>
-            </w:r>
-          </w:p>
-        </w:tc>
-        <w:tc>
-          <w:tcPr/>
-          <w:p>
-            <w:pPr>
-              <w:pStyle w:val="Compact"/>
-            </w:pPr>
-            <w:r>
-              <w:t xml:space="preserve">DIA circuits carry traffic at the network layer without encryption; application-layer TLS is the only confidentiality control; no network-layer integrity guarantee on the access path</w:t>
-            </w:r>
-          </w:p>
-        </w:tc>
-        <w:tc>
-          <w:tcPr/>
-          <w:p>
-            <w:pPr>
-              <w:pStyle w:val="Compact"/>
-            </w:pPr>
-            <w:r>
-              <w:t xml:space="preserve">No IPsec overlay on DIA circuits</w:t>
-            </w:r>
-          </w:p>
-        </w:tc>
-        <w:tc>
-          <w:tcPr/>
-          <w:p>
-            <w:pPr>
-              <w:pStyle w:val="Compact"/>
-            </w:pPr>
-            <w:r>
-              <w:t xml:space="preserve">SD-WAN IPsec overlay — encrypts all traffic at the network layer regardless of application-layer TLS state</w:t>
-            </w:r>
-          </w:p>
-        </w:tc>
-      </w:tr>
-      <w:tr>
-        <w:tc>
-          <w:tcPr/>
-          <w:p>
-            <w:pPr>
-              <w:pStyle w:val="Compact"/>
-            </w:pPr>
-            <w:r>
-              <w:rPr>
-                <w:b/>
-                <w:bCs/>
-              </w:rPr>
-              <w:t xml:space="preserve">AC-4: Application-layer information flow not enforced</w:t>
-            </w:r>
-          </w:p>
-        </w:tc>
-        <w:tc>
-          <w:tcPr/>
-          <w:p>
-            <w:pPr>
-              <w:pStyle w:val="Compact"/>
-            </w:pPr>
-            <w:r>
-              <w:t xml:space="preserve">Traffic inspected at IP/port layer only; GCC-tenant and commercial-tenant Microsoft 365 are indistinguishable at the network layer; data type and destination classification absent from enforcement decision</w:t>
-            </w:r>
-          </w:p>
-        </w:tc>
-        <w:tc>
-          <w:tcPr/>
-          <w:p>
-            <w:pPr>
-              <w:pStyle w:val="Compact"/>
-            </w:pPr>
-            <w:r>
-              <w:t xml:space="preserve">No application-layer inspection on DIA path</w:t>
-            </w:r>
-          </w:p>
-        </w:tc>
-        <w:tc>
-          <w:tcPr/>
-          <w:p>
-            <w:pPr>
-              <w:pStyle w:val="Compact"/>
-            </w:pPr>
-            <w:r>
-              <w:t xml:space="preserve">SASE CASB — identifies application, tenant, data type, and user action at each session; enforces information flow policy</w:t>
-            </w:r>
-          </w:p>
-        </w:tc>
-      </w:tr>
-      <w:tr>
-        <w:tc>
-          <w:tcPr/>
-          <w:p>
-            <w:pPr>
-              <w:pStyle w:val="Compact"/>
-            </w:pPr>
-            <w:r>
-              <w:rPr>
-                <w:b/>
-                <w:bCs/>
-              </w:rPr>
-              <w:t xml:space="preserve">SC-7: Application-layer boundary protection absent on DIA path</w:t>
-            </w:r>
-          </w:p>
-        </w:tc>
-        <w:tc>
-          <w:tcPr/>
-          <w:p>
-            <w:pPr>
-              <w:pStyle w:val="Compact"/>
-            </w:pPr>
-            <w:r>
-              <w:t xml:space="preserve">Port 443 traffic opaque to network controls; C2 on standard HTTPS port undetectable; data loss patterns invisible to IP/port firewall</w:t>
-            </w:r>
-          </w:p>
-        </w:tc>
-        <w:tc>
-          <w:tcPr/>
-          <w:p>
-            <w:pPr>
-              <w:pStyle w:val="Compact"/>
-            </w:pPr>
-            <w:r>
-              <w:t xml:space="preserve">No Secure Web Gateway on DIA path</w:t>
-            </w:r>
-          </w:p>
-        </w:tc>
-        <w:tc>
-          <w:tcPr/>
-          <w:p>
-            <w:pPr>
-              <w:pStyle w:val="Compact"/>
-            </w:pPr>
-            <w:r>
-              <w:t xml:space="preserve">SASE SWG / FWaaS — inline SSL inspection and application-layer boundary enforcement at every DIA egress point</w:t>
-            </w:r>
-          </w:p>
-        </w:tc>
-      </w:tr>
-      <w:tr>
-        <w:tc>
-          <w:tcPr/>
-          <w:p>
-            <w:pPr>
-              <w:pStyle w:val="Compact"/>
-            </w:pPr>
-            <w:r>
-              <w:rPr>
-                <w:b/>
-                <w:bCs/>
-              </w:rPr>
-              <w:t xml:space="preserve">SI-3: Inline malware inspection absent on DIA path</w:t>
-            </w:r>
-          </w:p>
-        </w:tc>
-        <w:tc>
-          <w:tcPr/>
-          <w:p>
-            <w:pPr>
-              <w:pStyle w:val="Compact"/>
-            </w:pPr>
-            <w:r>
-              <w:t xml:space="preserve">Malware delivered over HTTPS reaches endpoints before SIEM detection; no inspection point on DIA path between field office and internet</w:t>
-            </w:r>
-          </w:p>
-        </w:tc>
-        <w:tc>
-          <w:tcPr/>
-          <w:p>
-            <w:pPr>
-              <w:pStyle w:val="Compact"/>
-            </w:pPr>
-            <w:r>
-              <w:t xml:space="preserve">No inline scanning on DIA circuit</w:t>
-            </w:r>
-          </w:p>
-        </w:tc>
-        <w:tc>
-          <w:tcPr/>
-          <w:p>
-            <w:pPr>
-              <w:pStyle w:val="Compact"/>
-            </w:pPr>
-            <w:r>
-              <w:t xml:space="preserve">SASE SWG with SSL inspection — malware scanning inline at the nearest SASE Point of Presence</w:t>
-            </w:r>
-          </w:p>
-        </w:tc>
-      </w:tr>
-      <w:tr>
-        <w:tc>
-          <w:tcPr/>
-          <w:p>
-            <w:pPr>
-              <w:pStyle w:val="Compact"/>
-            </w:pPr>
-            <w:r>
-              <w:rPr>
-                <w:b/>
-                <w:bCs/>
-              </w:rPr>
-              <w:t xml:space="preserve">AU-12: Session records incomplete</w:t>
-            </w:r>
-          </w:p>
-        </w:tc>
-        <w:tc>
-          <w:tcPr/>
-          <w:p>
-            <w:pPr>
-              <w:pStyle w:val="Compact"/>
-            </w:pPr>
-            <w:r>
-              <w:t xml:space="preserve">IP flow logs contain source IP, destination IP, port, and byte count; user identity, device posture, application, action, and data type absent; non-repudiation requirements cannot be met</w:t>
-            </w:r>
-          </w:p>
-        </w:tc>
-        <w:tc>
-          <w:tcPr/>
-          <w:p>
-            <w:pPr>
-              <w:pStyle w:val="Compact"/>
-            </w:pPr>
-            <w:r>
-              <w:t xml:space="preserve">No application-layer session logging on DIA path</w:t>
-            </w:r>
-          </w:p>
-        </w:tc>
-        <w:tc>
-          <w:tcPr/>
-          <w:p>
-            <w:pPr>
-              <w:pStyle w:val="Compact"/>
-            </w:pPr>
-            <w:r>
-              <w:t xml:space="preserve">SASE per-session telemetry — structured record per session including user, device, application, action, data type, timestamp</w:t>
-            </w:r>
-          </w:p>
-        </w:tc>
-      </w:tr>
-      <w:tr>
-        <w:tc>
-          <w:tcPr/>
-          <w:p>
-            <w:pPr>
-              <w:pStyle w:val="Compact"/>
-            </w:pPr>
-            <w:r>
-              <w:rPr>
-                <w:b/>
-                <w:bCs/>
-              </w:rPr>
-              <w:t xml:space="preserve">IA-2: NTLM authentication events are audit-opaque</w:t>
-            </w:r>
-          </w:p>
-        </w:tc>
-        <w:tc>
-          <w:tcPr/>
-          <w:p>
-            <w:pPr>
-              <w:pStyle w:val="Compact"/>
-            </w:pPr>
-            <w:r>
-              <w:t xml:space="preserve">NTLM authentication does not produce token-level event records; SIEM cannot correlate authentication events with user identity, device, or session; pass-the-hash exposure undetectable</w:t>
-            </w:r>
-          </w:p>
-        </w:tc>
-        <w:tc>
-          <w:tcPr/>
-          <w:p>
-            <w:pPr>
-              <w:pStyle w:val="Compact"/>
-            </w:pPr>
-            <w:r>
-              <w:t xml:space="preserve">Kerberos/NTLM in use; Entra ID not deployed; NTLM fallback silent and unmonitored</w:t>
-            </w:r>
-          </w:p>
-        </w:tc>
-        <w:tc>
-          <w:tcPr/>
-          <w:p>
-            <w:pPr>
-              <w:pStyle w:val="Compact"/>
-            </w:pPr>
-            <w:r>
-              <w:t xml:space="preserve">Entra ID token-based authentication — every authentication produces a structured, queryable token-level event record</w:t>
-            </w:r>
-          </w:p>
-        </w:tc>
-      </w:tr>
-      <w:tr>
-        <w:tc>
-          <w:tcPr/>
-          <w:p>
-            <w:pPr>
-              <w:pStyle w:val="Compact"/>
-            </w:pPr>
-            <w:r>
-              <w:rPr>
-                <w:b/>
-                <w:bCs/>
-              </w:rPr>
-              <w:t xml:space="preserve">IA-5: SQL Server credential inventory undocumented</w:t>
-            </w:r>
-          </w:p>
-        </w:tc>
-        <w:tc>
-          <w:tcPr/>
-          <w:p>
-            <w:pPr>
-              <w:pStyle w:val="Compact"/>
-            </w:pPr>
-            <w:r>
-              <w:t xml:space="preserve">SQL logins store password hashes in SQL Server; no centralized rotation; service account passwords not managed by any credential management system; orphaned SQL logins not detected</w:t>
-            </w:r>
-          </w:p>
-        </w:tc>
-        <w:tc>
-          <w:tcPr/>
-          <w:p>
-            <w:pPr>
-              <w:pStyle w:val="Compact"/>
-            </w:pPr>
-            <w:r>
-              <w:t xml:space="preserve">Mixed-mode SQL authentication with stored credential hashes</w:t>
-            </w:r>
-          </w:p>
-        </w:tc>
-        <w:tc>
-          <w:tcPr/>
-          <w:p>
-            <w:pPr>
-              <w:pStyle w:val="Compact"/>
-            </w:pPr>
-            <w:r>
-              <w:t xml:space="preserve">Entra ID for SQL — SQL logins eliminated; Managed Identity connections require no stored credential; credential inventory becomes an Entra audit report</w:t>
-            </w:r>
-          </w:p>
-        </w:tc>
-      </w:tr>
-      <w:tr>
-        <w:tc>
-          <w:tcPr/>
-          <w:p>
-            <w:pPr>
-              <w:pStyle w:val="Compact"/>
-            </w:pPr>
-            <w:r>
-              <w:rPr>
-                <w:b/>
-                <w:bCs/>
-              </w:rPr>
-              <w:t xml:space="preserve">CM-8: SQL Server estate undocumented</w:t>
-            </w:r>
-          </w:p>
-        </w:tc>
-        <w:tc>
-          <w:tcPr/>
-          <w:p>
-            <w:pPr>
-              <w:pStyle w:val="Compact"/>
-            </w:pPr>
-            <w:r>
-              <w:t xml:space="preserve">SQL Server instances not fully enumerated; version and end-of-life posture unknown for some instances; login inventory stale; linked server dependencies not mapped</w:t>
-            </w:r>
-          </w:p>
-        </w:tc>
-        <w:tc>
-          <w:tcPr/>
-          <w:p>
-            <w:pPr>
-              <w:pStyle w:val="Compact"/>
-            </w:pPr>
-            <w:r>
-              <w:t xml:space="preserve">No SQL estate discovery or continuous inventory process</w:t>
-            </w:r>
-          </w:p>
-        </w:tc>
-        <w:tc>
-          <w:tcPr/>
-          <w:p>
-            <w:pPr>
-              <w:pStyle w:val="Compact"/>
-            </w:pPr>
-            <w:r>
-              <w:t xml:space="preserve">SQL estate discovery + continuous monitoring record — every instance inventoried, every login typed and tracked, every dependency mapped</w:t>
-            </w:r>
-          </w:p>
-        </w:tc>
-      </w:tr>
-    </w:tbl>
-    <w:p>
-      <w:pPr>
-        <w:pStyle w:val="BodyText"/>
-      </w:pPr>
-      <w:r>
-        <w:t xml:space="preserve"> </w:t>
       </w:r>
     </w:p>
     <w:tbl>
@@ -6218,18 +4589,18 @@
                 <wp:inline>
                   <wp:extent cx="152400" cy="152400"/>
                   <wp:effectExtent b="0" l="0" r="0" t="0"/>
-                  <wp:docPr descr="" title="" id="28" name="Picture"/>
+                  <wp:docPr descr="" title="" id="27" name="Picture"/>
                   <a:graphic>
                     <a:graphicData uri="http://schemas.openxmlformats.org/drawingml/2006/picture">
                       <pic:pic>
                         <pic:nvPicPr>
-                          <pic:cNvPr descr="/opt/quarto/share/formats/docx/note.png" id="29" name="Picture"/>
+                          <pic:cNvPr descr="/opt/quarto/share/formats/docx/note.png" id="28" name="Picture"/>
                           <pic:cNvPicPr>
                             <a:picLocks noChangeArrowheads="1" noChangeAspect="1"/>
                           </pic:cNvPicPr>
                         </pic:nvPicPr>
                         <pic:blipFill>
-                          <a:blip r:embed="rId27"/>
+                          <a:blip r:embed="rId26"/>
                           <a:stretch>
                             <a:fillRect/>
                           </a:stretch>
@@ -6262,7 +4633,7 @@
               <w:t xml:space="preserve"> </w:t>
             </w:r>
             <w:r>
-              <w:t xml:space="preserve">Note</w:t>
+              <w:t xml:space="preserve">Vendor Selection Status</w:t>
             </w:r>
           </w:p>
         </w:tc>
@@ -6286,6 +4657,2151 @@
               <w:spacing w:before="16" w:after="16"/>
             </w:pPr>
             <w:r>
+              <w:t xml:space="preserve">SD-WAN and SASE SSE vendor selections are pending agency procurement review. The shortlists in this series reflect FedRAMP authorization status and federal use-case alignment at time of writing. Final selection requires validation against current FedRAMP Marketplace listings, agency-specific environment testing, and applicable procurement authority. All KSI self-assessments are self-assessed pending independent 3PAO validation.</w:t>
+            </w:r>
+          </w:p>
+          <w:p/>
+        </w:tc>
+      </w:tr>
+    </w:tbl>
+    <w:p>
+      <w:pPr>
+        <w:pStyle w:val="BodyText"/>
+      </w:pPr>
+      <w:r>
+        <w:t xml:space="preserve">Federal compliance, however, does not live on a single vendor’s surface. The</w:t>
+      </w:r>
+      <w:r>
+        <w:t xml:space="preserve"> </w:t>
+      </w:r>
+      <w:r>
+        <w:t xml:space="preserve">34 NIST SP 800-53 controls closed by this series span:</w:t>
+      </w:r>
+    </w:p>
+    <w:p>
+      <w:pPr>
+        <w:pStyle w:val="Compact"/>
+        <w:numPr>
+          <w:ilvl w:val="0"/>
+          <w:numId w:val="1008"/>
+        </w:numPr>
+      </w:pPr>
+      <w:r>
+        <w:rPr>
+          <w:b/>
+          <w:bCs/>
+        </w:rPr>
+        <w:t xml:space="preserve">Network layer</w:t>
+      </w:r>
+      <w:r>
+        <w:t xml:space="preserve"> </w:t>
+      </w:r>
+      <w:r>
+        <w:t xml:space="preserve">— DDI, DNS, DHCP, IPAM, DNSSEC, RPZ (InfoBlox)</w:t>
+      </w:r>
+    </w:p>
+    <w:p>
+      <w:pPr>
+        <w:pStyle w:val="Compact"/>
+        <w:numPr>
+          <w:ilvl w:val="0"/>
+          <w:numId w:val="1008"/>
+        </w:numPr>
+      </w:pPr>
+      <w:r>
+        <w:rPr>
+          <w:b/>
+          <w:bCs/>
+        </w:rPr>
+        <w:t xml:space="preserve">Transport layer</w:t>
+      </w:r>
+      <w:r>
+        <w:t xml:space="preserve"> </w:t>
+      </w:r>
+      <w:r>
+        <w:t xml:space="preserve">— SD-WAN IPsec overlay, QoS traffic classification, DIA local breakout path selection (Cisco Catalyst SD-WAN / VMware VeloCloud (Broadcom) / Palo Alto SD-WAN —</w:t>
+      </w:r>
+      <w:r>
+        <w:t xml:space="preserve"> </w:t>
+      </w:r>
+      <w:r>
+        <w:rPr>
+          <w:i/>
+          <w:iCs/>
+        </w:rPr>
+        <w:t xml:space="preserve">agency selection pending</w:t>
+      </w:r>
+      <w:r>
+        <w:t xml:space="preserve">)</w:t>
+      </w:r>
+    </w:p>
+    <w:p>
+      <w:pPr>
+        <w:pStyle w:val="Compact"/>
+        <w:numPr>
+          <w:ilvl w:val="0"/>
+          <w:numId w:val="1008"/>
+        </w:numPr>
+      </w:pPr>
+      <w:r>
+        <w:rPr>
+          <w:b/>
+          <w:bCs/>
+        </w:rPr>
+        <w:t xml:space="preserve">Application layer</w:t>
+      </w:r>
+      <w:r>
+        <w:t xml:space="preserve"> </w:t>
+      </w:r>
+      <w:r>
+        <w:t xml:space="preserve">— CASB inline inspection, SWG, FWaaS, SSL/TLS inspection — delivered by the SASE SSE stack (Zscaler Internet Access (ZIA) / Netskope SSE / Palo Alto Prisma Access —</w:t>
+      </w:r>
+      <w:r>
+        <w:t xml:space="preserve"> </w:t>
+      </w:r>
+      <w:r>
+        <w:rPr>
+          <w:i/>
+          <w:iCs/>
+        </w:rPr>
+        <w:t xml:space="preserve">agency selection pending</w:t>
+      </w:r>
+      <w:r>
+        <w:t xml:space="preserve">)</w:t>
+      </w:r>
+    </w:p>
+    <w:p>
+      <w:pPr>
+        <w:pStyle w:val="Compact"/>
+        <w:numPr>
+          <w:ilvl w:val="0"/>
+          <w:numId w:val="1008"/>
+        </w:numPr>
+      </w:pPr>
+      <w:r>
+        <w:rPr>
+          <w:b/>
+          <w:bCs/>
+        </w:rPr>
+        <w:t xml:space="preserve">Identity layer</w:t>
+      </w:r>
+      <w:r>
+        <w:t xml:space="preserve"> </w:t>
+      </w:r>
+      <w:r>
+        <w:t xml:space="preserve">— Entra ID, Conditional Access, Arc Managed Identity, NTLM elimination</w:t>
+      </w:r>
+    </w:p>
+    <w:p>
+      <w:pPr>
+        <w:pStyle w:val="Compact"/>
+        <w:numPr>
+          <w:ilvl w:val="0"/>
+          <w:numId w:val="1008"/>
+        </w:numPr>
+      </w:pPr>
+      <w:r>
+        <w:rPr>
+          <w:b/>
+          <w:bCs/>
+        </w:rPr>
+        <w:t xml:space="preserve">Data layer</w:t>
+      </w:r>
+      <w:r>
+        <w:t xml:space="preserve"> </w:t>
+      </w:r>
+      <w:r>
+        <w:t xml:space="preserve">— SQL Server, TDE, consistency classes, replication physics</w:t>
+      </w:r>
+    </w:p>
+    <w:p>
+      <w:pPr>
+        <w:pStyle w:val="Compact"/>
+        <w:numPr>
+          <w:ilvl w:val="0"/>
+          <w:numId w:val="1008"/>
+        </w:numPr>
+      </w:pPr>
+      <w:r>
+        <w:rPr>
+          <w:b/>
+          <w:bCs/>
+        </w:rPr>
+        <w:t xml:space="preserve">Operations layer</w:t>
+      </w:r>
+      <w:r>
+        <w:t xml:space="preserve"> </w:t>
+      </w:r>
+      <w:r>
+        <w:t xml:space="preserve">— Sentinel, Defender XDR, KQL, Logic App playbooks</w:t>
+      </w:r>
+    </w:p>
+    <w:p>
+      <w:pPr>
+        <w:pStyle w:val="Compact"/>
+        <w:numPr>
+          <w:ilvl w:val="0"/>
+          <w:numId w:val="1008"/>
+        </w:numPr>
+      </w:pPr>
+      <w:r>
+        <w:rPr>
+          <w:b/>
+          <w:bCs/>
+        </w:rPr>
+        <w:t xml:space="preserve">Governance layer</w:t>
+      </w:r>
+      <w:r>
+        <w:t xml:space="preserve"> </w:t>
+      </w:r>
+      <w:r>
+        <w:t xml:space="preserve">— POA&amp;M, SCRM Charter, ISPP, RACI, SBOM/VDR pipeline</w:t>
+      </w:r>
+    </w:p>
+    <w:p>
+      <w:pPr>
+        <w:pStyle w:val="FirstParagraph"/>
+      </w:pPr>
+      <w:r>
+        <w:t xml:space="preserve">No single-vendor assessment tool spans all seven layers. A tool optimized for</w:t>
+      </w:r>
+      <w:r>
+        <w:t xml:space="preserve"> </w:t>
+      </w:r>
+      <w:r>
+        <w:t xml:space="preserve">Layer 7 (Microsoft 365) will not score your Layer 3 DNSSEC posture, your</w:t>
+      </w:r>
+      <w:r>
+        <w:t xml:space="preserve"> </w:t>
+      </w:r>
+      <w:r>
+        <w:t xml:space="preserve">Layer 4 SD-WAN encryption state, or your database consolidation physics model.</w:t>
+      </w:r>
+    </w:p>
+    <w:p>
+      <w:pPr>
+        <w:pStyle w:val="BodyText"/>
+      </w:pPr>
+      <w:r>
+        <w:rPr>
+          <w:b/>
+          <w:bCs/>
+        </w:rPr>
+        <w:t xml:space="preserve">An agency that relies solely on SCuBA or ZTTT has assessed one part of the</w:t>
+      </w:r>
+      <w:r>
+        <w:rPr>
+          <w:b/>
+          <w:bCs/>
+        </w:rPr>
+        <w:t xml:space="preserve"> </w:t>
+      </w:r>
+      <w:r>
+        <w:rPr>
+          <w:b/>
+          <w:bCs/>
+        </w:rPr>
+        <w:t xml:space="preserve">surface and left the rest unmeasured and undefended.</w:t>
+      </w:r>
+    </w:p>
+    <w:bookmarkEnd w:id="29"/>
+    <w:bookmarkStart w:id="30" w:name="the-role-of-this-series"/>
+    <w:p>
+      <w:pPr>
+        <w:pStyle w:val="Heading2"/>
+      </w:pPr>
+      <w:r>
+        <w:t xml:space="preserve">4.4 The Role of This Series</w:t>
+      </w:r>
+    </w:p>
+    <w:p>
+      <w:pPr>
+        <w:pStyle w:val="FirstParagraph"/>
+      </w:pPr>
+      <w:r>
+        <w:t xml:space="preserve">This series is the architectural planning and implementation layer that makes</w:t>
+      </w:r>
+      <w:r>
+        <w:t xml:space="preserve"> </w:t>
+      </w:r>
+      <w:r>
+        <w:t xml:space="preserve">assessment tools meaningful. It answers:</w:t>
+      </w:r>
+    </w:p>
+    <w:p>
+      <w:pPr>
+        <w:pStyle w:val="Compact"/>
+        <w:numPr>
+          <w:ilvl w:val="0"/>
+          <w:numId w:val="1009"/>
+        </w:numPr>
+      </w:pPr>
+      <w:r>
+        <w:rPr>
+          <w:b/>
+          <w:bCs/>
+        </w:rPr>
+        <w:t xml:space="preserve">Why</w:t>
+      </w:r>
+      <w:r>
+        <w:t xml:space="preserve"> </w:t>
+      </w:r>
+      <w:r>
+        <w:t xml:space="preserve">the current architecture cannot satisfy the controls — not as a</w:t>
+      </w:r>
+      <w:r>
+        <w:t xml:space="preserve"> </w:t>
+      </w:r>
+      <w:r>
+        <w:t xml:space="preserve">configuration problem, but as a structural mismatch between the perimeter</w:t>
+      </w:r>
+      <w:r>
+        <w:t xml:space="preserve"> </w:t>
+      </w:r>
+      <w:r>
+        <w:t xml:space="preserve">model and the Zero Trust control requirements</w:t>
+      </w:r>
+    </w:p>
+    <w:p>
+      <w:pPr>
+        <w:pStyle w:val="Compact"/>
+        <w:numPr>
+          <w:ilvl w:val="0"/>
+          <w:numId w:val="1009"/>
+        </w:numPr>
+      </w:pPr>
+      <w:r>
+        <w:rPr>
+          <w:b/>
+          <w:bCs/>
+        </w:rPr>
+        <w:t xml:space="preserve">What</w:t>
+      </w:r>
+      <w:r>
+        <w:t xml:space="preserve"> </w:t>
+      </w:r>
+      <w:r>
+        <w:t xml:space="preserve">architectural patterns close each control family with continuously-</w:t>
+      </w:r>
+      <w:r>
+        <w:t xml:space="preserve"> </w:t>
+      </w:r>
+      <w:r>
+        <w:t xml:space="preserve">generated, machine-readable evidence</w:t>
+      </w:r>
+    </w:p>
+    <w:p>
+      <w:pPr>
+        <w:pStyle w:val="Compact"/>
+        <w:numPr>
+          <w:ilvl w:val="0"/>
+          <w:numId w:val="1009"/>
+        </w:numPr>
+      </w:pPr>
+      <w:r>
+        <w:rPr>
+          <w:b/>
+          <w:bCs/>
+        </w:rPr>
+        <w:t xml:space="preserve">How</w:t>
+      </w:r>
+      <w:r>
+        <w:t xml:space="preserve"> </w:t>
+      </w:r>
+      <w:r>
+        <w:t xml:space="preserve">to sequence the implementation across the network, identity, data,</w:t>
+      </w:r>
+      <w:r>
+        <w:t xml:space="preserve"> </w:t>
+      </w:r>
+      <w:r>
+        <w:t xml:space="preserve">operations, and governance planes without creating new gaps in the process</w:t>
+      </w:r>
+    </w:p>
+    <w:p>
+      <w:pPr>
+        <w:pStyle w:val="Compact"/>
+        <w:numPr>
+          <w:ilvl w:val="0"/>
+          <w:numId w:val="1009"/>
+        </w:numPr>
+      </w:pPr>
+      <w:r>
+        <w:rPr>
+          <w:b/>
+          <w:bCs/>
+        </w:rPr>
+        <w:t xml:space="preserve">When</w:t>
+      </w:r>
+      <w:r>
+        <w:t xml:space="preserve"> </w:t>
+      </w:r>
+      <w:r>
+        <w:t xml:space="preserve">the KSI evidence becomes evaluable under FedRAMP 20x rules</w:t>
+      </w:r>
+      <w:r>
+        <w:t xml:space="preserve"> </w:t>
+      </w:r>
+      <w:r>
+        <w:t xml:space="preserve">(BOD 26-04 deadlines, Class A/B/C authorization windows)</w:t>
+      </w:r>
+    </w:p>
+    <w:p>
+      <w:pPr>
+        <w:pStyle w:val="FirstParagraph"/>
+      </w:pPr>
+      <w:r>
+        <w:t xml:space="preserve">When this series is implemented, SCuBAGear and ZTTT become the final</w:t>
+      </w:r>
+      <w:r>
+        <w:t xml:space="preserve"> </w:t>
+      </w:r>
+      <w:r>
+        <w:t xml:space="preserve">confirmation step — a validation that the architecture is producing the</w:t>
+      </w:r>
+      <w:r>
+        <w:t xml:space="preserve"> </w:t>
+      </w:r>
+      <w:r>
+        <w:t xml:space="preserve">compliance state it was designed to produce. That is the correct role for</w:t>
+      </w:r>
+      <w:r>
+        <w:t xml:space="preserve"> </w:t>
+      </w:r>
+      <w:r>
+        <w:t xml:space="preserve">assessment tools:</w:t>
+      </w:r>
+      <w:r>
+        <w:t xml:space="preserve"> </w:t>
+      </w:r>
+      <w:r>
+        <w:rPr>
+          <w:b/>
+          <w:bCs/>
+        </w:rPr>
+        <w:t xml:space="preserve">the final proof, not the starting point.</w:t>
+      </w:r>
+    </w:p>
+    <w:bookmarkEnd w:id="30"/>
+    <w:bookmarkStart w:id="31" w:name="the-coverage-arithmetic-10-of-29"/>
+    <w:p>
+      <w:pPr>
+        <w:pStyle w:val="Heading2"/>
+      </w:pPr>
+      <w:r>
+        <w:t xml:space="preserve">4.5 The Coverage Arithmetic — 10 of 29</w:t>
+      </w:r>
+    </w:p>
+    <w:p>
+      <w:pPr>
+        <w:pStyle w:val="FirstParagraph"/>
+      </w:pPr>
+      <w:r>
+        <w:t xml:space="preserve">The claim that conformance tooling cannot substitute for architecture is not</w:t>
+      </w:r>
+      <w:r>
+        <w:t xml:space="preserve"> </w:t>
+      </w:r>
+      <w:r>
+        <w:t xml:space="preserve">rhetorical. It is arithmetic, and the numbers come from this program’s own</w:t>
+      </w:r>
+      <w:r>
+        <w:t xml:space="preserve"> </w:t>
+      </w:r>
+      <w:r>
+        <w:t xml:space="preserve">evaluation engine:</w:t>
+      </w:r>
+    </w:p>
+    <w:p>
+      <w:pPr>
+        <w:pStyle w:val="Compact"/>
+        <w:numPr>
+          <w:ilvl w:val="0"/>
+          <w:numId w:val="1010"/>
+        </w:numPr>
+      </w:pPr>
+      <w:r>
+        <w:rPr>
+          <w:b/>
+          <w:bCs/>
+        </w:rPr>
+        <w:t xml:space="preserve">ScuBA-based rules attest 10 of the 29 active FedRAMP 20x CR26 KSI rules</w:t>
+      </w:r>
+      <w:r>
+        <w:t xml:space="preserve"> </w:t>
+      </w:r>
+      <w:r>
+        <w:t xml:space="preserve">(KSI-001 through KSI-010) — the rules that reduce to Microsoft 365 GCC tenant</w:t>
+      </w:r>
+      <w:r>
+        <w:t xml:space="preserve"> </w:t>
+      </w:r>
+      <w:r>
+        <w:t xml:space="preserve">configuration state, which is exactly the surface SCuBAGear measures. Even</w:t>
+      </w:r>
+      <w:r>
+        <w:t xml:space="preserve"> </w:t>
+      </w:r>
+      <w:r>
+        <w:t xml:space="preserve">these ten are not point-in-time scans in this architecture:</w:t>
+      </w:r>
+      <w:r>
+        <w:t xml:space="preserve"> </w:t>
+      </w:r>
+      <w:r>
+        <w:rPr>
+          <w:b/>
+          <w:bCs/>
+        </w:rPr>
+        <w:t xml:space="preserve">ScubaDrift</w:t>
+      </w:r>
+      <w:r>
+        <w:t xml:space="preserve"> </w:t>
+      </w:r>
+      <w:r>
+        <w:t xml:space="preserve">adds the operational lifecycle — run-to-run drift, risk-acceptance</w:t>
+      </w:r>
+      <w:r>
+        <w:t xml:space="preserve"> </w:t>
+      </w:r>
+      <w:r>
+        <w:t xml:space="preserve">dispositions with expiry, and a pipeline gate — so each verdict in the OSCAL</w:t>
+      </w:r>
+      <w:r>
+        <w:t xml:space="preserve"> </w:t>
+      </w:r>
+      <w:r>
+        <w:t xml:space="preserve">AR carries its result, disposition, governing POA&amp;M ticket, and expiry date</w:t>
+      </w:r>
+      <w:r>
+        <w:t xml:space="preserve"> </w:t>
+      </w:r>
+      <w:r>
+        <w:t xml:space="preserve">(Book 19 §3.2 documents the pipeline).</w:t>
+      </w:r>
+    </w:p>
+    <w:p>
+      <w:pPr>
+        <w:pStyle w:val="Compact"/>
+        <w:numPr>
+          <w:ilvl w:val="0"/>
+          <w:numId w:val="1010"/>
+        </w:numPr>
+      </w:pPr>
+      <w:r>
+        <w:rPr>
+          <w:b/>
+          <w:bCs/>
+        </w:rPr>
+        <w:t xml:space="preserve">The other 19 rules bind to evidence slots that exist only because the</w:t>
+      </w:r>
+      <w:r>
+        <w:rPr>
+          <w:b/>
+          <w:bCs/>
+        </w:rPr>
+        <w:t xml:space="preserve"> </w:t>
+      </w:r>
+      <w:r>
+        <w:rPr>
+          <w:b/>
+          <w:bCs/>
+        </w:rPr>
+        <w:t xml:space="preserve">architecture in Parts 1–19 was built</w:t>
+      </w:r>
+      <w:r>
+        <w:t xml:space="preserve"> </w:t>
+      </w:r>
+      <w:r>
+        <w:t xml:space="preserve">— supply-chain evidence from the SBOM</w:t>
+      </w:r>
+      <w:r>
+        <w:t xml:space="preserve"> </w:t>
+      </w:r>
+      <w:r>
+        <w:t xml:space="preserve">pipeline, privacy evidence from the data-flow maps, training-effectiveness</w:t>
+      </w:r>
+      <w:r>
+        <w:t xml:space="preserve"> </w:t>
+      </w:r>
+      <w:r>
+        <w:t xml:space="preserve">records from the LMS schema, continuity evidence from the DR architecture,</w:t>
+      </w:r>
+      <w:r>
+        <w:t xml:space="preserve"> </w:t>
+      </w:r>
+      <w:r>
+        <w:t xml:space="preserve">and the identity, network, and telemetry evidence that the substrate parts</w:t>
+      </w:r>
+      <w:r>
+        <w:t xml:space="preserve"> </w:t>
+      </w:r>
+      <w:r>
+        <w:t xml:space="preserve">generate natively.</w:t>
+      </w:r>
+    </w:p>
+    <w:p>
+      <w:pPr>
+        <w:pStyle w:val="FirstParagraph"/>
+      </w:pPr>
+      <w:r>
+        <w:t xml:space="preserve">A conformance tool</w:t>
+      </w:r>
+      <w:r>
+        <w:t xml:space="preserve"> </w:t>
+      </w:r>
+      <w:r>
+        <w:rPr>
+          <w:b/>
+          <w:bCs/>
+        </w:rPr>
+        <w:t xml:space="preserve">measures drift from an intended state; it cannot author</w:t>
+      </w:r>
+      <w:r>
+        <w:rPr>
+          <w:b/>
+          <w:bCs/>
+        </w:rPr>
+        <w:t xml:space="preserve"> </w:t>
+      </w:r>
+      <w:r>
+        <w:rPr>
+          <w:b/>
+          <w:bCs/>
+        </w:rPr>
+        <w:t xml:space="preserve">one.</w:t>
+      </w:r>
+      <w:r>
+        <w:t xml:space="preserve"> </w:t>
+      </w:r>
+      <w:r>
+        <w:t xml:space="preserve">Run against an environment with no architecture, it measures drift from</w:t>
+      </w:r>
+      <w:r>
+        <w:t xml:space="preserve"> </w:t>
+      </w:r>
+      <w:r>
+        <w:t xml:space="preserve">nothing. An agency whose KSI strategy is</w:t>
+      </w:r>
+      <w:r>
+        <w:t xml:space="preserve"> </w:t>
+      </w:r>
+      <w:r>
+        <w:t xml:space="preserve">“run SCuBA and the Zero Trust toolkit”</w:t>
+      </w:r>
+      <w:r>
+        <w:t xml:space="preserve"> </w:t>
+      </w:r>
+      <w:r>
+        <w:t xml:space="preserve">arrives at the January 1, 2027 mandatory date able to attest one third of the</w:t>
+      </w:r>
+      <w:r>
+        <w:t xml:space="preserve"> </w:t>
+      </w:r>
+      <w:r>
+        <w:t xml:space="preserve">catalog — with no evidence pipeline for the rest.</w:t>
+      </w:r>
+    </w:p>
+    <w:p>
+      <w:r>
+        <w:pict>
+          <v:rect style="width:0;height:1.5pt" o:hralign="center" o:hrstd="t" o:hr="t"/>
+        </w:pict>
+      </w:r>
+    </w:p>
+    <w:bookmarkEnd w:id="31"/>
+    <w:bookmarkEnd w:id="32"/>
+    <w:bookmarkStart w:id="33" w:name="the-ksi-closure-necessity-matrix"/>
+    <w:p>
+      <w:pPr>
+        <w:pStyle w:val="Heading1"/>
+      </w:pPr>
+      <w:r>
+        <w:t xml:space="preserve">5. The KSI Closure Necessity Matrix</w:t>
+      </w:r>
+    </w:p>
+    <w:p>
+      <w:pPr>
+        <w:pStyle w:val="FirstParagraph"/>
+      </w:pPr>
+      <w:r>
+        <w:t xml:space="preserve">The authoritative closure-necessity view for all 29 FedRAMP 20x CR26 KSI rules.</w:t>
+      </w:r>
+      <w:r>
+        <w:t xml:space="preserve"> </w:t>
+      </w:r>
+      <w:r>
+        <w:t xml:space="preserve">Each row states what closes the rule set, whether conformance tooling alone can</w:t>
+      </w:r>
+      <w:r>
+        <w:t xml:space="preserve"> </w:t>
+      </w:r>
+      <w:r>
+        <w:t xml:space="preserve">attest it, and which evidence slot and series part carry it. Book 19 documents</w:t>
+      </w:r>
+      <w:r>
+        <w:t xml:space="preserve"> </w:t>
+      </w:r>
+      <w:r>
+        <w:t xml:space="preserve">the evidence procedures; this matrix is the citable summary. All verdicts are</w:t>
+      </w:r>
+      <w:r>
+        <w:t xml:space="preserve"> </w:t>
+      </w:r>
+      <w:r>
+        <w:t xml:space="preserve">self-assessed pending independent 3PAO validation.</w:t>
+      </w:r>
+    </w:p>
+    <w:p>
+      <w:pPr>
+        <w:pStyle w:val="TableCaption"/>
+      </w:pPr>
+      <w:r>
+        <w:t xml:space="preserve">KSI Closure Necessity Matrix — 29 CR26 Rules</w:t>
+      </w:r>
+    </w:p>
+    <w:tbl>
+      <w:tblPr>
+        <w:tblStyle w:val="Table"/>
+        <w:tblW w:type="pct" w:w="5000"/>
+        <w:tblLayout w:type="fixed"/>
+        <w:tblLook w:firstRow="1" w:lastRow="0" w:firstColumn="0" w:lastColumn="0" w:noHBand="0" w:noVBand="0" w:val="0020"/>
+        <w:tblCaption w:val="KSI Closure Necessity Matrix — 29 CR26 Rules"/>
+      </w:tblPr>
+      <w:tblGrid>
+        <w:gridCol w:w="1320"/>
+        <w:gridCol w:w="1320"/>
+        <w:gridCol w:w="1320"/>
+        <w:gridCol w:w="1320"/>
+        <w:gridCol w:w="1320"/>
+        <w:gridCol w:w="1320"/>
+      </w:tblGrid>
+      <w:tr>
+        <w:trPr>
+          <w:tblHeader w:val="on"/>
+        </w:trPr>
+        <w:tc>
+          <w:tcPr/>
+          <w:p>
+            <w:pPr>
+              <w:pStyle w:val="Compact"/>
+            </w:pPr>
+            <w:r>
+              <w:t xml:space="preserve">KSI rules</w:t>
+            </w:r>
+          </w:p>
+        </w:tc>
+        <w:tc>
+          <w:tcPr/>
+          <w:p>
+            <w:pPr>
+              <w:pStyle w:val="Compact"/>
+            </w:pPr>
+            <w:r>
+              <w:t xml:space="preserve">Theme</w:t>
+            </w:r>
+          </w:p>
+        </w:tc>
+        <w:tc>
+          <w:tcPr/>
+          <w:p>
+            <w:pPr>
+              <w:pStyle w:val="Compact"/>
+            </w:pPr>
+            <w:r>
+              <w:t xml:space="preserve">What closes it</w:t>
+            </w:r>
+          </w:p>
+        </w:tc>
+        <w:tc>
+          <w:tcPr/>
+          <w:p>
+            <w:pPr>
+              <w:pStyle w:val="Compact"/>
+            </w:pPr>
+            <w:r>
+              <w:t xml:space="preserve">Attestable by conformance tooling alone?</w:t>
+            </w:r>
+          </w:p>
+        </w:tc>
+        <w:tc>
+          <w:tcPr/>
+          <w:p>
+            <w:pPr>
+              <w:pStyle w:val="Compact"/>
+            </w:pPr>
+            <w:r>
+              <w:t xml:space="preserve">Evidence slot</w:t>
+            </w:r>
+          </w:p>
+        </w:tc>
+        <w:tc>
+          <w:tcPr/>
+          <w:p>
+            <w:pPr>
+              <w:pStyle w:val="Compact"/>
+            </w:pPr>
+            <w:r>
+              <w:t xml:space="preserve">Series part</w:t>
+            </w:r>
+          </w:p>
+        </w:tc>
+      </w:tr>
+      <w:tr>
+        <w:tc>
+          <w:tcPr/>
+          <w:p>
+            <w:pPr>
+              <w:pStyle w:val="Compact"/>
+            </w:pPr>
+            <w:r>
+              <w:t xml:space="preserve">KSI-001..010 (10)</w:t>
+            </w:r>
+          </w:p>
+        </w:tc>
+        <w:tc>
+          <w:tcPr/>
+          <w:p>
+            <w:pPr>
+              <w:pStyle w:val="Compact"/>
+            </w:pPr>
+            <w:r>
+              <w:t xml:space="preserve">M365 baseline (IAM/MLA/CNA/SVC configuration surface)</w:t>
+            </w:r>
+          </w:p>
+        </w:tc>
+        <w:tc>
+          <w:tcPr/>
+          <w:p>
+            <w:pPr>
+              <w:pStyle w:val="Compact"/>
+            </w:pPr>
+            <w:r>
+              <w:t xml:space="preserve">Microsoft 365 GCC tenant configuration against the CISA SCuBA baseline, drift- and exception-gated by ScubaDrift</w:t>
+            </w:r>
+          </w:p>
+        </w:tc>
+        <w:tc>
+          <w:tcPr/>
+          <w:p>
+            <w:pPr>
+              <w:pStyle w:val="Compact"/>
+            </w:pPr>
+            <w:r>
+              <w:rPr>
+                <w:b/>
+                <w:bCs/>
+              </w:rPr>
+              <w:t xml:space="preserve">Yes — ScuBAGear + ScubaDrift dispositions</w:t>
+            </w:r>
+          </w:p>
+        </w:tc>
+        <w:tc>
+          <w:tcPr/>
+          <w:p>
+            <w:pPr>
+              <w:pStyle w:val="Compact"/>
+            </w:pPr>
+            <w:r>
+              <w:t xml:space="preserve">ScuBA adapter (no slot binding)</w:t>
+            </w:r>
+          </w:p>
+        </w:tc>
+        <w:tc>
+          <w:tcPr/>
+          <w:p>
+            <w:pPr>
+              <w:pStyle w:val="Compact"/>
+            </w:pPr>
+            <w:r>
+              <w:t xml:space="preserve">Validation phase (after Parts 1–6 make the baseline the natural steady state)</w:t>
+            </w:r>
+          </w:p>
+        </w:tc>
+      </w:tr>
+      <w:tr>
+        <w:tc>
+          <w:tcPr/>
+          <w:p>
+            <w:pPr>
+              <w:pStyle w:val="Compact"/>
+            </w:pPr>
+            <w:r>
+              <w:t xml:space="preserve">KSI-011..014 (4)</w:t>
+            </w:r>
+          </w:p>
+        </w:tc>
+        <w:tc>
+          <w:tcPr/>
+          <w:p>
+            <w:pPr>
+              <w:pStyle w:val="Compact"/>
+            </w:pPr>
+            <w:r>
+              <w:t xml:space="preserve">SCR — VDR/VER contract</w:t>
+            </w:r>
+          </w:p>
+        </w:tc>
+        <w:tc>
+          <w:tcPr/>
+          <w:p>
+            <w:pPr>
+              <w:pStyle w:val="Compact"/>
+            </w:pPr>
+            <w:r>
+              <w:t xml:space="preserve">SBOM/VDR/VEX pipeline (Syft, Grype, OpenVEX) under BOD 26-04</w:t>
+            </w:r>
+          </w:p>
+        </w:tc>
+        <w:tc>
+          <w:tcPr/>
+          <w:p>
+            <w:pPr>
+              <w:pStyle w:val="Compact"/>
+            </w:pPr>
+            <w:r>
+              <w:t xml:space="preserve">No</w:t>
+            </w:r>
+          </w:p>
+        </w:tc>
+        <w:tc>
+          <w:tcPr/>
+          <w:p>
+            <w:pPr>
+              <w:pStyle w:val="Compact"/>
+            </w:pPr>
+            <w:r>
+              <w:t xml:space="preserve">slot-06 security</w:t>
+            </w:r>
+          </w:p>
+        </w:tc>
+        <w:tc>
+          <w:tcPr/>
+          <w:p>
+            <w:pPr>
+              <w:pStyle w:val="Compact"/>
+            </w:pPr>
+            <w:r>
+              <w:t xml:space="preserve">Part 15</w:t>
+            </w:r>
+          </w:p>
+        </w:tc>
+      </w:tr>
+      <w:tr>
+        <w:tc>
+          <w:tcPr/>
+          <w:p>
+            <w:pPr>
+              <w:pStyle w:val="Compact"/>
+            </w:pPr>
+            <w:r>
+              <w:t xml:space="preserve">KSI-015..016 (2)</w:t>
+            </w:r>
+          </w:p>
+        </w:tc>
+        <w:tc>
+          <w:tcPr/>
+          <w:p>
+            <w:pPr>
+              <w:pStyle w:val="Compact"/>
+            </w:pPr>
+            <w:r>
+              <w:t xml:space="preserve">SCR-MIT / SCR-MON</w:t>
+            </w:r>
+          </w:p>
+        </w:tc>
+        <w:tc>
+          <w:tcPr/>
+          <w:p>
+            <w:pPr>
+              <w:pStyle w:val="Compact"/>
+            </w:pPr>
+            <w:r>
+              <w:t xml:space="preserve">SCRM charter + continuous supply-chain monitoring</w:t>
+            </w:r>
+          </w:p>
+        </w:tc>
+        <w:tc>
+          <w:tcPr/>
+          <w:p>
+            <w:pPr>
+              <w:pStyle w:val="Compact"/>
+            </w:pPr>
+            <w:r>
+              <w:t xml:space="preserve">No</w:t>
+            </w:r>
+          </w:p>
+        </w:tc>
+        <w:tc>
+          <w:tcPr/>
+          <w:p>
+            <w:pPr>
+              <w:pStyle w:val="Compact"/>
+            </w:pPr>
+            <w:r>
+              <w:t xml:space="preserve">slot-06 security</w:t>
+            </w:r>
+          </w:p>
+        </w:tc>
+        <w:tc>
+          <w:tcPr/>
+          <w:p>
+            <w:pPr>
+              <w:pStyle w:val="Compact"/>
+            </w:pPr>
+            <w:r>
+              <w:t xml:space="preserve">Parts 15–16</w:t>
+            </w:r>
+          </w:p>
+        </w:tc>
+      </w:tr>
+      <w:tr>
+        <w:tc>
+          <w:tcPr/>
+          <w:p>
+            <w:pPr>
+              <w:pStyle w:val="Compact"/>
+            </w:pPr>
+            <w:r>
+              <w:t xml:space="preserve">KSI-017..021 (5)</w:t>
+            </w:r>
+          </w:p>
+        </w:tc>
+        <w:tc>
+          <w:tcPr/>
+          <w:p>
+            <w:pPr>
+              <w:pStyle w:val="Compact"/>
+            </w:pPr>
+            <w:r>
+              <w:t xml:space="preserve">PIY (GIV/RES/RIS/RSD/RVD)</w:t>
+            </w:r>
+          </w:p>
+        </w:tc>
+        <w:tc>
+          <w:tcPr/>
+          <w:p>
+            <w:pPr>
+              <w:pStyle w:val="Compact"/>
+            </w:pPr>
+            <w:r>
+              <w:t xml:space="preserve">Privacy program, PII data-flow maps, Purview Data Map integration</w:t>
+            </w:r>
+          </w:p>
+        </w:tc>
+        <w:tc>
+          <w:tcPr/>
+          <w:p>
+            <w:pPr>
+              <w:pStyle w:val="Compact"/>
+            </w:pPr>
+            <w:r>
+              <w:t xml:space="preserve">No</w:t>
+            </w:r>
+          </w:p>
+        </w:tc>
+        <w:tc>
+          <w:tcPr/>
+          <w:p>
+            <w:pPr>
+              <w:pStyle w:val="Compact"/>
+            </w:pPr>
+            <w:r>
+              <w:t xml:space="preserve">slot-05 endpoint</w:t>
+            </w:r>
+          </w:p>
+        </w:tc>
+        <w:tc>
+          <w:tcPr/>
+          <w:p>
+            <w:pPr>
+              <w:pStyle w:val="Compact"/>
+            </w:pPr>
+            <w:r>
+              <w:t xml:space="preserve">Part 17</w:t>
+            </w:r>
+          </w:p>
+        </w:tc>
+      </w:tr>
+      <w:tr>
+        <w:tc>
+          <w:tcPr/>
+          <w:p>
+            <w:pPr>
+              <w:pStyle w:val="Compact"/>
+            </w:pPr>
+            <w:r>
+              <w:t xml:space="preserve">KSI-022 (1)</w:t>
+            </w:r>
+          </w:p>
+        </w:tc>
+        <w:tc>
+          <w:tcPr/>
+          <w:p>
+            <w:pPr>
+              <w:pStyle w:val="Compact"/>
+            </w:pPr>
+            <w:r>
+              <w:t xml:space="preserve">CED-RAT</w:t>
+            </w:r>
+          </w:p>
+        </w:tc>
+        <w:tc>
+          <w:tcPr/>
+          <w:p>
+            <w:pPr>
+              <w:pStyle w:val="Compact"/>
+            </w:pPr>
+            <w:r>
+              <w:t xml:space="preserve">Machine-readable training-effectiveness record (LMS → Graph API export)</w:t>
+            </w:r>
+          </w:p>
+        </w:tc>
+        <w:tc>
+          <w:tcPr/>
+          <w:p>
+            <w:pPr>
+              <w:pStyle w:val="Compact"/>
+            </w:pPr>
+            <w:r>
+              <w:t xml:space="preserve">No</w:t>
+            </w:r>
+          </w:p>
+        </w:tc>
+        <w:tc>
+          <w:tcPr/>
+          <w:p>
+            <w:pPr>
+              <w:pStyle w:val="Compact"/>
+            </w:pPr>
+            <w:r>
+              <w:t xml:space="preserve">slot-08 training</w:t>
+            </w:r>
+          </w:p>
+        </w:tc>
+        <w:tc>
+          <w:tcPr/>
+          <w:p>
+            <w:pPr>
+              <w:pStyle w:val="Compact"/>
+            </w:pPr>
+            <w:r>
+              <w:t xml:space="preserve">Part 18</w:t>
+            </w:r>
+          </w:p>
+        </w:tc>
+      </w:tr>
+      <w:tr>
+        <w:tc>
+          <w:tcPr/>
+          <w:p>
+            <w:pPr>
+              <w:pStyle w:val="Compact"/>
+            </w:pPr>
+            <w:r>
+              <w:t xml:space="preserve">KSI-023..029 (7)</w:t>
+            </w:r>
+          </w:p>
+        </w:tc>
+        <w:tc>
+          <w:tcPr/>
+          <w:p>
+            <w:pPr>
+              <w:pStyle w:val="Compact"/>
+            </w:pPr>
+            <w:r>
+              <w:t xml:space="preserve">CED / INR / RPL</w:t>
+            </w:r>
+          </w:p>
+        </w:tc>
+        <w:tc>
+          <w:tcPr/>
+          <w:p>
+            <w:pPr>
+              <w:pStyle w:val="Compact"/>
+            </w:pPr>
+            <w:r>
+              <w:t xml:space="preserve">Sentinel/XDR incident playbooks + DR/continuity architecture</w:t>
+            </w:r>
+          </w:p>
+        </w:tc>
+        <w:tc>
+          <w:tcPr/>
+          <w:p>
+            <w:pPr>
+              <w:pStyle w:val="Compact"/>
+            </w:pPr>
+            <w:r>
+              <w:t xml:space="preserve">No</w:t>
+            </w:r>
+          </w:p>
+        </w:tc>
+        <w:tc>
+          <w:tcPr/>
+          <w:p>
+            <w:pPr>
+              <w:pStyle w:val="Compact"/>
+            </w:pPr>
+            <w:r>
+              <w:t xml:space="preserve">slot-07 continuity, slot-04 telemetry</w:t>
+            </w:r>
+          </w:p>
+        </w:tc>
+        <w:tc>
+          <w:tcPr/>
+          <w:p>
+            <w:pPr>
+              <w:pStyle w:val="Compact"/>
+            </w:pPr>
+            <w:r>
+              <w:t xml:space="preserve">Parts 13–14</w:t>
+            </w:r>
+          </w:p>
+        </w:tc>
+      </w:tr>
+    </w:tbl>
+    <w:p>
+      <w:pPr>
+        <w:pStyle w:val="BodyText"/>
+      </w:pPr>
+      <w:r>
+        <w:rPr>
+          <w:b/>
+          <w:bCs/>
+        </w:rPr>
+        <w:t xml:space="preserve">Bottom line: 10 of 29 rules are attestable by conformance tooling alone; 19</w:t>
+      </w:r>
+      <w:r>
+        <w:rPr>
+          <w:b/>
+          <w:bCs/>
+        </w:rPr>
+        <w:t xml:space="preserve"> </w:t>
+      </w:r>
+      <w:r>
+        <w:rPr>
+          <w:b/>
+          <w:bCs/>
+        </w:rPr>
+        <w:t xml:space="preserve">of 29 exist as evaluable rules only because the series built the evidence</w:t>
+      </w:r>
+      <w:r>
+        <w:rPr>
+          <w:b/>
+          <w:bCs/>
+        </w:rPr>
+        <w:t xml:space="preserve"> </w:t>
+      </w:r>
+      <w:r>
+        <w:rPr>
+          <w:b/>
+          <w:bCs/>
+        </w:rPr>
+        <w:t xml:space="preserve">architecture underneath them.</w:t>
+      </w:r>
+      <w:r>
+        <w:t xml:space="preserve"> </w:t>
+      </w:r>
+      <w:r>
+        <w:t xml:space="preserve">The substrate parts feed the whole table: the</w:t>
+      </w:r>
+      <w:r>
+        <w:t xml:space="preserve"> </w:t>
+      </w:r>
+      <w:r>
+        <w:t xml:space="preserve">identity slot (slot-01) draws on Parts 3, 4, 5, and 10; the network slot (slot-03)</w:t>
+      </w:r>
+      <w:r>
+        <w:t xml:space="preserve"> </w:t>
+      </w:r>
+      <w:r>
+        <w:t xml:space="preserve">on Parts 1, 2, and 6; the data and telemetry slots (slot-02, slot-04) on Parts</w:t>
+      </w:r>
+      <w:r>
+        <w:t xml:space="preserve"> </w:t>
+      </w:r>
+      <w:r>
+        <w:t xml:space="preserve">10–12. Remove the substrate and the 19 slot-bound rules do not degrade — they</w:t>
+      </w:r>
+      <w:r>
+        <w:t xml:space="preserve"> </w:t>
+      </w:r>
+      <w:r>
+        <w:t xml:space="preserve">become unevaluable.</w:t>
+      </w:r>
+    </w:p>
+    <w:p>
+      <w:r>
+        <w:pict>
+          <v:rect style="width:0;height:1.5pt" o:hralign="center" o:hrstd="t" o:hr="t"/>
+        </w:pict>
+      </w:r>
+    </w:p>
+    <w:bookmarkEnd w:id="33"/>
+    <w:bookmarkStart w:id="36" w:name="Xd8412075ae72a1334f7aea052d8fa68fa2dbbc2"/>
+    <w:p>
+      <w:pPr>
+        <w:pStyle w:val="Heading1"/>
+      </w:pPr>
+      <w:r>
+        <w:t xml:space="preserve">6. Residual Compliance Risk Under Current Architecture</w:t>
+      </w:r>
+    </w:p>
+    <w:p>
+      <w:pPr>
+        <w:pStyle w:val="FirstParagraph"/>
+      </w:pPr>
+      <w:r>
+        <w:t xml:space="preserve">The table below identifies the specific NIST SP 800-53 Rev 5 findings a FedRAMP assessor would document under current SSA architecture. Each row represents an expected POA&amp;M item — an open finding that requires a Plan of Action and Milestones and must be tracked through closure at every assessment cycle. The final column identifies the architectural element that closes the finding.</w:t>
+      </w:r>
+    </w:p>
+    <w:p>
+      <w:pPr>
+        <w:pStyle w:val="BodyText"/>
+      </w:pPr>
+      <w:r>
+        <w:t xml:space="preserve">This is not a complete audit finding list. It presents the findings most directly attributable to the specific architectural gaps this series addresses.</w:t>
+      </w:r>
+    </w:p>
+    <w:p>
+      <w:pPr>
+        <w:pStyle w:val="TableCaption"/>
+      </w:pPr>
+      <w:r>
+        <w:t xml:space="preserve">Expected POA&amp;M Items Under Current Architecture and the Technology That Closes Each</w:t>
+      </w:r>
+    </w:p>
+    <w:tbl>
+      <w:tblPr>
+        <w:tblStyle w:val="Table"/>
+        <w:tblW w:type="pct" w:w="5000"/>
+        <w:tblLayout w:type="fixed"/>
+        <w:tblLook w:firstRow="1" w:lastRow="0" w:firstColumn="0" w:lastColumn="0" w:noHBand="0" w:noVBand="0" w:val="0020"/>
+        <w:tblCaption w:val="Expected POA&amp;M Items Under Current Architecture and the Technology That Closes Each"/>
+      </w:tblPr>
+      <w:tblGrid>
+        <w:gridCol w:w="1980"/>
+        <w:gridCol w:w="1980"/>
+        <w:gridCol w:w="1980"/>
+        <w:gridCol w:w="1980"/>
+      </w:tblGrid>
+      <w:tr>
+        <w:trPr>
+          <w:tblHeader w:val="on"/>
+        </w:trPr>
+        <w:tc>
+          <w:tcPr/>
+          <w:p>
+            <w:pPr>
+              <w:pStyle w:val="Compact"/>
+            </w:pPr>
+            <w:r>
+              <w:t xml:space="preserve">Expected Finding</w:t>
+            </w:r>
+          </w:p>
+        </w:tc>
+        <w:tc>
+          <w:tcPr/>
+          <w:p>
+            <w:pPr>
+              <w:pStyle w:val="Compact"/>
+            </w:pPr>
+            <w:r>
+              <w:t xml:space="preserve">Assessment Condition</w:t>
+            </w:r>
+          </w:p>
+        </w:tc>
+        <w:tc>
+          <w:tcPr/>
+          <w:p>
+            <w:pPr>
+              <w:pStyle w:val="Compact"/>
+            </w:pPr>
+            <w:r>
+              <w:t xml:space="preserve">Root Cause</w:t>
+            </w:r>
+          </w:p>
+        </w:tc>
+        <w:tc>
+          <w:tcPr/>
+          <w:p>
+            <w:pPr>
+              <w:pStyle w:val="Compact"/>
+            </w:pPr>
+            <w:r>
+              <w:t xml:space="preserve">Closed By</w:t>
+            </w:r>
+          </w:p>
+        </w:tc>
+      </w:tr>
+      <w:tr>
+        <w:tc>
+          <w:tcPr/>
+          <w:p>
+            <w:pPr>
+              <w:pStyle w:val="Compact"/>
+            </w:pPr>
+            <w:r>
+              <w:rPr>
+                <w:b/>
+                <w:bCs/>
+              </w:rPr>
+              <w:t xml:space="preserve">CM-8: Component inventory incomplete</w:t>
+            </w:r>
+          </w:p>
+        </w:tc>
+        <w:tc>
+          <w:tcPr/>
+          <w:p>
+            <w:pPr>
+              <w:pStyle w:val="Compact"/>
+            </w:pPr>
+            <w:r>
+              <w:t xml:space="preserve">IP inventory assembled manually per environment; no continuous discovery; VM additions not captured at provisioning; four separate CMDB feeds with inconsistent update cycles</w:t>
+            </w:r>
+          </w:p>
+        </w:tc>
+        <w:tc>
+          <w:tcPr/>
+          <w:p>
+            <w:pPr>
+              <w:pStyle w:val="Compact"/>
+            </w:pPr>
+            <w:r>
+              <w:t xml:space="preserve">No unified IP Address Management system; inventory diverges from actual state between scans</w:t>
+            </w:r>
+          </w:p>
+        </w:tc>
+        <w:tc>
+          <w:tcPr/>
+          <w:p>
+            <w:pPr>
+              <w:pStyle w:val="Compact"/>
+            </w:pPr>
+            <w:r>
+              <w:t xml:space="preserve">InfoBlox IPAM — atomic provisioning creates IP, DNS, and inventory record simultaneously at workload creation</w:t>
+            </w:r>
+          </w:p>
+        </w:tc>
+      </w:tr>
+      <w:tr>
+        <w:tc>
+          <w:tcPr/>
+          <w:p>
+            <w:pPr>
+              <w:pStyle w:val="Compact"/>
+            </w:pPr>
+            <w:r>
+              <w:rPr>
+                <w:b/>
+                <w:bCs/>
+              </w:rPr>
+              <w:t xml:space="preserve">SC-20 / SC-21: DNSSEC not implemented</w:t>
+            </w:r>
+          </w:p>
+        </w:tc>
+        <w:tc>
+          <w:tcPr/>
+          <w:p>
+            <w:pPr>
+              <w:pStyle w:val="Compact"/>
+            </w:pPr>
+            <w:r>
+              <w:t xml:space="preserve">AWS Route 53 private zones cannot be DNSSEC-signed (documented platform gap); SDN segments not covered by any signed zone; no recursive DNSSEC validation on client-side resolvers</w:t>
+            </w:r>
+          </w:p>
+        </w:tc>
+        <w:tc>
+          <w:tcPr/>
+          <w:p>
+            <w:pPr>
+              <w:pStyle w:val="Compact"/>
+            </w:pPr>
+            <w:r>
+              <w:t xml:space="preserve">No authoritative DNSSEC-capable resolver spanning all four environments</w:t>
+            </w:r>
+          </w:p>
+        </w:tc>
+        <w:tc>
+          <w:tcPr/>
+          <w:p>
+            <w:pPr>
+              <w:pStyle w:val="Compact"/>
+            </w:pPr>
+            <w:r>
+              <w:t xml:space="preserve">InfoBlox DNSSEC Grid — signs all zones including internal SDN segments; provides recursive DNSSEC validation across all environments</w:t>
+            </w:r>
+          </w:p>
+        </w:tc>
+      </w:tr>
+      <w:tr>
+        <w:tc>
+          <w:tcPr/>
+          <w:p>
+            <w:pPr>
+              <w:pStyle w:val="Compact"/>
+            </w:pPr>
+            <w:r>
+              <w:rPr>
+                <w:b/>
+                <w:bCs/>
+              </w:rPr>
+              <w:t xml:space="preserve">SC-7: DNS-layer boundary control absent</w:t>
+            </w:r>
+          </w:p>
+        </w:tc>
+        <w:tc>
+          <w:tcPr/>
+          <w:p>
+            <w:pPr>
+              <w:pStyle w:val="Compact"/>
+            </w:pPr>
+            <w:r>
+              <w:t xml:space="preserve">C2 callback domains resolvable via standard resolver; DNS exfiltration undetected; no enforcement of GCC-only Microsoft 365 endpoint resolution</w:t>
+            </w:r>
+          </w:p>
+        </w:tc>
+        <w:tc>
+          <w:tcPr/>
+          <w:p>
+            <w:pPr>
+              <w:pStyle w:val="Compact"/>
+            </w:pPr>
+            <w:r>
+              <w:t xml:space="preserve">No DNS Response Policy Zone (RPZ) enforcement</w:t>
+            </w:r>
+          </w:p>
+        </w:tc>
+        <w:tc>
+          <w:tcPr/>
+          <w:p>
+            <w:pPr>
+              <w:pStyle w:val="Compact"/>
+            </w:pPr>
+            <w:r>
+              <w:t xml:space="preserve">InfoBlox RPZ + CISA Protective DNS feed — blocks C2 domains, exfiltration patterns, and non-GCC M365 endpoints at the resolver</w:t>
+            </w:r>
+          </w:p>
+        </w:tc>
+      </w:tr>
+      <w:tr>
+        <w:tc>
+          <w:tcPr/>
+          <w:p>
+            <w:pPr>
+              <w:pStyle w:val="Compact"/>
+            </w:pPr>
+            <w:r>
+              <w:rPr>
+                <w:b/>
+                <w:bCs/>
+              </w:rPr>
+              <w:t xml:space="preserve">AU-2 / AU-12: DNS and DHCP events not in SIEM</w:t>
+            </w:r>
+          </w:p>
+        </w:tc>
+        <w:tc>
+          <w:tcPr/>
+          <w:p>
+            <w:pPr>
+              <w:pStyle w:val="Compact"/>
+            </w:pPr>
+            <w:r>
+              <w:t xml:space="preserve">Four separate DNS log formats; DHCP lease events not captured; no unified audit trail for IP allocation and resolution events; correlation across environments impossible</w:t>
+            </w:r>
+          </w:p>
+        </w:tc>
+        <w:tc>
+          <w:tcPr/>
+          <w:p>
+            <w:pPr>
+              <w:pStyle w:val="Compact"/>
+            </w:pPr>
+            <w:r>
+              <w:t xml:space="preserve">Per-environment logging without unified syslog pipeline</w:t>
+            </w:r>
+          </w:p>
+        </w:tc>
+        <w:tc>
+          <w:tcPr/>
+          <w:p>
+            <w:pPr>
+              <w:pStyle w:val="Compact"/>
+            </w:pPr>
+            <w:r>
+              <w:t xml:space="preserve">InfoBlox unified syslog — single RFC 5424 stream across all Grid Members to agency SIEM</w:t>
+            </w:r>
+          </w:p>
+        </w:tc>
+      </w:tr>
+      <w:tr>
+        <w:tc>
+          <w:tcPr/>
+          <w:p>
+            <w:pPr>
+              <w:pStyle w:val="Compact"/>
+            </w:pPr>
+            <w:r>
+              <w:rPr>
+                <w:b/>
+                <w:bCs/>
+              </w:rPr>
+              <w:t xml:space="preserve">IA-9 / SC-8: Certificate-to-IP binding undocumented</w:t>
+            </w:r>
+          </w:p>
+        </w:tc>
+        <w:tc>
+          <w:tcPr/>
+          <w:p>
+            <w:pPr>
+              <w:pStyle w:val="Compact"/>
+            </w:pPr>
+            <w:r>
+              <w:t xml:space="preserve">mTLS enrollment is manual and untracked; certificate inventory not linked to IP host records; SCEP/EST enrollment not enforced at provisioning</w:t>
+            </w:r>
+          </w:p>
+        </w:tc>
+        <w:tc>
+          <w:tcPr/>
+          <w:p>
+            <w:pPr>
+              <w:pStyle w:val="Compact"/>
+            </w:pPr>
+            <w:r>
+              <w:t xml:space="preserve">No PKI integration with IP management</w:t>
+            </w:r>
+          </w:p>
+        </w:tc>
+        <w:tc>
+          <w:tcPr/>
+          <w:p>
+            <w:pPr>
+              <w:pStyle w:val="Compact"/>
+            </w:pPr>
+            <w:r>
+              <w:t xml:space="preserve">InfoBlox PKI / SCEP/EST — certificate issued at provisioning, revoked at decommission, linked to IP host record</w:t>
+            </w:r>
+          </w:p>
+        </w:tc>
+      </w:tr>
+      <w:tr>
+        <w:tc>
+          <w:tcPr/>
+          <w:p>
+            <w:pPr>
+              <w:pStyle w:val="Compact"/>
+            </w:pPr>
+            <w:r>
+              <w:rPr>
+                <w:b/>
+                <w:bCs/>
+              </w:rPr>
+              <w:t xml:space="preserve">SC-8: Network-layer encryption absent on DIA circuits</w:t>
+            </w:r>
+          </w:p>
+        </w:tc>
+        <w:tc>
+          <w:tcPr/>
+          <w:p>
+            <w:pPr>
+              <w:pStyle w:val="Compact"/>
+            </w:pPr>
+            <w:r>
+              <w:t xml:space="preserve">DIA circuits carry traffic at the network layer without encryption; application-layer TLS is the only confidentiality control; no network-layer integrity guarantee on the access path</w:t>
+            </w:r>
+          </w:p>
+        </w:tc>
+        <w:tc>
+          <w:tcPr/>
+          <w:p>
+            <w:pPr>
+              <w:pStyle w:val="Compact"/>
+            </w:pPr>
+            <w:r>
+              <w:t xml:space="preserve">No IPsec overlay on DIA circuits</w:t>
+            </w:r>
+          </w:p>
+        </w:tc>
+        <w:tc>
+          <w:tcPr/>
+          <w:p>
+            <w:pPr>
+              <w:pStyle w:val="Compact"/>
+            </w:pPr>
+            <w:r>
+              <w:t xml:space="preserve">SD-WAN IPsec overlay — encrypts all traffic at the network layer regardless of application-layer TLS state</w:t>
+            </w:r>
+          </w:p>
+        </w:tc>
+      </w:tr>
+      <w:tr>
+        <w:tc>
+          <w:tcPr/>
+          <w:p>
+            <w:pPr>
+              <w:pStyle w:val="Compact"/>
+            </w:pPr>
+            <w:r>
+              <w:rPr>
+                <w:b/>
+                <w:bCs/>
+              </w:rPr>
+              <w:t xml:space="preserve">AC-4: Application-layer information flow not enforced</w:t>
+            </w:r>
+          </w:p>
+        </w:tc>
+        <w:tc>
+          <w:tcPr/>
+          <w:p>
+            <w:pPr>
+              <w:pStyle w:val="Compact"/>
+            </w:pPr>
+            <w:r>
+              <w:t xml:space="preserve">Traffic inspected at IP/port layer only; GCC-tenant and commercial-tenant Microsoft 365 are indistinguishable at the network layer; data type and destination classification absent from enforcement decision</w:t>
+            </w:r>
+          </w:p>
+        </w:tc>
+        <w:tc>
+          <w:tcPr/>
+          <w:p>
+            <w:pPr>
+              <w:pStyle w:val="Compact"/>
+            </w:pPr>
+            <w:r>
+              <w:t xml:space="preserve">No application-layer inspection on DIA path</w:t>
+            </w:r>
+          </w:p>
+        </w:tc>
+        <w:tc>
+          <w:tcPr/>
+          <w:p>
+            <w:pPr>
+              <w:pStyle w:val="Compact"/>
+            </w:pPr>
+            <w:r>
+              <w:t xml:space="preserve">SASE CASB — identifies application, tenant, data type, and user action at each session; enforces information flow policy</w:t>
+            </w:r>
+          </w:p>
+        </w:tc>
+      </w:tr>
+      <w:tr>
+        <w:tc>
+          <w:tcPr/>
+          <w:p>
+            <w:pPr>
+              <w:pStyle w:val="Compact"/>
+            </w:pPr>
+            <w:r>
+              <w:rPr>
+                <w:b/>
+                <w:bCs/>
+              </w:rPr>
+              <w:t xml:space="preserve">SC-7: Application-layer boundary protection absent on DIA path</w:t>
+            </w:r>
+          </w:p>
+        </w:tc>
+        <w:tc>
+          <w:tcPr/>
+          <w:p>
+            <w:pPr>
+              <w:pStyle w:val="Compact"/>
+            </w:pPr>
+            <w:r>
+              <w:t xml:space="preserve">Port 443 traffic opaque to network controls; C2 on standard HTTPS port undetectable; data loss patterns invisible to IP/port firewall</w:t>
+            </w:r>
+          </w:p>
+        </w:tc>
+        <w:tc>
+          <w:tcPr/>
+          <w:p>
+            <w:pPr>
+              <w:pStyle w:val="Compact"/>
+            </w:pPr>
+            <w:r>
+              <w:t xml:space="preserve">No Secure Web Gateway on DIA path</w:t>
+            </w:r>
+          </w:p>
+        </w:tc>
+        <w:tc>
+          <w:tcPr/>
+          <w:p>
+            <w:pPr>
+              <w:pStyle w:val="Compact"/>
+            </w:pPr>
+            <w:r>
+              <w:t xml:space="preserve">SASE SWG / FWaaS — inline SSL inspection and application-layer boundary enforcement at every DIA egress point</w:t>
+            </w:r>
+          </w:p>
+        </w:tc>
+      </w:tr>
+      <w:tr>
+        <w:tc>
+          <w:tcPr/>
+          <w:p>
+            <w:pPr>
+              <w:pStyle w:val="Compact"/>
+            </w:pPr>
+            <w:r>
+              <w:rPr>
+                <w:b/>
+                <w:bCs/>
+              </w:rPr>
+              <w:t xml:space="preserve">SI-3: Inline malware inspection absent on DIA path</w:t>
+            </w:r>
+          </w:p>
+        </w:tc>
+        <w:tc>
+          <w:tcPr/>
+          <w:p>
+            <w:pPr>
+              <w:pStyle w:val="Compact"/>
+            </w:pPr>
+            <w:r>
+              <w:t xml:space="preserve">Malware delivered over HTTPS reaches endpoints before SIEM detection; no inspection point on DIA path between field office and internet</w:t>
+            </w:r>
+          </w:p>
+        </w:tc>
+        <w:tc>
+          <w:tcPr/>
+          <w:p>
+            <w:pPr>
+              <w:pStyle w:val="Compact"/>
+            </w:pPr>
+            <w:r>
+              <w:t xml:space="preserve">No inline scanning on DIA circuit</w:t>
+            </w:r>
+          </w:p>
+        </w:tc>
+        <w:tc>
+          <w:tcPr/>
+          <w:p>
+            <w:pPr>
+              <w:pStyle w:val="Compact"/>
+            </w:pPr>
+            <w:r>
+              <w:t xml:space="preserve">SASE SWG with SSL inspection — malware scanning inline at the nearest SASE Point of Presence</w:t>
+            </w:r>
+          </w:p>
+        </w:tc>
+      </w:tr>
+      <w:tr>
+        <w:tc>
+          <w:tcPr/>
+          <w:p>
+            <w:pPr>
+              <w:pStyle w:val="Compact"/>
+            </w:pPr>
+            <w:r>
+              <w:rPr>
+                <w:b/>
+                <w:bCs/>
+              </w:rPr>
+              <w:t xml:space="preserve">AU-12: Session records incomplete</w:t>
+            </w:r>
+          </w:p>
+        </w:tc>
+        <w:tc>
+          <w:tcPr/>
+          <w:p>
+            <w:pPr>
+              <w:pStyle w:val="Compact"/>
+            </w:pPr>
+            <w:r>
+              <w:t xml:space="preserve">IP flow logs contain source IP, destination IP, port, and byte count; user identity, device posture, application, action, and data type absent; non-repudiation requirements cannot be met</w:t>
+            </w:r>
+          </w:p>
+        </w:tc>
+        <w:tc>
+          <w:tcPr/>
+          <w:p>
+            <w:pPr>
+              <w:pStyle w:val="Compact"/>
+            </w:pPr>
+            <w:r>
+              <w:t xml:space="preserve">No application-layer session logging on DIA path</w:t>
+            </w:r>
+          </w:p>
+        </w:tc>
+        <w:tc>
+          <w:tcPr/>
+          <w:p>
+            <w:pPr>
+              <w:pStyle w:val="Compact"/>
+            </w:pPr>
+            <w:r>
+              <w:t xml:space="preserve">SASE per-session telemetry — structured record per session including user, device, application, action, data type, timestamp</w:t>
+            </w:r>
+          </w:p>
+        </w:tc>
+      </w:tr>
+      <w:tr>
+        <w:tc>
+          <w:tcPr/>
+          <w:p>
+            <w:pPr>
+              <w:pStyle w:val="Compact"/>
+            </w:pPr>
+            <w:r>
+              <w:rPr>
+                <w:b/>
+                <w:bCs/>
+              </w:rPr>
+              <w:t xml:space="preserve">IA-2: NTLM authentication events are audit-opaque</w:t>
+            </w:r>
+          </w:p>
+        </w:tc>
+        <w:tc>
+          <w:tcPr/>
+          <w:p>
+            <w:pPr>
+              <w:pStyle w:val="Compact"/>
+            </w:pPr>
+            <w:r>
+              <w:t xml:space="preserve">NTLM authentication does not produce token-level event records; SIEM cannot correlate authentication events with user identity, device, or session; pass-the-hash exposure undetectable</w:t>
+            </w:r>
+          </w:p>
+        </w:tc>
+        <w:tc>
+          <w:tcPr/>
+          <w:p>
+            <w:pPr>
+              <w:pStyle w:val="Compact"/>
+            </w:pPr>
+            <w:r>
+              <w:t xml:space="preserve">Kerberos/NTLM in use; Entra ID not deployed; NTLM fallback silent and unmonitored</w:t>
+            </w:r>
+          </w:p>
+        </w:tc>
+        <w:tc>
+          <w:tcPr/>
+          <w:p>
+            <w:pPr>
+              <w:pStyle w:val="Compact"/>
+            </w:pPr>
+            <w:r>
+              <w:t xml:space="preserve">Entra ID token-based authentication — every authentication produces a structured, queryable token-level event record</w:t>
+            </w:r>
+          </w:p>
+        </w:tc>
+      </w:tr>
+      <w:tr>
+        <w:tc>
+          <w:tcPr/>
+          <w:p>
+            <w:pPr>
+              <w:pStyle w:val="Compact"/>
+            </w:pPr>
+            <w:r>
+              <w:rPr>
+                <w:b/>
+                <w:bCs/>
+              </w:rPr>
+              <w:t xml:space="preserve">IA-5: SQL Server credential inventory undocumented</w:t>
+            </w:r>
+          </w:p>
+        </w:tc>
+        <w:tc>
+          <w:tcPr/>
+          <w:p>
+            <w:pPr>
+              <w:pStyle w:val="Compact"/>
+            </w:pPr>
+            <w:r>
+              <w:t xml:space="preserve">SQL logins store password hashes in SQL Server; no centralized rotation; service account passwords not managed by any credential management system; orphaned SQL logins not detected</w:t>
+            </w:r>
+          </w:p>
+        </w:tc>
+        <w:tc>
+          <w:tcPr/>
+          <w:p>
+            <w:pPr>
+              <w:pStyle w:val="Compact"/>
+            </w:pPr>
+            <w:r>
+              <w:t xml:space="preserve">Mixed-mode SQL authentication with stored credential hashes</w:t>
+            </w:r>
+          </w:p>
+        </w:tc>
+        <w:tc>
+          <w:tcPr/>
+          <w:p>
+            <w:pPr>
+              <w:pStyle w:val="Compact"/>
+            </w:pPr>
+            <w:r>
+              <w:t xml:space="preserve">Entra ID for SQL — SQL logins eliminated; Managed Identity connections require no stored credential; credential inventory becomes an Entra audit report</w:t>
+            </w:r>
+          </w:p>
+        </w:tc>
+      </w:tr>
+      <w:tr>
+        <w:tc>
+          <w:tcPr/>
+          <w:p>
+            <w:pPr>
+              <w:pStyle w:val="Compact"/>
+            </w:pPr>
+            <w:r>
+              <w:rPr>
+                <w:b/>
+                <w:bCs/>
+              </w:rPr>
+              <w:t xml:space="preserve">CM-8: SQL Server estate undocumented</w:t>
+            </w:r>
+          </w:p>
+        </w:tc>
+        <w:tc>
+          <w:tcPr/>
+          <w:p>
+            <w:pPr>
+              <w:pStyle w:val="Compact"/>
+            </w:pPr>
+            <w:r>
+              <w:t xml:space="preserve">SQL Server instances not fully enumerated; version and end-of-life posture unknown for some instances; login inventory stale; linked server dependencies not mapped</w:t>
+            </w:r>
+          </w:p>
+        </w:tc>
+        <w:tc>
+          <w:tcPr/>
+          <w:p>
+            <w:pPr>
+              <w:pStyle w:val="Compact"/>
+            </w:pPr>
+            <w:r>
+              <w:t xml:space="preserve">No SQL estate discovery or continuous inventory process</w:t>
+            </w:r>
+          </w:p>
+        </w:tc>
+        <w:tc>
+          <w:tcPr/>
+          <w:p>
+            <w:pPr>
+              <w:pStyle w:val="Compact"/>
+            </w:pPr>
+            <w:r>
+              <w:t xml:space="preserve">SQL estate discovery + continuous monitoring record — every instance inventoried, every login typed and tracked, every dependency mapped</w:t>
+            </w:r>
+          </w:p>
+        </w:tc>
+      </w:tr>
+    </w:tbl>
+    <w:p>
+      <w:pPr>
+        <w:pStyle w:val="BodyText"/>
+      </w:pPr>
+      <w:r>
+        <w:t xml:space="preserve"> </w:t>
+      </w:r>
+    </w:p>
+    <w:tbl>
+      <w:tblPr>
+        <w:tblStyle w:val="Table"/>
+        <w:tblLook w:firstRow="0" w:lastRow="0" w:firstColumn="0" w:lastColumn="0" w:noHBand="0" w:noVBand="0" w:val="0000"/>
+        <w:tblBorders>
+          <w:top w:val="single" w:sz="4" w:space="0" w:color="0758E5"/>
+          <w:left w:val="single" w:sz="24" w:space="0" w:color="0758E5"/>
+          <w:bottom w:val="single" w:sz="4" w:space="0" w:color="0758E5"/>
+          <w:right w:val="single" w:sz="4" w:space="0" w:color="0758E5"/>
+        </w:tblBorders>
+        <w:tblCellMar>
+          <w:left w:w="144" w:type="dxa"/>
+          <w:right w:w="144" w:type="dxa"/>
+        </w:tblCellMar>
+        <w:tblLook w:firstRow="0" w:lastRow="0" w:firstColumn="0" w:lastColumn="0" w:noHBand="0" w:noVBand="0" w:val="0000"/>
+      </w:tblPr>
+      <w:tr>
+        <w:trPr>
+          <w:cantSplit/>
+        </w:trPr>
+        <w:tc>
+          <w:tcPr>
+            <w:shd w:color="auto" w:fill="dae6fb" w:val="clear"/>
+            <w:tcMar>
+              <w:top w:w="92" w:type="dxa"/>
+              <w:bottom w:w="92" w:type="dxa"/>
+            </w:tcMar>
+          </w:tcPr>
+          <w:p>
+            <w:pPr>
+              <w:pStyle w:val="BodyText"/>
+            </w:pPr>
+            <w:pPr>
+              <w:spacing w:before="0" w:after="0"/>
+              <w:textAlignment w:val="center"/>
+            </w:pPr>
+            <w:r>
+              <w:drawing>
+                <wp:inline>
+                  <wp:extent cx="152400" cy="152400"/>
+                  <wp:effectExtent b="0" l="0" r="0" t="0"/>
+                  <wp:docPr descr="" title="" id="34" name="Picture"/>
+                  <a:graphic>
+                    <a:graphicData uri="http://schemas.openxmlformats.org/drawingml/2006/picture">
+                      <pic:pic>
+                        <pic:nvPicPr>
+                          <pic:cNvPr descr="/opt/quarto/share/formats/docx/note.png" id="35" name="Picture"/>
+                          <pic:cNvPicPr>
+                            <a:picLocks noChangeArrowheads="1" noChangeAspect="1"/>
+                          </pic:cNvPicPr>
+                        </pic:nvPicPr>
+                        <pic:blipFill>
+                          <a:blip r:embed="rId26"/>
+                          <a:stretch>
+                            <a:fillRect/>
+                          </a:stretch>
+                        </pic:blipFill>
+                        <pic:spPr bwMode="auto">
+                          <a:xfrm>
+                            <a:off x="0" y="0"/>
+                            <a:ext cx="152400" cy="152400"/>
+                          </a:xfrm>
+                          <a:prstGeom prst="rect">
+                            <a:avLst/>
+                          </a:prstGeom>
+                          <a:noFill/>
+                          <a:ln w="9525">
+                            <a:noFill/>
+                            <a:headEnd/>
+                            <a:tailEnd/>
+                          </a:ln>
+                        </pic:spPr>
+                      </pic:pic>
+                    </a:graphicData>
+                  </a:graphic>
+                </wp:inline>
+              </w:drawing>
+            </w:r>
+            <w:r>
+              <w:t xml:space="preserve"> </w:t>
+            </w:r>
+            <w:r>
+              <w:t xml:space="preserve"> </w:t>
+            </w:r>
+            <w:r>
+              <w:t xml:space="preserve">Note</w:t>
+            </w:r>
+          </w:p>
+        </w:tc>
+      </w:tr>
+      <w:tr>
+        <w:trPr>
+          <w:cantSplit/>
+        </w:trPr>
+        <w:tc>
+          <w:tcPr>
+            <w:tcMar>
+              <w:top w:w="108" w:type="dxa"/>
+              <w:bottom w:w="108" w:type="dxa"/>
+            </w:tcMar>
+          </w:tcPr>
+          <w:p>
+            <w:pPr>
+              <w:pStyle w:val="BodyText"/>
+            </w:pPr>
+            <w:pPr>
+              <w:spacing w:before="16" w:after="16"/>
+            </w:pPr>
+            <w:r>
               <w:rPr>
                 <w:b/>
                 <w:bCs/>
@@ -6310,8 +6826,8 @@
         </w:pict>
       </w:r>
     </w:p>
-    <w:bookmarkEnd w:id="30"/>
-    <w:bookmarkStart w:id="33" w:name="X6f9a64b586cbcc7969c4f245976846e0504a959"/>
+    <w:bookmarkEnd w:id="36"/>
+    <w:bookmarkStart w:id="39" w:name="X6f9a64b586cbcc7969c4f245976846e0504a959"/>
     <w:p>
       <w:pPr>
         <w:pStyle w:val="Heading1"/>
@@ -6320,7 +6836,7 @@
         <w:t xml:space="preserve">7. Part 1 — Landing Zone DDI: InfoBlox DDI Closes 16 NIST Controls</w:t>
       </w:r>
     </w:p>
-    <w:bookmarkStart w:id="31" w:name="what-this-document-addresses"/>
+    <w:bookmarkStart w:id="37" w:name="what-this-document-addresses"/>
     <w:p>
       <w:pPr>
         <w:pStyle w:val="Heading2"/>
@@ -6352,7 +6868,7 @@
         <w:t xml:space="preserve"> </w:t>
       </w:r>
       <w:r>
-        <w:t xml:space="preserve">is the only FedRAMP Moderate-authorized DDI platform (CSO FR2017257053, authorized January 2023, hosted on AWS GovCloud). A single InfoBlox deployment spanning all four SSA environments closes</w:t>
+        <w:t xml:space="preserve">is one of a small number of FedRAMP Moderate-authorized DDI platforms (CSO FR2017257053, authorized January 2023, hosted on AWS GovCloud; verify current authorization on the FedRAMP Marketplace at time of procurement). A single InfoBlox deployment spanning all four SSA environments closes</w:t>
       </w:r>
       <w:r>
         <w:t xml:space="preserve"> </w:t>
@@ -6371,8 +6887,8 @@
         <w:t xml:space="preserve">that would otherwise require manual evidence assembly from four separate sources.</w:t>
       </w:r>
     </w:p>
-    <w:bookmarkEnd w:id="31"/>
-    <w:bookmarkStart w:id="32" w:name="nist-control-closure-part-1"/>
+    <w:bookmarkEnd w:id="37"/>
+    <w:bookmarkStart w:id="38" w:name="nist-control-closure-part-1"/>
     <w:p>
       <w:pPr>
         <w:pStyle w:val="Heading2"/>
@@ -7816,9 +8332,9 @@
         </w:pict>
       </w:r>
     </w:p>
-    <w:bookmarkEnd w:id="32"/>
-    <w:bookmarkEnd w:id="33"/>
-    <w:bookmarkStart w:id="35" w:name="Xbcc0181b0bedc83b159769420775f7f4bd5b5ee"/>
+    <w:bookmarkEnd w:id="38"/>
+    <w:bookmarkEnd w:id="39"/>
+    <w:bookmarkStart w:id="41" w:name="Xbcc0181b0bedc83b159769420775f7f4bd5b5ee"/>
     <w:p>
       <w:pPr>
         <w:pStyle w:val="Heading1"/>
@@ -7827,7 +8343,7 @@
         <w:t xml:space="preserve">8. Part 2 — Network Access Control: 802.1X Closes the Device Identity Gap</w:t>
       </w:r>
     </w:p>
-    <w:bookmarkStart w:id="34" w:name="what-this-document-addresses-1"/>
+    <w:bookmarkStart w:id="40" w:name="what-this-document-addresses-1"/>
     <w:p>
       <w:pPr>
         <w:pStyle w:val="Heading2"/>
@@ -7893,7 +8409,7 @@
         <w:pStyle w:val="Compact"/>
         <w:numPr>
           <w:ilvl w:val="0"/>
-          <w:numId w:val="1010"/>
+          <w:numId w:val="1011"/>
         </w:numPr>
       </w:pPr>
       <w:r>
@@ -7915,7 +8431,7 @@
         <w:pStyle w:val="Compact"/>
         <w:numPr>
           <w:ilvl w:val="0"/>
-          <w:numId w:val="1010"/>
+          <w:numId w:val="1011"/>
         </w:numPr>
       </w:pPr>
       <w:r>
@@ -7937,7 +8453,7 @@
         <w:pStyle w:val="Compact"/>
         <w:numPr>
           <w:ilvl w:val="0"/>
-          <w:numId w:val="1010"/>
+          <w:numId w:val="1011"/>
         </w:numPr>
       </w:pPr>
       <w:r>
@@ -7959,7 +8475,7 @@
         <w:pStyle w:val="Compact"/>
         <w:numPr>
           <w:ilvl w:val="0"/>
-          <w:numId w:val="1010"/>
+          <w:numId w:val="1011"/>
         </w:numPr>
       </w:pPr>
       <w:r>
@@ -7981,7 +8497,7 @@
         <w:pStyle w:val="Compact"/>
         <w:numPr>
           <w:ilvl w:val="0"/>
-          <w:numId w:val="1010"/>
+          <w:numId w:val="1011"/>
         </w:numPr>
       </w:pPr>
       <w:r>
@@ -8048,9 +8564,9 @@
         <w:t xml:space="preserve">and 5.</w:t>
       </w:r>
     </w:p>
-    <w:bookmarkEnd w:id="34"/>
-    <w:bookmarkEnd w:id="35"/>
-    <w:bookmarkStart w:id="37" w:name="X405ac1b7341efa237459fac366bded0a1afb81b"/>
+    <w:bookmarkEnd w:id="40"/>
+    <w:bookmarkEnd w:id="41"/>
+    <w:bookmarkStart w:id="43" w:name="X405ac1b7341efa237459fac366bded0a1afb81b"/>
     <w:p>
       <w:pPr>
         <w:pStyle w:val="Heading1"/>
@@ -8059,7 +8575,7 @@
         <w:t xml:space="preserve">9. Part 3 — Certificates &amp; Tokens: Cryptographic Identity</w:t>
       </w:r>
     </w:p>
-    <w:bookmarkStart w:id="36" w:name="what-this-document-addresses-2"/>
+    <w:bookmarkStart w:id="42" w:name="what-this-document-addresses-2"/>
     <w:p>
       <w:pPr>
         <w:pStyle w:val="Heading2"/>
@@ -8099,7 +8615,7 @@
         <w:pStyle w:val="Compact"/>
         <w:numPr>
           <w:ilvl w:val="0"/>
-          <w:numId w:val="1011"/>
+          <w:numId w:val="1012"/>
         </w:numPr>
       </w:pPr>
       <w:r>
@@ -8121,7 +8637,7 @@
         <w:pStyle w:val="Compact"/>
         <w:numPr>
           <w:ilvl w:val="0"/>
-          <w:numId w:val="1011"/>
+          <w:numId w:val="1012"/>
         </w:numPr>
       </w:pPr>
       <w:r>
@@ -8143,7 +8659,7 @@
         <w:pStyle w:val="Compact"/>
         <w:numPr>
           <w:ilvl w:val="0"/>
-          <w:numId w:val="1011"/>
+          <w:numId w:val="1012"/>
         </w:numPr>
       </w:pPr>
       <w:r>
@@ -8165,7 +8681,7 @@
         <w:pStyle w:val="Compact"/>
         <w:numPr>
           <w:ilvl w:val="0"/>
-          <w:numId w:val="1011"/>
+          <w:numId w:val="1012"/>
         </w:numPr>
       </w:pPr>
       <w:r>
@@ -8220,9 +8736,9 @@
         <w:t xml:space="preserve">and Parts 7–8 database closures stand.</w:t>
       </w:r>
     </w:p>
-    <w:bookmarkEnd w:id="36"/>
-    <w:bookmarkEnd w:id="37"/>
-    <w:bookmarkStart w:id="39" w:name="Xad942f67734931d78957af9cb177c97b21b47d5"/>
+    <w:bookmarkEnd w:id="42"/>
+    <w:bookmarkEnd w:id="43"/>
+    <w:bookmarkStart w:id="45" w:name="Xad942f67734931d78957af9cb177c97b21b47d5"/>
     <w:p>
       <w:pPr>
         <w:pStyle w:val="Heading1"/>
@@ -8231,7 +8747,7 @@
         <w:t xml:space="preserve">10. Part 4 — HRIT and the Identity &amp; Organizational SSOT</w:t>
       </w:r>
     </w:p>
-    <w:bookmarkStart w:id="38" w:name="what-this-document-addresses-3"/>
+    <w:bookmarkStart w:id="44" w:name="what-this-document-addresses-3"/>
     <w:p>
       <w:pPr>
         <w:pStyle w:val="Heading2"/>
@@ -8277,7 +8793,7 @@
         <w:pStyle w:val="Compact"/>
         <w:numPr>
           <w:ilvl w:val="0"/>
-          <w:numId w:val="1012"/>
+          <w:numId w:val="1013"/>
         </w:numPr>
       </w:pPr>
       <w:r>
@@ -8299,7 +8815,7 @@
         <w:pStyle w:val="Compact"/>
         <w:numPr>
           <w:ilvl w:val="0"/>
-          <w:numId w:val="1012"/>
+          <w:numId w:val="1013"/>
         </w:numPr>
       </w:pPr>
       <w:r>
@@ -8321,7 +8837,7 @@
         <w:pStyle w:val="Compact"/>
         <w:numPr>
           <w:ilvl w:val="0"/>
-          <w:numId w:val="1012"/>
+          <w:numId w:val="1013"/>
         </w:numPr>
       </w:pPr>
       <w:r>
@@ -8343,7 +8859,7 @@
         <w:pStyle w:val="Compact"/>
         <w:numPr>
           <w:ilvl w:val="0"/>
-          <w:numId w:val="1012"/>
+          <w:numId w:val="1013"/>
         </w:numPr>
       </w:pPr>
       <w:r>
@@ -8421,9 +8937,9 @@
         </w:pict>
       </w:r>
     </w:p>
-    <w:bookmarkEnd w:id="38"/>
-    <w:bookmarkEnd w:id="39"/>
-    <w:bookmarkStart w:id="42" w:name="X10b5b70168cf61c697e46bca4109e68839cb391"/>
+    <w:bookmarkEnd w:id="44"/>
+    <w:bookmarkEnd w:id="45"/>
+    <w:bookmarkStart w:id="48" w:name="X10b5b70168cf61c697e46bca4109e68839cb391"/>
     <w:p>
       <w:pPr>
         <w:pStyle w:val="Heading1"/>
@@ -8432,7 +8948,7 @@
         <w:t xml:space="preserve">11. Part 5 — Network and Identity Modernization: Entra ID + ZTNA + Active Governance Closes 12 NIST Controls</w:t>
       </w:r>
     </w:p>
-    <w:bookmarkStart w:id="40" w:name="what-this-document-addresses-4"/>
+    <w:bookmarkStart w:id="46" w:name="what-this-document-addresses-4"/>
     <w:p>
       <w:pPr>
         <w:pStyle w:val="Heading2"/>
@@ -8462,7 +8978,7 @@
         <w:pStyle w:val="Compact"/>
         <w:numPr>
           <w:ilvl w:val="0"/>
-          <w:numId w:val="1013"/>
+          <w:numId w:val="1014"/>
         </w:numPr>
       </w:pPr>
       <w:r>
@@ -8484,7 +9000,7 @@
         <w:pStyle w:val="Compact"/>
         <w:numPr>
           <w:ilvl w:val="0"/>
-          <w:numId w:val="1013"/>
+          <w:numId w:val="1014"/>
         </w:numPr>
       </w:pPr>
       <w:r>
@@ -8506,7 +9022,7 @@
         <w:pStyle w:val="Compact"/>
         <w:numPr>
           <w:ilvl w:val="0"/>
-          <w:numId w:val="1013"/>
+          <w:numId w:val="1014"/>
         </w:numPr>
       </w:pPr>
       <w:r>
@@ -8528,7 +9044,7 @@
         <w:pStyle w:val="Compact"/>
         <w:numPr>
           <w:ilvl w:val="0"/>
-          <w:numId w:val="1013"/>
+          <w:numId w:val="1014"/>
         </w:numPr>
       </w:pPr>
       <w:r>
@@ -8545,8 +9061,8 @@
         <w:t xml:space="preserve">— a control plane that holds desired state, observes actual state, classifies drift, and reconciles toward intent while generating machine-readable evidence continuously</w:t>
       </w:r>
     </w:p>
-    <w:bookmarkEnd w:id="40"/>
-    <w:bookmarkStart w:id="41" w:name="nist-control-closure-part-5"/>
+    <w:bookmarkEnd w:id="46"/>
+    <w:bookmarkStart w:id="47" w:name="nist-control-closure-part-5"/>
     <w:p>
       <w:pPr>
         <w:pStyle w:val="Heading2"/>
@@ -9630,9 +10146,9 @@
         </w:pict>
       </w:r>
     </w:p>
-    <w:bookmarkEnd w:id="41"/>
-    <w:bookmarkEnd w:id="42"/>
-    <w:bookmarkStart w:id="45" w:name="X2d88030fe1371762303048ee6244da6478ed0f7"/>
+    <w:bookmarkEnd w:id="47"/>
+    <w:bookmarkEnd w:id="48"/>
+    <w:bookmarkStart w:id="51" w:name="X2d88030fe1371762303048ee6244da6478ed0f7"/>
     <w:p>
       <w:pPr>
         <w:pStyle w:val="Heading1"/>
@@ -9641,7 +10157,7 @@
         <w:t xml:space="preserve">12. Part 6 — Telecommunications Modernization: SD-WAN + SASE Closes 7 NIST Controls</w:t>
       </w:r>
     </w:p>
-    <w:bookmarkStart w:id="43" w:name="what-this-document-addresses-5"/>
+    <w:bookmarkStart w:id="49" w:name="what-this-document-addresses-5"/>
     <w:p>
       <w:pPr>
         <w:pStyle w:val="Heading2"/>
@@ -9746,8 +10262,8 @@
         <w:t xml:space="preserve">above.</w:t>
       </w:r>
     </w:p>
-    <w:bookmarkEnd w:id="43"/>
-    <w:bookmarkStart w:id="44" w:name="nist-control-closure-part-6"/>
+    <w:bookmarkEnd w:id="49"/>
+    <w:bookmarkStart w:id="50" w:name="nist-control-closure-part-6"/>
     <w:p>
       <w:pPr>
         <w:pStyle w:val="Heading2"/>
@@ -10633,9 +11149,9 @@
         </w:pict>
       </w:r>
     </w:p>
-    <w:bookmarkEnd w:id="44"/>
-    <w:bookmarkEnd w:id="45"/>
-    <w:bookmarkStart w:id="49" w:name="Xd4e84a07e291e418566bcb97aa439fd3597f127"/>
+    <w:bookmarkEnd w:id="50"/>
+    <w:bookmarkEnd w:id="51"/>
+    <w:bookmarkStart w:id="55" w:name="Xd4e84a07e291e418566bcb97aa439fd3597f127"/>
     <w:p>
       <w:pPr>
         <w:pStyle w:val="Heading1"/>
@@ -10644,7 +11160,7 @@
         <w:t xml:space="preserve">13. Parts 7–9 — SQL Server and Database Architecture</w:t>
       </w:r>
     </w:p>
-    <w:bookmarkStart w:id="46" w:name="what-these-documents-address"/>
+    <w:bookmarkStart w:id="52" w:name="what-these-documents-address"/>
     <w:p>
       <w:pPr>
         <w:pStyle w:val="Heading2"/>
@@ -10715,8 +11231,8 @@
         <w:t xml:space="preserve">addresses the architectural substrate: logical vs. physical centralization, the speed-of-light propagation floor that constrains cross-region consistency, SD-WAN traffic class separation for database replication traffic, token-based security as a database consolidation enabler, and the consistency class to transport class alignment rule.</w:t>
       </w:r>
     </w:p>
-    <w:bookmarkEnd w:id="46"/>
-    <w:bookmarkStart w:id="47" w:name="Xc74b659e897be830e678314afc220cdcc22e191"/>
+    <w:bookmarkEnd w:id="52"/>
+    <w:bookmarkStart w:id="53" w:name="Xc74b659e897be830e678314afc220cdcc22e191"/>
     <w:p>
       <w:pPr>
         <w:pStyle w:val="Heading2"/>
@@ -11631,8 +12147,8 @@
         <w:t xml:space="preserve">IA-2, IA-3, IA-5, AC-2, AC-3, AC-17, AU-2/AU-12, CA-7, CM-2/CM-8, SC-8, SI-4 — all are deepened closures of controls addressed in Parts 1–6 at the identity and network layers, now extended to the database authentication layer.</w:t>
       </w:r>
     </w:p>
-    <w:bookmarkEnd w:id="47"/>
-    <w:bookmarkStart w:id="48" w:name="X49b810de19b49316cda83287164b25a1932c9dc"/>
+    <w:bookmarkEnd w:id="53"/>
+    <w:bookmarkStart w:id="54" w:name="X49b810de19b49316cda83287164b25a1932c9dc"/>
     <w:p>
       <w:pPr>
         <w:pStyle w:val="Heading2"/>
@@ -12364,9 +12880,9 @@
         </w:pict>
       </w:r>
     </w:p>
-    <w:bookmarkEnd w:id="48"/>
-    <w:bookmarkEnd w:id="49"/>
-    <w:bookmarkStart w:id="51" w:name="parts-1019-expanded-control-coverage"/>
+    <w:bookmarkEnd w:id="54"/>
+    <w:bookmarkEnd w:id="55"/>
+    <w:bookmarkStart w:id="57" w:name="parts-1019-expanded-control-coverage"/>
     <w:p>
       <w:pPr>
         <w:pStyle w:val="Heading1"/>
@@ -12408,7 +12924,7 @@
         <w:t xml:space="preserve">. Parts 15–17 close the three control families the network and security architecture documents cannot address on their own: supply chain risk management, program management governance, and PII processing transparency.</w:t>
       </w:r>
     </w:p>
-    <w:bookmarkStart w:id="50" w:name="nist-control-closure-parts-1019"/>
+    <w:bookmarkStart w:id="56" w:name="nist-control-closure-parts-1019"/>
     <w:p>
       <w:pPr>
         <w:pStyle w:val="Heading2"/>
@@ -13131,9 +13647,9 @@
         </w:pict>
       </w:r>
     </w:p>
-    <w:bookmarkEnd w:id="50"/>
-    <w:bookmarkEnd w:id="51"/>
-    <w:bookmarkStart w:id="58" w:name="combined-control-closure-summary"/>
+    <w:bookmarkEnd w:id="56"/>
+    <w:bookmarkEnd w:id="57"/>
+    <w:bookmarkStart w:id="64" w:name="combined-control-closure-summary"/>
     <w:p>
       <w:pPr>
         <w:pStyle w:val="Heading1"/>
@@ -13151,18 +13667,18 @@
           <wp:inline>
             <wp:extent cx="5334000" cy="2769576"/>
             <wp:effectExtent b="0" l="0" r="0" t="0"/>
-            <wp:docPr descr="NIST SP 800-53 Control Closure by Family and Track — Six Tracks (Parts 1 and 5–9)" title="" id="53" name="Picture"/>
+            <wp:docPr descr="NIST SP 800-53 Control Closure by Family and Track — Six Tracks (Parts 1 and 5–9)" title="" id="59" name="Picture"/>
             <a:graphic>
               <a:graphicData uri="http://schemas.openxmlformats.org/drawingml/2006/picture">
                 <pic:pic>
                   <pic:nvPicPr>
-                    <pic:cNvPr descr="figs/es-fig-02-control-closure-chart.png" id="54" name="Picture"/>
+                    <pic:cNvPr descr="figs/es-fig-02-control-closure-chart.png" id="60" name="Picture"/>
                     <pic:cNvPicPr>
                       <a:picLocks noChangeArrowheads="1" noChangeAspect="1"/>
                     </pic:cNvPicPr>
                   </pic:nvPicPr>
                   <pic:blipFill>
-                    <a:blip r:embed="rId52"/>
+                    <a:blip r:embed="rId58"/>
                     <a:stretch>
                       <a:fillRect/>
                     </a:stretch>
@@ -13197,7 +13713,7 @@
         <w:t xml:space="preserve">NIST SP 800-53 Control Closure by Family and Track — Six Tracks (Parts 1 and 5–9)</w:t>
       </w:r>
     </w:p>
-    <w:bookmarkStart w:id="55" w:name="X098d98be751efe7c6f37e3b7959bb12c4a66520"/>
+    <w:bookmarkStart w:id="61" w:name="X098d98be751efe7c6f37e3b7959bb12c4a66520"/>
     <w:p>
       <w:pPr>
         <w:pStyle w:val="Heading2"/>
@@ -13894,8 +14410,8 @@
         </w:tc>
       </w:tr>
     </w:tbl>
-    <w:bookmarkEnd w:id="55"/>
-    <w:bookmarkStart w:id="56" w:name="control-count-comparison"/>
+    <w:bookmarkEnd w:id="61"/>
+    <w:bookmarkStart w:id="62" w:name="control-count-comparison"/>
     <w:p>
       <w:pPr>
         <w:pStyle w:val="Heading2"/>
@@ -14368,8 +14884,8 @@
         <w:t xml:space="preserve">Several controls appear across multiple tracks (SC-7, SC-8, SC-20/21, AU-2/AU-12, CM-8, CA-7). Where multiple tracks address the same control at different layers (e.g., DNS-layer SC-7 in Part 1, network-layer SC-7 in Part 6, database-layer authentication in Parts 7–8), both implementations contribute. The 34 count is of distinct control numbers — the total implementation coverage across all layers of each control is broader.</w:t>
       </w:r>
     </w:p>
-    <w:bookmarkEnd w:id="56"/>
-    <w:bookmarkStart w:id="57" w:name="what-closed-means-under-fedramp-20x"/>
+    <w:bookmarkEnd w:id="62"/>
+    <w:bookmarkStart w:id="63" w:name="what-closed-means-under-fedramp-20x"/>
     <w:p>
       <w:pPr>
         <w:pStyle w:val="Heading2"/>
@@ -14428,7 +14944,7 @@
         <w:pStyle w:val="Compact"/>
         <w:numPr>
           <w:ilvl w:val="0"/>
-          <w:numId w:val="1014"/>
+          <w:numId w:val="1015"/>
         </w:numPr>
       </w:pPr>
       <w:r>
@@ -14456,7 +14972,7 @@
         <w:pStyle w:val="Compact"/>
         <w:numPr>
           <w:ilvl w:val="0"/>
-          <w:numId w:val="1014"/>
+          <w:numId w:val="1015"/>
         </w:numPr>
       </w:pPr>
       <w:r>
@@ -14484,7 +15000,7 @@
         <w:pStyle w:val="Compact"/>
         <w:numPr>
           <w:ilvl w:val="0"/>
-          <w:numId w:val="1014"/>
+          <w:numId w:val="1015"/>
         </w:numPr>
       </w:pPr>
       <w:r>
@@ -14512,7 +15028,7 @@
         <w:pStyle w:val="Compact"/>
         <w:numPr>
           <w:ilvl w:val="0"/>
-          <w:numId w:val="1014"/>
+          <w:numId w:val="1015"/>
         </w:numPr>
       </w:pPr>
       <w:r>
@@ -14548,7 +15064,7 @@
         <w:pStyle w:val="Compact"/>
         <w:numPr>
           <w:ilvl w:val="0"/>
-          <w:numId w:val="1015"/>
+          <w:numId w:val="1016"/>
         </w:numPr>
       </w:pPr>
       <w:r>
@@ -14570,7 +15086,7 @@
         <w:pStyle w:val="Compact"/>
         <w:numPr>
           <w:ilvl w:val="0"/>
-          <w:numId w:val="1015"/>
+          <w:numId w:val="1016"/>
         </w:numPr>
       </w:pPr>
       <w:r>
@@ -14592,7 +15108,7 @@
         <w:pStyle w:val="Compact"/>
         <w:numPr>
           <w:ilvl w:val="0"/>
-          <w:numId w:val="1015"/>
+          <w:numId w:val="1016"/>
         </w:numPr>
       </w:pPr>
       <w:r>
@@ -14614,7 +15130,7 @@
         <w:pStyle w:val="Compact"/>
         <w:numPr>
           <w:ilvl w:val="0"/>
-          <w:numId w:val="1015"/>
+          <w:numId w:val="1016"/>
         </w:numPr>
       </w:pPr>
       <w:r>
@@ -14636,7 +15152,7 @@
         <w:pStyle w:val="Compact"/>
         <w:numPr>
           <w:ilvl w:val="0"/>
-          <w:numId w:val="1015"/>
+          <w:numId w:val="1016"/>
         </w:numPr>
       </w:pPr>
       <w:r>
@@ -14684,9 +15200,9 @@
         </w:pict>
       </w:r>
     </w:p>
-    <w:bookmarkEnd w:id="57"/>
-    <w:bookmarkEnd w:id="58"/>
-    <w:bookmarkStart w:id="64" w:name="X1dcc5f970527785b00bea4121aa336894765923"/>
+    <w:bookmarkEnd w:id="63"/>
+    <w:bookmarkEnd w:id="64"/>
+    <w:bookmarkStart w:id="70" w:name="X1dcc5f970527785b00bea4121aa336894765923"/>
     <w:p>
       <w:pPr>
         <w:pStyle w:val="Heading1"/>
@@ -14715,7 +15231,7 @@
         <w:t xml:space="preserve">these gaps; the series is now complete across all identified control families.</w:t>
       </w:r>
     </w:p>
-    <w:bookmarkStart w:id="59" w:name="Xa81065e3c6a65dd344b5d14588b12711850ea25"/>
+    <w:bookmarkStart w:id="65" w:name="Xa81065e3c6a65dd344b5d14588b12711850ea25"/>
     <w:p>
       <w:pPr>
         <w:pStyle w:val="Heading2"/>
@@ -14805,8 +15321,8 @@
         <w:t xml:space="preserve">KSI-SCR-MON activated at high confidence.</w:t>
       </w:r>
     </w:p>
-    <w:bookmarkEnd w:id="59"/>
-    <w:bookmarkStart w:id="60" w:name="pm-program-management"/>
+    <w:bookmarkEnd w:id="65"/>
+    <w:bookmarkStart w:id="66" w:name="pm-program-management"/>
     <w:p>
       <w:pPr>
         <w:pStyle w:val="Heading2"/>
@@ -14877,8 +15393,8 @@
         <w:t xml:space="preserve">T&amp;T&amp;M plan. KSI-SCR governance closure at high confidence.</w:t>
       </w:r>
     </w:p>
-    <w:bookmarkEnd w:id="60"/>
-    <w:bookmarkStart w:id="61" w:name="pt-pii-processing-and-transparency"/>
+    <w:bookmarkEnd w:id="66"/>
+    <w:bookmarkStart w:id="67" w:name="pt-pii-processing-and-transparency"/>
     <w:p>
       <w:pPr>
         <w:pStyle w:val="Heading2"/>
@@ -14955,8 +15471,8 @@
         <w:t xml:space="preserve">at high confidence.</w:t>
       </w:r>
     </w:p>
-    <w:bookmarkEnd w:id="61"/>
-    <w:bookmarkStart w:id="62" w:name="X461ed25ed3923a3d8b55e0e3965ec2f4255b061"/>
+    <w:bookmarkEnd w:id="67"/>
+    <w:bookmarkStart w:id="68" w:name="X461ed25ed3923a3d8b55e0e3965ec2f4255b061"/>
     <w:p>
       <w:pPr>
         <w:pStyle w:val="Heading2"/>
@@ -15078,8 +15594,8 @@
         <w:t xml:space="preserve">All 29 CR26 KSIs are now evaluable.</w:t>
       </w:r>
     </w:p>
-    <w:bookmarkEnd w:id="62"/>
-    <w:bookmarkStart w:id="63" w:name="priority-4-cr26-breadth-gaps-resolved"/>
+    <w:bookmarkEnd w:id="68"/>
+    <w:bookmarkStart w:id="69" w:name="priority-4-cr26-breadth-gaps-resolved"/>
     <w:p>
       <w:pPr>
         <w:pStyle w:val="Heading2"/>
@@ -15133,9 +15649,9 @@
         </w:pict>
       </w:r>
     </w:p>
-    <w:bookmarkEnd w:id="63"/>
-    <w:bookmarkEnd w:id="64"/>
-    <w:bookmarkStart w:id="65" w:name="Xe8a0cfc3dacfc499165fbb6b52941ca764a0109"/>
+    <w:bookmarkEnd w:id="69"/>
+    <w:bookmarkEnd w:id="70"/>
+    <w:bookmarkStart w:id="71" w:name="Xe8a0cfc3dacfc499165fbb6b52941ca764a0109"/>
     <w:p>
       <w:pPr>
         <w:pStyle w:val="Heading1"/>
@@ -15581,8 +16097,8 @@
         </w:pict>
       </w:r>
     </w:p>
-    <w:bookmarkEnd w:id="65"/>
-    <w:bookmarkStart w:id="71" w:name="implementation-priority-and-sequencing"/>
+    <w:bookmarkEnd w:id="71"/>
+    <w:bookmarkStart w:id="77" w:name="implementation-priority-and-sequencing"/>
     <w:p>
       <w:pPr>
         <w:pStyle w:val="Heading1"/>
@@ -15600,18 +16116,18 @@
           <wp:inline>
             <wp:extent cx="5334000" cy="2051538"/>
             <wp:effectExtent b="0" l="0" r="0" t="0"/>
-            <wp:docPr descr="Implementation Sequencing — Path to FedRAMP 20x Mandatory Compliance by January 1 2027" title="" id="67" name="Picture"/>
+            <wp:docPr descr="Implementation Sequencing — Path to FedRAMP 20x Mandatory Compliance by January 1 2027" title="" id="73" name="Picture"/>
             <a:graphic>
               <a:graphicData uri="http://schemas.openxmlformats.org/drawingml/2006/picture">
                 <pic:pic>
                   <pic:nvPicPr>
-                    <pic:cNvPr descr="figs/es-fig-04-sequencing-roadmap.png" id="68" name="Picture"/>
+                    <pic:cNvPr descr="figs/es-fig-04-sequencing-roadmap.png" id="74" name="Picture"/>
                     <pic:cNvPicPr>
                       <a:picLocks noChangeArrowheads="1" noChangeAspect="1"/>
                     </pic:cNvPicPr>
                   </pic:nvPicPr>
                   <pic:blipFill>
-                    <a:blip r:embed="rId66"/>
+                    <a:blip r:embed="rId72"/>
                     <a:stretch>
                       <a:fillRect/>
                     </a:stretch>
@@ -16143,7 +16659,7 @@
         </w:pict>
       </w:r>
     </w:p>
-    <w:bookmarkStart w:id="69" w:name="phased-delivery-roadmap"/>
+    <w:bookmarkStart w:id="75" w:name="phased-delivery-roadmap"/>
     <w:p>
       <w:pPr>
         <w:pStyle w:val="Heading2"/>
@@ -16581,8 +17097,8 @@
         </w:pict>
       </w:r>
     </w:p>
-    <w:bookmarkEnd w:id="69"/>
-    <w:bookmarkStart w:id="70" w:name="technology-recommendations-by-gap"/>
+    <w:bookmarkEnd w:id="75"/>
+    <w:bookmarkStart w:id="76" w:name="technology-recommendations-by-gap"/>
     <w:p>
       <w:pPr>
         <w:pStyle w:val="Heading2"/>
@@ -16799,9 +17315,9 @@
         </w:pict>
       </w:r>
     </w:p>
-    <w:bookmarkEnd w:id="70"/>
-    <w:bookmarkEnd w:id="71"/>
-    <w:bookmarkStart w:id="91" w:name="document-references"/>
+    <w:bookmarkEnd w:id="76"/>
+    <w:bookmarkEnd w:id="77"/>
+    <w:bookmarkStart w:id="97" w:name="document-references"/>
     <w:p>
       <w:pPr>
         <w:pStyle w:val="Heading1"/>
@@ -16864,7 +17380,7 @@
             <w:pPr>
               <w:pStyle w:val="Compact"/>
             </w:pPr>
-            <w:hyperlink r:id="rId72">
+            <w:hyperlink r:id="rId78">
               <w:r>
                 <w:rPr>
                   <w:rStyle w:val="Hyperlink"/>
@@ -16893,7 +17409,7 @@
             <w:pPr>
               <w:pStyle w:val="Compact"/>
             </w:pPr>
-            <w:hyperlink r:id="rId73">
+            <w:hyperlink r:id="rId79">
               <w:r>
                 <w:rPr>
                   <w:rStyle w:val="Hyperlink"/>
@@ -16922,7 +17438,7 @@
             <w:pPr>
               <w:pStyle w:val="Compact"/>
             </w:pPr>
-            <w:hyperlink r:id="rId74">
+            <w:hyperlink r:id="rId80">
               <w:r>
                 <w:rPr>
                   <w:rStyle w:val="Hyperlink"/>
@@ -16951,7 +17467,7 @@
             <w:pPr>
               <w:pStyle w:val="Compact"/>
             </w:pPr>
-            <w:hyperlink r:id="rId75">
+            <w:hyperlink r:id="rId81">
               <w:r>
                 <w:rPr>
                   <w:rStyle w:val="Hyperlink"/>
@@ -16980,7 +17496,7 @@
             <w:pPr>
               <w:pStyle w:val="Compact"/>
             </w:pPr>
-            <w:hyperlink r:id="rId76">
+            <w:hyperlink r:id="rId82">
               <w:r>
                 <w:rPr>
                   <w:rStyle w:val="Hyperlink"/>
@@ -17009,7 +17525,7 @@
             <w:pPr>
               <w:pStyle w:val="Compact"/>
             </w:pPr>
-            <w:hyperlink r:id="rId77">
+            <w:hyperlink r:id="rId83">
               <w:r>
                 <w:rPr>
                   <w:rStyle w:val="Hyperlink"/>
@@ -17038,7 +17554,7 @@
             <w:pPr>
               <w:pStyle w:val="Compact"/>
             </w:pPr>
-            <w:hyperlink r:id="rId78">
+            <w:hyperlink r:id="rId84">
               <w:r>
                 <w:rPr>
                   <w:rStyle w:val="Hyperlink"/>
@@ -17067,7 +17583,7 @@
             <w:pPr>
               <w:pStyle w:val="Compact"/>
             </w:pPr>
-            <w:hyperlink r:id="rId79">
+            <w:hyperlink r:id="rId85">
               <w:r>
                 <w:rPr>
                   <w:rStyle w:val="Hyperlink"/>
@@ -17096,7 +17612,7 @@
             <w:pPr>
               <w:pStyle w:val="Compact"/>
             </w:pPr>
-            <w:hyperlink r:id="rId80">
+            <w:hyperlink r:id="rId86">
               <w:r>
                 <w:rPr>
                   <w:rStyle w:val="Hyperlink"/>
@@ -17125,7 +17641,7 @@
             <w:pPr>
               <w:pStyle w:val="Compact"/>
             </w:pPr>
-            <w:hyperlink r:id="rId81">
+            <w:hyperlink r:id="rId87">
               <w:r>
                 <w:rPr>
                   <w:rStyle w:val="Hyperlink"/>
@@ -17154,7 +17670,7 @@
             <w:pPr>
               <w:pStyle w:val="Compact"/>
             </w:pPr>
-            <w:hyperlink r:id="rId82">
+            <w:hyperlink r:id="rId88">
               <w:r>
                 <w:rPr>
                   <w:rStyle w:val="Hyperlink"/>
@@ -17183,7 +17699,7 @@
             <w:pPr>
               <w:pStyle w:val="Compact"/>
             </w:pPr>
-            <w:hyperlink r:id="rId83">
+            <w:hyperlink r:id="rId89">
               <w:r>
                 <w:rPr>
                   <w:rStyle w:val="Hyperlink"/>
@@ -17212,7 +17728,7 @@
             <w:pPr>
               <w:pStyle w:val="Compact"/>
             </w:pPr>
-            <w:hyperlink r:id="rId84">
+            <w:hyperlink r:id="rId90">
               <w:r>
                 <w:rPr>
                   <w:rStyle w:val="Hyperlink"/>
@@ -17241,7 +17757,7 @@
             <w:pPr>
               <w:pStyle w:val="Compact"/>
             </w:pPr>
-            <w:hyperlink r:id="rId85">
+            <w:hyperlink r:id="rId91">
               <w:r>
                 <w:rPr>
                   <w:rStyle w:val="Hyperlink"/>
@@ -17270,7 +17786,7 @@
             <w:pPr>
               <w:pStyle w:val="Compact"/>
             </w:pPr>
-            <w:hyperlink r:id="rId86">
+            <w:hyperlink r:id="rId92">
               <w:r>
                 <w:rPr>
                   <w:rStyle w:val="Hyperlink"/>
@@ -17299,7 +17815,7 @@
             <w:pPr>
               <w:pStyle w:val="Compact"/>
             </w:pPr>
-            <w:hyperlink r:id="rId87">
+            <w:hyperlink r:id="rId93">
               <w:r>
                 <w:rPr>
                   <w:rStyle w:val="Hyperlink"/>
@@ -17328,7 +17844,7 @@
             <w:pPr>
               <w:pStyle w:val="Compact"/>
             </w:pPr>
-            <w:hyperlink r:id="rId88">
+            <w:hyperlink r:id="rId94">
               <w:r>
                 <w:rPr>
                   <w:rStyle w:val="Hyperlink"/>
@@ -17357,7 +17873,7 @@
             <w:pPr>
               <w:pStyle w:val="Compact"/>
             </w:pPr>
-            <w:hyperlink r:id="rId89">
+            <w:hyperlink r:id="rId95">
               <w:r>
                 <w:rPr>
                   <w:rStyle w:val="Hyperlink"/>
@@ -17386,7 +17902,7 @@
             <w:pPr>
               <w:pStyle w:val="Compact"/>
             </w:pPr>
-            <w:hyperlink r:id="rId90">
+            <w:hyperlink r:id="rId96">
               <w:r>
                 <w:rPr>
                   <w:rStyle w:val="Hyperlink"/>
@@ -17577,7 +18093,7 @@
         </w:tc>
       </w:tr>
     </w:tbl>
-    <w:bookmarkEnd w:id="91"/>
+    <w:bookmarkEnd w:id="97"/>
     <w:sectPr>
       <w:footnotePr>
         <w:numRestart w:val="eachSect"/>
@@ -17892,6 +18408,9 @@
     <w:abstractNumId w:val="991"/>
   </w:num>
   <w:num w:numId="1005">
+    <w:abstractNumId w:val="991"/>
+  </w:num>
+  <w:num w:numId="1006">
     <w:abstractNumId w:val="99411"/>
     <w:lvlOverride w:ilvl="0">
       <w:startOverride w:val="1"/>
@@ -17921,9 +18440,6 @@
       <w:startOverride w:val="1"/>
     </w:lvlOverride>
   </w:num>
-  <w:num w:numId="1006">
-    <w:abstractNumId w:val="991"/>
-  </w:num>
   <w:num w:numId="1007">
     <w:abstractNumId w:val="991"/>
   </w:num>
@@ -17943,34 +18459,7 @@
     <w:abstractNumId w:val="991"/>
   </w:num>
   <w:num w:numId="1013">
-    <w:abstractNumId w:val="99411"/>
-    <w:lvlOverride w:ilvl="0">
-      <w:startOverride w:val="1"/>
-    </w:lvlOverride>
-    <w:lvlOverride w:ilvl="1">
-      <w:startOverride w:val="1"/>
-    </w:lvlOverride>
-    <w:lvlOverride w:ilvl="2">
-      <w:startOverride w:val="1"/>
-    </w:lvlOverride>
-    <w:lvlOverride w:ilvl="3">
-      <w:startOverride w:val="1"/>
-    </w:lvlOverride>
-    <w:lvlOverride w:ilvl="4">
-      <w:startOverride w:val="1"/>
-    </w:lvlOverride>
-    <w:lvlOverride w:ilvl="5">
-      <w:startOverride w:val="1"/>
-    </w:lvlOverride>
-    <w:lvlOverride w:ilvl="6">
-      <w:startOverride w:val="1"/>
-    </w:lvlOverride>
-    <w:lvlOverride w:ilvl="7">
-      <w:startOverride w:val="1"/>
-    </w:lvlOverride>
-    <w:lvlOverride w:ilvl="8">
-      <w:startOverride w:val="1"/>
-    </w:lvlOverride>
+    <w:abstractNumId w:val="991"/>
   </w:num>
   <w:num w:numId="1014">
     <w:abstractNumId w:val="99411"/>
@@ -18003,6 +18492,36 @@
     </w:lvlOverride>
   </w:num>
   <w:num w:numId="1015">
+    <w:abstractNumId w:val="99411"/>
+    <w:lvlOverride w:ilvl="0">
+      <w:startOverride w:val="1"/>
+    </w:lvlOverride>
+    <w:lvlOverride w:ilvl="1">
+      <w:startOverride w:val="1"/>
+    </w:lvlOverride>
+    <w:lvlOverride w:ilvl="2">
+      <w:startOverride w:val="1"/>
+    </w:lvlOverride>
+    <w:lvlOverride w:ilvl="3">
+      <w:startOverride w:val="1"/>
+    </w:lvlOverride>
+    <w:lvlOverride w:ilvl="4">
+      <w:startOverride w:val="1"/>
+    </w:lvlOverride>
+    <w:lvlOverride w:ilvl="5">
+      <w:startOverride w:val="1"/>
+    </w:lvlOverride>
+    <w:lvlOverride w:ilvl="6">
+      <w:startOverride w:val="1"/>
+    </w:lvlOverride>
+    <w:lvlOverride w:ilvl="7">
+      <w:startOverride w:val="1"/>
+    </w:lvlOverride>
+    <w:lvlOverride w:ilvl="8">
+      <w:startOverride w:val="1"/>
+    </w:lvlOverride>
+  </w:num>
+  <w:num w:numId="1016">
     <w:abstractNumId w:val="991"/>
   </w:num>
 </w:numbering>

--- a/inbox/Application Aware Networking/Book_00_FedAAN_Executive_Summary.docx
+++ b/inbox/Application Aware Networking/Book_00_FedAAN_Executive_Summary.docx
@@ -554,7 +554,7 @@
         <w:t xml:space="preserve"> </w:t>
       </w:r>
       <w:r>
-        <w:t xml:space="preserve">— HRIT Identity &amp; Org SSOT — the HR system of record whose worker records underpin every token, account, and access decision</w:t>
+        <w:t xml:space="preserve">— OPM HRIT Identity &amp; Org SSOT — the HR system of record whose worker records underpin every token, account, and access decision</w:t>
       </w:r>
     </w:p>
     <w:p>
@@ -944,11 +944,28 @@
       </w:r>
     </w:p>
     <w:p>
-      <w:pPr>
-        <w:pStyle w:val="BodyText"/>
-      </w:pPr>
-      <w:r>
-        <w:t xml:space="preserve">Together the series constitutes the complete evidence-generation and authorization layer required for FedRAMP 20x continuous monitoring authorization.</w:t>
+      <w:r>
+        <w:pict>
+          <v:rect style="width:0;height:1.5pt" o:hralign="center" o:hrstd="t" o:hr="t"/>
+        </w:pict>
+      </w:r>
+    </w:p>
+    <w:p>
+      <w:pPr>
+        <w:pStyle w:val="FirstParagraph"/>
+      </w:pPr>
+      <w:r>
+        <w:rPr>
+          <w:b/>
+          <w:bCs/>
+        </w:rPr>
+        <w:t xml:space="preserve">Together, the nineteen books constitute the complete evidence-generation and authorization layer required for FedRAMP 20x continuous monitoring authorization.</w:t>
+      </w:r>
+      <w:r>
+        <w:t xml:space="preserve"> </w:t>
+      </w:r>
+      <w:r>
+        <w:t xml:space="preserve">Each book maps its implementations directly to the NIST SP 800-53 Rev 5 controls it closes, and Book 19 assembles those mappings into a machine-readable OSCAL authorization package ready for 3PAO validation.</w:t>
       </w:r>
     </w:p>
     <w:p>
@@ -1365,7 +1382,7 @@
               <w:pStyle w:val="Compact"/>
             </w:pPr>
             <w:r>
-              <w:t xml:space="preserve">Federal AAN — HRIT and the Identity &amp; Organizational SSOT</w:t>
+              <w:t xml:space="preserve">Federal AAN — OPM HRIT and the Identity &amp; Organizational SSOT</w:t>
             </w:r>
           </w:p>
         </w:tc>
@@ -8738,13 +8755,13 @@
     </w:p>
     <w:bookmarkEnd w:id="42"/>
     <w:bookmarkEnd w:id="43"/>
-    <w:bookmarkStart w:id="45" w:name="Xad942f67734931d78957af9cb177c97b21b47d5"/>
+    <w:bookmarkStart w:id="45" w:name="Xc99982daf1675290c6dee7e65da8f2f47fccda2"/>
     <w:p>
       <w:pPr>
         <w:pStyle w:val="Heading1"/>
       </w:pPr>
       <w:r>
-        <w:t xml:space="preserve">10. Part 4 — HRIT and the Identity &amp; Organizational SSOT</w:t>
+        <w:t xml:space="preserve">10. Part 4 — OPM HRIT and the Identity &amp; Organizational SSOT</w:t>
       </w:r>
     </w:p>
     <w:bookmarkStart w:id="44" w:name="what-this-document-addresses-3"/>
@@ -9416,7 +9433,7 @@
               <w:pStyle w:val="Compact"/>
             </w:pPr>
             <w:r>
-              <w:t xml:space="preserve">Entra ID + HRIT Integration</w:t>
+              <w:t xml:space="preserve">Entra ID + OPM HRIT Integration</w:t>
             </w:r>
           </w:p>
         </w:tc>
@@ -9438,7 +9455,7 @@
               <w:pStyle w:val="Compact"/>
             </w:pPr>
             <w:r>
-              <w:t xml:space="preserve">HR system drives authoritative account lifecycle (create, modify, deprovision) via HRIT integration; every account traceable to an authoritative HR record; orphan account detection automated</w:t>
+              <w:t xml:space="preserve">HR system drives authoritative account lifecycle (create, modify, deprovision) via OPM HRIT integration; every account traceable to an authoritative HR record; orphan account detection automated</w:t>
             </w:r>
           </w:p>
         </w:tc>
@@ -9776,7 +9793,7 @@
               <w:pStyle w:val="Compact"/>
             </w:pPr>
             <w:r>
-              <w:t xml:space="preserve">Entra ID HRIT + SSOT</w:t>
+              <w:t xml:space="preserve">Entra ID OPM HRIT + SSOT</w:t>
             </w:r>
           </w:p>
         </w:tc>
@@ -14046,7 +14063,7 @@
               <w:pStyle w:val="Compact"/>
             </w:pPr>
             <w:r>
-              <w:t xml:space="preserve">SASE CASB; ZTNA; Entra ID HRIT; SQL Entra groups</w:t>
+              <w:t xml:space="preserve">SASE CASB; ZTNA; Entra ID OPM HRIT; SQL Entra groups</w:t>
             </w:r>
           </w:p>
         </w:tc>
@@ -14326,7 +14343,7 @@
               <w:pStyle w:val="Compact"/>
             </w:pPr>
             <w:r>
-              <w:t xml:space="preserve">InfoBlox RPZ + TIDE; SASE SWG; Entra ID HRIT; NTLM monitoring</w:t>
+              <w:t xml:space="preserve">InfoBlox RPZ + TIDE; SASE SWG; Entra ID OPM HRIT; NTLM monitoring</w:t>
             </w:r>
           </w:p>
         </w:tc>
@@ -16406,7 +16423,7 @@
               <w:pStyle w:val="Compact"/>
             </w:pPr>
             <w:r>
-              <w:t xml:space="preserve">Part 4: HRIT Identity &amp; Org SSOT</w:t>
+              <w:t xml:space="preserve">Part 4: OPM HRIT Identity &amp; Org SSOT</w:t>
             </w:r>
           </w:p>
         </w:tc>
@@ -17472,7 +17489,7 @@
                 <w:rPr>
                   <w:rStyle w:val="Hyperlink"/>
                 </w:rPr>
-                <w:t xml:space="preserve">Book 04 — HRIT and the Identity &amp; Organizational SSOT</w:t>
+                <w:t xml:space="preserve">Book 04 — OPM HRIT and the Identity &amp; Organizational SSOT</w:t>
               </w:r>
             </w:hyperlink>
           </w:p>
@@ -19063,22 +19080,32 @@
   <w:style w:default="1" w:styleId="Table" w:type="table">
     <w:name w:val="Table"/>
     <w:basedOn w:val="TableNormal"/>
-    <w:semiHidden/>
-    <w:unhideWhenUsed/>
+    <w:uiPriority w:val="59"/>
     <w:qFormat/>
     <w:tblPr>
       <w:tblInd w:type="dxa" w:w="0"/>
+      <w:tblBorders>
+        <w:top w:color="0078D4" w:space="0" w:sz="12" w:val="single"/>
+        <w:bottom w:color="0078D4" w:space="0" w:sz="12" w:val="single"/>
+        <w:left w:val="nil"/>
+        <w:right w:val="nil"/>
+        <w:insideH w:color="D1D5DA" w:space="0" w:sz="4" w:val="single"/>
+        <w:insideV w:val="nil"/>
+      </w:tblBorders>
       <w:tblCellMar>
-        <w:top w:type="dxa" w:w="0"/>
+        <w:top w:type="dxa" w:w="80"/>
         <w:left w:type="dxa" w:w="108"/>
-        <w:bottom w:type="dxa" w:w="0"/>
+        <w:bottom w:type="dxa" w:w="80"/>
         <w:right w:type="dxa" w:w="108"/>
       </w:tblCellMar>
     </w:tblPr>
     <w:tblStylePr w:type="firstRow">
+      <w:rPr>
+        <w:b/>
+      </w:rPr>
       <w:tcPr>
         <w:tcBorders>
-          <w:bottom w:val="single"/>
+          <w:bottom w:color="0078D4" w:space="0" w:sz="8" w:val="single"/>
         </w:tcBorders>
         <w:vAlign w:val="bottom"/>
       </w:tcPr>
@@ -19139,6 +19166,29 @@
     <w:basedOn w:val="DefaultParagraphFont"/>
     <w:link w:val="BodyText"/>
   </w:style>
+  <w:style w:customStyle="1" w:styleId="SourceCode" w:type="paragraph">
+    <w:name w:val="Source Code"/>
+    <w:basedOn w:val="Normal"/>
+    <w:link w:val="VerbatimChar"/>
+    <w:pPr>
+      <w:pBdr>
+        <w:top w:color="D1D5DA" w:space="6" w:sz="6" w:val="single"/>
+        <w:left w:color="D1D5DA" w:space="6" w:sz="6" w:val="single"/>
+        <w:bottom w:color="D1D5DA" w:space="6" w:sz="6" w:val="single"/>
+        <w:right w:color="D1D5DA" w:space="6" w:sz="6" w:val="single"/>
+      </w:pBdr>
+      <w:shd w:fill="F6F8FA" w:val="clear"/>
+      <w:wordWrap w:val="off"/>
+      <w:spacing w:after="0" w:before="0" w:line="240" w:lineRule="auto"/>
+      <w:ind w:left="144" w:right="144"/>
+      <w:contextualSpacing/>
+    </w:pPr>
+    <w:rPr>
+      <w:rFonts w:ascii="Consolas" w:hAnsi="Consolas"/>
+      <w:color w:val="24292E"/>
+      <w:sz w:val="18"/>
+    </w:rPr>
+  </w:style>
   <w:style w:customStyle="1" w:styleId="VerbatimChar" w:type="character">
     <w:name w:val="Verbatim Char"/>
     <w:basedOn w:val="BodyTextChar"/>
@@ -19182,15 +19232,6 @@
       <w:bCs w:val="0"/>
       <w:color w:themeColor="accent1" w:themeShade="BF" w:val="365F91"/>
     </w:rPr>
-  </w:style>
-  <w:style w:type="paragraph" w:customStyle="1" w:styleId="SourceCode">
-    <w:name w:val="Source Code"/>
-    <w:basedOn w:val="Normal"/>
-    <w:link w:val="VerbatimChar"/>
-    <w:pPr>
-      <w:wordWrap w:val="off"/>
-      <w:shd w:val="clear" w:fill="f1f3f5"/>
-    </w:pPr>
   </w:style>
   <w:style w:type="character" w:customStyle="1" w:styleId="KeywordTok">
     <w:name w:val="KeywordTok"/>

--- a/inbox/Application Aware Networking/Book_00_FedAAN_Executive_Summary.docx
+++ b/inbox/Application Aware Networking/Book_00_FedAAN_Executive_Summary.docx
@@ -31,7 +31,7 @@
         <w:pStyle w:val="Date"/>
       </w:pPr>
       <w:r>
-        <w:t xml:space="preserve">2026-07-01</w:t>
+        <w:t xml:space="preserve">Invalid Date</w:t>
       </w:r>
     </w:p>
     <w:sdt>
@@ -114,7 +114,7 @@
                     <a:graphicData uri="http://schemas.openxmlformats.org/drawingml/2006/picture">
                       <pic:pic>
                         <pic:nvPicPr>
-                          <pic:cNvPr descr="/opt/quarto/share/formats/docx/warning.png" id="11" name="Picture"/>
+                          <pic:cNvPr descr="C:\Program Files\Quarto\share\formats\docx\warning.png" id="11" name="Picture"/>
                           <pic:cNvPicPr>
                             <a:picLocks noChangeArrowheads="1" noChangeAspect="1"/>
                           </pic:cNvPicPr>
@@ -174,7 +174,7 @@
               <w:pStyle w:val="BodyText"/>
             </w:pPr>
             <w:pPr>
-              <w:spacing w:before="16" w:after="16"/>
+              <w:spacing w:before="16"/>
             </w:pPr>
             <w:r>
               <w:t xml:space="preserve">This document is a</w:t>
@@ -207,6 +207,27 @@
             </w:r>
             <w:r>
               <w:t xml:space="preserve">. It is an attempt at a comprehensive SSA-wide technical roadmap and has not been reviewed or approved by the SSA CIO Office, the Office of Information Security (OIS), or organizational leadership. All recommendations, vendor selections, control mappings, and implementation timelines are subject to revision pending formal review by the SSA CIO Office and organizational components.</w:t>
+            </w:r>
+          </w:p>
+          <w:p>
+            <w:pPr>
+              <w:pStyle w:val="BodyText"/>
+            </w:pPr>
+            <w:pPr>
+              <w:spacing w:after="16"/>
+            </w:pPr>
+            <w:r>
+              <w:rPr>
+                <w:b/>
+                <w:bCs/>
+              </w:rPr>
+              <w:t xml:space="preserve">Date Code:</w:t>
+            </w:r>
+            <w:r>
+              <w:t xml:space="preserve"> </w:t>
+            </w:r>
+            <w:r>
+              <w:t xml:space="preserve">2026-07-07 09:58 ET</w:t>
             </w:r>
           </w:p>
           <w:p/>
@@ -2373,7 +2394,7 @@
       </w:r>
     </w:p>
     <w:bookmarkEnd w:id="17"/>
-    <w:bookmarkStart w:id="18" w:name="the-functional-plane-model"/>
+    <w:bookmarkStart w:id="21" w:name="the-functional-plane-model"/>
     <w:p>
       <w:pPr>
         <w:pStyle w:val="Heading1"/>
@@ -2425,6 +2446,61 @@
       </w:r>
       <w:r>
         <w:t xml:space="preserve">without the model taking a position on whose structure is correct.</w:t>
+      </w:r>
+    </w:p>
+    <w:p>
+      <w:pPr>
+        <w:pStyle w:val="CaptionedFigure"/>
+      </w:pPr>
+      <w:r>
+        <w:drawing>
+          <wp:inline>
+            <wp:extent cx="5334000" cy="3000375"/>
+            <wp:effectExtent b="0" l="0" r="0" t="0"/>
+            <wp:docPr descr="The Six Functional Planes — functions, not organizations" title="" id="19" name="Picture"/>
+            <a:graphic>
+              <a:graphicData uri="http://schemas.openxmlformats.org/drawingml/2006/picture">
+                <pic:pic>
+                  <pic:nvPicPr>
+                    <pic:cNvPr descr="figs/es-fig-05-functional-planes.png" id="20" name="Picture"/>
+                    <pic:cNvPicPr>
+                      <a:picLocks noChangeArrowheads="1" noChangeAspect="1"/>
+                    </pic:cNvPicPr>
+                  </pic:nvPicPr>
+                  <pic:blipFill>
+                    <a:blip r:embed="rId18"/>
+                    <a:stretch>
+                      <a:fillRect/>
+                    </a:stretch>
+                  </pic:blipFill>
+                  <pic:spPr bwMode="auto">
+                    <a:xfrm>
+                      <a:off x="0" y="0"/>
+                      <a:ext cx="5334000" cy="3000375"/>
+                    </a:xfrm>
+                    <a:prstGeom prst="rect">
+                      <a:avLst/>
+                    </a:prstGeom>
+                    <a:noFill/>
+                    <a:ln w="9525">
+                      <a:noFill/>
+                      <a:headEnd/>
+                      <a:tailEnd/>
+                    </a:ln>
+                  </pic:spPr>
+                </pic:pic>
+              </a:graphicData>
+            </a:graphic>
+          </wp:inline>
+        </w:drawing>
+      </w:r>
+    </w:p>
+    <w:p>
+      <w:pPr>
+        <w:pStyle w:val="ImageCaption"/>
+      </w:pPr>
+      <w:r>
+        <w:t xml:space="preserve">The Six Functional Planes — functions, not organizations</w:t>
       </w:r>
     </w:p>
     <w:p>
@@ -2938,8 +3014,8 @@
         <w:t xml:space="preserve">authority lives; the enforcement planes are where its will is done.</w:t>
       </w:r>
     </w:p>
-    <w:bookmarkEnd w:id="18"/>
-    <w:bookmarkStart w:id="22" w:name="the-closure-necessity-doctrine"/>
+    <w:bookmarkEnd w:id="21"/>
+    <w:bookmarkStart w:id="28" w:name="the-closure-necessity-doctrine"/>
     <w:p>
       <w:pPr>
         <w:pStyle w:val="Heading1"/>
@@ -3290,18 +3366,18 @@
                 <wp:inline>
                   <wp:extent cx="152400" cy="152400"/>
                   <wp:effectExtent b="0" l="0" r="0" t="0"/>
-                  <wp:docPr descr="" title="" id="20" name="Picture"/>
+                  <wp:docPr descr="" title="" id="23" name="Picture"/>
                   <a:graphic>
                     <a:graphicData uri="http://schemas.openxmlformats.org/drawingml/2006/picture">
                       <pic:pic>
                         <pic:nvPicPr>
-                          <pic:cNvPr descr="/opt/quarto/share/formats/docx/important.png" id="21" name="Picture"/>
+                          <pic:cNvPr descr="C:\Program Files\Quarto\share\formats\docx\important.png" id="24" name="Picture"/>
                           <pic:cNvPicPr>
                             <a:picLocks noChangeArrowheads="1" noChangeAspect="1"/>
                           </pic:cNvPicPr>
                         </pic:nvPicPr>
                         <pic:blipFill>
-                          <a:blip r:embed="rId19"/>
+                          <a:blip r:embed="rId22"/>
                           <a:stretch>
                             <a:fillRect/>
                           </a:stretch>
@@ -3352,6 +3428,61 @@
           </w:tcPr>
           <w:p>
             <w:pPr>
+              <w:pStyle w:val="CaptionedFigure"/>
+            </w:pPr>
+            <w:r>
+              <w:drawing>
+                <wp:inline>
+                  <wp:extent cx="5334000" cy="3000375"/>
+                  <wp:effectExtent b="0" l="0" r="0" t="0"/>
+                  <wp:docPr descr="DIA Is a Pipe — the governance stack satisfies the controls, the pipe solves latency" title="" id="26" name="Picture"/>
+                  <a:graphic>
+                    <a:graphicData uri="http://schemas.openxmlformats.org/drawingml/2006/picture">
+                      <pic:pic>
+                        <pic:nvPicPr>
+                          <pic:cNvPr descr="figs/es-fig-06-dia-three-step.png" id="27" name="Picture"/>
+                          <pic:cNvPicPr>
+                            <a:picLocks noChangeArrowheads="1" noChangeAspect="1"/>
+                          </pic:cNvPicPr>
+                        </pic:nvPicPr>
+                        <pic:blipFill>
+                          <a:blip r:embed="rId25"/>
+                          <a:stretch>
+                            <a:fillRect/>
+                          </a:stretch>
+                        </pic:blipFill>
+                        <pic:spPr bwMode="auto">
+                          <a:xfrm>
+                            <a:off x="0" y="0"/>
+                            <a:ext cx="5334000" cy="3000375"/>
+                          </a:xfrm>
+                          <a:prstGeom prst="rect">
+                            <a:avLst/>
+                          </a:prstGeom>
+                          <a:noFill/>
+                          <a:ln w="9525">
+                            <a:noFill/>
+                            <a:headEnd/>
+                            <a:tailEnd/>
+                          </a:ln>
+                        </pic:spPr>
+                      </pic:pic>
+                    </a:graphicData>
+                  </a:graphic>
+                </wp:inline>
+              </w:drawing>
+            </w:r>
+          </w:p>
+          <w:p>
+            <w:pPr>
+              <w:pStyle w:val="ImageCaption"/>
+            </w:pPr>
+            <w:r>
+              <w:t xml:space="preserve">DIA Is a Pipe — the governance stack satisfies the controls, the pipe solves latency</w:t>
+            </w:r>
+          </w:p>
+          <w:p>
+            <w:pPr>
               <w:pStyle w:val="Compact"/>
               <w:numPr>
                 <w:ilvl w:val="0"/>
@@ -3490,8 +3621,8 @@
         </w:tc>
       </w:tr>
     </w:tbl>
-    <w:bookmarkEnd w:id="22"/>
-    <w:bookmarkStart w:id="23" w:name="Xf8de29cfeb422b4472c7c7d92bb03b44a5c864b"/>
+    <w:bookmarkEnd w:id="28"/>
+    <w:bookmarkStart w:id="29" w:name="Xf8de29cfeb422b4472c7c7d92bb03b44a5c864b"/>
     <w:p>
       <w:pPr>
         <w:pStyle w:val="Heading1"/>
@@ -3831,8 +3962,8 @@
         </w:pict>
       </w:r>
     </w:p>
-    <w:bookmarkEnd w:id="23"/>
-    <w:bookmarkStart w:id="32" w:name="X61a7a87a6a804b656956b0680aba9e198648b99"/>
+    <w:bookmarkEnd w:id="29"/>
+    <w:bookmarkStart w:id="44" w:name="X61a7a87a6a804b656956b0680aba9e198648b99"/>
     <w:p>
       <w:pPr>
         <w:pStyle w:val="Heading1"/>
@@ -3873,7 +4004,7 @@
         <w:t xml:space="preserve">architectural work is done.</w:t>
       </w:r>
     </w:p>
-    <w:bookmarkStart w:id="24" w:name="what-assessment-tools-actually-do"/>
+    <w:bookmarkStart w:id="30" w:name="what-assessment-tools-actually-do"/>
     <w:p>
       <w:pPr>
         <w:pStyle w:val="Heading2"/>
@@ -4147,8 +4278,8 @@
         <w:t xml:space="preserve">your cardiovascular system.</w:t>
       </w:r>
     </w:p>
-    <w:bookmarkEnd w:id="24"/>
-    <w:bookmarkStart w:id="25" w:name="the-correct-sequencing"/>
+    <w:bookmarkEnd w:id="30"/>
+    <w:bookmarkStart w:id="34" w:name="the-correct-sequencing"/>
     <w:p>
       <w:pPr>
         <w:pStyle w:val="Heading2"/>
@@ -4187,6 +4318,61 @@
       </w:r>
       <w:r>
         <w:t xml:space="preserve">that do not accumulate into a defensible, integrated compliance posture.</w:t>
+      </w:r>
+    </w:p>
+    <w:p>
+      <w:pPr>
+        <w:pStyle w:val="CaptionedFigure"/>
+      </w:pPr>
+      <w:r>
+        <w:drawing>
+          <wp:inline>
+            <wp:extent cx="5334000" cy="3000375"/>
+            <wp:effectExtent b="0" l="0" r="0" t="0"/>
+            <wp:docPr descr="Architecture Before Assessment — six phases; assessment tools arrive at Phase 5" title="" id="32" name="Picture"/>
+            <a:graphic>
+              <a:graphicData uri="http://schemas.openxmlformats.org/drawingml/2006/picture">
+                <pic:pic>
+                  <pic:nvPicPr>
+                    <pic:cNvPr descr="figs/es-fig-07-architecture-before-assessment.png" id="33" name="Picture"/>
+                    <pic:cNvPicPr>
+                      <a:picLocks noChangeArrowheads="1" noChangeAspect="1"/>
+                    </pic:cNvPicPr>
+                  </pic:nvPicPr>
+                  <pic:blipFill>
+                    <a:blip r:embed="rId31"/>
+                    <a:stretch>
+                      <a:fillRect/>
+                    </a:stretch>
+                  </pic:blipFill>
+                  <pic:spPr bwMode="auto">
+                    <a:xfrm>
+                      <a:off x="0" y="0"/>
+                      <a:ext cx="5334000" cy="3000375"/>
+                    </a:xfrm>
+                    <a:prstGeom prst="rect">
+                      <a:avLst/>
+                    </a:prstGeom>
+                    <a:noFill/>
+                    <a:ln w="9525">
+                      <a:noFill/>
+                      <a:headEnd/>
+                      <a:tailEnd/>
+                    </a:ln>
+                  </pic:spPr>
+                </pic:pic>
+              </a:graphicData>
+            </a:graphic>
+          </wp:inline>
+        </w:drawing>
+      </w:r>
+    </w:p>
+    <w:p>
+      <w:pPr>
+        <w:pStyle w:val="ImageCaption"/>
+      </w:pPr>
+      <w:r>
+        <w:t xml:space="preserve">Architecture Before Assessment — six phases; assessment tools arrive at Phase 5</w:t>
       </w:r>
     </w:p>
     <w:p>
@@ -4529,8 +4715,8 @@
         <w:t xml:space="preserve">run. The assessment tool confirms what the architecture already guarantees.</w:t>
       </w:r>
     </w:p>
-    <w:bookmarkEnd w:id="25"/>
-    <w:bookmarkStart w:id="29" w:name="Xbeccda7f0395df87220c304250d30fffcfba132"/>
+    <w:bookmarkEnd w:id="34"/>
+    <w:bookmarkStart w:id="38" w:name="Xbeccda7f0395df87220c304250d30fffcfba132"/>
     <w:p>
       <w:pPr>
         <w:pStyle w:val="Heading2"/>
@@ -4606,18 +4792,18 @@
                 <wp:inline>
                   <wp:extent cx="152400" cy="152400"/>
                   <wp:effectExtent b="0" l="0" r="0" t="0"/>
-                  <wp:docPr descr="" title="" id="27" name="Picture"/>
+                  <wp:docPr descr="" title="" id="36" name="Picture"/>
                   <a:graphic>
                     <a:graphicData uri="http://schemas.openxmlformats.org/drawingml/2006/picture">
                       <pic:pic>
                         <pic:nvPicPr>
-                          <pic:cNvPr descr="/opt/quarto/share/formats/docx/note.png" id="28" name="Picture"/>
+                          <pic:cNvPr descr="C:\Program Files\Quarto\share\formats\docx\note.png" id="37" name="Picture"/>
                           <pic:cNvPicPr>
                             <a:picLocks noChangeArrowheads="1" noChangeAspect="1"/>
                           </pic:cNvPicPr>
                         </pic:nvPicPr>
                         <pic:blipFill>
-                          <a:blip r:embed="rId26"/>
+                          <a:blip r:embed="rId35"/>
                           <a:stretch>
                             <a:fillRect/>
                           </a:stretch>
@@ -4921,8 +5107,8 @@
         <w:t xml:space="preserve">surface and left the rest unmeasured and undefended.</w:t>
       </w:r>
     </w:p>
-    <w:bookmarkEnd w:id="29"/>
-    <w:bookmarkStart w:id="30" w:name="the-role-of-this-series"/>
+    <w:bookmarkEnd w:id="38"/>
+    <w:bookmarkStart w:id="39" w:name="the-role-of-this-series"/>
     <w:p>
       <w:pPr>
         <w:pStyle w:val="Heading2"/>
@@ -5099,8 +5285,8 @@
         <w:t xml:space="preserve">the final proof, not the starting point.</w:t>
       </w:r>
     </w:p>
-    <w:bookmarkEnd w:id="30"/>
-    <w:bookmarkStart w:id="31" w:name="the-coverage-arithmetic-10-of-29"/>
+    <w:bookmarkEnd w:id="39"/>
+    <w:bookmarkStart w:id="43" w:name="the-coverage-arithmetic-10-of-29"/>
     <w:p>
       <w:pPr>
         <w:pStyle w:val="Heading2"/>
@@ -5127,6 +5313,61 @@
       </w:r>
       <w:r>
         <w:t xml:space="preserve">evaluation engine:</w:t>
+      </w:r>
+    </w:p>
+    <w:p>
+      <w:pPr>
+        <w:pStyle w:val="CaptionedFigure"/>
+      </w:pPr>
+      <w:r>
+        <w:drawing>
+          <wp:inline>
+            <wp:extent cx="5334000" cy="3000375"/>
+            <wp:effectExtent b="0" l="0" r="0" t="0"/>
+            <wp:docPr descr="The Coverage Arithmetic — 10 of 29 KSI rules attestable by conformance tooling alone" title="" id="41" name="Picture"/>
+            <a:graphic>
+              <a:graphicData uri="http://schemas.openxmlformats.org/drawingml/2006/picture">
+                <pic:pic>
+                  <pic:nvPicPr>
+                    <pic:cNvPr descr="figs/es-fig-08-coverage-arithmetic.png" id="42" name="Picture"/>
+                    <pic:cNvPicPr>
+                      <a:picLocks noChangeArrowheads="1" noChangeAspect="1"/>
+                    </pic:cNvPicPr>
+                  </pic:nvPicPr>
+                  <pic:blipFill>
+                    <a:blip r:embed="rId40"/>
+                    <a:stretch>
+                      <a:fillRect/>
+                    </a:stretch>
+                  </pic:blipFill>
+                  <pic:spPr bwMode="auto">
+                    <a:xfrm>
+                      <a:off x="0" y="0"/>
+                      <a:ext cx="5334000" cy="3000375"/>
+                    </a:xfrm>
+                    <a:prstGeom prst="rect">
+                      <a:avLst/>
+                    </a:prstGeom>
+                    <a:noFill/>
+                    <a:ln w="9525">
+                      <a:noFill/>
+                      <a:headEnd/>
+                      <a:tailEnd/>
+                    </a:ln>
+                  </pic:spPr>
+                </pic:pic>
+              </a:graphicData>
+            </a:graphic>
+          </wp:inline>
+        </w:drawing>
+      </w:r>
+    </w:p>
+    <w:p>
+      <w:pPr>
+        <w:pStyle w:val="ImageCaption"/>
+      </w:pPr>
+      <w:r>
+        <w:t xml:space="preserve">The Coverage Arithmetic — 10 of 29 KSI rules attestable by conformance tooling alone</w:t>
       </w:r>
     </w:p>
     <w:p>
@@ -5326,9 +5567,9 @@
         </w:pict>
       </w:r>
     </w:p>
-    <w:bookmarkEnd w:id="31"/>
-    <w:bookmarkEnd w:id="32"/>
-    <w:bookmarkStart w:id="33" w:name="the-ksi-closure-necessity-matrix"/>
+    <w:bookmarkEnd w:id="43"/>
+    <w:bookmarkEnd w:id="44"/>
+    <w:bookmarkStart w:id="45" w:name="the-ksi-closure-necessity-matrix"/>
     <w:p>
       <w:pPr>
         <w:pStyle w:val="Heading1"/>
@@ -5954,8 +6195,8 @@
         </w:pict>
       </w:r>
     </w:p>
-    <w:bookmarkEnd w:id="33"/>
-    <w:bookmarkStart w:id="36" w:name="Xd8412075ae72a1334f7aea052d8fa68fa2dbbc2"/>
+    <w:bookmarkEnd w:id="45"/>
+    <w:bookmarkStart w:id="48" w:name="Xd8412075ae72a1334f7aea052d8fa68fa2dbbc2"/>
     <w:p>
       <w:pPr>
         <w:pStyle w:val="Heading1"/>
@@ -6751,18 +6992,18 @@
                 <wp:inline>
                   <wp:extent cx="152400" cy="152400"/>
                   <wp:effectExtent b="0" l="0" r="0" t="0"/>
-                  <wp:docPr descr="" title="" id="34" name="Picture"/>
+                  <wp:docPr descr="" title="" id="46" name="Picture"/>
                   <a:graphic>
                     <a:graphicData uri="http://schemas.openxmlformats.org/drawingml/2006/picture">
                       <pic:pic>
                         <pic:nvPicPr>
-                          <pic:cNvPr descr="/opt/quarto/share/formats/docx/note.png" id="35" name="Picture"/>
+                          <pic:cNvPr descr="C:\Program Files\Quarto\share\formats\docx\note.png" id="47" name="Picture"/>
                           <pic:cNvPicPr>
                             <a:picLocks noChangeArrowheads="1" noChangeAspect="1"/>
                           </pic:cNvPicPr>
                         </pic:nvPicPr>
                         <pic:blipFill>
-                          <a:blip r:embed="rId26"/>
+                          <a:blip r:embed="rId35"/>
                           <a:stretch>
                             <a:fillRect/>
                           </a:stretch>
@@ -6843,8 +7084,8 @@
         </w:pict>
       </w:r>
     </w:p>
-    <w:bookmarkEnd w:id="36"/>
-    <w:bookmarkStart w:id="39" w:name="X6f9a64b586cbcc7969c4f245976846e0504a959"/>
+    <w:bookmarkEnd w:id="48"/>
+    <w:bookmarkStart w:id="51" w:name="X6f9a64b586cbcc7969c4f245976846e0504a959"/>
     <w:p>
       <w:pPr>
         <w:pStyle w:val="Heading1"/>
@@ -6853,7 +7094,7 @@
         <w:t xml:space="preserve">7. Part 1 — Landing Zone DDI: InfoBlox DDI Closes 16 NIST Controls</w:t>
       </w:r>
     </w:p>
-    <w:bookmarkStart w:id="37" w:name="what-this-document-addresses"/>
+    <w:bookmarkStart w:id="49" w:name="what-this-document-addresses"/>
     <w:p>
       <w:pPr>
         <w:pStyle w:val="Heading2"/>
@@ -6904,8 +7145,8 @@
         <w:t xml:space="preserve">that would otherwise require manual evidence assembly from four separate sources.</w:t>
       </w:r>
     </w:p>
-    <w:bookmarkEnd w:id="37"/>
-    <w:bookmarkStart w:id="38" w:name="nist-control-closure-part-1"/>
+    <w:bookmarkEnd w:id="49"/>
+    <w:bookmarkStart w:id="50" w:name="nist-control-closure-part-1"/>
     <w:p>
       <w:pPr>
         <w:pStyle w:val="Heading2"/>
@@ -8349,9 +8590,9 @@
         </w:pict>
       </w:r>
     </w:p>
-    <w:bookmarkEnd w:id="38"/>
-    <w:bookmarkEnd w:id="39"/>
-    <w:bookmarkStart w:id="41" w:name="Xbcc0181b0bedc83b159769420775f7f4bd5b5ee"/>
+    <w:bookmarkEnd w:id="50"/>
+    <w:bookmarkEnd w:id="51"/>
+    <w:bookmarkStart w:id="53" w:name="Xbcc0181b0bedc83b159769420775f7f4bd5b5ee"/>
     <w:p>
       <w:pPr>
         <w:pStyle w:val="Heading1"/>
@@ -8360,7 +8601,7 @@
         <w:t xml:space="preserve">8. Part 2 — Network Access Control: 802.1X Closes the Device Identity Gap</w:t>
       </w:r>
     </w:p>
-    <w:bookmarkStart w:id="40" w:name="what-this-document-addresses-1"/>
+    <w:bookmarkStart w:id="52" w:name="what-this-document-addresses-1"/>
     <w:p>
       <w:pPr>
         <w:pStyle w:val="Heading2"/>
@@ -8581,9 +8822,9 @@
         <w:t xml:space="preserve">and 5.</w:t>
       </w:r>
     </w:p>
-    <w:bookmarkEnd w:id="40"/>
-    <w:bookmarkEnd w:id="41"/>
-    <w:bookmarkStart w:id="43" w:name="X405ac1b7341efa237459fac366bded0a1afb81b"/>
+    <w:bookmarkEnd w:id="52"/>
+    <w:bookmarkEnd w:id="53"/>
+    <w:bookmarkStart w:id="55" w:name="X405ac1b7341efa237459fac366bded0a1afb81b"/>
     <w:p>
       <w:pPr>
         <w:pStyle w:val="Heading1"/>
@@ -8592,7 +8833,7 @@
         <w:t xml:space="preserve">9. Part 3 — Certificates &amp; Tokens: Cryptographic Identity</w:t>
       </w:r>
     </w:p>
-    <w:bookmarkStart w:id="42" w:name="what-this-document-addresses-2"/>
+    <w:bookmarkStart w:id="54" w:name="what-this-document-addresses-2"/>
     <w:p>
       <w:pPr>
         <w:pStyle w:val="Heading2"/>
@@ -8753,9 +8994,9 @@
         <w:t xml:space="preserve">and Parts 7–8 database closures stand.</w:t>
       </w:r>
     </w:p>
-    <w:bookmarkEnd w:id="42"/>
-    <w:bookmarkEnd w:id="43"/>
-    <w:bookmarkStart w:id="45" w:name="Xc99982daf1675290c6dee7e65da8f2f47fccda2"/>
+    <w:bookmarkEnd w:id="54"/>
+    <w:bookmarkEnd w:id="55"/>
+    <w:bookmarkStart w:id="57" w:name="Xc99982daf1675290c6dee7e65da8f2f47fccda2"/>
     <w:p>
       <w:pPr>
         <w:pStyle w:val="Heading1"/>
@@ -8764,7 +9005,7 @@
         <w:t xml:space="preserve">10. Part 4 — OPM HRIT and the Identity &amp; Organizational SSOT</w:t>
       </w:r>
     </w:p>
-    <w:bookmarkStart w:id="44" w:name="what-this-document-addresses-3"/>
+    <w:bookmarkStart w:id="56" w:name="what-this-document-addresses-3"/>
     <w:p>
       <w:pPr>
         <w:pStyle w:val="Heading2"/>
@@ -8954,9 +9195,9 @@
         </w:pict>
       </w:r>
     </w:p>
-    <w:bookmarkEnd w:id="44"/>
-    <w:bookmarkEnd w:id="45"/>
-    <w:bookmarkStart w:id="48" w:name="X10b5b70168cf61c697e46bca4109e68839cb391"/>
+    <w:bookmarkEnd w:id="56"/>
+    <w:bookmarkEnd w:id="57"/>
+    <w:bookmarkStart w:id="60" w:name="X10b5b70168cf61c697e46bca4109e68839cb391"/>
     <w:p>
       <w:pPr>
         <w:pStyle w:val="Heading1"/>
@@ -8965,7 +9206,7 @@
         <w:t xml:space="preserve">11. Part 5 — Network and Identity Modernization: Entra ID + ZTNA + Active Governance Closes 12 NIST Controls</w:t>
       </w:r>
     </w:p>
-    <w:bookmarkStart w:id="46" w:name="what-this-document-addresses-4"/>
+    <w:bookmarkStart w:id="58" w:name="what-this-document-addresses-4"/>
     <w:p>
       <w:pPr>
         <w:pStyle w:val="Heading2"/>
@@ -9078,8 +9319,8 @@
         <w:t xml:space="preserve">— a control plane that holds desired state, observes actual state, classifies drift, and reconciles toward intent while generating machine-readable evidence continuously</w:t>
       </w:r>
     </w:p>
-    <w:bookmarkEnd w:id="46"/>
-    <w:bookmarkStart w:id="47" w:name="nist-control-closure-part-5"/>
+    <w:bookmarkEnd w:id="58"/>
+    <w:bookmarkStart w:id="59" w:name="nist-control-closure-part-5"/>
     <w:p>
       <w:pPr>
         <w:pStyle w:val="Heading2"/>
@@ -10163,9 +10404,9 @@
         </w:pict>
       </w:r>
     </w:p>
-    <w:bookmarkEnd w:id="47"/>
-    <w:bookmarkEnd w:id="48"/>
-    <w:bookmarkStart w:id="51" w:name="X2d88030fe1371762303048ee6244da6478ed0f7"/>
+    <w:bookmarkEnd w:id="59"/>
+    <w:bookmarkEnd w:id="60"/>
+    <w:bookmarkStart w:id="63" w:name="X2d88030fe1371762303048ee6244da6478ed0f7"/>
     <w:p>
       <w:pPr>
         <w:pStyle w:val="Heading1"/>
@@ -10174,7 +10415,7 @@
         <w:t xml:space="preserve">12. Part 6 — Telecommunications Modernization: SD-WAN + SASE Closes 7 NIST Controls</w:t>
       </w:r>
     </w:p>
-    <w:bookmarkStart w:id="49" w:name="what-this-document-addresses-5"/>
+    <w:bookmarkStart w:id="61" w:name="what-this-document-addresses-5"/>
     <w:p>
       <w:pPr>
         <w:pStyle w:val="Heading2"/>
@@ -10279,8 +10520,8 @@
         <w:t xml:space="preserve">above.</w:t>
       </w:r>
     </w:p>
-    <w:bookmarkEnd w:id="49"/>
-    <w:bookmarkStart w:id="50" w:name="nist-control-closure-part-6"/>
+    <w:bookmarkEnd w:id="61"/>
+    <w:bookmarkStart w:id="62" w:name="nist-control-closure-part-6"/>
     <w:p>
       <w:pPr>
         <w:pStyle w:val="Heading2"/>
@@ -11166,9 +11407,9 @@
         </w:pict>
       </w:r>
     </w:p>
-    <w:bookmarkEnd w:id="50"/>
-    <w:bookmarkEnd w:id="51"/>
-    <w:bookmarkStart w:id="55" w:name="Xd4e84a07e291e418566bcb97aa439fd3597f127"/>
+    <w:bookmarkEnd w:id="62"/>
+    <w:bookmarkEnd w:id="63"/>
+    <w:bookmarkStart w:id="67" w:name="Xd4e84a07e291e418566bcb97aa439fd3597f127"/>
     <w:p>
       <w:pPr>
         <w:pStyle w:val="Heading1"/>
@@ -11177,7 +11418,7 @@
         <w:t xml:space="preserve">13. Parts 7–9 — SQL Server and Database Architecture</w:t>
       </w:r>
     </w:p>
-    <w:bookmarkStart w:id="52" w:name="what-these-documents-address"/>
+    <w:bookmarkStart w:id="64" w:name="what-these-documents-address"/>
     <w:p>
       <w:pPr>
         <w:pStyle w:val="Heading2"/>
@@ -11248,8 +11489,8 @@
         <w:t xml:space="preserve">addresses the architectural substrate: logical vs. physical centralization, the speed-of-light propagation floor that constrains cross-region consistency, SD-WAN traffic class separation for database replication traffic, token-based security as a database consolidation enabler, and the consistency class to transport class alignment rule.</w:t>
       </w:r>
     </w:p>
-    <w:bookmarkEnd w:id="52"/>
-    <w:bookmarkStart w:id="53" w:name="Xc74b659e897be830e678314afc220cdcc22e191"/>
+    <w:bookmarkEnd w:id="64"/>
+    <w:bookmarkStart w:id="65" w:name="Xc74b659e897be830e678314afc220cdcc22e191"/>
     <w:p>
       <w:pPr>
         <w:pStyle w:val="Heading2"/>
@@ -12164,8 +12405,8 @@
         <w:t xml:space="preserve">IA-2, IA-3, IA-5, AC-2, AC-3, AC-17, AU-2/AU-12, CA-7, CM-2/CM-8, SC-8, SI-4 — all are deepened closures of controls addressed in Parts 1–6 at the identity and network layers, now extended to the database authentication layer.</w:t>
       </w:r>
     </w:p>
-    <w:bookmarkEnd w:id="53"/>
-    <w:bookmarkStart w:id="54" w:name="X49b810de19b49316cda83287164b25a1932c9dc"/>
+    <w:bookmarkEnd w:id="65"/>
+    <w:bookmarkStart w:id="66" w:name="X49b810de19b49316cda83287164b25a1932c9dc"/>
     <w:p>
       <w:pPr>
         <w:pStyle w:val="Heading2"/>
@@ -12897,9 +13138,9 @@
         </w:pict>
       </w:r>
     </w:p>
-    <w:bookmarkEnd w:id="54"/>
-    <w:bookmarkEnd w:id="55"/>
-    <w:bookmarkStart w:id="57" w:name="parts-1019-expanded-control-coverage"/>
+    <w:bookmarkEnd w:id="66"/>
+    <w:bookmarkEnd w:id="67"/>
+    <w:bookmarkStart w:id="69" w:name="parts-1019-expanded-control-coverage"/>
     <w:p>
       <w:pPr>
         <w:pStyle w:val="Heading1"/>
@@ -12941,7 +13182,7 @@
         <w:t xml:space="preserve">. Parts 15–17 close the three control families the network and security architecture documents cannot address on their own: supply chain risk management, program management governance, and PII processing transparency.</w:t>
       </w:r>
     </w:p>
-    <w:bookmarkStart w:id="56" w:name="nist-control-closure-parts-1019"/>
+    <w:bookmarkStart w:id="68" w:name="nist-control-closure-parts-1019"/>
     <w:p>
       <w:pPr>
         <w:pStyle w:val="Heading2"/>
@@ -13664,9 +13905,9 @@
         </w:pict>
       </w:r>
     </w:p>
-    <w:bookmarkEnd w:id="56"/>
-    <w:bookmarkEnd w:id="57"/>
-    <w:bookmarkStart w:id="64" w:name="combined-control-closure-summary"/>
+    <w:bookmarkEnd w:id="68"/>
+    <w:bookmarkEnd w:id="69"/>
+    <w:bookmarkStart w:id="76" w:name="combined-control-closure-summary"/>
     <w:p>
       <w:pPr>
         <w:pStyle w:val="Heading1"/>
@@ -13684,18 +13925,18 @@
           <wp:inline>
             <wp:extent cx="5334000" cy="2769576"/>
             <wp:effectExtent b="0" l="0" r="0" t="0"/>
-            <wp:docPr descr="NIST SP 800-53 Control Closure by Family and Track — Six Tracks (Parts 1 and 5–9)" title="" id="59" name="Picture"/>
+            <wp:docPr descr="NIST SP 800-53 Control Closure by Family and Track — Six Tracks (Parts 1 and 5–9)" title="" id="71" name="Picture"/>
             <a:graphic>
               <a:graphicData uri="http://schemas.openxmlformats.org/drawingml/2006/picture">
                 <pic:pic>
                   <pic:nvPicPr>
-                    <pic:cNvPr descr="figs/es-fig-02-control-closure-chart.png" id="60" name="Picture"/>
+                    <pic:cNvPr descr="figs/es-fig-02-control-closure-chart.png" id="72" name="Picture"/>
                     <pic:cNvPicPr>
                       <a:picLocks noChangeArrowheads="1" noChangeAspect="1"/>
                     </pic:cNvPicPr>
                   </pic:nvPicPr>
                   <pic:blipFill>
-                    <a:blip r:embed="rId58"/>
+                    <a:blip r:embed="rId70"/>
                     <a:stretch>
                       <a:fillRect/>
                     </a:stretch>
@@ -13730,7 +13971,7 @@
         <w:t xml:space="preserve">NIST SP 800-53 Control Closure by Family and Track — Six Tracks (Parts 1 and 5–9)</w:t>
       </w:r>
     </w:p>
-    <w:bookmarkStart w:id="61" w:name="X098d98be751efe7c6f37e3b7959bb12c4a66520"/>
+    <w:bookmarkStart w:id="73" w:name="X098d98be751efe7c6f37e3b7959bb12c4a66520"/>
     <w:p>
       <w:pPr>
         <w:pStyle w:val="Heading2"/>
@@ -14427,8 +14668,8 @@
         </w:tc>
       </w:tr>
     </w:tbl>
-    <w:bookmarkEnd w:id="61"/>
-    <w:bookmarkStart w:id="62" w:name="control-count-comparison"/>
+    <w:bookmarkEnd w:id="73"/>
+    <w:bookmarkStart w:id="74" w:name="control-count-comparison"/>
     <w:p>
       <w:pPr>
         <w:pStyle w:val="Heading2"/>
@@ -14901,8 +15142,8 @@
         <w:t xml:space="preserve">Several controls appear across multiple tracks (SC-7, SC-8, SC-20/21, AU-2/AU-12, CM-8, CA-7). Where multiple tracks address the same control at different layers (e.g., DNS-layer SC-7 in Part 1, network-layer SC-7 in Part 6, database-layer authentication in Parts 7–8), both implementations contribute. The 34 count is of distinct control numbers — the total implementation coverage across all layers of each control is broader.</w:t>
       </w:r>
     </w:p>
-    <w:bookmarkEnd w:id="62"/>
-    <w:bookmarkStart w:id="63" w:name="what-closed-means-under-fedramp-20x"/>
+    <w:bookmarkEnd w:id="74"/>
+    <w:bookmarkStart w:id="75" w:name="what-closed-means-under-fedramp-20x"/>
     <w:p>
       <w:pPr>
         <w:pStyle w:val="Heading2"/>
@@ -15217,9 +15458,9 @@
         </w:pict>
       </w:r>
     </w:p>
-    <w:bookmarkEnd w:id="63"/>
-    <w:bookmarkEnd w:id="64"/>
-    <w:bookmarkStart w:id="70" w:name="X1dcc5f970527785b00bea4121aa336894765923"/>
+    <w:bookmarkEnd w:id="75"/>
+    <w:bookmarkEnd w:id="76"/>
+    <w:bookmarkStart w:id="82" w:name="X1dcc5f970527785b00bea4121aa336894765923"/>
     <w:p>
       <w:pPr>
         <w:pStyle w:val="Heading1"/>
@@ -15248,7 +15489,7 @@
         <w:t xml:space="preserve">these gaps; the series is now complete across all identified control families.</w:t>
       </w:r>
     </w:p>
-    <w:bookmarkStart w:id="65" w:name="Xa81065e3c6a65dd344b5d14588b12711850ea25"/>
+    <w:bookmarkStart w:id="77" w:name="Xa81065e3c6a65dd344b5d14588b12711850ea25"/>
     <w:p>
       <w:pPr>
         <w:pStyle w:val="Heading2"/>
@@ -15338,8 +15579,8 @@
         <w:t xml:space="preserve">KSI-SCR-MON activated at high confidence.</w:t>
       </w:r>
     </w:p>
-    <w:bookmarkEnd w:id="65"/>
-    <w:bookmarkStart w:id="66" w:name="pm-program-management"/>
+    <w:bookmarkEnd w:id="77"/>
+    <w:bookmarkStart w:id="78" w:name="pm-program-management"/>
     <w:p>
       <w:pPr>
         <w:pStyle w:val="Heading2"/>
@@ -15410,8 +15651,8 @@
         <w:t xml:space="preserve">T&amp;T&amp;M plan. KSI-SCR governance closure at high confidence.</w:t>
       </w:r>
     </w:p>
-    <w:bookmarkEnd w:id="66"/>
-    <w:bookmarkStart w:id="67" w:name="pt-pii-processing-and-transparency"/>
+    <w:bookmarkEnd w:id="78"/>
+    <w:bookmarkStart w:id="79" w:name="pt-pii-processing-and-transparency"/>
     <w:p>
       <w:pPr>
         <w:pStyle w:val="Heading2"/>
@@ -15488,8 +15729,8 @@
         <w:t xml:space="preserve">at high confidence.</w:t>
       </w:r>
     </w:p>
-    <w:bookmarkEnd w:id="67"/>
-    <w:bookmarkStart w:id="68" w:name="X461ed25ed3923a3d8b55e0e3965ec2f4255b061"/>
+    <w:bookmarkEnd w:id="79"/>
+    <w:bookmarkStart w:id="80" w:name="X461ed25ed3923a3d8b55e0e3965ec2f4255b061"/>
     <w:p>
       <w:pPr>
         <w:pStyle w:val="Heading2"/>
@@ -15611,8 +15852,8 @@
         <w:t xml:space="preserve">All 29 CR26 KSIs are now evaluable.</w:t>
       </w:r>
     </w:p>
-    <w:bookmarkEnd w:id="68"/>
-    <w:bookmarkStart w:id="69" w:name="priority-4-cr26-breadth-gaps-resolved"/>
+    <w:bookmarkEnd w:id="80"/>
+    <w:bookmarkStart w:id="81" w:name="priority-4-cr26-breadth-gaps-resolved"/>
     <w:p>
       <w:pPr>
         <w:pStyle w:val="Heading2"/>
@@ -15666,9 +15907,9 @@
         </w:pict>
       </w:r>
     </w:p>
-    <w:bookmarkEnd w:id="69"/>
-    <w:bookmarkEnd w:id="70"/>
-    <w:bookmarkStart w:id="71" w:name="Xe8a0cfc3dacfc499165fbb6b52941ca764a0109"/>
+    <w:bookmarkEnd w:id="81"/>
+    <w:bookmarkEnd w:id="82"/>
+    <w:bookmarkStart w:id="83" w:name="Xe8a0cfc3dacfc499165fbb6b52941ca764a0109"/>
     <w:p>
       <w:pPr>
         <w:pStyle w:val="Heading1"/>
@@ -16114,8 +16355,8 @@
         </w:pict>
       </w:r>
     </w:p>
-    <w:bookmarkEnd w:id="71"/>
-    <w:bookmarkStart w:id="77" w:name="implementation-priority-and-sequencing"/>
+    <w:bookmarkEnd w:id="83"/>
+    <w:bookmarkStart w:id="89" w:name="implementation-priority-and-sequencing"/>
     <w:p>
       <w:pPr>
         <w:pStyle w:val="Heading1"/>
@@ -16133,18 +16374,18 @@
           <wp:inline>
             <wp:extent cx="5334000" cy="2051538"/>
             <wp:effectExtent b="0" l="0" r="0" t="0"/>
-            <wp:docPr descr="Implementation Sequencing — Path to FedRAMP 20x Mandatory Compliance by January 1 2027" title="" id="73" name="Picture"/>
+            <wp:docPr descr="Implementation Sequencing — Path to FedRAMP 20x Mandatory Compliance by January 1 2027" title="" id="85" name="Picture"/>
             <a:graphic>
               <a:graphicData uri="http://schemas.openxmlformats.org/drawingml/2006/picture">
                 <pic:pic>
                   <pic:nvPicPr>
-                    <pic:cNvPr descr="figs/es-fig-04-sequencing-roadmap.png" id="74" name="Picture"/>
+                    <pic:cNvPr descr="figs/es-fig-04-sequencing-roadmap.png" id="86" name="Picture"/>
                     <pic:cNvPicPr>
                       <a:picLocks noChangeArrowheads="1" noChangeAspect="1"/>
                     </pic:cNvPicPr>
                   </pic:nvPicPr>
                   <pic:blipFill>
-                    <a:blip r:embed="rId72"/>
+                    <a:blip r:embed="rId84"/>
                     <a:stretch>
                       <a:fillRect/>
                     </a:stretch>
@@ -16676,7 +16917,7 @@
         </w:pict>
       </w:r>
     </w:p>
-    <w:bookmarkStart w:id="75" w:name="phased-delivery-roadmap"/>
+    <w:bookmarkStart w:id="87" w:name="phased-delivery-roadmap"/>
     <w:p>
       <w:pPr>
         <w:pStyle w:val="Heading2"/>
@@ -17114,8 +17355,8 @@
         </w:pict>
       </w:r>
     </w:p>
-    <w:bookmarkEnd w:id="75"/>
-    <w:bookmarkStart w:id="76" w:name="technology-recommendations-by-gap"/>
+    <w:bookmarkEnd w:id="87"/>
+    <w:bookmarkStart w:id="88" w:name="technology-recommendations-by-gap"/>
     <w:p>
       <w:pPr>
         <w:pStyle w:val="Heading2"/>
@@ -17332,9 +17573,9 @@
         </w:pict>
       </w:r>
     </w:p>
-    <w:bookmarkEnd w:id="76"/>
-    <w:bookmarkEnd w:id="77"/>
-    <w:bookmarkStart w:id="97" w:name="document-references"/>
+    <w:bookmarkEnd w:id="88"/>
+    <w:bookmarkEnd w:id="89"/>
+    <w:bookmarkStart w:id="109" w:name="document-references"/>
     <w:p>
       <w:pPr>
         <w:pStyle w:val="Heading1"/>
@@ -17397,7 +17638,7 @@
             <w:pPr>
               <w:pStyle w:val="Compact"/>
             </w:pPr>
-            <w:hyperlink r:id="rId78">
+            <w:hyperlink r:id="rId90">
               <w:r>
                 <w:rPr>
                   <w:rStyle w:val="Hyperlink"/>
@@ -17426,7 +17667,7 @@
             <w:pPr>
               <w:pStyle w:val="Compact"/>
             </w:pPr>
-            <w:hyperlink r:id="rId79">
+            <w:hyperlink r:id="rId91">
               <w:r>
                 <w:rPr>
                   <w:rStyle w:val="Hyperlink"/>
@@ -17455,7 +17696,7 @@
             <w:pPr>
               <w:pStyle w:val="Compact"/>
             </w:pPr>
-            <w:hyperlink r:id="rId80">
+            <w:hyperlink r:id="rId92">
               <w:r>
                 <w:rPr>
                   <w:rStyle w:val="Hyperlink"/>
@@ -17484,7 +17725,7 @@
             <w:pPr>
               <w:pStyle w:val="Compact"/>
             </w:pPr>
-            <w:hyperlink r:id="rId81">
+            <w:hyperlink r:id="rId93">
               <w:r>
                 <w:rPr>
                   <w:rStyle w:val="Hyperlink"/>
@@ -17513,7 +17754,7 @@
             <w:pPr>
               <w:pStyle w:val="Compact"/>
             </w:pPr>
-            <w:hyperlink r:id="rId82">
+            <w:hyperlink r:id="rId94">
               <w:r>
                 <w:rPr>
                   <w:rStyle w:val="Hyperlink"/>
@@ -17542,7 +17783,7 @@
             <w:pPr>
               <w:pStyle w:val="Compact"/>
             </w:pPr>
-            <w:hyperlink r:id="rId83">
+            <w:hyperlink r:id="rId95">
               <w:r>
                 <w:rPr>
                   <w:rStyle w:val="Hyperlink"/>
@@ -17571,7 +17812,7 @@
             <w:pPr>
               <w:pStyle w:val="Compact"/>
             </w:pPr>
-            <w:hyperlink r:id="rId84">
+            <w:hyperlink r:id="rId96">
               <w:r>
                 <w:rPr>
                   <w:rStyle w:val="Hyperlink"/>
@@ -17600,7 +17841,7 @@
             <w:pPr>
               <w:pStyle w:val="Compact"/>
             </w:pPr>
-            <w:hyperlink r:id="rId85">
+            <w:hyperlink r:id="rId97">
               <w:r>
                 <w:rPr>
                   <w:rStyle w:val="Hyperlink"/>
@@ -17629,7 +17870,7 @@
             <w:pPr>
               <w:pStyle w:val="Compact"/>
             </w:pPr>
-            <w:hyperlink r:id="rId86">
+            <w:hyperlink r:id="rId98">
               <w:r>
                 <w:rPr>
                   <w:rStyle w:val="Hyperlink"/>
@@ -17658,7 +17899,7 @@
             <w:pPr>
               <w:pStyle w:val="Compact"/>
             </w:pPr>
-            <w:hyperlink r:id="rId87">
+            <w:hyperlink r:id="rId99">
               <w:r>
                 <w:rPr>
                   <w:rStyle w:val="Hyperlink"/>
@@ -17687,7 +17928,7 @@
             <w:pPr>
               <w:pStyle w:val="Compact"/>
             </w:pPr>
-            <w:hyperlink r:id="rId88">
+            <w:hyperlink r:id="rId100">
               <w:r>
                 <w:rPr>
                   <w:rStyle w:val="Hyperlink"/>
@@ -17716,7 +17957,7 @@
             <w:pPr>
               <w:pStyle w:val="Compact"/>
             </w:pPr>
-            <w:hyperlink r:id="rId89">
+            <w:hyperlink r:id="rId101">
               <w:r>
                 <w:rPr>
                   <w:rStyle w:val="Hyperlink"/>
@@ -17745,7 +17986,7 @@
             <w:pPr>
               <w:pStyle w:val="Compact"/>
             </w:pPr>
-            <w:hyperlink r:id="rId90">
+            <w:hyperlink r:id="rId102">
               <w:r>
                 <w:rPr>
                   <w:rStyle w:val="Hyperlink"/>
@@ -17774,7 +18015,7 @@
             <w:pPr>
               <w:pStyle w:val="Compact"/>
             </w:pPr>
-            <w:hyperlink r:id="rId91">
+            <w:hyperlink r:id="rId103">
               <w:r>
                 <w:rPr>
                   <w:rStyle w:val="Hyperlink"/>
@@ -17803,7 +18044,7 @@
             <w:pPr>
               <w:pStyle w:val="Compact"/>
             </w:pPr>
-            <w:hyperlink r:id="rId92">
+            <w:hyperlink r:id="rId104">
               <w:r>
                 <w:rPr>
                   <w:rStyle w:val="Hyperlink"/>
@@ -17832,7 +18073,7 @@
             <w:pPr>
               <w:pStyle w:val="Compact"/>
             </w:pPr>
-            <w:hyperlink r:id="rId93">
+            <w:hyperlink r:id="rId105">
               <w:r>
                 <w:rPr>
                   <w:rStyle w:val="Hyperlink"/>
@@ -17861,7 +18102,7 @@
             <w:pPr>
               <w:pStyle w:val="Compact"/>
             </w:pPr>
-            <w:hyperlink r:id="rId94">
+            <w:hyperlink r:id="rId106">
               <w:r>
                 <w:rPr>
                   <w:rStyle w:val="Hyperlink"/>
@@ -17890,7 +18131,7 @@
             <w:pPr>
               <w:pStyle w:val="Compact"/>
             </w:pPr>
-            <w:hyperlink r:id="rId95">
+            <w:hyperlink r:id="rId107">
               <w:r>
                 <w:rPr>
                   <w:rStyle w:val="Hyperlink"/>
@@ -17919,7 +18160,7 @@
             <w:pPr>
               <w:pStyle w:val="Compact"/>
             </w:pPr>
-            <w:hyperlink r:id="rId96">
+            <w:hyperlink r:id="rId108">
               <w:r>
                 <w:rPr>
                   <w:rStyle w:val="Hyperlink"/>
@@ -18110,7 +18351,7 @@
         </w:tc>
       </w:tr>
     </w:tbl>
-    <w:bookmarkEnd w:id="97"/>
+    <w:bookmarkEnd w:id="109"/>
     <w:sectPr>
       <w:footnotePr>
         <w:numRestart w:val="eachSect"/>

--- a/inbox/Application Aware Networking/Book_00_FedAAN_Executive_Summary.docx
+++ b/inbox/Application Aware Networking/Book_00_FedAAN_Executive_Summary.docx
@@ -227,7 +227,7 @@
               <w:t xml:space="preserve"> </w:t>
             </w:r>
             <w:r>
-              <w:t xml:space="preserve">2026-07-07 09:58 ET</w:t>
+              <w:t xml:space="preserve">2026-07-07 11:52 ET</w:t>
             </w:r>
           </w:p>
           <w:p/>
@@ -2198,6 +2198,76 @@
               <w:pStyle w:val="Compact"/>
             </w:pPr>
             <w:r>
+              <w:t xml:space="preserve">Jul 6, 2026</w:t>
+            </w:r>
+          </w:p>
+        </w:tc>
+        <w:tc>
+          <w:tcPr/>
+          <w:p>
+            <w:pPr>
+              <w:pStyle w:val="Compact"/>
+            </w:pPr>
+            <w:r>
+              <w:t xml:space="preserve">20x Marketplace listings open</w:t>
+            </w:r>
+          </w:p>
+        </w:tc>
+        <w:tc>
+          <w:tcPr/>
+          <w:p>
+            <w:pPr>
+              <w:pStyle w:val="Compact"/>
+            </w:pPr>
+            <w:r>
+              <w:t xml:space="preserve">CSPs may enter the initial implementation stage</w:t>
+            </w:r>
+          </w:p>
+        </w:tc>
+      </w:tr>
+      <w:tr>
+        <w:tc>
+          <w:tcPr/>
+          <w:p>
+            <w:pPr>
+              <w:pStyle w:val="Compact"/>
+            </w:pPr>
+            <w:r>
+              <w:t xml:space="preserve">Jul 28, 2026</w:t>
+            </w:r>
+          </w:p>
+        </w:tc>
+        <w:tc>
+          <w:tcPr/>
+          <w:p>
+            <w:pPr>
+              <w:pStyle w:val="Compact"/>
+            </w:pPr>
+            <w:r>
+              <w:t xml:space="preserve">FedRAMP Ready goes legacy</w:t>
+            </w:r>
+          </w:p>
+        </w:tc>
+        <w:tc>
+          <w:tcPr/>
+          <w:p>
+            <w:pPr>
+              <w:pStyle w:val="Compact"/>
+            </w:pPr>
+            <w:r>
+              <w:t xml:space="preserve">No new Ready submissions accepted</w:t>
+            </w:r>
+          </w:p>
+        </w:tc>
+      </w:tr>
+      <w:tr>
+        <w:tc>
+          <w:tcPr/>
+          <w:p>
+            <w:pPr>
+              <w:pStyle w:val="Compact"/>
+            </w:pPr>
+            <w:r>
               <w:rPr>
                 <w:b/>
                 <w:bCs/>
@@ -2237,6 +2307,41 @@
               <w:pStyle w:val="Compact"/>
             </w:pPr>
             <w:r>
+              <w:t xml:space="preserve">Aug 10, 2026</w:t>
+            </w:r>
+          </w:p>
+        </w:tc>
+        <w:tc>
+          <w:tcPr/>
+          <w:p>
+            <w:pPr>
+              <w:pStyle w:val="Compact"/>
+            </w:pPr>
+            <w:r>
+              <w:t xml:space="preserve">Temporary Rev5 Program Certification opens</w:t>
+            </w:r>
+          </w:p>
+        </w:tc>
+        <w:tc>
+          <w:tcPr/>
+          <w:p>
+            <w:pPr>
+              <w:pStyle w:val="Compact"/>
+            </w:pPr>
+            <w:r>
+              <w:t xml:space="preserve">Class B/C Ready-conversion and lost-sponsor paths</w:t>
+            </w:r>
+          </w:p>
+        </w:tc>
+      </w:tr>
+      <w:tr>
+        <w:tc>
+          <w:tcPr/>
+          <w:p>
+            <w:pPr>
+              <w:pStyle w:val="Compact"/>
+            </w:pPr>
+            <w:r>
               <w:rPr>
                 <w:b/>
                 <w:bCs/>
@@ -2386,6 +2491,349 @@
         </w:tc>
       </w:tr>
     </w:tbl>
+    <w:bookmarkEnd w:id="17"/>
+    <w:bookmarkStart w:id="18" w:name="the-broader-federal-clock"/>
+    <w:p>
+      <w:pPr>
+        <w:pStyle w:val="Heading2"/>
+      </w:pPr>
+      <w:r>
+        <w:t xml:space="preserve">The Broader Federal Clock</w:t>
+      </w:r>
+    </w:p>
+    <w:p>
+      <w:pPr>
+        <w:pStyle w:val="FirstParagraph"/>
+      </w:pPr>
+      <w:r>
+        <w:t xml:space="preserve">FedRAMP 20x is the nearest deadline family, not the only one. The dates below</w:t>
+      </w:r>
+      <w:r>
+        <w:t xml:space="preserve"> </w:t>
+      </w:r>
+      <w:r>
+        <w:t xml:space="preserve">are the other federal mandates whose clocks run against the same NIST control</w:t>
+      </w:r>
+      <w:r>
+        <w:t xml:space="preserve"> </w:t>
+      </w:r>
+      <w:r>
+        <w:t xml:space="preserve">families this series closes. The authoritative, fully-sourced timeline —</w:t>
+      </w:r>
+      <w:r>
+        <w:t xml:space="preserve"> </w:t>
+      </w:r>
+      <w:r>
+        <w:t xml:space="preserve">including the elapsed baseline (M-21-31 logging, M-21-07 IPv6, M-22-09 Zero</w:t>
+      </w:r>
+      <w:r>
+        <w:t xml:space="preserve"> </w:t>
+      </w:r>
+      <w:r>
+        <w:t xml:space="preserve">Trust, BOD 25-01 SCuBA) — is maintained in the companion document</w:t>
+      </w:r>
+      <w:r>
+        <w:t xml:space="preserve"> </w:t>
+      </w:r>
+      <w:r>
+        <w:rPr>
+          <w:i/>
+          <w:iCs/>
+        </w:rPr>
+        <w:t xml:space="preserve">Federal AAN / ConMon Compliance Gap Roadmap</w:t>
+      </w:r>
+      <w:r>
+        <w:t xml:space="preserve">, which is the series’ single</w:t>
+      </w:r>
+      <w:r>
+        <w:t xml:space="preserve"> </w:t>
+      </w:r>
+      <w:r>
+        <w:t xml:space="preserve">source of truth for federal dates.</w:t>
+      </w:r>
+    </w:p>
+    <w:p>
+      <w:pPr>
+        <w:pStyle w:val="TableCaption"/>
+      </w:pPr>
+      <w:r>
+        <w:t xml:space="preserve">The broader federal clock — mandates beyond FedRAMP 20x</w:t>
+      </w:r>
+    </w:p>
+    <w:tbl>
+      <w:tblPr>
+        <w:tblStyle w:val="Table"/>
+        <w:tblW w:type="pct" w:w="5000"/>
+        <w:tblLayout w:type="fixed"/>
+        <w:tblLook w:firstRow="1" w:lastRow="0" w:firstColumn="0" w:lastColumn="0" w:noHBand="0" w:noVBand="0" w:val="0020"/>
+        <w:tblCaption w:val="The broader federal clock — mandates beyond FedRAMP 20x"/>
+      </w:tblPr>
+      <w:tblGrid>
+        <w:gridCol w:w="1357"/>
+        <w:gridCol w:w="2036"/>
+        <w:gridCol w:w="4525"/>
+      </w:tblGrid>
+      <w:tr>
+        <w:trPr>
+          <w:tblHeader w:val="on"/>
+        </w:trPr>
+        <w:tc>
+          <w:tcPr/>
+          <w:p>
+            <w:pPr>
+              <w:pStyle w:val="Compact"/>
+            </w:pPr>
+            <w:r>
+              <w:t xml:space="preserve">Date</w:t>
+            </w:r>
+          </w:p>
+        </w:tc>
+        <w:tc>
+          <w:tcPr/>
+          <w:p>
+            <w:pPr>
+              <w:pStyle w:val="Compact"/>
+            </w:pPr>
+            <w:r>
+              <w:t xml:space="preserve">Mandate</w:t>
+            </w:r>
+          </w:p>
+        </w:tc>
+        <w:tc>
+          <w:tcPr/>
+          <w:p>
+            <w:pPr>
+              <w:pStyle w:val="Compact"/>
+            </w:pPr>
+            <w:r>
+              <w:t xml:space="preserve">What it means here</w:t>
+            </w:r>
+          </w:p>
+        </w:tc>
+      </w:tr>
+      <w:tr>
+        <w:tc>
+          <w:tcPr/>
+          <w:p>
+            <w:pPr>
+              <w:pStyle w:val="Compact"/>
+            </w:pPr>
+            <w:r>
+              <w:rPr>
+                <w:b/>
+                <w:bCs/>
+              </w:rPr>
+              <w:t xml:space="preserve">Aug 7, 2026</w:t>
+            </w:r>
+          </w:p>
+        </w:tc>
+        <w:tc>
+          <w:tcPr/>
+          <w:p>
+            <w:pPr>
+              <w:pStyle w:val="Compact"/>
+            </w:pPr>
+            <w:r>
+              <w:t xml:space="preserve">BOD 26-04 agency policies due</w:t>
+            </w:r>
+          </w:p>
+        </w:tc>
+        <w:tc>
+          <w:tcPr/>
+          <w:p>
+            <w:pPr>
+              <w:pStyle w:val="Compact"/>
+            </w:pPr>
+            <w:r>
+              <w:t xml:space="preserve">Vulnerability-management policy must support risk-based remediation (Part 11)</w:t>
+            </w:r>
+          </w:p>
+        </w:tc>
+      </w:tr>
+      <w:tr>
+        <w:tc>
+          <w:tcPr/>
+          <w:p>
+            <w:pPr>
+              <w:pStyle w:val="Compact"/>
+            </w:pPr>
+            <w:r>
+              <w:rPr>
+                <w:b/>
+                <w:bCs/>
+              </w:rPr>
+              <w:t xml:space="preserve">Sep 21, 2026</w:t>
+            </w:r>
+          </w:p>
+        </w:tc>
+        <w:tc>
+          <w:tcPr/>
+          <w:p>
+            <w:pPr>
+              <w:pStyle w:val="Compact"/>
+            </w:pPr>
+            <w:r>
+              <w:t xml:space="preserve">FIPS 140-2 certificates → NIST Historical List</w:t>
+            </w:r>
+          </w:p>
+        </w:tc>
+        <w:tc>
+          <w:tcPr/>
+          <w:p>
+            <w:pPr>
+              <w:pStyle w:val="Compact"/>
+            </w:pPr>
+            <w:r>
+              <w:t xml:space="preserve">No new procurement reliance on 140-2-only modules; verify FIPS 140-3 tracking (SC-13 — Parts 3, 12)</w:t>
+            </w:r>
+          </w:p>
+        </w:tc>
+      </w:tr>
+      <w:tr>
+        <w:tc>
+          <w:tcPr/>
+          <w:p>
+            <w:pPr>
+              <w:pStyle w:val="Compact"/>
+            </w:pPr>
+            <w:r>
+              <w:rPr>
+                <w:b/>
+                <w:bCs/>
+              </w:rPr>
+              <w:t xml:space="preserve">Dec 7, 2026</w:t>
+            </w:r>
+          </w:p>
+        </w:tc>
+        <w:tc>
+          <w:tcPr/>
+          <w:p>
+            <w:pPr>
+              <w:pStyle w:val="Compact"/>
+            </w:pPr>
+            <w:r>
+              <w:t xml:space="preserve">BOD 26-04 remediation timelines in force</w:t>
+            </w:r>
+          </w:p>
+        </w:tc>
+        <w:tc>
+          <w:tcPr/>
+          <w:p>
+            <w:pPr>
+              <w:pStyle w:val="Compact"/>
+            </w:pPr>
+            <w:r>
+              <w:t xml:space="preserve">Four-variable risk model live: 3-day KEV+exposed tier through deferral (Part 11)</w:t>
+            </w:r>
+          </w:p>
+        </w:tc>
+      </w:tr>
+      <w:tr>
+        <w:tc>
+          <w:tcPr/>
+          <w:p>
+            <w:pPr>
+              <w:pStyle w:val="Compact"/>
+            </w:pPr>
+            <w:r>
+              <w:t xml:space="preserve">Jan 1, 2027</w:t>
+            </w:r>
+          </w:p>
+        </w:tc>
+        <w:tc>
+          <w:tcPr/>
+          <w:p>
+            <w:pPr>
+              <w:pStyle w:val="Compact"/>
+            </w:pPr>
+            <w:r>
+              <w:t xml:space="preserve">CNSA 2.0 acquisition gate (NSS-scoped)</w:t>
+            </w:r>
+          </w:p>
+        </w:tc>
+        <w:tc>
+          <w:tcPr/>
+          <w:p>
+            <w:pPr>
+              <w:pStyle w:val="Compact"/>
+            </w:pPr>
+            <w:r>
+              <w:t xml:space="preserve">ML-KEM-1024 + ML-DSA-87 for new NSS acquisitions; civilian PQC trajectory follows via M-23-02</w:t>
+            </w:r>
+          </w:p>
+        </w:tc>
+      </w:tr>
+      <w:tr>
+        <w:tc>
+          <w:tcPr/>
+          <w:p>
+            <w:pPr>
+              <w:pStyle w:val="Compact"/>
+            </w:pPr>
+            <w:r>
+              <w:t xml:space="preserve">~Aug 2027</w:t>
+            </w:r>
+          </w:p>
+        </w:tc>
+        <w:tc>
+          <w:tcPr/>
+          <w:p>
+            <w:pPr>
+              <w:pStyle w:val="Compact"/>
+            </w:pPr>
+            <w:r>
+              <w:t xml:space="preserve">Next NIST SP 800-53 scheduled release</w:t>
+            </w:r>
+          </w:p>
+        </w:tc>
+        <w:tc>
+          <w:tcPr/>
+          <w:p>
+            <w:pPr>
+              <w:pStyle w:val="Compact"/>
+            </w:pPr>
+            <w:r>
+              <w:t xml:space="preserve">2-year cadence from Release 5.2.0 (Aug 27, 2025, which added SA-15(13), SA-24, SI-2(7) — not yet mapped in Parts 11/15; tracked in the roadmap)</w:t>
+            </w:r>
+          </w:p>
+        </w:tc>
+      </w:tr>
+      <w:tr>
+        <w:tc>
+          <w:tcPr/>
+          <w:p>
+            <w:pPr>
+              <w:pStyle w:val="Compact"/>
+            </w:pPr>
+            <w:r>
+              <w:t xml:space="preserve">2030 / 2035</w:t>
+            </w:r>
+          </w:p>
+        </w:tc>
+        <w:tc>
+          <w:tcPr/>
+          <w:p>
+            <w:pPr>
+              <w:pStyle w:val="Compact"/>
+            </w:pPr>
+            <w:r>
+              <w:t xml:space="preserve">Quantum-vulnerable crypto deprecated / prohibited</w:t>
+            </w:r>
+          </w:p>
+        </w:tc>
+        <w:tc>
+          <w:tcPr/>
+          <w:p>
+            <w:pPr>
+              <w:pStyle w:val="Compact"/>
+            </w:pPr>
+            <w:r>
+              <w:t xml:space="preserve">M-23-02 annual crypto inventories run through the 2035 migration horizon (Parts 3, 12)</w:t>
+            </w:r>
+          </w:p>
+        </w:tc>
+      </w:tr>
+    </w:tbl>
     <w:p>
       <w:r>
         <w:pict>
@@ -2393,8 +2841,8 @@
         </w:pict>
       </w:r>
     </w:p>
-    <w:bookmarkEnd w:id="17"/>
-    <w:bookmarkStart w:id="21" w:name="the-functional-plane-model"/>
+    <w:bookmarkEnd w:id="18"/>
+    <w:bookmarkStart w:id="22" w:name="the-functional-plane-model"/>
     <w:p>
       <w:pPr>
         <w:pStyle w:val="Heading1"/>
@@ -2457,18 +2905,18 @@
           <wp:inline>
             <wp:extent cx="5334000" cy="3000375"/>
             <wp:effectExtent b="0" l="0" r="0" t="0"/>
-            <wp:docPr descr="The Six Functional Planes — functions, not organizations" title="" id="19" name="Picture"/>
+            <wp:docPr descr="The Six Functional Planes — functions, not organizations" title="" id="20" name="Picture"/>
             <a:graphic>
               <a:graphicData uri="http://schemas.openxmlformats.org/drawingml/2006/picture">
                 <pic:pic>
                   <pic:nvPicPr>
-                    <pic:cNvPr descr="figs/es-fig-05-functional-planes.png" id="20" name="Picture"/>
+                    <pic:cNvPr descr="figs/es-fig-05-functional-planes.png" id="21" name="Picture"/>
                     <pic:cNvPicPr>
                       <a:picLocks noChangeArrowheads="1" noChangeAspect="1"/>
                     </pic:cNvPicPr>
                   </pic:nvPicPr>
                   <pic:blipFill>
-                    <a:blip r:embed="rId18"/>
+                    <a:blip r:embed="rId19"/>
                     <a:stretch>
                       <a:fillRect/>
                     </a:stretch>
@@ -3014,8 +3462,8 @@
         <w:t xml:space="preserve">authority lives; the enforcement planes are where its will is done.</w:t>
       </w:r>
     </w:p>
-    <w:bookmarkEnd w:id="21"/>
-    <w:bookmarkStart w:id="28" w:name="the-closure-necessity-doctrine"/>
+    <w:bookmarkEnd w:id="22"/>
+    <w:bookmarkStart w:id="29" w:name="the-closure-necessity-doctrine"/>
     <w:p>
       <w:pPr>
         <w:pStyle w:val="Heading1"/>
@@ -3366,18 +3814,18 @@
                 <wp:inline>
                   <wp:extent cx="152400" cy="152400"/>
                   <wp:effectExtent b="0" l="0" r="0" t="0"/>
-                  <wp:docPr descr="" title="" id="23" name="Picture"/>
+                  <wp:docPr descr="" title="" id="24" name="Picture"/>
                   <a:graphic>
                     <a:graphicData uri="http://schemas.openxmlformats.org/drawingml/2006/picture">
                       <pic:pic>
                         <pic:nvPicPr>
-                          <pic:cNvPr descr="C:\Program Files\Quarto\share\formats\docx\important.png" id="24" name="Picture"/>
+                          <pic:cNvPr descr="C:\Program Files\Quarto\share\formats\docx\important.png" id="25" name="Picture"/>
                           <pic:cNvPicPr>
                             <a:picLocks noChangeArrowheads="1" noChangeAspect="1"/>
                           </pic:cNvPicPr>
                         </pic:nvPicPr>
                         <pic:blipFill>
-                          <a:blip r:embed="rId22"/>
+                          <a:blip r:embed="rId23"/>
                           <a:stretch>
                             <a:fillRect/>
                           </a:stretch>
@@ -3435,18 +3883,18 @@
                 <wp:inline>
                   <wp:extent cx="5334000" cy="3000375"/>
                   <wp:effectExtent b="0" l="0" r="0" t="0"/>
-                  <wp:docPr descr="DIA Is a Pipe — the governance stack satisfies the controls, the pipe solves latency" title="" id="26" name="Picture"/>
+                  <wp:docPr descr="DIA Is a Pipe — the governance stack satisfies the controls, the pipe solves latency" title="" id="27" name="Picture"/>
                   <a:graphic>
                     <a:graphicData uri="http://schemas.openxmlformats.org/drawingml/2006/picture">
                       <pic:pic>
                         <pic:nvPicPr>
-                          <pic:cNvPr descr="figs/es-fig-06-dia-three-step.png" id="27" name="Picture"/>
+                          <pic:cNvPr descr="figs/es-fig-06-dia-three-step.png" id="28" name="Picture"/>
                           <pic:cNvPicPr>
                             <a:picLocks noChangeArrowheads="1" noChangeAspect="1"/>
                           </pic:cNvPicPr>
                         </pic:nvPicPr>
                         <pic:blipFill>
-                          <a:blip r:embed="rId25"/>
+                          <a:blip r:embed="rId26"/>
                           <a:stretch>
                             <a:fillRect/>
                           </a:stretch>
@@ -3621,8 +4069,8 @@
         </w:tc>
       </w:tr>
     </w:tbl>
-    <w:bookmarkEnd w:id="28"/>
-    <w:bookmarkStart w:id="29" w:name="Xf8de29cfeb422b4472c7c7d92bb03b44a5c864b"/>
+    <w:bookmarkEnd w:id="29"/>
+    <w:bookmarkStart w:id="30" w:name="Xf8de29cfeb422b4472c7c7d92bb03b44a5c864b"/>
     <w:p>
       <w:pPr>
         <w:pStyle w:val="Heading1"/>
@@ -3962,8 +4410,8 @@
         </w:pict>
       </w:r>
     </w:p>
-    <w:bookmarkEnd w:id="29"/>
-    <w:bookmarkStart w:id="44" w:name="X61a7a87a6a804b656956b0680aba9e198648b99"/>
+    <w:bookmarkEnd w:id="30"/>
+    <w:bookmarkStart w:id="45" w:name="X61a7a87a6a804b656956b0680aba9e198648b99"/>
     <w:p>
       <w:pPr>
         <w:pStyle w:val="Heading1"/>
@@ -4004,7 +4452,7 @@
         <w:t xml:space="preserve">architectural work is done.</w:t>
       </w:r>
     </w:p>
-    <w:bookmarkStart w:id="30" w:name="what-assessment-tools-actually-do"/>
+    <w:bookmarkStart w:id="31" w:name="what-assessment-tools-actually-do"/>
     <w:p>
       <w:pPr>
         <w:pStyle w:val="Heading2"/>
@@ -4278,8 +4726,8 @@
         <w:t xml:space="preserve">your cardiovascular system.</w:t>
       </w:r>
     </w:p>
-    <w:bookmarkEnd w:id="30"/>
-    <w:bookmarkStart w:id="34" w:name="the-correct-sequencing"/>
+    <w:bookmarkEnd w:id="31"/>
+    <w:bookmarkStart w:id="35" w:name="the-correct-sequencing"/>
     <w:p>
       <w:pPr>
         <w:pStyle w:val="Heading2"/>
@@ -4329,18 +4777,18 @@
           <wp:inline>
             <wp:extent cx="5334000" cy="3000375"/>
             <wp:effectExtent b="0" l="0" r="0" t="0"/>
-            <wp:docPr descr="Architecture Before Assessment — six phases; assessment tools arrive at Phase 5" title="" id="32" name="Picture"/>
+            <wp:docPr descr="Architecture Before Assessment — six phases; assessment tools arrive at Phase 5" title="" id="33" name="Picture"/>
             <a:graphic>
               <a:graphicData uri="http://schemas.openxmlformats.org/drawingml/2006/picture">
                 <pic:pic>
                   <pic:nvPicPr>
-                    <pic:cNvPr descr="figs/es-fig-07-architecture-before-assessment.png" id="33" name="Picture"/>
+                    <pic:cNvPr descr="figs/es-fig-07-architecture-before-assessment.png" id="34" name="Picture"/>
                     <pic:cNvPicPr>
                       <a:picLocks noChangeArrowheads="1" noChangeAspect="1"/>
                     </pic:cNvPicPr>
                   </pic:nvPicPr>
                   <pic:blipFill>
-                    <a:blip r:embed="rId31"/>
+                    <a:blip r:embed="rId32"/>
                     <a:stretch>
                       <a:fillRect/>
                     </a:stretch>
@@ -4715,8 +5163,8 @@
         <w:t xml:space="preserve">run. The assessment tool confirms what the architecture already guarantees.</w:t>
       </w:r>
     </w:p>
-    <w:bookmarkEnd w:id="34"/>
-    <w:bookmarkStart w:id="38" w:name="Xbeccda7f0395df87220c304250d30fffcfba132"/>
+    <w:bookmarkEnd w:id="35"/>
+    <w:bookmarkStart w:id="39" w:name="Xbeccda7f0395df87220c304250d30fffcfba132"/>
     <w:p>
       <w:pPr>
         <w:pStyle w:val="Heading2"/>
@@ -4792,18 +5240,18 @@
                 <wp:inline>
                   <wp:extent cx="152400" cy="152400"/>
                   <wp:effectExtent b="0" l="0" r="0" t="0"/>
-                  <wp:docPr descr="" title="" id="36" name="Picture"/>
+                  <wp:docPr descr="" title="" id="37" name="Picture"/>
                   <a:graphic>
                     <a:graphicData uri="http://schemas.openxmlformats.org/drawingml/2006/picture">
                       <pic:pic>
                         <pic:nvPicPr>
-                          <pic:cNvPr descr="C:\Program Files\Quarto\share\formats\docx\note.png" id="37" name="Picture"/>
+                          <pic:cNvPr descr="C:\Program Files\Quarto\share\formats\docx\note.png" id="38" name="Picture"/>
                           <pic:cNvPicPr>
                             <a:picLocks noChangeArrowheads="1" noChangeAspect="1"/>
                           </pic:cNvPicPr>
                         </pic:nvPicPr>
                         <pic:blipFill>
-                          <a:blip r:embed="rId35"/>
+                          <a:blip r:embed="rId36"/>
                           <a:stretch>
                             <a:fillRect/>
                           </a:stretch>
@@ -5107,8 +5555,8 @@
         <w:t xml:space="preserve">surface and left the rest unmeasured and undefended.</w:t>
       </w:r>
     </w:p>
-    <w:bookmarkEnd w:id="38"/>
-    <w:bookmarkStart w:id="39" w:name="the-role-of-this-series"/>
+    <w:bookmarkEnd w:id="39"/>
+    <w:bookmarkStart w:id="40" w:name="the-role-of-this-series"/>
     <w:p>
       <w:pPr>
         <w:pStyle w:val="Heading2"/>
@@ -5285,8 +5733,8 @@
         <w:t xml:space="preserve">the final proof, not the starting point.</w:t>
       </w:r>
     </w:p>
-    <w:bookmarkEnd w:id="39"/>
-    <w:bookmarkStart w:id="43" w:name="the-coverage-arithmetic-10-of-29"/>
+    <w:bookmarkEnd w:id="40"/>
+    <w:bookmarkStart w:id="44" w:name="the-coverage-arithmetic-10-of-29"/>
     <w:p>
       <w:pPr>
         <w:pStyle w:val="Heading2"/>
@@ -5324,18 +5772,18 @@
           <wp:inline>
             <wp:extent cx="5334000" cy="3000375"/>
             <wp:effectExtent b="0" l="0" r="0" t="0"/>
-            <wp:docPr descr="The Coverage Arithmetic — 10 of 29 KSI rules attestable by conformance tooling alone" title="" id="41" name="Picture"/>
+            <wp:docPr descr="The Coverage Arithmetic — 10 of 29 KSI rules attestable by conformance tooling alone" title="" id="42" name="Picture"/>
             <a:graphic>
               <a:graphicData uri="http://schemas.openxmlformats.org/drawingml/2006/picture">
                 <pic:pic>
                   <pic:nvPicPr>
-                    <pic:cNvPr descr="figs/es-fig-08-coverage-arithmetic.png" id="42" name="Picture"/>
+                    <pic:cNvPr descr="figs/es-fig-08-coverage-arithmetic.png" id="43" name="Picture"/>
                     <pic:cNvPicPr>
                       <a:picLocks noChangeArrowheads="1" noChangeAspect="1"/>
                     </pic:cNvPicPr>
                   </pic:nvPicPr>
                   <pic:blipFill>
-                    <a:blip r:embed="rId40"/>
+                    <a:blip r:embed="rId41"/>
                     <a:stretch>
                       <a:fillRect/>
                     </a:stretch>
@@ -5567,9 +6015,9 @@
         </w:pict>
       </w:r>
     </w:p>
-    <w:bookmarkEnd w:id="43"/>
     <w:bookmarkEnd w:id="44"/>
-    <w:bookmarkStart w:id="45" w:name="the-ksi-closure-necessity-matrix"/>
+    <w:bookmarkEnd w:id="45"/>
+    <w:bookmarkStart w:id="46" w:name="the-ksi-closure-necessity-matrix"/>
     <w:p>
       <w:pPr>
         <w:pStyle w:val="Heading1"/>
@@ -6195,8 +6643,8 @@
         </w:pict>
       </w:r>
     </w:p>
-    <w:bookmarkEnd w:id="45"/>
-    <w:bookmarkStart w:id="48" w:name="Xd8412075ae72a1334f7aea052d8fa68fa2dbbc2"/>
+    <w:bookmarkEnd w:id="46"/>
+    <w:bookmarkStart w:id="49" w:name="Xd8412075ae72a1334f7aea052d8fa68fa2dbbc2"/>
     <w:p>
       <w:pPr>
         <w:pStyle w:val="Heading1"/>
@@ -6992,18 +7440,18 @@
                 <wp:inline>
                   <wp:extent cx="152400" cy="152400"/>
                   <wp:effectExtent b="0" l="0" r="0" t="0"/>
-                  <wp:docPr descr="" title="" id="46" name="Picture"/>
+                  <wp:docPr descr="" title="" id="47" name="Picture"/>
                   <a:graphic>
                     <a:graphicData uri="http://schemas.openxmlformats.org/drawingml/2006/picture">
                       <pic:pic>
                         <pic:nvPicPr>
-                          <pic:cNvPr descr="C:\Program Files\Quarto\share\formats\docx\note.png" id="47" name="Picture"/>
+                          <pic:cNvPr descr="C:\Program Files\Quarto\share\formats\docx\note.png" id="48" name="Picture"/>
                           <pic:cNvPicPr>
                             <a:picLocks noChangeArrowheads="1" noChangeAspect="1"/>
                           </pic:cNvPicPr>
                         </pic:nvPicPr>
                         <pic:blipFill>
-                          <a:blip r:embed="rId35"/>
+                          <a:blip r:embed="rId36"/>
                           <a:stretch>
                             <a:fillRect/>
                           </a:stretch>
@@ -7084,8 +7532,8 @@
         </w:pict>
       </w:r>
     </w:p>
-    <w:bookmarkEnd w:id="48"/>
-    <w:bookmarkStart w:id="51" w:name="X6f9a64b586cbcc7969c4f245976846e0504a959"/>
+    <w:bookmarkEnd w:id="49"/>
+    <w:bookmarkStart w:id="52" w:name="X6f9a64b586cbcc7969c4f245976846e0504a959"/>
     <w:p>
       <w:pPr>
         <w:pStyle w:val="Heading1"/>
@@ -7094,7 +7542,7 @@
         <w:t xml:space="preserve">7. Part 1 — Landing Zone DDI: InfoBlox DDI Closes 16 NIST Controls</w:t>
       </w:r>
     </w:p>
-    <w:bookmarkStart w:id="49" w:name="what-this-document-addresses"/>
+    <w:bookmarkStart w:id="50" w:name="what-this-document-addresses"/>
     <w:p>
       <w:pPr>
         <w:pStyle w:val="Heading2"/>
@@ -7145,8 +7593,8 @@
         <w:t xml:space="preserve">that would otherwise require manual evidence assembly from four separate sources.</w:t>
       </w:r>
     </w:p>
-    <w:bookmarkEnd w:id="49"/>
-    <w:bookmarkStart w:id="50" w:name="nist-control-closure-part-1"/>
+    <w:bookmarkEnd w:id="50"/>
+    <w:bookmarkStart w:id="51" w:name="nist-control-closure-part-1"/>
     <w:p>
       <w:pPr>
         <w:pStyle w:val="Heading2"/>
@@ -8590,9 +9038,9 @@
         </w:pict>
       </w:r>
     </w:p>
-    <w:bookmarkEnd w:id="50"/>
     <w:bookmarkEnd w:id="51"/>
-    <w:bookmarkStart w:id="53" w:name="Xbcc0181b0bedc83b159769420775f7f4bd5b5ee"/>
+    <w:bookmarkEnd w:id="52"/>
+    <w:bookmarkStart w:id="54" w:name="Xbcc0181b0bedc83b159769420775f7f4bd5b5ee"/>
     <w:p>
       <w:pPr>
         <w:pStyle w:val="Heading1"/>
@@ -8601,7 +9049,7 @@
         <w:t xml:space="preserve">8. Part 2 — Network Access Control: 802.1X Closes the Device Identity Gap</w:t>
       </w:r>
     </w:p>
-    <w:bookmarkStart w:id="52" w:name="what-this-document-addresses-1"/>
+    <w:bookmarkStart w:id="53" w:name="what-this-document-addresses-1"/>
     <w:p>
       <w:pPr>
         <w:pStyle w:val="Heading2"/>
@@ -8822,9 +9270,9 @@
         <w:t xml:space="preserve">and 5.</w:t>
       </w:r>
     </w:p>
-    <w:bookmarkEnd w:id="52"/>
     <w:bookmarkEnd w:id="53"/>
-    <w:bookmarkStart w:id="55" w:name="X405ac1b7341efa237459fac366bded0a1afb81b"/>
+    <w:bookmarkEnd w:id="54"/>
+    <w:bookmarkStart w:id="56" w:name="X405ac1b7341efa237459fac366bded0a1afb81b"/>
     <w:p>
       <w:pPr>
         <w:pStyle w:val="Heading1"/>
@@ -8833,7 +9281,7 @@
         <w:t xml:space="preserve">9. Part 3 — Certificates &amp; Tokens: Cryptographic Identity</w:t>
       </w:r>
     </w:p>
-    <w:bookmarkStart w:id="54" w:name="what-this-document-addresses-2"/>
+    <w:bookmarkStart w:id="55" w:name="what-this-document-addresses-2"/>
     <w:p>
       <w:pPr>
         <w:pStyle w:val="Heading2"/>
@@ -8994,9 +9442,9 @@
         <w:t xml:space="preserve">and Parts 7–8 database closures stand.</w:t>
       </w:r>
     </w:p>
-    <w:bookmarkEnd w:id="54"/>
     <w:bookmarkEnd w:id="55"/>
-    <w:bookmarkStart w:id="57" w:name="Xc99982daf1675290c6dee7e65da8f2f47fccda2"/>
+    <w:bookmarkEnd w:id="56"/>
+    <w:bookmarkStart w:id="58" w:name="Xc99982daf1675290c6dee7e65da8f2f47fccda2"/>
     <w:p>
       <w:pPr>
         <w:pStyle w:val="Heading1"/>
@@ -9005,7 +9453,7 @@
         <w:t xml:space="preserve">10. Part 4 — OPM HRIT and the Identity &amp; Organizational SSOT</w:t>
       </w:r>
     </w:p>
-    <w:bookmarkStart w:id="56" w:name="what-this-document-addresses-3"/>
+    <w:bookmarkStart w:id="57" w:name="what-this-document-addresses-3"/>
     <w:p>
       <w:pPr>
         <w:pStyle w:val="Heading2"/>
@@ -9195,9 +9643,9 @@
         </w:pict>
       </w:r>
     </w:p>
-    <w:bookmarkEnd w:id="56"/>
     <w:bookmarkEnd w:id="57"/>
-    <w:bookmarkStart w:id="60" w:name="X10b5b70168cf61c697e46bca4109e68839cb391"/>
+    <w:bookmarkEnd w:id="58"/>
+    <w:bookmarkStart w:id="61" w:name="X10b5b70168cf61c697e46bca4109e68839cb391"/>
     <w:p>
       <w:pPr>
         <w:pStyle w:val="Heading1"/>
@@ -9206,7 +9654,7 @@
         <w:t xml:space="preserve">11. Part 5 — Network and Identity Modernization: Entra ID + ZTNA + Active Governance Closes 12 NIST Controls</w:t>
       </w:r>
     </w:p>
-    <w:bookmarkStart w:id="58" w:name="what-this-document-addresses-4"/>
+    <w:bookmarkStart w:id="59" w:name="what-this-document-addresses-4"/>
     <w:p>
       <w:pPr>
         <w:pStyle w:val="Heading2"/>
@@ -9319,8 +9767,8 @@
         <w:t xml:space="preserve">— a control plane that holds desired state, observes actual state, classifies drift, and reconciles toward intent while generating machine-readable evidence continuously</w:t>
       </w:r>
     </w:p>
-    <w:bookmarkEnd w:id="58"/>
-    <w:bookmarkStart w:id="59" w:name="nist-control-closure-part-5"/>
+    <w:bookmarkEnd w:id="59"/>
+    <w:bookmarkStart w:id="60" w:name="nist-control-closure-part-5"/>
     <w:p>
       <w:pPr>
         <w:pStyle w:val="Heading2"/>
@@ -10404,9 +10852,9 @@
         </w:pict>
       </w:r>
     </w:p>
-    <w:bookmarkEnd w:id="59"/>
     <w:bookmarkEnd w:id="60"/>
-    <w:bookmarkStart w:id="63" w:name="X2d88030fe1371762303048ee6244da6478ed0f7"/>
+    <w:bookmarkEnd w:id="61"/>
+    <w:bookmarkStart w:id="64" w:name="X2d88030fe1371762303048ee6244da6478ed0f7"/>
     <w:p>
       <w:pPr>
         <w:pStyle w:val="Heading1"/>
@@ -10415,7 +10863,7 @@
         <w:t xml:space="preserve">12. Part 6 — Telecommunications Modernization: SD-WAN + SASE Closes 7 NIST Controls</w:t>
       </w:r>
     </w:p>
-    <w:bookmarkStart w:id="61" w:name="what-this-document-addresses-5"/>
+    <w:bookmarkStart w:id="62" w:name="what-this-document-addresses-5"/>
     <w:p>
       <w:pPr>
         <w:pStyle w:val="Heading2"/>
@@ -10520,8 +10968,8 @@
         <w:t xml:space="preserve">above.</w:t>
       </w:r>
     </w:p>
-    <w:bookmarkEnd w:id="61"/>
-    <w:bookmarkStart w:id="62" w:name="nist-control-closure-part-6"/>
+    <w:bookmarkEnd w:id="62"/>
+    <w:bookmarkStart w:id="63" w:name="nist-control-closure-part-6"/>
     <w:p>
       <w:pPr>
         <w:pStyle w:val="Heading2"/>
@@ -11407,9 +11855,9 @@
         </w:pict>
       </w:r>
     </w:p>
-    <w:bookmarkEnd w:id="62"/>
     <w:bookmarkEnd w:id="63"/>
-    <w:bookmarkStart w:id="67" w:name="Xd4e84a07e291e418566bcb97aa439fd3597f127"/>
+    <w:bookmarkEnd w:id="64"/>
+    <w:bookmarkStart w:id="68" w:name="Xd4e84a07e291e418566bcb97aa439fd3597f127"/>
     <w:p>
       <w:pPr>
         <w:pStyle w:val="Heading1"/>
@@ -11418,7 +11866,7 @@
         <w:t xml:space="preserve">13. Parts 7–9 — SQL Server and Database Architecture</w:t>
       </w:r>
     </w:p>
-    <w:bookmarkStart w:id="64" w:name="what-these-documents-address"/>
+    <w:bookmarkStart w:id="65" w:name="what-these-documents-address"/>
     <w:p>
       <w:pPr>
         <w:pStyle w:val="Heading2"/>
@@ -11489,8 +11937,8 @@
         <w:t xml:space="preserve">addresses the architectural substrate: logical vs. physical centralization, the speed-of-light propagation floor that constrains cross-region consistency, SD-WAN traffic class separation for database replication traffic, token-based security as a database consolidation enabler, and the consistency class to transport class alignment rule.</w:t>
       </w:r>
     </w:p>
-    <w:bookmarkEnd w:id="64"/>
-    <w:bookmarkStart w:id="65" w:name="Xc74b659e897be830e678314afc220cdcc22e191"/>
+    <w:bookmarkEnd w:id="65"/>
+    <w:bookmarkStart w:id="66" w:name="Xc74b659e897be830e678314afc220cdcc22e191"/>
     <w:p>
       <w:pPr>
         <w:pStyle w:val="Heading2"/>
@@ -12405,8 +12853,8 @@
         <w:t xml:space="preserve">IA-2, IA-3, IA-5, AC-2, AC-3, AC-17, AU-2/AU-12, CA-7, CM-2/CM-8, SC-8, SI-4 — all are deepened closures of controls addressed in Parts 1–6 at the identity and network layers, now extended to the database authentication layer.</w:t>
       </w:r>
     </w:p>
-    <w:bookmarkEnd w:id="65"/>
-    <w:bookmarkStart w:id="66" w:name="X49b810de19b49316cda83287164b25a1932c9dc"/>
+    <w:bookmarkEnd w:id="66"/>
+    <w:bookmarkStart w:id="67" w:name="X49b810de19b49316cda83287164b25a1932c9dc"/>
     <w:p>
       <w:pPr>
         <w:pStyle w:val="Heading2"/>
@@ -13138,9 +13586,9 @@
         </w:pict>
       </w:r>
     </w:p>
-    <w:bookmarkEnd w:id="66"/>
     <w:bookmarkEnd w:id="67"/>
-    <w:bookmarkStart w:id="69" w:name="parts-1019-expanded-control-coverage"/>
+    <w:bookmarkEnd w:id="68"/>
+    <w:bookmarkStart w:id="70" w:name="parts-1019-expanded-control-coverage"/>
     <w:p>
       <w:pPr>
         <w:pStyle w:val="Heading1"/>
@@ -13182,7 +13630,7 @@
         <w:t xml:space="preserve">. Parts 15–17 close the three control families the network and security architecture documents cannot address on their own: supply chain risk management, program management governance, and PII processing transparency.</w:t>
       </w:r>
     </w:p>
-    <w:bookmarkStart w:id="68" w:name="nist-control-closure-parts-1019"/>
+    <w:bookmarkStart w:id="69" w:name="nist-control-closure-parts-1019"/>
     <w:p>
       <w:pPr>
         <w:pStyle w:val="Heading2"/>
@@ -13905,9 +14353,9 @@
         </w:pict>
       </w:r>
     </w:p>
-    <w:bookmarkEnd w:id="68"/>
     <w:bookmarkEnd w:id="69"/>
-    <w:bookmarkStart w:id="76" w:name="combined-control-closure-summary"/>
+    <w:bookmarkEnd w:id="70"/>
+    <w:bookmarkStart w:id="77" w:name="combined-control-closure-summary"/>
     <w:p>
       <w:pPr>
         <w:pStyle w:val="Heading1"/>
@@ -13925,18 +14373,18 @@
           <wp:inline>
             <wp:extent cx="5334000" cy="2769576"/>
             <wp:effectExtent b="0" l="0" r="0" t="0"/>
-            <wp:docPr descr="NIST SP 800-53 Control Closure by Family and Track — Six Tracks (Parts 1 and 5–9)" title="" id="71" name="Picture"/>
+            <wp:docPr descr="NIST SP 800-53 Control Closure by Family and Track — Six Tracks (Parts 1 and 5–9)" title="" id="72" name="Picture"/>
             <a:graphic>
               <a:graphicData uri="http://schemas.openxmlformats.org/drawingml/2006/picture">
                 <pic:pic>
                   <pic:nvPicPr>
-                    <pic:cNvPr descr="figs/es-fig-02-control-closure-chart.png" id="72" name="Picture"/>
+                    <pic:cNvPr descr="figs/es-fig-02-control-closure-chart.png" id="73" name="Picture"/>
                     <pic:cNvPicPr>
                       <a:picLocks noChangeArrowheads="1" noChangeAspect="1"/>
                     </pic:cNvPicPr>
                   </pic:nvPicPr>
                   <pic:blipFill>
-                    <a:blip r:embed="rId70"/>
+                    <a:blip r:embed="rId71"/>
                     <a:stretch>
                       <a:fillRect/>
                     </a:stretch>
@@ -13971,7 +14419,7 @@
         <w:t xml:space="preserve">NIST SP 800-53 Control Closure by Family and Track — Six Tracks (Parts 1 and 5–9)</w:t>
       </w:r>
     </w:p>
-    <w:bookmarkStart w:id="73" w:name="X098d98be751efe7c6f37e3b7959bb12c4a66520"/>
+    <w:bookmarkStart w:id="74" w:name="X098d98be751efe7c6f37e3b7959bb12c4a66520"/>
     <w:p>
       <w:pPr>
         <w:pStyle w:val="Heading2"/>
@@ -14668,8 +15116,8 @@
         </w:tc>
       </w:tr>
     </w:tbl>
-    <w:bookmarkEnd w:id="73"/>
-    <w:bookmarkStart w:id="74" w:name="control-count-comparison"/>
+    <w:bookmarkEnd w:id="74"/>
+    <w:bookmarkStart w:id="75" w:name="control-count-comparison"/>
     <w:p>
       <w:pPr>
         <w:pStyle w:val="Heading2"/>
@@ -15142,8 +15590,8 @@
         <w:t xml:space="preserve">Several controls appear across multiple tracks (SC-7, SC-8, SC-20/21, AU-2/AU-12, CM-8, CA-7). Where multiple tracks address the same control at different layers (e.g., DNS-layer SC-7 in Part 1, network-layer SC-7 in Part 6, database-layer authentication in Parts 7–8), both implementations contribute. The 34 count is of distinct control numbers — the total implementation coverage across all layers of each control is broader.</w:t>
       </w:r>
     </w:p>
-    <w:bookmarkEnd w:id="74"/>
-    <w:bookmarkStart w:id="75" w:name="what-closed-means-under-fedramp-20x"/>
+    <w:bookmarkEnd w:id="75"/>
+    <w:bookmarkStart w:id="76" w:name="what-closed-means-under-fedramp-20x"/>
     <w:p>
       <w:pPr>
         <w:pStyle w:val="Heading2"/>
@@ -15458,9 +15906,9 @@
         </w:pict>
       </w:r>
     </w:p>
-    <w:bookmarkEnd w:id="75"/>
     <w:bookmarkEnd w:id="76"/>
-    <w:bookmarkStart w:id="82" w:name="X1dcc5f970527785b00bea4121aa336894765923"/>
+    <w:bookmarkEnd w:id="77"/>
+    <w:bookmarkStart w:id="83" w:name="X1dcc5f970527785b00bea4121aa336894765923"/>
     <w:p>
       <w:pPr>
         <w:pStyle w:val="Heading1"/>
@@ -15489,7 +15937,7 @@
         <w:t xml:space="preserve">these gaps; the series is now complete across all identified control families.</w:t>
       </w:r>
     </w:p>
-    <w:bookmarkStart w:id="77" w:name="Xa81065e3c6a65dd344b5d14588b12711850ea25"/>
+    <w:bookmarkStart w:id="78" w:name="Xa81065e3c6a65dd344b5d14588b12711850ea25"/>
     <w:p>
       <w:pPr>
         <w:pStyle w:val="Heading2"/>
@@ -15579,8 +16027,8 @@
         <w:t xml:space="preserve">KSI-SCR-MON activated at high confidence.</w:t>
       </w:r>
     </w:p>
-    <w:bookmarkEnd w:id="77"/>
-    <w:bookmarkStart w:id="78" w:name="pm-program-management"/>
+    <w:bookmarkEnd w:id="78"/>
+    <w:bookmarkStart w:id="79" w:name="pm-program-management"/>
     <w:p>
       <w:pPr>
         <w:pStyle w:val="Heading2"/>
@@ -15651,8 +16099,8 @@
         <w:t xml:space="preserve">T&amp;T&amp;M plan. KSI-SCR governance closure at high confidence.</w:t>
       </w:r>
     </w:p>
-    <w:bookmarkEnd w:id="78"/>
-    <w:bookmarkStart w:id="79" w:name="pt-pii-processing-and-transparency"/>
+    <w:bookmarkEnd w:id="79"/>
+    <w:bookmarkStart w:id="80" w:name="pt-pii-processing-and-transparency"/>
     <w:p>
       <w:pPr>
         <w:pStyle w:val="Heading2"/>
@@ -15729,8 +16177,8 @@
         <w:t xml:space="preserve">at high confidence.</w:t>
       </w:r>
     </w:p>
-    <w:bookmarkEnd w:id="79"/>
-    <w:bookmarkStart w:id="80" w:name="X461ed25ed3923a3d8b55e0e3965ec2f4255b061"/>
+    <w:bookmarkEnd w:id="80"/>
+    <w:bookmarkStart w:id="81" w:name="X461ed25ed3923a3d8b55e0e3965ec2f4255b061"/>
     <w:p>
       <w:pPr>
         <w:pStyle w:val="Heading2"/>
@@ -15852,8 +16300,8 @@
         <w:t xml:space="preserve">All 29 CR26 KSIs are now evaluable.</w:t>
       </w:r>
     </w:p>
-    <w:bookmarkEnd w:id="80"/>
-    <w:bookmarkStart w:id="81" w:name="priority-4-cr26-breadth-gaps-resolved"/>
+    <w:bookmarkEnd w:id="81"/>
+    <w:bookmarkStart w:id="82" w:name="priority-4-cr26-breadth-gaps-resolved"/>
     <w:p>
       <w:pPr>
         <w:pStyle w:val="Heading2"/>
@@ -15907,9 +16355,9 @@
         </w:pict>
       </w:r>
     </w:p>
-    <w:bookmarkEnd w:id="81"/>
     <w:bookmarkEnd w:id="82"/>
-    <w:bookmarkStart w:id="83" w:name="Xe8a0cfc3dacfc499165fbb6b52941ca764a0109"/>
+    <w:bookmarkEnd w:id="83"/>
+    <w:bookmarkStart w:id="84" w:name="Xe8a0cfc3dacfc499165fbb6b52941ca764a0109"/>
     <w:p>
       <w:pPr>
         <w:pStyle w:val="Heading1"/>
@@ -16355,8 +16803,8 @@
         </w:pict>
       </w:r>
     </w:p>
-    <w:bookmarkEnd w:id="83"/>
-    <w:bookmarkStart w:id="89" w:name="implementation-priority-and-sequencing"/>
+    <w:bookmarkEnd w:id="84"/>
+    <w:bookmarkStart w:id="90" w:name="implementation-priority-and-sequencing"/>
     <w:p>
       <w:pPr>
         <w:pStyle w:val="Heading1"/>
@@ -16374,18 +16822,18 @@
           <wp:inline>
             <wp:extent cx="5334000" cy="2051538"/>
             <wp:effectExtent b="0" l="0" r="0" t="0"/>
-            <wp:docPr descr="Implementation Sequencing — Path to FedRAMP 20x Mandatory Compliance by January 1 2027" title="" id="85" name="Picture"/>
+            <wp:docPr descr="Implementation Sequencing — Path to FedRAMP 20x Mandatory Compliance by January 1 2027" title="" id="86" name="Picture"/>
             <a:graphic>
               <a:graphicData uri="http://schemas.openxmlformats.org/drawingml/2006/picture">
                 <pic:pic>
                   <pic:nvPicPr>
-                    <pic:cNvPr descr="figs/es-fig-04-sequencing-roadmap.png" id="86" name="Picture"/>
+                    <pic:cNvPr descr="figs/es-fig-04-sequencing-roadmap.png" id="87" name="Picture"/>
                     <pic:cNvPicPr>
                       <a:picLocks noChangeArrowheads="1" noChangeAspect="1"/>
                     </pic:cNvPicPr>
                   </pic:nvPicPr>
                   <pic:blipFill>
-                    <a:blip r:embed="rId84"/>
+                    <a:blip r:embed="rId85"/>
                     <a:stretch>
                       <a:fillRect/>
                     </a:stretch>
@@ -16917,7 +17365,7 @@
         </w:pict>
       </w:r>
     </w:p>
-    <w:bookmarkStart w:id="87" w:name="phased-delivery-roadmap"/>
+    <w:bookmarkStart w:id="88" w:name="phased-delivery-roadmap"/>
     <w:p>
       <w:pPr>
         <w:pStyle w:val="Heading2"/>
@@ -17355,8 +17803,8 @@
         </w:pict>
       </w:r>
     </w:p>
-    <w:bookmarkEnd w:id="87"/>
-    <w:bookmarkStart w:id="88" w:name="technology-recommendations-by-gap"/>
+    <w:bookmarkEnd w:id="88"/>
+    <w:bookmarkStart w:id="89" w:name="technology-recommendations-by-gap"/>
     <w:p>
       <w:pPr>
         <w:pStyle w:val="Heading2"/>
@@ -17573,9 +18021,9 @@
         </w:pict>
       </w:r>
     </w:p>
-    <w:bookmarkEnd w:id="88"/>
     <w:bookmarkEnd w:id="89"/>
-    <w:bookmarkStart w:id="109" w:name="document-references"/>
+    <w:bookmarkEnd w:id="90"/>
+    <w:bookmarkStart w:id="110" w:name="document-references"/>
     <w:p>
       <w:pPr>
         <w:pStyle w:val="Heading1"/>
@@ -17638,7 +18086,7 @@
             <w:pPr>
               <w:pStyle w:val="Compact"/>
             </w:pPr>
-            <w:hyperlink r:id="rId90">
+            <w:hyperlink r:id="rId91">
               <w:r>
                 <w:rPr>
                   <w:rStyle w:val="Hyperlink"/>
@@ -17667,7 +18115,7 @@
             <w:pPr>
               <w:pStyle w:val="Compact"/>
             </w:pPr>
-            <w:hyperlink r:id="rId91">
+            <w:hyperlink r:id="rId92">
               <w:r>
                 <w:rPr>
                   <w:rStyle w:val="Hyperlink"/>
@@ -17696,7 +18144,7 @@
             <w:pPr>
               <w:pStyle w:val="Compact"/>
             </w:pPr>
-            <w:hyperlink r:id="rId92">
+            <w:hyperlink r:id="rId93">
               <w:r>
                 <w:rPr>
                   <w:rStyle w:val="Hyperlink"/>
@@ -17725,7 +18173,7 @@
             <w:pPr>
               <w:pStyle w:val="Compact"/>
             </w:pPr>
-            <w:hyperlink r:id="rId93">
+            <w:hyperlink r:id="rId94">
               <w:r>
                 <w:rPr>
                   <w:rStyle w:val="Hyperlink"/>
@@ -17754,7 +18202,7 @@
             <w:pPr>
               <w:pStyle w:val="Compact"/>
             </w:pPr>
-            <w:hyperlink r:id="rId94">
+            <w:hyperlink r:id="rId95">
               <w:r>
                 <w:rPr>
                   <w:rStyle w:val="Hyperlink"/>
@@ -17783,7 +18231,7 @@
             <w:pPr>
               <w:pStyle w:val="Compact"/>
             </w:pPr>
-            <w:hyperlink r:id="rId95">
+            <w:hyperlink r:id="rId96">
               <w:r>
                 <w:rPr>
                   <w:rStyle w:val="Hyperlink"/>
@@ -17812,7 +18260,7 @@
             <w:pPr>
               <w:pStyle w:val="Compact"/>
             </w:pPr>
-            <w:hyperlink r:id="rId96">
+            <w:hyperlink r:id="rId97">
               <w:r>
                 <w:rPr>
                   <w:rStyle w:val="Hyperlink"/>
@@ -17841,7 +18289,7 @@
             <w:pPr>
               <w:pStyle w:val="Compact"/>
             </w:pPr>
-            <w:hyperlink r:id="rId97">
+            <w:hyperlink r:id="rId98">
               <w:r>
                 <w:rPr>
                   <w:rStyle w:val="Hyperlink"/>
@@ -17870,7 +18318,7 @@
             <w:pPr>
               <w:pStyle w:val="Compact"/>
             </w:pPr>
-            <w:hyperlink r:id="rId98">
+            <w:hyperlink r:id="rId99">
               <w:r>
                 <w:rPr>
                   <w:rStyle w:val="Hyperlink"/>
@@ -17899,7 +18347,7 @@
             <w:pPr>
               <w:pStyle w:val="Compact"/>
             </w:pPr>
-            <w:hyperlink r:id="rId99">
+            <w:hyperlink r:id="rId100">
               <w:r>
                 <w:rPr>
                   <w:rStyle w:val="Hyperlink"/>
@@ -17928,7 +18376,7 @@
             <w:pPr>
               <w:pStyle w:val="Compact"/>
             </w:pPr>
-            <w:hyperlink r:id="rId100">
+            <w:hyperlink r:id="rId101">
               <w:r>
                 <w:rPr>
                   <w:rStyle w:val="Hyperlink"/>
@@ -17957,7 +18405,7 @@
             <w:pPr>
               <w:pStyle w:val="Compact"/>
             </w:pPr>
-            <w:hyperlink r:id="rId101">
+            <w:hyperlink r:id="rId102">
               <w:r>
                 <w:rPr>
                   <w:rStyle w:val="Hyperlink"/>
@@ -17986,7 +18434,7 @@
             <w:pPr>
               <w:pStyle w:val="Compact"/>
             </w:pPr>
-            <w:hyperlink r:id="rId102">
+            <w:hyperlink r:id="rId103">
               <w:r>
                 <w:rPr>
                   <w:rStyle w:val="Hyperlink"/>
@@ -18015,7 +18463,7 @@
             <w:pPr>
               <w:pStyle w:val="Compact"/>
             </w:pPr>
-            <w:hyperlink r:id="rId103">
+            <w:hyperlink r:id="rId104">
               <w:r>
                 <w:rPr>
                   <w:rStyle w:val="Hyperlink"/>
@@ -18044,7 +18492,7 @@
             <w:pPr>
               <w:pStyle w:val="Compact"/>
             </w:pPr>
-            <w:hyperlink r:id="rId104">
+            <w:hyperlink r:id="rId105">
               <w:r>
                 <w:rPr>
                   <w:rStyle w:val="Hyperlink"/>
@@ -18073,7 +18521,7 @@
             <w:pPr>
               <w:pStyle w:val="Compact"/>
             </w:pPr>
-            <w:hyperlink r:id="rId105">
+            <w:hyperlink r:id="rId106">
               <w:r>
                 <w:rPr>
                   <w:rStyle w:val="Hyperlink"/>
@@ -18102,7 +18550,7 @@
             <w:pPr>
               <w:pStyle w:val="Compact"/>
             </w:pPr>
-            <w:hyperlink r:id="rId106">
+            <w:hyperlink r:id="rId107">
               <w:r>
                 <w:rPr>
                   <w:rStyle w:val="Hyperlink"/>
@@ -18131,7 +18579,7 @@
             <w:pPr>
               <w:pStyle w:val="Compact"/>
             </w:pPr>
-            <w:hyperlink r:id="rId107">
+            <w:hyperlink r:id="rId108">
               <w:r>
                 <w:rPr>
                   <w:rStyle w:val="Hyperlink"/>
@@ -18160,7 +18608,7 @@
             <w:pPr>
               <w:pStyle w:val="Compact"/>
             </w:pPr>
-            <w:hyperlink r:id="rId108">
+            <w:hyperlink r:id="rId109">
               <w:r>
                 <w:rPr>
                   <w:rStyle w:val="Hyperlink"/>
@@ -18351,7 +18799,7 @@
         </w:tc>
       </w:tr>
     </w:tbl>
-    <w:bookmarkEnd w:id="109"/>
+    <w:bookmarkEnd w:id="110"/>
     <w:sectPr>
       <w:footnotePr>
         <w:numRestart w:val="eachSect"/>

--- a/inbox/Application Aware Networking/Book_00_FedAAN_Executive_Summary.docx
+++ b/inbox/Application Aware Networking/Book_00_FedAAN_Executive_Summary.docx
@@ -227,7 +227,7 @@
               <w:t xml:space="preserve"> </w:t>
             </w:r>
             <w:r>
-              <w:t xml:space="preserve">2026-07-07 11:52 ET</w:t>
+              <w:t xml:space="preserve">2026-07-07 14:45 ET</w:t>
             </w:r>
           </w:p>
           <w:p/>
@@ -3463,7 +3463,7 @@
       </w:r>
     </w:p>
     <w:bookmarkEnd w:id="22"/>
-    <w:bookmarkStart w:id="29" w:name="the-closure-necessity-doctrine"/>
+    <w:bookmarkStart w:id="31" w:name="the-closure-necessity-doctrine"/>
     <w:p>
       <w:pPr>
         <w:pStyle w:val="Heading1"/>
@@ -3858,7 +3858,7 @@
               <w:t xml:space="preserve"> </w:t>
             </w:r>
             <w:r>
-              <w:t xml:space="preserve">DIA Is a Pipe — The Three-Step Argument</w:t>
+              <w:t xml:space="preserve">Mechanism, Not Product — Read the Necessity Claims Correctly</w:t>
             </w:r>
           </w:p>
         </w:tc>
@@ -3876,25 +3876,318 @@
           </w:tcPr>
           <w:p>
             <w:pPr>
-              <w:pStyle w:val="CaptionedFigure"/>
+              <w:pStyle w:val="BodyText"/>
+            </w:pPr>
+            <w:pPr>
+              <w:spacing w:before="16"/>
+            </w:pPr>
+            <w:r>
+              <w:t xml:space="preserve">“No alternate closure path”</w:t>
+            </w:r>
+            <w:r>
+              <w:t xml:space="preserve"> </w:t>
+            </w:r>
+            <w:r>
+              <w:t xml:space="preserve">is a claim about</w:t>
+            </w:r>
+            <w:r>
+              <w:t xml:space="preserve"> </w:t>
+            </w:r>
+            <w:r>
+              <w:rPr>
+                <w:b/>
+                <w:bCs/>
+              </w:rPr>
+              <w:t xml:space="preserve">mechanism classes</w:t>
+            </w:r>
+            <w:r>
+              <w:t xml:space="preserve">, never</w:t>
+            </w:r>
+            <w:r>
+              <w:t xml:space="preserve"> </w:t>
+            </w:r>
+            <w:r>
+              <w:t xml:space="preserve">about vendors.</w:t>
+            </w:r>
+            <w:r>
+              <w:t xml:space="preserve"> </w:t>
+            </w:r>
+            <w:r>
+              <w:t xml:space="preserve">“Only port-based authentication closes IA-3”</w:t>
+            </w:r>
+            <w:r>
+              <w:t xml:space="preserve"> </w:t>
+            </w:r>
+            <w:r>
+              <w:t xml:space="preserve">names a protocol</w:t>
+            </w:r>
+            <w:r>
+              <w:t xml:space="preserve"> </w:t>
+            </w:r>
+            <w:r>
+              <w:t xml:space="preserve">behavior; it does not name a product. Every product named in this series</w:t>
+            </w:r>
+            <w:r>
+              <w:t xml:space="preserve"> </w:t>
+            </w:r>
+            <w:r>
+              <w:t xml:space="preserve">(InfoBlox, NPS, Cisco Catalyst SD-WAN, Entra ID, Oracle HCM Cloud, Sentinel)</w:t>
+            </w:r>
+            <w:r>
+              <w:t xml:space="preserve"> </w:t>
+            </w:r>
+            <w:r>
+              <w:t xml:space="preserve">is a</w:t>
+            </w:r>
+            <w:r>
+              <w:t xml:space="preserve"> </w:t>
+            </w:r>
+            <w:r>
+              <w:rPr>
+                <w:b/>
+                <w:bCs/>
+              </w:rPr>
+              <w:t xml:space="preserve">deployed example of its mechanism</w:t>
+            </w:r>
+            <w:r>
+              <w:t xml:space="preserve">, and for every layer there are</w:t>
+            </w:r>
+            <w:r>
+              <w:t xml:space="preserve"> </w:t>
+            </w:r>
+            <w:r>
+              <w:t xml:space="preserve">FedRAMP-authorized alternatives that satisfy the same mechanism — the</w:t>
+            </w:r>
+            <w:r>
+              <w:t xml:space="preserve"> </w:t>
+            </w:r>
+            <w:r>
+              <w:t xml:space="preserve">alternatives matrix in the companion</w:t>
+            </w:r>
+            <w:r>
+              <w:t xml:space="preserve"> </w:t>
+            </w:r>
+            <w:r>
+              <w:rPr>
+                <w:i/>
+                <w:iCs/>
+              </w:rPr>
+              <w:t xml:space="preserve">Federal AAN / ConMon Compliance Gap</w:t>
+            </w:r>
+            <w:r>
+              <w:rPr>
+                <w:i/>
+                <w:iCs/>
+              </w:rPr>
+              <w:t xml:space="preserve"> </w:t>
+            </w:r>
+            <w:r>
+              <w:rPr>
+                <w:i/>
+                <w:iCs/>
+              </w:rPr>
+              <w:t xml:space="preserve">Roadmap</w:t>
+            </w:r>
+            <w:r>
+              <w:t xml:space="preserve"> </w:t>
+            </w:r>
+            <w:r>
+              <w:t xml:space="preserve">enumerates them per layer.</w:t>
+            </w:r>
+          </w:p>
+          <w:p>
+            <w:pPr>
+              <w:pStyle w:val="BodyText"/>
+            </w:pPr>
+            <w:pPr>
+              <w:spacing w:after="16"/>
+            </w:pPr>
+            <w:r>
+              <w:t xml:space="preserve">The program doctrine that follows:</w:t>
+            </w:r>
+            <w:r>
+              <w:t xml:space="preserve"> </w:t>
+            </w:r>
+            <w:r>
+              <w:rPr>
+                <w:b/>
+                <w:bCs/>
+              </w:rPr>
+              <w:t xml:space="preserve">multiple compliant paths exist before</w:t>
+            </w:r>
+            <w:r>
+              <w:rPr>
+                <w:b/>
+                <w:bCs/>
+              </w:rPr>
+              <w:t xml:space="preserve"> </w:t>
+            </w:r>
+            <w:r>
+              <w:rPr>
+                <w:b/>
+                <w:bCs/>
+              </w:rPr>
+              <w:t xml:space="preserve">the agency chooses; exactly one exists after.</w:t>
+            </w:r>
+            <w:r>
+              <w:t xml:space="preserve"> </w:t>
+            </w:r>
+            <w:r>
+              <w:t xml:space="preserve">The agency must select one</w:t>
+            </w:r>
+            <w:r>
+              <w:t xml:space="preserve"> </w:t>
+            </w:r>
+            <w:r>
+              <w:t xml:space="preserve">implementation path per layer, and per governance the selected path becomes</w:t>
+            </w:r>
+            <w:r>
+              <w:t xml:space="preserve"> </w:t>
+            </w:r>
+            <w:r>
+              <w:t xml:space="preserve">mandatory once chosen — because split implementations of a truth plane</w:t>
+            </w:r>
+            <w:r>
+              <w:t xml:space="preserve"> </w:t>
+            </w:r>
+            <w:r>
+              <w:t xml:space="preserve">recreate the fragmented-truth problem this series exists to end.</w:t>
+            </w:r>
+          </w:p>
+          <w:p/>
+        </w:tc>
+      </w:tr>
+    </w:tbl>
+    <w:p>
+      <w:pPr>
+        <w:pStyle w:val="BodyText"/>
+      </w:pPr>
+      <w:r>
+        <w:t xml:space="preserve"> </w:t>
+      </w:r>
+    </w:p>
+    <w:tbl>
+      <w:tblPr>
+        <w:tblStyle w:val="Table"/>
+        <w:tblLook w:firstRow="0" w:lastRow="0" w:firstColumn="0" w:lastColumn="0" w:noHBand="0" w:noVBand="0" w:val="0000"/>
+        <w:tblBorders>
+          <w:top w:val="single" w:sz="4" w:space="0" w:color="CC1914"/>
+          <w:left w:val="single" w:sz="24" w:space="0" w:color="CC1914"/>
+          <w:bottom w:val="single" w:sz="4" w:space="0" w:color="CC1914"/>
+          <w:right w:val="single" w:sz="4" w:space="0" w:color="CC1914"/>
+        </w:tblBorders>
+        <w:tblCellMar>
+          <w:left w:w="144" w:type="dxa"/>
+          <w:right w:w="144" w:type="dxa"/>
+        </w:tblCellMar>
+        <w:tblLook w:firstRow="0" w:lastRow="0" w:firstColumn="0" w:lastColumn="0" w:noHBand="0" w:noVBand="0" w:val="0000"/>
+      </w:tblPr>
+      <w:tr>
+        <w:trPr>
+          <w:cantSplit/>
+        </w:trPr>
+        <w:tc>
+          <w:tcPr>
+            <w:shd w:color="auto" w:fill="f7dddc" w:val="clear"/>
+            <w:tcMar>
+              <w:top w:w="92" w:type="dxa"/>
+              <w:bottom w:w="92" w:type="dxa"/>
+            </w:tcMar>
+          </w:tcPr>
+          <w:p>
+            <w:pPr>
+              <w:pStyle w:val="BodyText"/>
+            </w:pPr>
+            <w:pPr>
+              <w:spacing w:before="0" w:after="0"/>
+              <w:textAlignment w:val="center"/>
             </w:pPr>
             <w:r>
               <w:drawing>
                 <wp:inline>
-                  <wp:extent cx="5334000" cy="3000375"/>
+                  <wp:extent cx="152400" cy="152400"/>
                   <wp:effectExtent b="0" l="0" r="0" t="0"/>
-                  <wp:docPr descr="DIA Is a Pipe — the governance stack satisfies the controls, the pipe solves latency" title="" id="27" name="Picture"/>
+                  <wp:docPr descr="" title="" id="26" name="Picture"/>
                   <a:graphic>
                     <a:graphicData uri="http://schemas.openxmlformats.org/drawingml/2006/picture">
                       <pic:pic>
                         <pic:nvPicPr>
-                          <pic:cNvPr descr="figs/es-fig-06-dia-three-step.png" id="28" name="Picture"/>
+                          <pic:cNvPr descr="C:\Program Files\Quarto\share\formats\docx\important.png" id="27" name="Picture"/>
                           <pic:cNvPicPr>
                             <a:picLocks noChangeArrowheads="1" noChangeAspect="1"/>
                           </pic:cNvPicPr>
                         </pic:nvPicPr>
                         <pic:blipFill>
-                          <a:blip r:embed="rId26"/>
+                          <a:blip r:embed="rId23"/>
+                          <a:stretch>
+                            <a:fillRect/>
+                          </a:stretch>
+                        </pic:blipFill>
+                        <pic:spPr bwMode="auto">
+                          <a:xfrm>
+                            <a:off x="0" y="0"/>
+                            <a:ext cx="152400" cy="152400"/>
+                          </a:xfrm>
+                          <a:prstGeom prst="rect">
+                            <a:avLst/>
+                          </a:prstGeom>
+                          <a:noFill/>
+                          <a:ln w="9525">
+                            <a:noFill/>
+                            <a:headEnd/>
+                            <a:tailEnd/>
+                          </a:ln>
+                        </pic:spPr>
+                      </pic:pic>
+                    </a:graphicData>
+                  </a:graphic>
+                </wp:inline>
+              </w:drawing>
+            </w:r>
+            <w:r>
+              <w:t xml:space="preserve"> </w:t>
+            </w:r>
+            <w:r>
+              <w:t xml:space="preserve"> </w:t>
+            </w:r>
+            <w:r>
+              <w:t xml:space="preserve">DIA Is a Pipe — The Three-Step Argument</w:t>
+            </w:r>
+          </w:p>
+        </w:tc>
+      </w:tr>
+      <w:tr>
+        <w:trPr>
+          <w:cantSplit/>
+        </w:trPr>
+        <w:tc>
+          <w:tcPr>
+            <w:tcMar>
+              <w:top w:w="108" w:type="dxa"/>
+              <w:bottom w:w="108" w:type="dxa"/>
+            </w:tcMar>
+          </w:tcPr>
+          <w:p>
+            <w:pPr>
+              <w:pStyle w:val="CaptionedFigure"/>
+            </w:pPr>
+            <w:r>
+              <w:drawing>
+                <wp:inline>
+                  <wp:extent cx="5334000" cy="3000375"/>
+                  <wp:effectExtent b="0" l="0" r="0" t="0"/>
+                  <wp:docPr descr="DIA Is a Pipe — the governance stack satisfies the controls, the pipe solves latency" title="" id="29" name="Picture"/>
+                  <a:graphic>
+                    <a:graphicData uri="http://schemas.openxmlformats.org/drawingml/2006/picture">
+                      <pic:pic>
+                        <pic:nvPicPr>
+                          <pic:cNvPr descr="figs/es-fig-06-dia-three-step.png" id="30" name="Picture"/>
+                          <pic:cNvPicPr>
+                            <a:picLocks noChangeArrowheads="1" noChangeAspect="1"/>
+                          </pic:cNvPicPr>
+                        </pic:nvPicPr>
+                        <pic:blipFill>
+                          <a:blip r:embed="rId28"/>
                           <a:stretch>
                             <a:fillRect/>
                           </a:stretch>
@@ -4069,8 +4362,8 @@
         </w:tc>
       </w:tr>
     </w:tbl>
-    <w:bookmarkEnd w:id="29"/>
-    <w:bookmarkStart w:id="30" w:name="Xf8de29cfeb422b4472c7c7d92bb03b44a5c864b"/>
+    <w:bookmarkEnd w:id="31"/>
+    <w:bookmarkStart w:id="32" w:name="Xf8de29cfeb422b4472c7c7d92bb03b44a5c864b"/>
     <w:p>
       <w:pPr>
         <w:pStyle w:val="Heading1"/>
@@ -4410,8 +4703,8 @@
         </w:pict>
       </w:r>
     </w:p>
-    <w:bookmarkEnd w:id="30"/>
-    <w:bookmarkStart w:id="45" w:name="X61a7a87a6a804b656956b0680aba9e198648b99"/>
+    <w:bookmarkEnd w:id="32"/>
+    <w:bookmarkStart w:id="47" w:name="X61a7a87a6a804b656956b0680aba9e198648b99"/>
     <w:p>
       <w:pPr>
         <w:pStyle w:val="Heading1"/>
@@ -4452,7 +4745,7 @@
         <w:t xml:space="preserve">architectural work is done.</w:t>
       </w:r>
     </w:p>
-    <w:bookmarkStart w:id="31" w:name="what-assessment-tools-actually-do"/>
+    <w:bookmarkStart w:id="33" w:name="what-assessment-tools-actually-do"/>
     <w:p>
       <w:pPr>
         <w:pStyle w:val="Heading2"/>
@@ -4726,8 +5019,8 @@
         <w:t xml:space="preserve">your cardiovascular system.</w:t>
       </w:r>
     </w:p>
-    <w:bookmarkEnd w:id="31"/>
-    <w:bookmarkStart w:id="35" w:name="the-correct-sequencing"/>
+    <w:bookmarkEnd w:id="33"/>
+    <w:bookmarkStart w:id="37" w:name="the-correct-sequencing"/>
     <w:p>
       <w:pPr>
         <w:pStyle w:val="Heading2"/>
@@ -4777,18 +5070,18 @@
           <wp:inline>
             <wp:extent cx="5334000" cy="3000375"/>
             <wp:effectExtent b="0" l="0" r="0" t="0"/>
-            <wp:docPr descr="Architecture Before Assessment — six phases; assessment tools arrive at Phase 5" title="" id="33" name="Picture"/>
+            <wp:docPr descr="Architecture Before Assessment — six phases; assessment tools arrive at Phase 5" title="" id="35" name="Picture"/>
             <a:graphic>
               <a:graphicData uri="http://schemas.openxmlformats.org/drawingml/2006/picture">
                 <pic:pic>
                   <pic:nvPicPr>
-                    <pic:cNvPr descr="figs/es-fig-07-architecture-before-assessment.png" id="34" name="Picture"/>
+                    <pic:cNvPr descr="figs/es-fig-07-architecture-before-assessment.png" id="36" name="Picture"/>
                     <pic:cNvPicPr>
                       <a:picLocks noChangeArrowheads="1" noChangeAspect="1"/>
                     </pic:cNvPicPr>
                   </pic:nvPicPr>
                   <pic:blipFill>
-                    <a:blip r:embed="rId32"/>
+                    <a:blip r:embed="rId34"/>
                     <a:stretch>
                       <a:fillRect/>
                     </a:stretch>
@@ -5163,8 +5456,8 @@
         <w:t xml:space="preserve">run. The assessment tool confirms what the architecture already guarantees.</w:t>
       </w:r>
     </w:p>
-    <w:bookmarkEnd w:id="35"/>
-    <w:bookmarkStart w:id="39" w:name="Xbeccda7f0395df87220c304250d30fffcfba132"/>
+    <w:bookmarkEnd w:id="37"/>
+    <w:bookmarkStart w:id="41" w:name="Xbeccda7f0395df87220c304250d30fffcfba132"/>
     <w:p>
       <w:pPr>
         <w:pStyle w:val="Heading2"/>
@@ -5240,18 +5533,18 @@
                 <wp:inline>
                   <wp:extent cx="152400" cy="152400"/>
                   <wp:effectExtent b="0" l="0" r="0" t="0"/>
-                  <wp:docPr descr="" title="" id="37" name="Picture"/>
+                  <wp:docPr descr="" title="" id="39" name="Picture"/>
                   <a:graphic>
                     <a:graphicData uri="http://schemas.openxmlformats.org/drawingml/2006/picture">
                       <pic:pic>
                         <pic:nvPicPr>
-                          <pic:cNvPr descr="C:\Program Files\Quarto\share\formats\docx\note.png" id="38" name="Picture"/>
+                          <pic:cNvPr descr="C:\Program Files\Quarto\share\formats\docx\note.png" id="40" name="Picture"/>
                           <pic:cNvPicPr>
                             <a:picLocks noChangeArrowheads="1" noChangeAspect="1"/>
                           </pic:cNvPicPr>
                         </pic:nvPicPr>
                         <pic:blipFill>
-                          <a:blip r:embed="rId36"/>
+                          <a:blip r:embed="rId38"/>
                           <a:stretch>
                             <a:fillRect/>
                           </a:stretch>
@@ -5555,8 +5848,8 @@
         <w:t xml:space="preserve">surface and left the rest unmeasured and undefended.</w:t>
       </w:r>
     </w:p>
-    <w:bookmarkEnd w:id="39"/>
-    <w:bookmarkStart w:id="40" w:name="the-role-of-this-series"/>
+    <w:bookmarkEnd w:id="41"/>
+    <w:bookmarkStart w:id="42" w:name="the-role-of-this-series"/>
     <w:p>
       <w:pPr>
         <w:pStyle w:val="Heading2"/>
@@ -5733,8 +6026,8 @@
         <w:t xml:space="preserve">the final proof, not the starting point.</w:t>
       </w:r>
     </w:p>
-    <w:bookmarkEnd w:id="40"/>
-    <w:bookmarkStart w:id="44" w:name="the-coverage-arithmetic-10-of-29"/>
+    <w:bookmarkEnd w:id="42"/>
+    <w:bookmarkStart w:id="46" w:name="the-coverage-arithmetic-10-of-29"/>
     <w:p>
       <w:pPr>
         <w:pStyle w:val="Heading2"/>
@@ -5772,18 +6065,18 @@
           <wp:inline>
             <wp:extent cx="5334000" cy="3000375"/>
             <wp:effectExtent b="0" l="0" r="0" t="0"/>
-            <wp:docPr descr="The Coverage Arithmetic — 10 of 29 KSI rules attestable by conformance tooling alone" title="" id="42" name="Picture"/>
+            <wp:docPr descr="The Coverage Arithmetic — 10 of 29 KSI rules attestable by conformance tooling alone" title="" id="44" name="Picture"/>
             <a:graphic>
               <a:graphicData uri="http://schemas.openxmlformats.org/drawingml/2006/picture">
                 <pic:pic>
                   <pic:nvPicPr>
-                    <pic:cNvPr descr="figs/es-fig-08-coverage-arithmetic.png" id="43" name="Picture"/>
+                    <pic:cNvPr descr="figs/es-fig-08-coverage-arithmetic.png" id="45" name="Picture"/>
                     <pic:cNvPicPr>
                       <a:picLocks noChangeArrowheads="1" noChangeAspect="1"/>
                     </pic:cNvPicPr>
                   </pic:nvPicPr>
                   <pic:blipFill>
-                    <a:blip r:embed="rId41"/>
+                    <a:blip r:embed="rId43"/>
                     <a:stretch>
                       <a:fillRect/>
                     </a:stretch>
@@ -6015,9 +6308,9 @@
         </w:pict>
       </w:r>
     </w:p>
-    <w:bookmarkEnd w:id="44"/>
-    <w:bookmarkEnd w:id="45"/>
-    <w:bookmarkStart w:id="46" w:name="the-ksi-closure-necessity-matrix"/>
+    <w:bookmarkEnd w:id="46"/>
+    <w:bookmarkEnd w:id="47"/>
+    <w:bookmarkStart w:id="48" w:name="the-ksi-closure-necessity-matrix"/>
     <w:p>
       <w:pPr>
         <w:pStyle w:val="Heading1"/>
@@ -6643,8 +6936,8 @@
         </w:pict>
       </w:r>
     </w:p>
-    <w:bookmarkEnd w:id="46"/>
-    <w:bookmarkStart w:id="49" w:name="Xd8412075ae72a1334f7aea052d8fa68fa2dbbc2"/>
+    <w:bookmarkEnd w:id="48"/>
+    <w:bookmarkStart w:id="51" w:name="Xd8412075ae72a1334f7aea052d8fa68fa2dbbc2"/>
     <w:p>
       <w:pPr>
         <w:pStyle w:val="Heading1"/>
@@ -7440,18 +7733,18 @@
                 <wp:inline>
                   <wp:extent cx="152400" cy="152400"/>
                   <wp:effectExtent b="0" l="0" r="0" t="0"/>
-                  <wp:docPr descr="" title="" id="47" name="Picture"/>
+                  <wp:docPr descr="" title="" id="49" name="Picture"/>
                   <a:graphic>
                     <a:graphicData uri="http://schemas.openxmlformats.org/drawingml/2006/picture">
                       <pic:pic>
                         <pic:nvPicPr>
-                          <pic:cNvPr descr="C:\Program Files\Quarto\share\formats\docx\note.png" id="48" name="Picture"/>
+                          <pic:cNvPr descr="C:\Program Files\Quarto\share\formats\docx\note.png" id="50" name="Picture"/>
                           <pic:cNvPicPr>
                             <a:picLocks noChangeArrowheads="1" noChangeAspect="1"/>
                           </pic:cNvPicPr>
                         </pic:nvPicPr>
                         <pic:blipFill>
-                          <a:blip r:embed="rId36"/>
+                          <a:blip r:embed="rId38"/>
                           <a:stretch>
                             <a:fillRect/>
                           </a:stretch>
@@ -7532,8 +7825,8 @@
         </w:pict>
       </w:r>
     </w:p>
-    <w:bookmarkEnd w:id="49"/>
-    <w:bookmarkStart w:id="52" w:name="X6f9a64b586cbcc7969c4f245976846e0504a959"/>
+    <w:bookmarkEnd w:id="51"/>
+    <w:bookmarkStart w:id="54" w:name="X6f9a64b586cbcc7969c4f245976846e0504a959"/>
     <w:p>
       <w:pPr>
         <w:pStyle w:val="Heading1"/>
@@ -7542,7 +7835,7 @@
         <w:t xml:space="preserve">7. Part 1 — Landing Zone DDI: InfoBlox DDI Closes 16 NIST Controls</w:t>
       </w:r>
     </w:p>
-    <w:bookmarkStart w:id="50" w:name="what-this-document-addresses"/>
+    <w:bookmarkStart w:id="52" w:name="what-this-document-addresses"/>
     <w:p>
       <w:pPr>
         <w:pStyle w:val="Heading2"/>
@@ -7593,8 +7886,8 @@
         <w:t xml:space="preserve">that would otherwise require manual evidence assembly from four separate sources.</w:t>
       </w:r>
     </w:p>
-    <w:bookmarkEnd w:id="50"/>
-    <w:bookmarkStart w:id="51" w:name="nist-control-closure-part-1"/>
+    <w:bookmarkEnd w:id="52"/>
+    <w:bookmarkStart w:id="53" w:name="nist-control-closure-part-1"/>
     <w:p>
       <w:pPr>
         <w:pStyle w:val="Heading2"/>
@@ -9038,9 +9331,9 @@
         </w:pict>
       </w:r>
     </w:p>
-    <w:bookmarkEnd w:id="51"/>
-    <w:bookmarkEnd w:id="52"/>
-    <w:bookmarkStart w:id="54" w:name="Xbcc0181b0bedc83b159769420775f7f4bd5b5ee"/>
+    <w:bookmarkEnd w:id="53"/>
+    <w:bookmarkEnd w:id="54"/>
+    <w:bookmarkStart w:id="56" w:name="Xbcc0181b0bedc83b159769420775f7f4bd5b5ee"/>
     <w:p>
       <w:pPr>
         <w:pStyle w:val="Heading1"/>
@@ -9049,7 +9342,7 @@
         <w:t xml:space="preserve">8. Part 2 — Network Access Control: 802.1X Closes the Device Identity Gap</w:t>
       </w:r>
     </w:p>
-    <w:bookmarkStart w:id="53" w:name="what-this-document-addresses-1"/>
+    <w:bookmarkStart w:id="55" w:name="what-this-document-addresses-1"/>
     <w:p>
       <w:pPr>
         <w:pStyle w:val="Heading2"/>
@@ -9270,9 +9563,9 @@
         <w:t xml:space="preserve">and 5.</w:t>
       </w:r>
     </w:p>
-    <w:bookmarkEnd w:id="53"/>
-    <w:bookmarkEnd w:id="54"/>
-    <w:bookmarkStart w:id="56" w:name="X405ac1b7341efa237459fac366bded0a1afb81b"/>
+    <w:bookmarkEnd w:id="55"/>
+    <w:bookmarkEnd w:id="56"/>
+    <w:bookmarkStart w:id="58" w:name="X405ac1b7341efa237459fac366bded0a1afb81b"/>
     <w:p>
       <w:pPr>
         <w:pStyle w:val="Heading1"/>
@@ -9281,7 +9574,7 @@
         <w:t xml:space="preserve">9. Part 3 — Certificates &amp; Tokens: Cryptographic Identity</w:t>
       </w:r>
     </w:p>
-    <w:bookmarkStart w:id="55" w:name="what-this-document-addresses-2"/>
+    <w:bookmarkStart w:id="57" w:name="what-this-document-addresses-2"/>
     <w:p>
       <w:pPr>
         <w:pStyle w:val="Heading2"/>
@@ -9442,9 +9735,9 @@
         <w:t xml:space="preserve">and Parts 7–8 database closures stand.</w:t>
       </w:r>
     </w:p>
-    <w:bookmarkEnd w:id="55"/>
-    <w:bookmarkEnd w:id="56"/>
-    <w:bookmarkStart w:id="58" w:name="Xc99982daf1675290c6dee7e65da8f2f47fccda2"/>
+    <w:bookmarkEnd w:id="57"/>
+    <w:bookmarkEnd w:id="58"/>
+    <w:bookmarkStart w:id="60" w:name="Xc99982daf1675290c6dee7e65da8f2f47fccda2"/>
     <w:p>
       <w:pPr>
         <w:pStyle w:val="Heading1"/>
@@ -9453,7 +9746,7 @@
         <w:t xml:space="preserve">10. Part 4 — OPM HRIT and the Identity &amp; Organizational SSOT</w:t>
       </w:r>
     </w:p>
-    <w:bookmarkStart w:id="57" w:name="what-this-document-addresses-3"/>
+    <w:bookmarkStart w:id="59" w:name="what-this-document-addresses-3"/>
     <w:p>
       <w:pPr>
         <w:pStyle w:val="Heading2"/>
@@ -9643,9 +9936,9 @@
         </w:pict>
       </w:r>
     </w:p>
-    <w:bookmarkEnd w:id="57"/>
-    <w:bookmarkEnd w:id="58"/>
-    <w:bookmarkStart w:id="61" w:name="X10b5b70168cf61c697e46bca4109e68839cb391"/>
+    <w:bookmarkEnd w:id="59"/>
+    <w:bookmarkEnd w:id="60"/>
+    <w:bookmarkStart w:id="63" w:name="X10b5b70168cf61c697e46bca4109e68839cb391"/>
     <w:p>
       <w:pPr>
         <w:pStyle w:val="Heading1"/>
@@ -9654,7 +9947,7 @@
         <w:t xml:space="preserve">11. Part 5 — Network and Identity Modernization: Entra ID + ZTNA + Active Governance Closes 12 NIST Controls</w:t>
       </w:r>
     </w:p>
-    <w:bookmarkStart w:id="59" w:name="what-this-document-addresses-4"/>
+    <w:bookmarkStart w:id="61" w:name="what-this-document-addresses-4"/>
     <w:p>
       <w:pPr>
         <w:pStyle w:val="Heading2"/>
@@ -9767,8 +10060,8 @@
         <w:t xml:space="preserve">— a control plane that holds desired state, observes actual state, classifies drift, and reconciles toward intent while generating machine-readable evidence continuously</w:t>
       </w:r>
     </w:p>
-    <w:bookmarkEnd w:id="59"/>
-    <w:bookmarkStart w:id="60" w:name="nist-control-closure-part-5"/>
+    <w:bookmarkEnd w:id="61"/>
+    <w:bookmarkStart w:id="62" w:name="nist-control-closure-part-5"/>
     <w:p>
       <w:pPr>
         <w:pStyle w:val="Heading2"/>
@@ -10852,9 +11145,9 @@
         </w:pict>
       </w:r>
     </w:p>
-    <w:bookmarkEnd w:id="60"/>
-    <w:bookmarkEnd w:id="61"/>
-    <w:bookmarkStart w:id="64" w:name="X2d88030fe1371762303048ee6244da6478ed0f7"/>
+    <w:bookmarkEnd w:id="62"/>
+    <w:bookmarkEnd w:id="63"/>
+    <w:bookmarkStart w:id="66" w:name="X2d88030fe1371762303048ee6244da6478ed0f7"/>
     <w:p>
       <w:pPr>
         <w:pStyle w:val="Heading1"/>
@@ -10863,7 +11156,7 @@
         <w:t xml:space="preserve">12. Part 6 — Telecommunications Modernization: SD-WAN + SASE Closes 7 NIST Controls</w:t>
       </w:r>
     </w:p>
-    <w:bookmarkStart w:id="62" w:name="what-this-document-addresses-5"/>
+    <w:bookmarkStart w:id="64" w:name="what-this-document-addresses-5"/>
     <w:p>
       <w:pPr>
         <w:pStyle w:val="Heading2"/>
@@ -10968,8 +11261,8 @@
         <w:t xml:space="preserve">above.</w:t>
       </w:r>
     </w:p>
-    <w:bookmarkEnd w:id="62"/>
-    <w:bookmarkStart w:id="63" w:name="nist-control-closure-part-6"/>
+    <w:bookmarkEnd w:id="64"/>
+    <w:bookmarkStart w:id="65" w:name="nist-control-closure-part-6"/>
     <w:p>
       <w:pPr>
         <w:pStyle w:val="Heading2"/>
@@ -11855,9 +12148,9 @@
         </w:pict>
       </w:r>
     </w:p>
-    <w:bookmarkEnd w:id="63"/>
-    <w:bookmarkEnd w:id="64"/>
-    <w:bookmarkStart w:id="68" w:name="Xd4e84a07e291e418566bcb97aa439fd3597f127"/>
+    <w:bookmarkEnd w:id="65"/>
+    <w:bookmarkEnd w:id="66"/>
+    <w:bookmarkStart w:id="70" w:name="Xd4e84a07e291e418566bcb97aa439fd3597f127"/>
     <w:p>
       <w:pPr>
         <w:pStyle w:val="Heading1"/>
@@ -11866,7 +12159,7 @@
         <w:t xml:space="preserve">13. Parts 7–9 — SQL Server and Database Architecture</w:t>
       </w:r>
     </w:p>
-    <w:bookmarkStart w:id="65" w:name="what-these-documents-address"/>
+    <w:bookmarkStart w:id="67" w:name="what-these-documents-address"/>
     <w:p>
       <w:pPr>
         <w:pStyle w:val="Heading2"/>
@@ -11937,8 +12230,8 @@
         <w:t xml:space="preserve">addresses the architectural substrate: logical vs. physical centralization, the speed-of-light propagation floor that constrains cross-region consistency, SD-WAN traffic class separation for database replication traffic, token-based security as a database consolidation enabler, and the consistency class to transport class alignment rule.</w:t>
       </w:r>
     </w:p>
-    <w:bookmarkEnd w:id="65"/>
-    <w:bookmarkStart w:id="66" w:name="Xc74b659e897be830e678314afc220cdcc22e191"/>
+    <w:bookmarkEnd w:id="67"/>
+    <w:bookmarkStart w:id="68" w:name="Xc74b659e897be830e678314afc220cdcc22e191"/>
     <w:p>
       <w:pPr>
         <w:pStyle w:val="Heading2"/>
@@ -12853,8 +13146,8 @@
         <w:t xml:space="preserve">IA-2, IA-3, IA-5, AC-2, AC-3, AC-17, AU-2/AU-12, CA-7, CM-2/CM-8, SC-8, SI-4 — all are deepened closures of controls addressed in Parts 1–6 at the identity and network layers, now extended to the database authentication layer.</w:t>
       </w:r>
     </w:p>
-    <w:bookmarkEnd w:id="66"/>
-    <w:bookmarkStart w:id="67" w:name="X49b810de19b49316cda83287164b25a1932c9dc"/>
+    <w:bookmarkEnd w:id="68"/>
+    <w:bookmarkStart w:id="69" w:name="X49b810de19b49316cda83287164b25a1932c9dc"/>
     <w:p>
       <w:pPr>
         <w:pStyle w:val="Heading2"/>
@@ -13586,9 +13879,9 @@
         </w:pict>
       </w:r>
     </w:p>
-    <w:bookmarkEnd w:id="67"/>
-    <w:bookmarkEnd w:id="68"/>
-    <w:bookmarkStart w:id="70" w:name="parts-1019-expanded-control-coverage"/>
+    <w:bookmarkEnd w:id="69"/>
+    <w:bookmarkEnd w:id="70"/>
+    <w:bookmarkStart w:id="72" w:name="parts-1019-expanded-control-coverage"/>
     <w:p>
       <w:pPr>
         <w:pStyle w:val="Heading1"/>
@@ -13630,7 +13923,7 @@
         <w:t xml:space="preserve">. Parts 15–17 close the three control families the network and security architecture documents cannot address on their own: supply chain risk management, program management governance, and PII processing transparency.</w:t>
       </w:r>
     </w:p>
-    <w:bookmarkStart w:id="69" w:name="nist-control-closure-parts-1019"/>
+    <w:bookmarkStart w:id="71" w:name="nist-control-closure-parts-1019"/>
     <w:p>
       <w:pPr>
         <w:pStyle w:val="Heading2"/>
@@ -14353,9 +14646,9 @@
         </w:pict>
       </w:r>
     </w:p>
-    <w:bookmarkEnd w:id="69"/>
-    <w:bookmarkEnd w:id="70"/>
-    <w:bookmarkStart w:id="77" w:name="combined-control-closure-summary"/>
+    <w:bookmarkEnd w:id="71"/>
+    <w:bookmarkEnd w:id="72"/>
+    <w:bookmarkStart w:id="79" w:name="combined-control-closure-summary"/>
     <w:p>
       <w:pPr>
         <w:pStyle w:val="Heading1"/>
@@ -14373,18 +14666,18 @@
           <wp:inline>
             <wp:extent cx="5334000" cy="2769576"/>
             <wp:effectExtent b="0" l="0" r="0" t="0"/>
-            <wp:docPr descr="NIST SP 800-53 Control Closure by Family and Track — Six Tracks (Parts 1 and 5–9)" title="" id="72" name="Picture"/>
+            <wp:docPr descr="NIST SP 800-53 Control Closure by Family and Track — Six Tracks (Parts 1 and 5–9)" title="" id="74" name="Picture"/>
             <a:graphic>
               <a:graphicData uri="http://schemas.openxmlformats.org/drawingml/2006/picture">
                 <pic:pic>
                   <pic:nvPicPr>
-                    <pic:cNvPr descr="figs/es-fig-02-control-closure-chart.png" id="73" name="Picture"/>
+                    <pic:cNvPr descr="figs/es-fig-02-control-closure-chart.png" id="75" name="Picture"/>
                     <pic:cNvPicPr>
                       <a:picLocks noChangeArrowheads="1" noChangeAspect="1"/>
                     </pic:cNvPicPr>
                   </pic:nvPicPr>
                   <pic:blipFill>
-                    <a:blip r:embed="rId71"/>
+                    <a:blip r:embed="rId73"/>
                     <a:stretch>
                       <a:fillRect/>
                     </a:stretch>
@@ -14419,7 +14712,7 @@
         <w:t xml:space="preserve">NIST SP 800-53 Control Closure by Family and Track — Six Tracks (Parts 1 and 5–9)</w:t>
       </w:r>
     </w:p>
-    <w:bookmarkStart w:id="74" w:name="X098d98be751efe7c6f37e3b7959bb12c4a66520"/>
+    <w:bookmarkStart w:id="76" w:name="X098d98be751efe7c6f37e3b7959bb12c4a66520"/>
     <w:p>
       <w:pPr>
         <w:pStyle w:val="Heading2"/>
@@ -15116,8 +15409,8 @@
         </w:tc>
       </w:tr>
     </w:tbl>
-    <w:bookmarkEnd w:id="74"/>
-    <w:bookmarkStart w:id="75" w:name="control-count-comparison"/>
+    <w:bookmarkEnd w:id="76"/>
+    <w:bookmarkStart w:id="77" w:name="control-count-comparison"/>
     <w:p>
       <w:pPr>
         <w:pStyle w:val="Heading2"/>
@@ -15590,8 +15883,8 @@
         <w:t xml:space="preserve">Several controls appear across multiple tracks (SC-7, SC-8, SC-20/21, AU-2/AU-12, CM-8, CA-7). Where multiple tracks address the same control at different layers (e.g., DNS-layer SC-7 in Part 1, network-layer SC-7 in Part 6, database-layer authentication in Parts 7–8), both implementations contribute. The 34 count is of distinct control numbers — the total implementation coverage across all layers of each control is broader.</w:t>
       </w:r>
     </w:p>
-    <w:bookmarkEnd w:id="75"/>
-    <w:bookmarkStart w:id="76" w:name="what-closed-means-under-fedramp-20x"/>
+    <w:bookmarkEnd w:id="77"/>
+    <w:bookmarkStart w:id="78" w:name="what-closed-means-under-fedramp-20x"/>
     <w:p>
       <w:pPr>
         <w:pStyle w:val="Heading2"/>
@@ -15906,9 +16199,9 @@
         </w:pict>
       </w:r>
     </w:p>
-    <w:bookmarkEnd w:id="76"/>
-    <w:bookmarkEnd w:id="77"/>
-    <w:bookmarkStart w:id="83" w:name="X1dcc5f970527785b00bea4121aa336894765923"/>
+    <w:bookmarkEnd w:id="78"/>
+    <w:bookmarkEnd w:id="79"/>
+    <w:bookmarkStart w:id="85" w:name="X1dcc5f970527785b00bea4121aa336894765923"/>
     <w:p>
       <w:pPr>
         <w:pStyle w:val="Heading1"/>
@@ -15937,7 +16230,7 @@
         <w:t xml:space="preserve">these gaps; the series is now complete across all identified control families.</w:t>
       </w:r>
     </w:p>
-    <w:bookmarkStart w:id="78" w:name="Xa81065e3c6a65dd344b5d14588b12711850ea25"/>
+    <w:bookmarkStart w:id="80" w:name="Xa81065e3c6a65dd344b5d14588b12711850ea25"/>
     <w:p>
       <w:pPr>
         <w:pStyle w:val="Heading2"/>
@@ -16027,8 +16320,8 @@
         <w:t xml:space="preserve">KSI-SCR-MON activated at high confidence.</w:t>
       </w:r>
     </w:p>
-    <w:bookmarkEnd w:id="78"/>
-    <w:bookmarkStart w:id="79" w:name="pm-program-management"/>
+    <w:bookmarkEnd w:id="80"/>
+    <w:bookmarkStart w:id="81" w:name="pm-program-management"/>
     <w:p>
       <w:pPr>
         <w:pStyle w:val="Heading2"/>
@@ -16099,8 +16392,8 @@
         <w:t xml:space="preserve">T&amp;T&amp;M plan. KSI-SCR governance closure at high confidence.</w:t>
       </w:r>
     </w:p>
-    <w:bookmarkEnd w:id="79"/>
-    <w:bookmarkStart w:id="80" w:name="pt-pii-processing-and-transparency"/>
+    <w:bookmarkEnd w:id="81"/>
+    <w:bookmarkStart w:id="82" w:name="pt-pii-processing-and-transparency"/>
     <w:p>
       <w:pPr>
         <w:pStyle w:val="Heading2"/>
@@ -16177,8 +16470,8 @@
         <w:t xml:space="preserve">at high confidence.</w:t>
       </w:r>
     </w:p>
-    <w:bookmarkEnd w:id="80"/>
-    <w:bookmarkStart w:id="81" w:name="X461ed25ed3923a3d8b55e0e3965ec2f4255b061"/>
+    <w:bookmarkEnd w:id="82"/>
+    <w:bookmarkStart w:id="83" w:name="X461ed25ed3923a3d8b55e0e3965ec2f4255b061"/>
     <w:p>
       <w:pPr>
         <w:pStyle w:val="Heading2"/>
@@ -16300,8 +16593,8 @@
         <w:t xml:space="preserve">All 29 CR26 KSIs are now evaluable.</w:t>
       </w:r>
     </w:p>
-    <w:bookmarkEnd w:id="81"/>
-    <w:bookmarkStart w:id="82" w:name="priority-4-cr26-breadth-gaps-resolved"/>
+    <w:bookmarkEnd w:id="83"/>
+    <w:bookmarkStart w:id="84" w:name="priority-4-cr26-breadth-gaps-resolved"/>
     <w:p>
       <w:pPr>
         <w:pStyle w:val="Heading2"/>
@@ -16355,9 +16648,9 @@
         </w:pict>
       </w:r>
     </w:p>
-    <w:bookmarkEnd w:id="82"/>
-    <w:bookmarkEnd w:id="83"/>
-    <w:bookmarkStart w:id="84" w:name="Xe8a0cfc3dacfc499165fbb6b52941ca764a0109"/>
+    <w:bookmarkEnd w:id="84"/>
+    <w:bookmarkEnd w:id="85"/>
+    <w:bookmarkStart w:id="86" w:name="Xe8a0cfc3dacfc499165fbb6b52941ca764a0109"/>
     <w:p>
       <w:pPr>
         <w:pStyle w:val="Heading1"/>
@@ -16803,8 +17096,8 @@
         </w:pict>
       </w:r>
     </w:p>
-    <w:bookmarkEnd w:id="84"/>
-    <w:bookmarkStart w:id="90" w:name="implementation-priority-and-sequencing"/>
+    <w:bookmarkEnd w:id="86"/>
+    <w:bookmarkStart w:id="92" w:name="implementation-priority-and-sequencing"/>
     <w:p>
       <w:pPr>
         <w:pStyle w:val="Heading1"/>
@@ -16822,18 +17115,18 @@
           <wp:inline>
             <wp:extent cx="5334000" cy="2051538"/>
             <wp:effectExtent b="0" l="0" r="0" t="0"/>
-            <wp:docPr descr="Implementation Sequencing — Path to FedRAMP 20x Mandatory Compliance by January 1 2027" title="" id="86" name="Picture"/>
+            <wp:docPr descr="Implementation Sequencing — Path to FedRAMP 20x Mandatory Compliance by January 1 2027" title="" id="88" name="Picture"/>
             <a:graphic>
               <a:graphicData uri="http://schemas.openxmlformats.org/drawingml/2006/picture">
                 <pic:pic>
                   <pic:nvPicPr>
-                    <pic:cNvPr descr="figs/es-fig-04-sequencing-roadmap.png" id="87" name="Picture"/>
+                    <pic:cNvPr descr="figs/es-fig-04-sequencing-roadmap.png" id="89" name="Picture"/>
                     <pic:cNvPicPr>
                       <a:picLocks noChangeArrowheads="1" noChangeAspect="1"/>
                     </pic:cNvPicPr>
                   </pic:nvPicPr>
                   <pic:blipFill>
-                    <a:blip r:embed="rId85"/>
+                    <a:blip r:embed="rId87"/>
                     <a:stretch>
                       <a:fillRect/>
                     </a:stretch>
@@ -17365,7 +17658,7 @@
         </w:pict>
       </w:r>
     </w:p>
-    <w:bookmarkStart w:id="88" w:name="phased-delivery-roadmap"/>
+    <w:bookmarkStart w:id="90" w:name="phased-delivery-roadmap"/>
     <w:p>
       <w:pPr>
         <w:pStyle w:val="Heading2"/>
@@ -17803,8 +18096,8 @@
         </w:pict>
       </w:r>
     </w:p>
-    <w:bookmarkEnd w:id="88"/>
-    <w:bookmarkStart w:id="89" w:name="technology-recommendations-by-gap"/>
+    <w:bookmarkEnd w:id="90"/>
+    <w:bookmarkStart w:id="91" w:name="technology-recommendations-by-gap"/>
     <w:p>
       <w:pPr>
         <w:pStyle w:val="Heading2"/>
@@ -18021,9 +18314,9 @@
         </w:pict>
       </w:r>
     </w:p>
-    <w:bookmarkEnd w:id="89"/>
-    <w:bookmarkEnd w:id="90"/>
-    <w:bookmarkStart w:id="110" w:name="document-references"/>
+    <w:bookmarkEnd w:id="91"/>
+    <w:bookmarkEnd w:id="92"/>
+    <w:bookmarkStart w:id="112" w:name="document-references"/>
     <w:p>
       <w:pPr>
         <w:pStyle w:val="Heading1"/>
@@ -18086,7 +18379,7 @@
             <w:pPr>
               <w:pStyle w:val="Compact"/>
             </w:pPr>
-            <w:hyperlink r:id="rId91">
+            <w:hyperlink r:id="rId93">
               <w:r>
                 <w:rPr>
                   <w:rStyle w:val="Hyperlink"/>
@@ -18115,7 +18408,7 @@
             <w:pPr>
               <w:pStyle w:val="Compact"/>
             </w:pPr>
-            <w:hyperlink r:id="rId92">
+            <w:hyperlink r:id="rId94">
               <w:r>
                 <w:rPr>
                   <w:rStyle w:val="Hyperlink"/>
@@ -18144,7 +18437,7 @@
             <w:pPr>
               <w:pStyle w:val="Compact"/>
             </w:pPr>
-            <w:hyperlink r:id="rId93">
+            <w:hyperlink r:id="rId95">
               <w:r>
                 <w:rPr>
                   <w:rStyle w:val="Hyperlink"/>
@@ -18173,7 +18466,7 @@
             <w:pPr>
               <w:pStyle w:val="Compact"/>
             </w:pPr>
-            <w:hyperlink r:id="rId94">
+            <w:hyperlink r:id="rId96">
               <w:r>
                 <w:rPr>
                   <w:rStyle w:val="Hyperlink"/>
@@ -18202,7 +18495,7 @@
             <w:pPr>
               <w:pStyle w:val="Compact"/>
             </w:pPr>
-            <w:hyperlink r:id="rId95">
+            <w:hyperlink r:id="rId97">
               <w:r>
                 <w:rPr>
                   <w:rStyle w:val="Hyperlink"/>
@@ -18231,7 +18524,7 @@
             <w:pPr>
               <w:pStyle w:val="Compact"/>
             </w:pPr>
-            <w:hyperlink r:id="rId96">
+            <w:hyperlink r:id="rId98">
               <w:r>
                 <w:rPr>
                   <w:rStyle w:val="Hyperlink"/>
@@ -18260,7 +18553,7 @@
             <w:pPr>
               <w:pStyle w:val="Compact"/>
             </w:pPr>
-            <w:hyperlink r:id="rId97">
+            <w:hyperlink r:id="rId99">
               <w:r>
                 <w:rPr>
                   <w:rStyle w:val="Hyperlink"/>
@@ -18289,7 +18582,7 @@
             <w:pPr>
               <w:pStyle w:val="Compact"/>
             </w:pPr>
-            <w:hyperlink r:id="rId98">
+            <w:hyperlink r:id="rId100">
               <w:r>
                 <w:rPr>
                   <w:rStyle w:val="Hyperlink"/>
@@ -18318,7 +18611,7 @@
             <w:pPr>
               <w:pStyle w:val="Compact"/>
             </w:pPr>
-            <w:hyperlink r:id="rId99">
+            <w:hyperlink r:id="rId101">
               <w:r>
                 <w:rPr>
                   <w:rStyle w:val="Hyperlink"/>
@@ -18347,7 +18640,7 @@
             <w:pPr>
               <w:pStyle w:val="Compact"/>
             </w:pPr>
-            <w:hyperlink r:id="rId100">
+            <w:hyperlink r:id="rId102">
               <w:r>
                 <w:rPr>
                   <w:rStyle w:val="Hyperlink"/>
@@ -18376,7 +18669,7 @@
             <w:pPr>
               <w:pStyle w:val="Compact"/>
             </w:pPr>
-            <w:hyperlink r:id="rId101">
+            <w:hyperlink r:id="rId103">
               <w:r>
                 <w:rPr>
                   <w:rStyle w:val="Hyperlink"/>
@@ -18405,7 +18698,7 @@
             <w:pPr>
               <w:pStyle w:val="Compact"/>
             </w:pPr>
-            <w:hyperlink r:id="rId102">
+            <w:hyperlink r:id="rId104">
               <w:r>
                 <w:rPr>
                   <w:rStyle w:val="Hyperlink"/>
@@ -18434,7 +18727,7 @@
             <w:pPr>
               <w:pStyle w:val="Compact"/>
             </w:pPr>
-            <w:hyperlink r:id="rId103">
+            <w:hyperlink r:id="rId105">
               <w:r>
                 <w:rPr>
                   <w:rStyle w:val="Hyperlink"/>
@@ -18463,7 +18756,7 @@
             <w:pPr>
               <w:pStyle w:val="Compact"/>
             </w:pPr>
-            <w:hyperlink r:id="rId104">
+            <w:hyperlink r:id="rId106">
               <w:r>
                 <w:rPr>
                   <w:rStyle w:val="Hyperlink"/>
@@ -18492,7 +18785,7 @@
             <w:pPr>
               <w:pStyle w:val="Compact"/>
             </w:pPr>
-            <w:hyperlink r:id="rId105">
+            <w:hyperlink r:id="rId107">
               <w:r>
                 <w:rPr>
                   <w:rStyle w:val="Hyperlink"/>
@@ -18521,7 +18814,7 @@
             <w:pPr>
               <w:pStyle w:val="Compact"/>
             </w:pPr>
-            <w:hyperlink r:id="rId106">
+            <w:hyperlink r:id="rId108">
               <w:r>
                 <w:rPr>
                   <w:rStyle w:val="Hyperlink"/>
@@ -18550,7 +18843,7 @@
             <w:pPr>
               <w:pStyle w:val="Compact"/>
             </w:pPr>
-            <w:hyperlink r:id="rId107">
+            <w:hyperlink r:id="rId109">
               <w:r>
                 <w:rPr>
                   <w:rStyle w:val="Hyperlink"/>
@@ -18579,7 +18872,7 @@
             <w:pPr>
               <w:pStyle w:val="Compact"/>
             </w:pPr>
-            <w:hyperlink r:id="rId108">
+            <w:hyperlink r:id="rId110">
               <w:r>
                 <w:rPr>
                   <w:rStyle w:val="Hyperlink"/>
@@ -18608,7 +18901,7 @@
             <w:pPr>
               <w:pStyle w:val="Compact"/>
             </w:pPr>
-            <w:hyperlink r:id="rId109">
+            <w:hyperlink r:id="rId111">
               <w:r>
                 <w:rPr>
                   <w:rStyle w:val="Hyperlink"/>
@@ -18799,7 +19092,7 @@
         </w:tc>
       </w:tr>
     </w:tbl>
-    <w:bookmarkEnd w:id="110"/>
+    <w:bookmarkEnd w:id="112"/>
     <w:sectPr>
       <w:footnotePr>
         <w:numRestart w:val="eachSect"/>

--- a/inbox/Application Aware Networking/Book_00_FedAAN_Executive_Summary.docx
+++ b/inbox/Application Aware Networking/Book_00_FedAAN_Executive_Summary.docx
@@ -114,7 +114,7 @@
                     <a:graphicData uri="http://schemas.openxmlformats.org/drawingml/2006/picture">
                       <pic:pic>
                         <pic:nvPicPr>
-                          <pic:cNvPr descr="C:\Program Files\Quarto\share\formats\docx\warning.png" id="11" name="Picture"/>
+                          <pic:cNvPr descr="/opt/quarto/share/formats/docx/warning.png" id="11" name="Picture"/>
                           <pic:cNvPicPr>
                             <a:picLocks noChangeArrowheads="1" noChangeAspect="1"/>
                           </pic:cNvPicPr>
@@ -943,7 +943,7 @@
         <w:t xml:space="preserve"> </w:t>
       </w:r>
       <w:r>
-        <w:t xml:space="preserve">— AT family cybersecurity training program — activates KSI-022 (KSI-CED-RAT), making all 29 FedRAMP 20x CR26 KSIs evaluable at high confidence.</w:t>
+        <w:t xml:space="preserve">— AT family cybersecurity training program — activates KSI-022 (KSI-CED-RAT), making all 29 KSI rules in the series’ ADR-111 rule set evaluable at high confidence.</w:t>
       </w:r>
     </w:p>
     <w:p>
@@ -961,7 +961,7 @@
         <w:t xml:space="preserve"> </w:t>
       </w:r>
       <w:r>
-        <w:t xml:space="preserve">— OSCAL AP+AR+POA&amp;M bundle (29/29 KSIs self-assessed, pending 3PAO validation), continuous monitoring program, and BOD 26-04 VDR/VER submission — closing CA-2, CA-5, CA-6, CA-7, RA-3, and SA-15.</w:t>
+        <w:t xml:space="preserve">— OSCAL AP+AR+POA&amp;M bundle (29/29 rules self-assessed, pending independent security control assessment (SCA)), continuous monitoring program, and BOD 26-04 VDR/VER submission — closing CA-2, CA-5, CA-6, CA-7, RA-3, and SA-15.</w:t>
       </w:r>
     </w:p>
     <w:p>
@@ -980,13 +980,13 @@
           <w:b/>
           <w:bCs/>
         </w:rPr>
-        <w:t xml:space="preserve">Together, the nineteen books constitute the complete evidence-generation and authorization layer required for FedRAMP 20x continuous monitoring authorization.</w:t>
-      </w:r>
-      <w:r>
-        <w:t xml:space="preserve"> </w:t>
-      </w:r>
-      <w:r>
-        <w:t xml:space="preserve">Each book maps its implementations directly to the NIST SP 800-53 Rev 5 controls it closes, and Book 19 assembles those mappings into a machine-readable OSCAL authorization package ready for 3PAO validation.</w:t>
+        <w:t xml:space="preserve">Together, the nineteen books constitute the complete evidence-generation and authorization-package layer for the agency’s RMF authorization, with continuous-monitoring evidence structured in the FedRAMP 20x KSI idiom.</w:t>
+      </w:r>
+      <w:r>
+        <w:t xml:space="preserve"> </w:t>
+      </w:r>
+      <w:r>
+        <w:t xml:space="preserve">Each book maps its implementations directly to the NIST SP 800-53 Rev 5 controls it closes, and Book 19 assembles those mappings into a machine-readable OSCAL authorization package ready for independent SCA. The FedRAMP cloud services SSA consumes (M365 GCC, AWS GovCloud, DDI SaaS) are inherited as leveraged authorizations; SSA itself does not submit to the FedRAMP PMO.</w:t>
       </w:r>
     </w:p>
     <w:p>
@@ -1058,7 +1058,7 @@
         <w:t xml:space="preserve"> </w:t>
       </w:r>
       <w:r>
-        <w:t xml:space="preserve">(the distributed policy enforcement that makes direct internet access lawful). The Closure Necessity Doctrine below states the claim; the KSI Closure Necessity Matrix quantifies it against all 29 FedRAMP 20x KSI rules.</w:t>
+        <w:t xml:space="preserve">(the distributed policy enforcement that makes direct internet access lawful). The Closure Necessity Doctrine below states the claim; the KSI Closure Necessity Matrix quantifies it against all 29 KSI rules in the series’ ADR-111 rule set.</w:t>
       </w:r>
     </w:p>
     <w:p>
@@ -1100,7 +1100,7 @@
         <w:t xml:space="preserve"> </w:t>
       </w:r>
       <w:r>
-        <w:t xml:space="preserve">They are the structural prerequisites for operating at FedRAMP Moderate authorization under FedRAMP 20x rules, which are mandatory for all certified systems effective January 1, 2027.</w:t>
+        <w:t xml:space="preserve">They are the structural prerequisites for an agency Moderate authorization whose evidence survives the FedRAMP 20x transition. CR26 is mandatory for the cloud service offerings SSA inherits effective January 1, 2027; SSA’s obligation is to ensure inherited services are on the 20x path and to structure its own ConMon evidence on the same KSI schema so inheritance stays clean.</w:t>
       </w:r>
     </w:p>
     <w:p>
@@ -2104,7 +2104,7 @@
               <w:pStyle w:val="Compact"/>
             </w:pPr>
             <w:r>
-              <w:t xml:space="preserve">FedRAMP 20x authorization package · OSCAL AP+AR+POA&amp;M bundle · BOD 26-04 VDR/VER submission · CA-7 ConMon program</w:t>
+              <w:t xml:space="preserve">Agency RMF authorization package (ConMon evidence modeled on the FedRAMP 20x KSI schema) · OSCAL AP+AR+POA&amp;M bundle · BOD 26-04 VDR/VER submission · CA-7 ConMon program</w:t>
             </w:r>
           </w:p>
         </w:tc>
@@ -2368,7 +2368,7 @@
               <w:pStyle w:val="Compact"/>
             </w:pPr>
             <w:r>
-              <w:t xml:space="preserve">GCC Moderate systems can begin</w:t>
+              <w:t xml:space="preserve">Class C (Moderate) CSO certifications open — the pipeline SSA’s inherited providers enter</w:t>
             </w:r>
           </w:p>
         </w:tc>
@@ -3770,7 +3770,7 @@
         <w:t xml:space="preserve"> </w:t>
       </w:r>
       <w:r>
-        <w:t xml:space="preserve">These closure claims are made against the NIST SP 800-53 Rev 5 control baseline and FedRAMP 20x CR26 rules effective June 25, 2026. Changes to the control baseline, new FedRAMP-authorized product entries, or revised assessment guidance may alter these closure paths. Validate with OIS and the agency’s 3PAO before using these claims as the basis for authorization decisions.</w:t>
+        <w:t xml:space="preserve">These closure claims are made against the NIST SP 800-53 Rev 5 control baseline and FedRAMP 20x CR26 rules effective June 25, 2026. Changes to the control baseline, new FedRAMP-authorized product entries, or revised assessment guidance may alter these closure paths. Validate with OIS and the agency’s independent assessor before using these claims as the basis for authorization decisions.</w:t>
       </w:r>
     </w:p>
     <w:tbl>
@@ -3819,7 +3819,7 @@
                     <a:graphicData uri="http://schemas.openxmlformats.org/drawingml/2006/picture">
                       <pic:pic>
                         <pic:nvPicPr>
-                          <pic:cNvPr descr="C:\Program Files\Quarto\share\formats\docx\important.png" id="25" name="Picture"/>
+                          <pic:cNvPr descr="/opt/quarto/share/formats/docx/important.png" id="25" name="Picture"/>
                           <pic:cNvPicPr>
                             <a:picLocks noChangeArrowheads="1" noChangeAspect="1"/>
                           </pic:cNvPicPr>
@@ -4112,7 +4112,7 @@
                     <a:graphicData uri="http://schemas.openxmlformats.org/drawingml/2006/picture">
                       <pic:pic>
                         <pic:nvPicPr>
-                          <pic:cNvPr descr="C:\Program Files\Quarto\share\formats\docx\important.png" id="27" name="Picture"/>
+                          <pic:cNvPr descr="/opt/quarto/share/formats/docx/important.png" id="27" name="Picture"/>
                           <pic:cNvPicPr>
                             <a:picLocks noChangeArrowheads="1" noChangeAspect="1"/>
                           </pic:cNvPicPr>
@@ -5538,7 +5538,7 @@
                     <a:graphicData uri="http://schemas.openxmlformats.org/drawingml/2006/picture">
                       <pic:pic>
                         <pic:nvPicPr>
-                          <pic:cNvPr descr="C:\Program Files\Quarto\share\formats\docx\note.png" id="40" name="Picture"/>
+                          <pic:cNvPr descr="/opt/quarto/share/formats/docx/note.png" id="40" name="Picture"/>
                           <pic:cNvPicPr>
                             <a:picLocks noChangeArrowheads="1" noChangeAspect="1"/>
                           </pic:cNvPicPr>
@@ -5601,7 +5601,7 @@
               <w:spacing w:before="16" w:after="16"/>
             </w:pPr>
             <w:r>
-              <w:t xml:space="preserve">SD-WAN and SASE SSE vendor selections are pending agency procurement review. The shortlists in this series reflect FedRAMP authorization status and federal use-case alignment at time of writing. Final selection requires validation against current FedRAMP Marketplace listings, agency-specific environment testing, and applicable procurement authority. All KSI self-assessments are self-assessed pending independent 3PAO validation.</w:t>
+              <w:t xml:space="preserve">SD-WAN and SASE SSE vendor selections are pending agency procurement review. The shortlists in this series reflect FedRAMP authorization status and federal use-case alignment at time of writing. Final selection requires validation against current FedRAMP Marketplace listings, agency-specific environment testing, and applicable procurement authority. All KSI self-assessments are self-assessed pending independent security control assessment (SCA).</w:t>
             </w:r>
           </w:p>
           <w:p/>
@@ -6324,31 +6324,109 @@
         <w:pStyle w:val="FirstParagraph"/>
       </w:pPr>
       <w:r>
-        <w:t xml:space="preserve">The authoritative closure-necessity view for all 29 FedRAMP 20x CR26 KSI rules.</w:t>
-      </w:r>
-      <w:r>
-        <w:t xml:space="preserve"> </w:t>
-      </w:r>
-      <w:r>
-        <w:t xml:space="preserve">Each row states what closes the rule set, whether conformance tooling alone can</w:t>
-      </w:r>
-      <w:r>
-        <w:t xml:space="preserve"> </w:t>
-      </w:r>
-      <w:r>
-        <w:t xml:space="preserve">attest it, and which evidence slot and series part carry it. Book 19 documents</w:t>
-      </w:r>
-      <w:r>
-        <w:t xml:space="preserve"> </w:t>
-      </w:r>
-      <w:r>
-        <w:t xml:space="preserve">the evidence procedures; this matrix is the citable summary. All verdicts are</w:t>
-      </w:r>
-      <w:r>
-        <w:t xml:space="preserve"> </w:t>
-      </w:r>
-      <w:r>
-        <w:t xml:space="preserve">self-assessed pending independent 3PAO validation.</w:t>
+        <w:t xml:space="preserve">The authoritative closure-necessity view for all 29 KSI rules in the series’</w:t>
+      </w:r>
+      <w:r>
+        <w:t xml:space="preserve"> </w:t>
+      </w:r>
+      <w:r>
+        <w:t xml:space="preserve">ADR-111 rule set. Each row states what closes the rule set, whether conformance</w:t>
+      </w:r>
+      <w:r>
+        <w:t xml:space="preserve"> </w:t>
+      </w:r>
+      <w:r>
+        <w:t xml:space="preserve">tooling alone can attest it, and which evidence slot and series part carry it.</w:t>
+      </w:r>
+      <w:r>
+        <w:t xml:space="preserve"> </w:t>
+      </w:r>
+      <w:r>
+        <w:t xml:space="preserve">Book 19 documents the evidence procedures; this matrix is the citable summary.</w:t>
+      </w:r>
+      <w:r>
+        <w:t xml:space="preserve"> </w:t>
+      </w:r>
+      <w:r>
+        <w:t xml:space="preserve">All verdicts are self-assessed pending independent security control assessment</w:t>
+      </w:r>
+      <w:r>
+        <w:t xml:space="preserve"> </w:t>
+      </w:r>
+      <w:r>
+        <w:t xml:space="preserve">(SCA).</w:t>
+      </w:r>
+    </w:p>
+    <w:p>
+      <w:pPr>
+        <w:pStyle w:val="BlockText"/>
+      </w:pPr>
+      <w:r>
+        <w:rPr>
+          <w:b/>
+          <w:bCs/>
+        </w:rPr>
+        <w:t xml:space="preserve">KSI-count reconciliation (open item).</w:t>
+      </w:r>
+      <w:r>
+        <w:t xml:space="preserve"> </w:t>
+      </w:r>
+      <w:r>
+        <w:t xml:space="preserve">The 29 rules in this matrix are the</w:t>
+      </w:r>
+      <w:r>
+        <w:t xml:space="preserve"> </w:t>
+      </w:r>
+      <w:r>
+        <w:t xml:space="preserve">ADR-111 rule decomposition, not the published CR26 Moderate KSI catalog</w:t>
+      </w:r>
+      <w:r>
+        <w:t xml:space="preserve"> </w:t>
+      </w:r>
+      <w:r>
+        <w:t xml:space="preserve">(~56–63 indicators across the same 10 theme codes, depending on counting</w:t>
+      </w:r>
+      <w:r>
+        <w:t xml:space="preserve"> </w:t>
+      </w:r>
+      <w:r>
+        <w:t xml:space="preserve">method). Before any coverage claim is carried into an authorization decision,</w:t>
+      </w:r>
+      <w:r>
+        <w:t xml:space="preserve"> </w:t>
+      </w:r>
+      <w:r>
+        <w:t xml:space="preserve">the 29-rule set must be diffed rule-ID-by-rule-ID against the finalized CR26</w:t>
+      </w:r>
+      <w:r>
+        <w:t xml:space="preserve"> </w:t>
+      </w:r>
+      <w:r>
+        <w:t xml:space="preserve">Moderate list (June 25, 2026) and the mapping stated explicitly. Until that</w:t>
+      </w:r>
+      <w:r>
+        <w:t xml:space="preserve"> </w:t>
+      </w:r>
+      <w:r>
+        <w:t xml:space="preserve">reconciliation is documented,</w:t>
+      </w:r>
+      <w:r>
+        <w:t xml:space="preserve"> </w:t>
+      </w:r>
+      <w:r>
+        <w:t xml:space="preserve">“29/29 satisfied”</w:t>
+      </w:r>
+      <w:r>
+        <w:t xml:space="preserve"> </w:t>
+      </w:r>
+      <w:r>
+        <w:t xml:space="preserve">is a claim about the internal</w:t>
+      </w:r>
+      <w:r>
+        <w:t xml:space="preserve"> </w:t>
+      </w:r>
+      <w:r>
+        <w:t xml:space="preserve">rule set — not about the full CR26 indicator set.</w:t>
       </w:r>
     </w:p>
     <w:p>
@@ -7738,7 +7816,7 @@
                     <a:graphicData uri="http://schemas.openxmlformats.org/drawingml/2006/picture">
                       <pic:pic>
                         <pic:nvPicPr>
-                          <pic:cNvPr descr="C:\Program Files\Quarto\share\formats\docx\note.png" id="50" name="Picture"/>
+                          <pic:cNvPr descr="/opt/quarto/share/formats/docx/note.png" id="50" name="Picture"/>
                           <pic:cNvPicPr>
                             <a:picLocks noChangeArrowheads="1" noChangeAspect="1"/>
                           </pic:cNvPicPr>
@@ -17648,7 +17726,7 @@
         <w:t xml:space="preserve"> </w:t>
       </w:r>
       <w:r>
-        <w:t xml:space="preserve">FedRAMP 20x Consolidated Rules are mandatory for all certified systems on January 1, 2027. New Rev 5 certifications cease June 11, 2027. Agencies that have not begun the transition to machine-readable KSI evidence by Q3 2026 will face authorization gaps at renewal. All tracks must be in active implementation — not in planning — by Q4 2026.</w:t>
+        <w:t xml:space="preserve">FedRAMP 20x Consolidated Rules are mandatory on January 1, 2027 for the certified cloud service offerings SSA inherits. New Rev 5 certifications cease June 11, 2027. An agency whose inherited services transition to machine-readable KSI evidence while its own ConMon evidence stays manual will face inheritance friction at renewal — which is why this series structures agency evidence on the same KSI schema. All tracks must be in active implementation — not in planning — by Q4 2026.</w:t>
       </w:r>
     </w:p>
     <w:p>
@@ -17669,10 +17747,86 @@
     </w:p>
     <w:p>
       <w:pPr>
+        <w:pStyle w:val="FirstParagraph"/>
+      </w:pPr>
+      <w:r>
+        <w:t xml:space="preserve">The roadmap tracks two things that must not be conflated:</w:t>
+      </w:r>
+      <w:r>
+        <w:t xml:space="preserve"> </w:t>
+      </w:r>
+      <w:r>
+        <w:rPr>
+          <w:b/>
+          <w:bCs/>
+        </w:rPr>
+        <w:t xml:space="preserve">authoring</w:t>
+      </w:r>
+      <w:r>
+        <w:t xml:space="preserve"> </w:t>
+      </w:r>
+      <w:r>
+        <w:t xml:space="preserve">(the</w:t>
+      </w:r>
+      <w:r>
+        <w:t xml:space="preserve"> </w:t>
+      </w:r>
+      <w:r>
+        <w:t xml:space="preserve">books, templates, and evidence pipeline — complete as of July 2026) and</w:t>
+      </w:r>
+      <w:r>
+        <w:t xml:space="preserve"> </w:t>
+      </w:r>
+      <w:r>
+        <w:rPr>
+          <w:b/>
+          <w:bCs/>
+        </w:rPr>
+        <w:t xml:space="preserve">implementation</w:t>
+      </w:r>
+      <w:r>
+        <w:t xml:space="preserve"> </w:t>
+      </w:r>
+      <w:r>
+        <w:t xml:space="preserve">(deployment against the estate — not started; draft pending</w:t>
+      </w:r>
+      <w:r>
+        <w:t xml:space="preserve"> </w:t>
+      </w:r>
+      <w:r>
+        <w:t xml:space="preserve">OIS review). Phase dates below are implementation milestones;</w:t>
+      </w:r>
+      <w:r>
+        <w:t xml:space="preserve"> </w:t>
+      </w:r>
+      <w:r>
+        <w:t xml:space="preserve">“Authored”</w:t>
+      </w:r>
+      <w:r>
+        <w:t xml:space="preserve"> </w:t>
+      </w:r>
+      <w:r>
+        <w:t xml:space="preserve">means</w:t>
+      </w:r>
+      <w:r>
+        <w:t xml:space="preserve"> </w:t>
+      </w:r>
+      <w:r>
+        <w:t xml:space="preserve">the deliverable documents and tooling exist, not that the milestone has been</w:t>
+      </w:r>
+      <w:r>
+        <w:t xml:space="preserve"> </w:t>
+      </w:r>
+      <w:r>
+        <w:t xml:space="preserve">executed.</w:t>
+      </w:r>
+    </w:p>
+    <w:p>
+      <w:pPr>
         <w:pStyle w:val="TableCaption"/>
       </w:pPr>
       <w:r>
-        <w:t xml:space="preserve">Phased Delivery Roadmap — Phase 0 through Phase 6</w:t>
+        <w:t xml:space="preserve">Phased Delivery Roadmap — Phase 0 through Phase 6 (authoring vs. implementation)</w:t>
       </w:r>
     </w:p>
     <w:tbl>
@@ -17681,13 +17835,14 @@
         <w:tblW w:type="pct" w:w="5000"/>
         <w:tblLayout w:type="fixed"/>
         <w:tblLook w:firstRow="1" w:lastRow="0" w:firstColumn="0" w:lastColumn="0" w:noHBand="0" w:noVBand="0" w:val="0020"/>
-        <w:tblCaption w:val="Phased Delivery Roadmap — Phase 0 through Phase 6"/>
+        <w:tblCaption w:val="Phased Delivery Roadmap — Phase 0 through Phase 6 (authoring vs. implementation)"/>
       </w:tblPr>
       <w:tblGrid>
-        <w:gridCol w:w="1421"/>
-        <w:gridCol w:w="2030"/>
-        <w:gridCol w:w="1624"/>
-        <w:gridCol w:w="2843"/>
+        <w:gridCol w:w="955"/>
+        <w:gridCol w:w="1365"/>
+        <w:gridCol w:w="1502"/>
+        <w:gridCol w:w="2184"/>
+        <w:gridCol w:w="1911"/>
       </w:tblGrid>
       <w:tr>
         <w:trPr>
@@ -17722,7 +17877,18 @@
               <w:pStyle w:val="Compact"/>
             </w:pPr>
             <w:r>
-              <w:t xml:space="preserve">Status</w:t>
+              <w:t xml:space="preserve">Authoring</w:t>
+            </w:r>
+          </w:p>
+        </w:tc>
+        <w:tc>
+          <w:tcPr/>
+          <w:p>
+            <w:pPr>
+              <w:pStyle w:val="Compact"/>
+            </w:pPr>
+            <w:r>
+              <w:t xml:space="preserve">Implementation</w:t>
             </w:r>
           </w:p>
         </w:tc>
@@ -17783,6 +17949,17 @@
               <w:pStyle w:val="Compact"/>
             </w:pPr>
             <w:r>
+              <w:t xml:space="preserve">⬜ Not started</w:t>
+            </w:r>
+          </w:p>
+        </w:tc>
+        <w:tc>
+          <w:tcPr/>
+          <w:p>
+            <w:pPr>
+              <w:pStyle w:val="Compact"/>
+            </w:pPr>
+            <w:r>
               <w:t xml:space="preserve">Parts 1 and 5–14 delivered; Conformance Adapter slots 1–4 bound</w:t>
             </w:r>
           </w:p>
@@ -17833,6 +18010,17 @@
               <w:pStyle w:val="Compact"/>
             </w:pPr>
             <w:r>
+              <w:t xml:space="preserve">⬜ Not started</w:t>
+            </w:r>
+          </w:p>
+        </w:tc>
+        <w:tc>
+          <w:tcPr/>
+          <w:p>
+            <w:pPr>
+              <w:pStyle w:val="Compact"/>
+            </w:pPr>
+            <w:r>
               <w:t xml:space="preserve">Part 15 SR/SBOM/VDR; Adapter SR slot bound; KSI-011–014 → active</w:t>
             </w:r>
           </w:p>
@@ -17883,6 +18071,17 @@
               <w:pStyle w:val="Compact"/>
             </w:pPr>
             <w:r>
+              <w:t xml:space="preserve">⬜ Not started</w:t>
+            </w:r>
+          </w:p>
+        </w:tc>
+        <w:tc>
+          <w:tcPr/>
+          <w:p>
+            <w:pPr>
+              <w:pStyle w:val="Compact"/>
+            </w:pPr>
+            <w:r>
               <w:t xml:space="preserve">OSCAL Emitter AR output; Part 16 PM governance artifacts; CR26 SR/PM rules</w:t>
             </w:r>
           </w:p>
@@ -17933,7 +18132,18 @@
               <w:pStyle w:val="Compact"/>
             </w:pPr>
             <w:r>
-              <w:t xml:space="preserve">Part 17 PT/PII templates; Part 18 AT training program; KSI-022 → active; all 29 CR26 KSIs evaluable</w:t>
+              <w:t xml:space="preserve">⬜ Not started</w:t>
+            </w:r>
+          </w:p>
+        </w:tc>
+        <w:tc>
+          <w:tcPr/>
+          <w:p>
+            <w:pPr>
+              <w:pStyle w:val="Compact"/>
+            </w:pPr>
+            <w:r>
+              <w:t xml:space="preserve">Part 17 PT/PII templates; Part 18 AT training program; KSI-022 → active; all 29 ADR-111 KSI rules evaluable</w:t>
             </w:r>
           </w:p>
         </w:tc>
@@ -17983,7 +18193,18 @@
               <w:pStyle w:val="Compact"/>
             </w:pPr>
             <w:r>
-              <w:t xml:space="preserve">BOD 26-04 VDR/VER submission (Dec 7); Authorization package filed; OSCAL AP+AR+POAM bundle (29/29 self-assessed, pending 3PAO validation)</w:t>
+              <w:t xml:space="preserve">⬜ Not started</w:t>
+            </w:r>
+          </w:p>
+        </w:tc>
+        <w:tc>
+          <w:tcPr/>
+          <w:p>
+            <w:pPr>
+              <w:pStyle w:val="Compact"/>
+            </w:pPr>
+            <w:r>
+              <w:t xml:space="preserve">BOD 26-04 VDR/VER submission (due Dec 7); Authorization package assembled for the SSA AO; OSCAL AP+AR+POAM bundle (29/29 self-assessed, pending independent SCA)</w:t>
             </w:r>
           </w:p>
         </w:tc>
@@ -18033,7 +18254,18 @@
               <w:pStyle w:val="Compact"/>
             </w:pPr>
             <w:r>
-              <w:t xml:space="preserve">FedRAMP 20x mandatory deadline; All 19 books operational; Continuous monitoring cadence established</w:t>
+              <w:t xml:space="preserve">⬜ Not started</w:t>
+            </w:r>
+          </w:p>
+        </w:tc>
+        <w:tc>
+          <w:tcPr/>
+          <w:p>
+            <w:pPr>
+              <w:pStyle w:val="Compact"/>
+            </w:pPr>
+            <w:r>
+              <w:t xml:space="preserve">CR26 mandatory for inherited CSOs; All 19 books operational; Continuous monitoring cadence established</w:t>
             </w:r>
           </w:p>
         </w:tc>
@@ -18072,7 +18304,18 @@
               <w:pStyle w:val="Compact"/>
             </w:pPr>
             <w:r>
-              <w:t xml:space="preserve">🔄 Active</w:t>
+              <w:t xml:space="preserve">✅ Complete</w:t>
+            </w:r>
+          </w:p>
+        </w:tc>
+        <w:tc>
+          <w:tcPr/>
+          <w:p>
+            <w:pPr>
+              <w:pStyle w:val="Compact"/>
+            </w:pPr>
+            <w:r>
+              <w:t xml:space="preserve">⬜ Not started</w:t>
             </w:r>
           </w:p>
         </w:tc>
@@ -18918,7 +19161,7 @@
               <w:pStyle w:val="Compact"/>
             </w:pPr>
             <w:r>
-              <w:t xml:space="preserve">Part 19: FedRAMP 20x authorization package structure, OSCAL AP+AR+POA&amp;M bundle (29/29 self-assessed, pending 3PAO validation), CA-7 ConMon program, BOD 26-04 VDR/VER submission, AO checklist, day-of-submission procedure</w:t>
+              <w:t xml:space="preserve">Part 19: authorization package structure, OSCAL AP+AR+POA&amp;M bundle (29/29 self-assessed, pending independent SCA), CA-7 ConMon program, BOD 26-04 VDR/VER submission, AO authorization checklist, authorization-decision procedure</w:t>
             </w:r>
           </w:p>
         </w:tc>

--- a/inbox/Application Aware Networking/Book_00_FedAAN_Executive_Summary.docx
+++ b/inbox/Application Aware Networking/Book_00_FedAAN_Executive_Summary.docx
@@ -9327,7 +9327,7 @@
               <w:pStyle w:val="Compact"/>
             </w:pPr>
             <w:r>
-              <w:t xml:space="preserve">InfoBlox DDI (inherited ATO)</w:t>
+              <w:t xml:space="preserve">InfoBlox DDI (Path A: inherited CSO / Path B: agency-carried)</w:t>
             </w:r>
           </w:p>
         </w:tc>
@@ -9349,7 +9349,7 @@
               <w:pStyle w:val="Compact"/>
             </w:pPr>
             <w:r>
-              <w:t xml:space="preserve">Unified DDI architecture documented in SSP; InfoBlox FedRAMP ATO cited as inherited control for DDI layer</w:t>
+              <w:t xml:space="preserve">Unified DDI architecture documented in SSP; under Path A the InfoBlox CSO is cited as an inherited control for the DDI layer, under Path B (the closer fit for SSA’s topology per Book 01) the DDI layer is documented as an agency-operated component with natively generated evidence</w:t>
             </w:r>
           </w:p>
         </w:tc>
@@ -9399,7 +9399,7 @@
         <w:t xml:space="preserve"> </w:t>
       </w:r>
       <w:r>
-        <w:t xml:space="preserve">InfoBlox WAPI provides all DDI evidence in machine-readable JSON format — the native evidence format for FedRAMP 20x Key Security Indicators. InfoBlox is the only DDI platform that generates KSI-compliant evidence without additional tooling.</w:t>
+        <w:t xml:space="preserve">InfoBlox WAPI generates all DDI evidence natively as machine-readable JSON — the evidence format the FedRAMP 20x KSI schema expects — with no additional tooling. Mechanism-class peers with full REST APIs (e.g., BlueCat) can satisfy the same evidence contract; the ConMon roadmap’s alternatives matrix documents the substitution consequences.</w:t>
       </w:r>
     </w:p>
     <w:p>
@@ -10023,6 +10023,38 @@
       </w:pPr>
       <w:r>
         <w:t xml:space="preserve">11. Part 5 — Network and Identity Modernization: Entra ID + ZTNA + Active Governance Closes 12 NIST Controls</w:t>
+      </w:r>
+    </w:p>
+    <w:p>
+      <w:pPr>
+        <w:pStyle w:val="BlockText"/>
+      </w:pPr>
+      <w:r>
+        <w:rPr>
+          <w:b/>
+          <w:bCs/>
+        </w:rPr>
+        <w:t xml:space="preserve">“Active Governance”</w:t>
+      </w:r>
+      <w:r>
+        <w:rPr>
+          <w:b/>
+          <w:bCs/>
+        </w:rPr>
+        <w:t xml:space="preserve"> </w:t>
+      </w:r>
+      <w:r>
+        <w:rPr>
+          <w:b/>
+          <w:bCs/>
+        </w:rPr>
+        <w:t xml:space="preserve">is an architectural pattern, not a product.</w:t>
+      </w:r>
+      <w:r>
+        <w:t xml:space="preserve"> </w:t>
+      </w:r>
+      <w:r>
+        <w:t xml:space="preserve">Wherever it appears in this document’s technology columns, it names a control-plane role: continuously observe actual state, compare it to desired state, and emit machine-readable reconciliation records. Any conformance/reconciliation engine that satisfies that contract fills the role; no product selection is implied.</w:t>
       </w:r>
     </w:p>
     <w:bookmarkStart w:id="61" w:name="what-this-document-addresses-4"/>
@@ -18490,13 +18522,13 @@
               <w:rPr>
                 <w:rStyle w:val="VerbatimChar"/>
               </w:rPr>
-              <w:t xml:space="preserve">trestle</w:t>
+              <w:t xml:space="preserve">uiao oscal bundle</w:t>
             </w:r>
             <w:r>
               <w:t xml:space="preserve"> </w:t>
             </w:r>
             <w:r>
-              <w:t xml:space="preserve">(IBM) or custom Python emitter against OSCAL 1.1 schema</w:t>
+              <w:t xml:space="preserve">Python emitter — OSCAL document version pinned in Book 19 §2.1 (currently 1.0.4); verify FedRAMP’s current machine-readable schema target before each authorization-cycle freeze</w:t>
             </w:r>
           </w:p>
         </w:tc>
